--- a/docs/Manual_Usuario_HOTEL_Control_Pedidos.docx
+++ b/docs/Manual_Usuario_HOTEL_Control_Pedidos.docx
@@ -234,7 +234,7 @@
           <w:sz w:val="20"/>
           <w:szCs w:val="20"/>
         </w:rPr>
-        <w:t xml:space="preserve">V 12.32.96</w:t>
+        <w:t xml:space="preserve">V 12.33.14</w:t>
       </w:r>
       <w:r>
         <w:rPr>
@@ -4968,7 +4968,135 @@
                 <w:sz w:val="20"/>
                 <w:szCs w:val="20"/>
               </w:rPr>
-              <w:t xml:space="preserve">.</w:t>
+              <w:t xml:space="preserve">. Si subes el PDF del albarán (forma rápida), la aplicación los rellena sola.</w:t>
+            </w:r>
+          </w:p>
+        </w:tc>
+      </w:tr>
+    </w:tbl>
+    <w:p>
+      <w:pPr>
+        <w:spacing w:after="100"/>
+      </w:pPr>
+    </w:p>
+    <w:tbl>
+      <w:tblPr>
+        <w:tblW w:type="dxa" w:w="10206"/>
+        <w:tblBorders>
+          <w:top w:val="single" w:color="auto" w:sz="4"/>
+          <w:left w:val="single" w:color="auto" w:sz="4"/>
+          <w:bottom w:val="single" w:color="auto" w:sz="4"/>
+          <w:right w:val="single" w:color="auto" w:sz="4"/>
+          <w:insideH w:val="single" w:color="auto" w:sz="4"/>
+          <w:insideV w:val="single" w:color="auto" w:sz="4"/>
+        </w:tblBorders>
+      </w:tblPr>
+      <w:tblGrid>
+        <w:gridCol w:w="10206"/>
+      </w:tblGrid>
+      <w:tr>
+        <w:trPr>
+          <w:cantSplit/>
+        </w:trPr>
+        <w:tc>
+          <w:tcPr>
+            <w:tcW w:type="dxa" w:w="10206"/>
+            <w:tcBorders>
+              <w:top w:val="none" w:color="FFFFFF" w:sz="0"/>
+              <w:left w:val="single" w:color="C9A84C" w:sz="36"/>
+              <w:bottom w:val="none" w:color="FFFFFF" w:sz="0"/>
+              <w:right w:val="none" w:color="FFFFFF" w:sz="0"/>
+            </w:tcBorders>
+            <w:shd w:fill="FFF7E0" w:color="auto" w:val="clear"/>
+            <w:tcMar>
+              <w:top w:type="dxa" w:w="100"/>
+              <w:left w:type="dxa" w:w="200"/>
+              <w:bottom w:type="dxa" w:w="100"/>
+              <w:right w:type="dxa" w:w="160"/>
+            </w:tcMar>
+            <w:vAlign w:val="top"/>
+          </w:tcPr>
+          <w:p>
+            <w:pPr>
+              <w:keepNext/>
+              <w:spacing w:after="40"/>
+            </w:pPr>
+            <w:r>
+              <w:rPr>
+                <w:rFonts w:ascii="Arial" w:cs="Arial" w:eastAsia="Arial" w:hAnsi="Arial"/>
+                <w:b/>
+                <w:bCs/>
+                <w:color w:val="8A6D1F"/>
+                <w:sz w:val="21"/>
+                <w:szCs w:val="21"/>
+              </w:rPr>
+              <w:t xml:space="preserve">Dos formas de registrar una entrada</w:t>
+            </w:r>
+          </w:p>
+          <w:p>
+            <w:pPr>
+              <w:keepLines/>
+              <w:spacing w:after="20" w:line="300"/>
+            </w:pPr>
+            <w:r>
+              <w:rPr>
+                <w:rFonts w:ascii="Arial" w:cs="Arial" w:eastAsia="Arial" w:hAnsi="Arial"/>
+                <w:b/>
+                <w:bCs/>
+                <w:color w:val="0F2044"/>
+                <w:sz w:val="20"/>
+                <w:szCs w:val="20"/>
+              </w:rPr>
+              <w:t xml:space="preserve">Rápida:</w:t>
+            </w:r>
+            <w:r>
+              <w:rPr>
+                <w:rFonts w:ascii="Arial" w:cs="Arial" w:eastAsia="Arial" w:hAnsi="Arial"/>
+                <w:color w:val="1C2740"/>
+                <w:sz w:val="20"/>
+                <w:szCs w:val="20"/>
+              </w:rPr>
+              <w:t xml:space="preserve"> sube el </w:t>
+            </w:r>
+            <w:r>
+              <w:rPr>
+                <w:rFonts w:ascii="Arial" w:cs="Arial" w:eastAsia="Arial" w:hAnsi="Arial"/>
+                <w:b/>
+                <w:bCs/>
+                <w:color w:val="0F2044"/>
+                <w:sz w:val="20"/>
+                <w:szCs w:val="20"/>
+              </w:rPr>
+              <w:t xml:space="preserve">PDF del albarán</w:t>
+            </w:r>
+            <w:r>
+              <w:rPr>
+                <w:rFonts w:ascii="Arial" w:cs="Arial" w:eastAsia="Arial" w:hAnsi="Arial"/>
+                <w:color w:val="1C2740"/>
+                <w:sz w:val="20"/>
+                <w:szCs w:val="20"/>
+              </w:rPr>
+              <w:t xml:space="preserve"> y la aplicación rellena la entrada por ti (apartados A y B). </w:t>
+            </w:r>
+            <w:r>
+              <w:rPr>
+                <w:rFonts w:ascii="Arial" w:cs="Arial" w:eastAsia="Arial" w:hAnsi="Arial"/>
+                <w:b/>
+                <w:bCs/>
+                <w:color w:val="0F2044"/>
+                <w:sz w:val="20"/>
+                <w:szCs w:val="20"/>
+              </w:rPr>
+              <w:t xml:space="preserve">A mano:</w:t>
+            </w:r>
+            <w:r>
+              <w:rPr>
+                <w:rFonts w:ascii="Arial" w:cs="Arial" w:eastAsia="Arial" w:hAnsi="Arial"/>
+                <w:color w:val="1C2740"/>
+                <w:sz w:val="20"/>
+                <w:szCs w:val="20"/>
+              </w:rPr>
+              <w:t xml:space="preserve"> rellénala tú siguiendo los pasos 1 a 3 que verás más abajo. Las dos dejan el mismo resultado; puedes usar la que prefieras.</w:t>
             </w:r>
           </w:p>
         </w:tc>
@@ -4997,7 +5125,977 @@
           <w:sz w:val="25"/>
           <w:szCs w:val="25"/>
         </w:rPr>
-        <w:t xml:space="preserve">Paso 1 · Abre el pedido</w:t>
+        <w:t xml:space="preserve">Forma rápida · A. Saca el albarán en PDF desde DALI</w:t>
+      </w:r>
+    </w:p>
+    <w:p>
+      <w:pPr>
+        <w:keepLines/>
+        <w:spacing w:after="100" w:line="300"/>
+      </w:pPr>
+      <w:r>
+        <w:rPr>
+          <w:rFonts w:ascii="Arial" w:cs="Arial" w:eastAsia="Arial" w:hAnsi="Arial"/>
+          <w:color w:val="1C2740"/>
+          <w:sz w:val="21"/>
+          <w:szCs w:val="21"/>
+        </w:rPr>
+        <w:t xml:space="preserve">Con el albarán abierto en la pantalla </w:t>
+      </w:r>
+      <w:r>
+        <w:rPr>
+          <w:rFonts w:ascii="Arial" w:cs="Arial" w:eastAsia="Arial" w:hAnsi="Arial"/>
+          <w:b/>
+          <w:bCs/>
+          <w:color w:val="0F2044"/>
+          <w:sz w:val="21"/>
+          <w:szCs w:val="21"/>
+        </w:rPr>
+        <w:t xml:space="preserve">Compras</w:t>
+      </w:r>
+      <w:r>
+        <w:rPr>
+          <w:rFonts w:ascii="Arial" w:cs="Arial" w:eastAsia="Arial" w:hAnsi="Arial"/>
+          <w:color w:val="1C2740"/>
+          <w:sz w:val="21"/>
+          <w:szCs w:val="21"/>
+        </w:rPr>
+        <w:t xml:space="preserve"> de DALI, sácalo en PDF. </w:t>
+      </w:r>
+      <w:r>
+        <w:rPr>
+          <w:rFonts w:ascii="Arial" w:cs="Arial" w:eastAsia="Arial" w:hAnsi="Arial"/>
+          <w:b/>
+          <w:bCs/>
+          <w:color w:val="0F2044"/>
+          <w:sz w:val="21"/>
+          <w:szCs w:val="21"/>
+        </w:rPr>
+        <w:t xml:space="preserve">Hazlo con cada albarán por separado</w:t>
+      </w:r>
+      <w:r>
+        <w:rPr>
+          <w:rFonts w:ascii="Arial" w:cs="Arial" w:eastAsia="Arial" w:hAnsi="Arial"/>
+          <w:color w:val="1C2740"/>
+          <w:sz w:val="21"/>
+          <w:szCs w:val="21"/>
+        </w:rPr>
+        <w:t xml:space="preserve"> (DALI imprime uno cada vez).</w:t>
+      </w:r>
+    </w:p>
+    <w:p>
+      <w:pPr>
+        <w:keepNext/>
+        <w:spacing w:after="40" w:before="40"/>
+        <w:jc w:val="center"/>
+      </w:pPr>
+      <w:r>
+        <w:drawing>
+          <wp:inline distT="0" distB="0" distL="0" distR="0">
+            <wp:extent cx="4181475" cy="3067050"/>
+            <wp:effectExtent t="0" r="0" b="0" l="0"/>
+            <wp:docPr id="1" name="h_dali_1" descr="h_dali_1" title="h_dali_1"/>
+            <wp:cNvGraphicFramePr>
+              <a:graphicFrameLocks xmlns:a="http://schemas.openxmlformats.org/drawingml/2006/main" noChangeAspect="1"/>
+            </wp:cNvGraphicFramePr>
+            <a:graphic xmlns:a="http://schemas.openxmlformats.org/drawingml/2006/main">
+              <a:graphicData uri="http://schemas.openxmlformats.org/drawingml/2006/picture">
+                <pic:pic xmlns:pic="http://schemas.openxmlformats.org/drawingml/2006/picture">
+                  <pic:nvPicPr>
+                    <pic:cNvPr id="0" name="" descr=""/>
+                    <pic:cNvPicPr>
+                      <a:picLocks noChangeAspect="1" noChangeArrowheads="1"/>
+                    </pic:cNvPicPr>
+                  </pic:nvPicPr>
+                  <pic:blipFill>
+                    <a:blip r:embed="rId16" cstate="none"/>
+                    <a:srcRect/>
+                    <a:stretch>
+                      <a:fillRect/>
+                    </a:stretch>
+                  </pic:blipFill>
+                  <pic:spPr bwMode="auto">
+                    <a:xfrm>
+                      <a:off x="0" y="0"/>
+                      <a:ext cx="4181475" cy="3067050"/>
+                    </a:xfrm>
+                    <a:prstGeom prst="rect">
+                      <a:avLst/>
+                    </a:prstGeom>
+                  </pic:spPr>
+                </pic:pic>
+              </a:graphicData>
+            </a:graphic>
+          </wp:inline>
+        </w:drawing>
+      </w:r>
+    </w:p>
+    <w:p>
+      <w:pPr>
+        <w:spacing w:after="140"/>
+        <w:jc w:val="center"/>
+      </w:pPr>
+      <w:r>
+        <w:rPr>
+          <w:rFonts w:ascii="Arial" w:cs="Arial" w:eastAsia="Arial" w:hAnsi="Arial"/>
+          <w:i/>
+          <w:iCs/>
+          <w:color w:val="7A8599"/>
+          <w:sz w:val="17"/>
+          <w:szCs w:val="17"/>
+        </w:rPr>
+        <w:t xml:space="preserve">Albarán abierto en DALI (pantalla Compras).</w:t>
+      </w:r>
+    </w:p>
+    <w:p>
+      <w:pPr>
+        <w:keepNext/>
+        <w:keepLines/>
+        <w:tabs>
+          <w:tab w:val="left" w:pos="460"/>
+        </w:tabs>
+        <w:spacing w:after="70" w:line="280"/>
+        <w:ind w:left="460" w:hanging="460"/>
+      </w:pPr>
+      <w:r>
+        <w:rPr>
+          <w:rFonts w:ascii="Arial" w:cs="Arial" w:eastAsia="Arial" w:hAnsi="Arial"/>
+          <w:b/>
+          <w:bCs/>
+          <w:color w:val="FFFFFF"/>
+          <w:sz w:val="19"/>
+          <w:szCs w:val="19"/>
+          <w:shd w:fill="E11D48" w:color="auto" w:val="clear"/>
+        </w:rPr>
+        <w:t xml:space="preserve"> 1 </w:t>
+      </w:r>
+      <w:r>
+        <w:rPr>
+          <w:rFonts w:ascii="Arial" w:cs="Arial" w:eastAsia="Arial" w:hAnsi="Arial"/>
+          <w:sz w:val="20"/>
+          <w:szCs w:val="20"/>
+        </w:rPr>
+        <w:t xml:space="preserve">	</w:t>
+      </w:r>
+      <w:r>
+        <w:rPr>
+          <w:rFonts w:ascii="Arial" w:cs="Arial" w:eastAsia="Arial" w:hAnsi="Arial"/>
+          <w:color w:val="1C2740"/>
+          <w:sz w:val="20"/>
+          <w:szCs w:val="20"/>
+        </w:rPr>
+        <w:t xml:space="preserve">Pulsa </w:t>
+      </w:r>
+      <w:r>
+        <w:rPr>
+          <w:rFonts w:ascii="Arial" w:cs="Arial" w:eastAsia="Arial" w:hAnsi="Arial"/>
+          <w:b/>
+          <w:bCs/>
+          <w:color w:val="0F2044"/>
+          <w:sz w:val="20"/>
+          <w:szCs w:val="20"/>
+        </w:rPr>
+        <w:t xml:space="preserve">Imprimir</w:t>
+      </w:r>
+      <w:r>
+        <w:rPr>
+          <w:rFonts w:ascii="Arial" w:cs="Arial" w:eastAsia="Arial" w:hAnsi="Arial"/>
+          <w:color w:val="1C2740"/>
+          <w:sz w:val="20"/>
+          <w:szCs w:val="20"/>
+        </w:rPr>
+        <w:t xml:space="preserve">, en el menú superior de la pantalla.</w:t>
+      </w:r>
+    </w:p>
+    <w:p>
+      <w:pPr>
+        <w:keepNext/>
+        <w:keepLines/>
+        <w:tabs>
+          <w:tab w:val="left" w:pos="460"/>
+        </w:tabs>
+        <w:spacing w:after="70" w:line="280"/>
+        <w:ind w:left="460" w:hanging="460"/>
+      </w:pPr>
+      <w:r>
+        <w:rPr>
+          <w:rFonts w:ascii="Arial" w:cs="Arial" w:eastAsia="Arial" w:hAnsi="Arial"/>
+          <w:b/>
+          <w:bCs/>
+          <w:color w:val="FFFFFF"/>
+          <w:sz w:val="19"/>
+          <w:szCs w:val="19"/>
+          <w:shd w:fill="2563EB" w:color="auto" w:val="clear"/>
+        </w:rPr>
+        <w:t xml:space="preserve"> 2 </w:t>
+      </w:r>
+      <w:r>
+        <w:rPr>
+          <w:rFonts w:ascii="Arial" w:cs="Arial" w:eastAsia="Arial" w:hAnsi="Arial"/>
+          <w:sz w:val="20"/>
+          <w:szCs w:val="20"/>
+        </w:rPr>
+        <w:t xml:space="preserve">	</w:t>
+      </w:r>
+      <w:r>
+        <w:rPr>
+          <w:rFonts w:ascii="Arial" w:cs="Arial" w:eastAsia="Arial" w:hAnsi="Arial"/>
+          <w:b/>
+          <w:bCs/>
+          <w:color w:val="0F2044"/>
+          <w:sz w:val="20"/>
+          <w:szCs w:val="20"/>
+        </w:rPr>
+        <w:t xml:space="preserve">Código</w:t>
+      </w:r>
+      <w:r>
+        <w:rPr>
+          <w:rFonts w:ascii="Arial" w:cs="Arial" w:eastAsia="Arial" w:hAnsi="Arial"/>
+          <w:color w:val="1C2740"/>
+          <w:sz w:val="20"/>
+          <w:szCs w:val="20"/>
+        </w:rPr>
+        <w:t xml:space="preserve">: es el </w:t>
+      </w:r>
+      <w:r>
+        <w:rPr>
+          <w:rFonts w:ascii="Arial" w:cs="Arial" w:eastAsia="Arial" w:hAnsi="Arial"/>
+          <w:b/>
+          <w:bCs/>
+          <w:color w:val="0F2044"/>
+          <w:sz w:val="20"/>
+          <w:szCs w:val="20"/>
+        </w:rPr>
+        <w:t xml:space="preserve">nº de entrada</w:t>
+      </w:r>
+      <w:r>
+        <w:rPr>
+          <w:rFonts w:ascii="Arial" w:cs="Arial" w:eastAsia="Arial" w:hAnsi="Arial"/>
+          <w:color w:val="1C2740"/>
+          <w:sz w:val="20"/>
+          <w:szCs w:val="20"/>
+        </w:rPr>
+        <w:t xml:space="preserve"> del albarán (el que se registrará en la aplicación).</w:t>
+      </w:r>
+    </w:p>
+    <w:p>
+      <w:pPr>
+        <w:keepNext w:val="false"/>
+        <w:keepLines/>
+        <w:tabs>
+          <w:tab w:val="left" w:pos="460"/>
+        </w:tabs>
+        <w:spacing w:after="70" w:line="280"/>
+        <w:ind w:left="460" w:hanging="460"/>
+      </w:pPr>
+      <w:r>
+        <w:rPr>
+          <w:rFonts w:ascii="Arial" w:cs="Arial" w:eastAsia="Arial" w:hAnsi="Arial"/>
+          <w:b/>
+          <w:bCs/>
+          <w:color w:val="FFFFFF"/>
+          <w:sz w:val="19"/>
+          <w:szCs w:val="19"/>
+          <w:shd w:fill="2563EB" w:color="auto" w:val="clear"/>
+        </w:rPr>
+        <w:t xml:space="preserve"> 3 </w:t>
+      </w:r>
+      <w:r>
+        <w:rPr>
+          <w:rFonts w:ascii="Arial" w:cs="Arial" w:eastAsia="Arial" w:hAnsi="Arial"/>
+          <w:sz w:val="20"/>
+          <w:szCs w:val="20"/>
+        </w:rPr>
+        <w:t xml:space="preserve">	</w:t>
+      </w:r>
+      <w:r>
+        <w:rPr>
+          <w:rFonts w:ascii="Arial" w:cs="Arial" w:eastAsia="Arial" w:hAnsi="Arial"/>
+          <w:b/>
+          <w:bCs/>
+          <w:color w:val="0F2044"/>
+          <w:sz w:val="20"/>
+          <w:szCs w:val="20"/>
+        </w:rPr>
+        <w:t xml:space="preserve">Pedido</w:t>
+      </w:r>
+      <w:r>
+        <w:rPr>
+          <w:rFonts w:ascii="Arial" w:cs="Arial" w:eastAsia="Arial" w:hAnsi="Arial"/>
+          <w:color w:val="1C2740"/>
+          <w:sz w:val="20"/>
+          <w:szCs w:val="20"/>
+        </w:rPr>
+        <w:t xml:space="preserve">: el pedido al que pertenece el albarán. La aplicación lo usa para comprobar que lo subes al pedido correcto.</w:t>
+      </w:r>
+    </w:p>
+    <w:p>
+      <w:pPr>
+        <w:spacing w:after="40"/>
+      </w:pPr>
+    </w:p>
+    <w:p>
+      <w:pPr>
+        <w:keepNext/>
+        <w:spacing w:after="40" w:before="40"/>
+        <w:jc w:val="center"/>
+      </w:pPr>
+      <w:r>
+        <w:drawing>
+          <wp:inline distT="0" distB="0" distL="0" distR="0">
+            <wp:extent cx="4181475" cy="2486025"/>
+            <wp:effectExtent t="0" r="0" b="0" l="0"/>
+            <wp:docPr id="1" name="h_dali_2" descr="h_dali_2" title="h_dali_2"/>
+            <wp:cNvGraphicFramePr>
+              <a:graphicFrameLocks xmlns:a="http://schemas.openxmlformats.org/drawingml/2006/main" noChangeAspect="1"/>
+            </wp:cNvGraphicFramePr>
+            <a:graphic xmlns:a="http://schemas.openxmlformats.org/drawingml/2006/main">
+              <a:graphicData uri="http://schemas.openxmlformats.org/drawingml/2006/picture">
+                <pic:pic xmlns:pic="http://schemas.openxmlformats.org/drawingml/2006/picture">
+                  <pic:nvPicPr>
+                    <pic:cNvPr id="0" name="" descr=""/>
+                    <pic:cNvPicPr>
+                      <a:picLocks noChangeAspect="1" noChangeArrowheads="1"/>
+                    </pic:cNvPicPr>
+                  </pic:nvPicPr>
+                  <pic:blipFill>
+                    <a:blip r:embed="rId17" cstate="none"/>
+                    <a:srcRect/>
+                    <a:stretch>
+                      <a:fillRect/>
+                    </a:stretch>
+                  </pic:blipFill>
+                  <pic:spPr bwMode="auto">
+                    <a:xfrm>
+                      <a:off x="0" y="0"/>
+                      <a:ext cx="4181475" cy="2486025"/>
+                    </a:xfrm>
+                    <a:prstGeom prst="rect">
+                      <a:avLst/>
+                    </a:prstGeom>
+                  </pic:spPr>
+                </pic:pic>
+              </a:graphicData>
+            </a:graphic>
+          </wp:inline>
+        </w:drawing>
+      </w:r>
+    </w:p>
+    <w:p>
+      <w:pPr>
+        <w:spacing w:after="140"/>
+        <w:jc w:val="center"/>
+      </w:pPr>
+      <w:r>
+        <w:rPr>
+          <w:rFonts w:ascii="Arial" w:cs="Arial" w:eastAsia="Arial" w:hAnsi="Arial"/>
+          <w:i/>
+          <w:iCs/>
+          <w:color w:val="7A8599"/>
+          <w:sz w:val="17"/>
+          <w:szCs w:val="17"/>
+        </w:rPr>
+        <w:t xml:space="preserve">Vista preliminar del albarán.</w:t>
+      </w:r>
+    </w:p>
+    <w:p>
+      <w:pPr>
+        <w:keepNext w:val="false"/>
+        <w:keepLines/>
+        <w:tabs>
+          <w:tab w:val="left" w:pos="460"/>
+        </w:tabs>
+        <w:spacing w:after="70" w:line="280"/>
+        <w:ind w:left="460" w:hanging="460"/>
+      </w:pPr>
+      <w:r>
+        <w:rPr>
+          <w:rFonts w:ascii="Arial" w:cs="Arial" w:eastAsia="Arial" w:hAnsi="Arial"/>
+          <w:b/>
+          <w:bCs/>
+          <w:color w:val="FFFFFF"/>
+          <w:sz w:val="19"/>
+          <w:szCs w:val="19"/>
+          <w:shd w:fill="E11D48" w:color="auto" w:val="clear"/>
+        </w:rPr>
+        <w:t xml:space="preserve"> 1 </w:t>
+      </w:r>
+      <w:r>
+        <w:rPr>
+          <w:rFonts w:ascii="Arial" w:cs="Arial" w:eastAsia="Arial" w:hAnsi="Arial"/>
+          <w:sz w:val="20"/>
+          <w:szCs w:val="20"/>
+        </w:rPr>
+        <w:t xml:space="preserve">	</w:t>
+      </w:r>
+      <w:r>
+        <w:rPr>
+          <w:rFonts w:ascii="Arial" w:cs="Arial" w:eastAsia="Arial" w:hAnsi="Arial"/>
+          <w:color w:val="1C2740"/>
+          <w:sz w:val="20"/>
+          <w:szCs w:val="20"/>
+        </w:rPr>
+        <w:t xml:space="preserve">Se abre la </w:t>
+      </w:r>
+      <w:r>
+        <w:rPr>
+          <w:rFonts w:ascii="Arial" w:cs="Arial" w:eastAsia="Arial" w:hAnsi="Arial"/>
+          <w:b/>
+          <w:bCs/>
+          <w:color w:val="0F2044"/>
+          <w:sz w:val="20"/>
+          <w:szCs w:val="20"/>
+        </w:rPr>
+        <w:t xml:space="preserve">Vista preliminar</w:t>
+      </w:r>
+      <w:r>
+        <w:rPr>
+          <w:rFonts w:ascii="Arial" w:cs="Arial" w:eastAsia="Arial" w:hAnsi="Arial"/>
+          <w:color w:val="1C2740"/>
+          <w:sz w:val="20"/>
+          <w:szCs w:val="20"/>
+        </w:rPr>
+        <w:t xml:space="preserve">. Pulsa </w:t>
+      </w:r>
+      <w:r>
+        <w:rPr>
+          <w:rFonts w:ascii="Arial" w:cs="Arial" w:eastAsia="Arial" w:hAnsi="Arial"/>
+          <w:b/>
+          <w:bCs/>
+          <w:color w:val="0F2044"/>
+          <w:sz w:val="20"/>
+          <w:szCs w:val="20"/>
+        </w:rPr>
+        <w:t xml:space="preserve">Imprimir</w:t>
+      </w:r>
+      <w:r>
+        <w:rPr>
+          <w:rFonts w:ascii="Arial" w:cs="Arial" w:eastAsia="Arial" w:hAnsi="Arial"/>
+          <w:color w:val="1C2740"/>
+          <w:sz w:val="20"/>
+          <w:szCs w:val="20"/>
+        </w:rPr>
+        <w:t xml:space="preserve"> en su barra superior.</w:t>
+      </w:r>
+    </w:p>
+    <w:p>
+      <w:pPr>
+        <w:spacing w:after="40"/>
+      </w:pPr>
+    </w:p>
+    <w:tbl>
+      <w:tblPr>
+        <w:tblW w:type="dxa" w:w="10206"/>
+        <w:tblBorders>
+          <w:top w:val="single" w:color="auto" w:sz="4"/>
+          <w:left w:val="single" w:color="auto" w:sz="4"/>
+          <w:bottom w:val="single" w:color="auto" w:sz="4"/>
+          <w:right w:val="single" w:color="auto" w:sz="4"/>
+          <w:insideH w:val="single" w:color="auto" w:sz="4"/>
+          <w:insideV w:val="single" w:color="auto" w:sz="4"/>
+        </w:tblBorders>
+      </w:tblPr>
+      <w:tblGrid>
+        <w:gridCol w:w="6022"/>
+        <w:gridCol w:w="4184"/>
+      </w:tblGrid>
+      <w:tr>
+        <w:trPr>
+          <w:cantSplit/>
+        </w:trPr>
+        <w:tc>
+          <w:tcPr>
+            <w:tcW w:type="dxa" w:w="6022"/>
+            <w:tcBorders>
+              <w:top w:val="none" w:color="FFFFFF" w:sz="0"/>
+              <w:left w:val="none" w:color="FFFFFF" w:sz="0"/>
+              <w:bottom w:val="none" w:color="FFFFFF" w:sz="0"/>
+              <w:right w:val="none" w:color="FFFFFF" w:sz="0"/>
+            </w:tcBorders>
+            <w:tcMar>
+              <w:top w:type="dxa" w:w="0"/>
+              <w:left w:type="dxa" w:w="0"/>
+              <w:bottom w:type="dxa" w:w="0"/>
+              <w:right w:type="dxa" w:w="100"/>
+            </w:tcMar>
+            <w:vAlign w:val="top"/>
+          </w:tcPr>
+          <w:p>
+            <w:pPr>
+              <w:keepNext/>
+              <w:spacing w:after="40" w:before="40"/>
+              <w:jc w:val="center"/>
+            </w:pPr>
+            <w:r>
+              <w:drawing>
+                <wp:inline distT="0" distB="0" distL="0" distR="0">
+                  <wp:extent cx="3609975" cy="3105150"/>
+                  <wp:effectExtent t="0" r="0" b="0" l="0"/>
+                  <wp:docPr id="1" name="h_dali_3" descr="h_dali_3" title="h_dali_3"/>
+                  <wp:cNvGraphicFramePr>
+                    <a:graphicFrameLocks xmlns:a="http://schemas.openxmlformats.org/drawingml/2006/main" noChangeAspect="1"/>
+                  </wp:cNvGraphicFramePr>
+                  <a:graphic xmlns:a="http://schemas.openxmlformats.org/drawingml/2006/main">
+                    <a:graphicData uri="http://schemas.openxmlformats.org/drawingml/2006/picture">
+                      <pic:pic xmlns:pic="http://schemas.openxmlformats.org/drawingml/2006/picture">
+                        <pic:nvPicPr>
+                          <pic:cNvPr id="0" name="" descr=""/>
+                          <pic:cNvPicPr>
+                            <a:picLocks noChangeAspect="1" noChangeArrowheads="1"/>
+                          </pic:cNvPicPr>
+                        </pic:nvPicPr>
+                        <pic:blipFill>
+                          <a:blip r:embed="rId18" cstate="none"/>
+                          <a:srcRect/>
+                          <a:stretch>
+                            <a:fillRect/>
+                          </a:stretch>
+                        </pic:blipFill>
+                        <pic:spPr bwMode="auto">
+                          <a:xfrm>
+                            <a:off x="0" y="0"/>
+                            <a:ext cx="3609975" cy="3105150"/>
+                          </a:xfrm>
+                          <a:prstGeom prst="rect">
+                            <a:avLst/>
+                          </a:prstGeom>
+                        </pic:spPr>
+                      </pic:pic>
+                    </a:graphicData>
+                  </a:graphic>
+                </wp:inline>
+              </w:drawing>
+            </w:r>
+          </w:p>
+          <w:p>
+            <w:pPr>
+              <w:spacing w:after="140"/>
+              <w:jc w:val="center"/>
+            </w:pPr>
+            <w:r>
+              <w:rPr>
+                <w:rFonts w:ascii="Arial" w:cs="Arial" w:eastAsia="Arial" w:hAnsi="Arial"/>
+                <w:i/>
+                <w:iCs/>
+                <w:color w:val="7A8599"/>
+                <w:sz w:val="17"/>
+                <w:szCs w:val="17"/>
+              </w:rPr>
+              <w:t xml:space="preserve">Ventana de impresión.</w:t>
+            </w:r>
+          </w:p>
+        </w:tc>
+        <w:tc>
+          <w:tcPr>
+            <w:tcW w:type="dxa" w:w="4184"/>
+            <w:tcBorders>
+              <w:top w:val="none" w:color="FFFFFF" w:sz="0"/>
+              <w:left w:val="none" w:color="FFFFFF" w:sz="0"/>
+              <w:bottom w:val="none" w:color="FFFFFF" w:sz="0"/>
+              <w:right w:val="none" w:color="FFFFFF" w:sz="0"/>
+            </w:tcBorders>
+            <w:tcMar>
+              <w:top w:type="dxa" w:w="0"/>
+              <w:left w:type="dxa" w:w="160"/>
+              <w:bottom w:type="dxa" w:w="0"/>
+              <w:right w:type="dxa" w:w="0"/>
+            </w:tcMar>
+            <w:vAlign w:val="top"/>
+          </w:tcPr>
+          <w:p>
+            <w:pPr>
+              <w:keepLines/>
+              <w:spacing w:after="100" w:line="300"/>
+            </w:pPr>
+            <w:r>
+              <w:rPr>
+                <w:rFonts w:ascii="Arial" w:cs="Arial" w:eastAsia="Arial" w:hAnsi="Arial"/>
+                <w:color w:val="1C2740"/>
+                <w:sz w:val="20"/>
+                <w:szCs w:val="20"/>
+              </w:rPr>
+              <w:t xml:space="preserve">Windows te pedirá </w:t>
+            </w:r>
+            <w:r>
+              <w:rPr>
+                <w:rFonts w:ascii="Arial" w:cs="Arial" w:eastAsia="Arial" w:hAnsi="Arial"/>
+                <w:b/>
+                <w:bCs/>
+                <w:color w:val="0F2044"/>
+                <w:sz w:val="20"/>
+                <w:szCs w:val="20"/>
+              </w:rPr>
+              <w:t xml:space="preserve">dónde guardar el archivo</w:t>
+            </w:r>
+            <w:r>
+              <w:rPr>
+                <w:rFonts w:ascii="Arial" w:cs="Arial" w:eastAsia="Arial" w:hAnsi="Arial"/>
+                <w:color w:val="1C2740"/>
+                <w:sz w:val="20"/>
+                <w:szCs w:val="20"/>
+              </w:rPr>
+              <w:t xml:space="preserve">: ponle un nombre que reconozcas (por ejemplo, el </w:t>
+            </w:r>
+            <w:r>
+              <w:rPr>
+                <w:rFonts w:ascii="Arial" w:cs="Arial" w:eastAsia="Arial" w:hAnsi="Arial"/>
+                <w:b/>
+                <w:bCs/>
+                <w:color w:val="0F2044"/>
+                <w:sz w:val="20"/>
+                <w:szCs w:val="20"/>
+              </w:rPr>
+              <w:t xml:space="preserve">nº del albarán</w:t>
+            </w:r>
+            <w:r>
+              <w:rPr>
+                <w:rFonts w:ascii="Arial" w:cs="Arial" w:eastAsia="Arial" w:hAnsi="Arial"/>
+                <w:color w:val="1C2740"/>
+                <w:sz w:val="20"/>
+                <w:szCs w:val="20"/>
+              </w:rPr>
+              <w:t xml:space="preserve">) y guárdalo en una carpeta fácil de encontrar, como el </w:t>
+            </w:r>
+            <w:r>
+              <w:rPr>
+                <w:rFonts w:ascii="Arial" w:cs="Arial" w:eastAsia="Arial" w:hAnsi="Arial"/>
+                <w:b/>
+                <w:bCs/>
+                <w:color w:val="0F2044"/>
+                <w:sz w:val="20"/>
+                <w:szCs w:val="20"/>
+              </w:rPr>
+              <w:t xml:space="preserve">Escritorio</w:t>
+            </w:r>
+            <w:r>
+              <w:rPr>
+                <w:rFonts w:ascii="Arial" w:cs="Arial" w:eastAsia="Arial" w:hAnsi="Arial"/>
+                <w:color w:val="1C2740"/>
+                <w:sz w:val="20"/>
+                <w:szCs w:val="20"/>
+              </w:rPr>
+              <w:t xml:space="preserve">.</w:t>
+            </w:r>
+          </w:p>
+          <w:p>
+            <w:pPr>
+              <w:keepNext/>
+              <w:keepLines/>
+              <w:tabs>
+                <w:tab w:val="left" w:pos="460"/>
+              </w:tabs>
+              <w:spacing w:after="70" w:line="280"/>
+              <w:ind w:left="460" w:hanging="460"/>
+            </w:pPr>
+            <w:r>
+              <w:rPr>
+                <w:rFonts w:ascii="Arial" w:cs="Arial" w:eastAsia="Arial" w:hAnsi="Arial"/>
+                <w:b/>
+                <w:bCs/>
+                <w:color w:val="FFFFFF"/>
+                <w:sz w:val="19"/>
+                <w:szCs w:val="19"/>
+                <w:shd w:fill="E11D48" w:color="auto" w:val="clear"/>
+              </w:rPr>
+              <w:t xml:space="preserve"> 1 </w:t>
+            </w:r>
+            <w:r>
+              <w:rPr>
+                <w:rFonts w:ascii="Arial" w:cs="Arial" w:eastAsia="Arial" w:hAnsi="Arial"/>
+                <w:sz w:val="20"/>
+                <w:szCs w:val="20"/>
+              </w:rPr>
+              <w:t xml:space="preserve">	</w:t>
+            </w:r>
+            <w:r>
+              <w:rPr>
+                <w:rFonts w:ascii="Arial" w:cs="Arial" w:eastAsia="Arial" w:hAnsi="Arial"/>
+                <w:color w:val="1C2740"/>
+                <w:sz w:val="20"/>
+                <w:szCs w:val="20"/>
+              </w:rPr>
+              <w:t xml:space="preserve">En </w:t>
+            </w:r>
+            <w:r>
+              <w:rPr>
+                <w:rFonts w:ascii="Arial" w:cs="Arial" w:eastAsia="Arial" w:hAnsi="Arial"/>
+                <w:b/>
+                <w:bCs/>
+                <w:color w:val="0F2044"/>
+                <w:sz w:val="20"/>
+                <w:szCs w:val="20"/>
+              </w:rPr>
+              <w:t xml:space="preserve">Impresora</w:t>
+            </w:r>
+            <w:r>
+              <w:rPr>
+                <w:rFonts w:ascii="Arial" w:cs="Arial" w:eastAsia="Arial" w:hAnsi="Arial"/>
+                <w:color w:val="1C2740"/>
+                <w:sz w:val="20"/>
+                <w:szCs w:val="20"/>
+              </w:rPr>
+              <w:t xml:space="preserve">, elige </w:t>
+            </w:r>
+            <w:r>
+              <w:rPr>
+                <w:rFonts w:ascii="Arial" w:cs="Arial" w:eastAsia="Arial" w:hAnsi="Arial"/>
+                <w:b/>
+                <w:bCs/>
+                <w:color w:val="0F2044"/>
+                <w:sz w:val="20"/>
+                <w:szCs w:val="20"/>
+              </w:rPr>
+              <w:t xml:space="preserve">Microsoft Print to PDF</w:t>
+            </w:r>
+            <w:r>
+              <w:rPr>
+                <w:rFonts w:ascii="Arial" w:cs="Arial" w:eastAsia="Arial" w:hAnsi="Arial"/>
+                <w:color w:val="1C2740"/>
+                <w:sz w:val="20"/>
+                <w:szCs w:val="20"/>
+              </w:rPr>
+              <w:t xml:space="preserve">.</w:t>
+            </w:r>
+          </w:p>
+          <w:p>
+            <w:pPr>
+              <w:keepNext w:val="false"/>
+              <w:keepLines/>
+              <w:tabs>
+                <w:tab w:val="left" w:pos="460"/>
+              </w:tabs>
+              <w:spacing w:after="70" w:line="280"/>
+              <w:ind w:left="460" w:hanging="460"/>
+            </w:pPr>
+            <w:r>
+              <w:rPr>
+                <w:rFonts w:ascii="Arial" w:cs="Arial" w:eastAsia="Arial" w:hAnsi="Arial"/>
+                <w:b/>
+                <w:bCs/>
+                <w:color w:val="FFFFFF"/>
+                <w:sz w:val="19"/>
+                <w:szCs w:val="19"/>
+                <w:shd w:fill="E11D48" w:color="auto" w:val="clear"/>
+              </w:rPr>
+              <w:t xml:space="preserve"> 2 </w:t>
+            </w:r>
+            <w:r>
+              <w:rPr>
+                <w:rFonts w:ascii="Arial" w:cs="Arial" w:eastAsia="Arial" w:hAnsi="Arial"/>
+                <w:sz w:val="20"/>
+                <w:szCs w:val="20"/>
+              </w:rPr>
+              <w:t xml:space="preserve">	</w:t>
+            </w:r>
+            <w:r>
+              <w:rPr>
+                <w:rFonts w:ascii="Arial" w:cs="Arial" w:eastAsia="Arial" w:hAnsi="Arial"/>
+                <w:color w:val="1C2740"/>
+                <w:sz w:val="20"/>
+                <w:szCs w:val="20"/>
+              </w:rPr>
+              <w:t xml:space="preserve">Pulsa </w:t>
+            </w:r>
+            <w:r>
+              <w:rPr>
+                <w:rFonts w:ascii="Arial" w:cs="Arial" w:eastAsia="Arial" w:hAnsi="Arial"/>
+                <w:b/>
+                <w:bCs/>
+                <w:color w:val="0F2044"/>
+                <w:sz w:val="20"/>
+                <w:szCs w:val="20"/>
+              </w:rPr>
+              <w:t xml:space="preserve">Imprimir</w:t>
+            </w:r>
+            <w:r>
+              <w:rPr>
+                <w:rFonts w:ascii="Arial" w:cs="Arial" w:eastAsia="Arial" w:hAnsi="Arial"/>
+                <w:color w:val="1C2740"/>
+                <w:sz w:val="20"/>
+                <w:szCs w:val="20"/>
+              </w:rPr>
+              <w:t xml:space="preserve">.</w:t>
+            </w:r>
+          </w:p>
+        </w:tc>
+      </w:tr>
+    </w:tbl>
+    <w:p>
+      <w:pPr>
+        <w:spacing w:after="60"/>
+      </w:pPr>
+    </w:p>
+    <w:tbl>
+      <w:tblPr>
+        <w:tblW w:type="dxa" w:w="10206"/>
+        <w:tblBorders>
+          <w:top w:val="single" w:color="auto" w:sz="4"/>
+          <w:left w:val="single" w:color="auto" w:sz="4"/>
+          <w:bottom w:val="single" w:color="auto" w:sz="4"/>
+          <w:right w:val="single" w:color="auto" w:sz="4"/>
+          <w:insideH w:val="single" w:color="auto" w:sz="4"/>
+          <w:insideV w:val="single" w:color="auto" w:sz="4"/>
+        </w:tblBorders>
+      </w:tblPr>
+      <w:tblGrid>
+        <w:gridCol w:w="10206"/>
+      </w:tblGrid>
+      <w:tr>
+        <w:trPr>
+          <w:cantSplit/>
+        </w:trPr>
+        <w:tc>
+          <w:tcPr>
+            <w:tcW w:type="dxa" w:w="10206"/>
+            <w:tcBorders>
+              <w:top w:val="none" w:color="FFFFFF" w:sz="0"/>
+              <w:left w:val="single" w:color="EA580C" w:sz="36"/>
+              <w:bottom w:val="none" w:color="FFFFFF" w:sz="0"/>
+              <w:right w:val="none" w:color="FFFFFF" w:sz="0"/>
+            </w:tcBorders>
+            <w:shd w:fill="FFF0E6" w:color="auto" w:val="clear"/>
+            <w:tcMar>
+              <w:top w:type="dxa" w:w="100"/>
+              <w:left w:type="dxa" w:w="200"/>
+              <w:bottom w:type="dxa" w:w="100"/>
+              <w:right w:type="dxa" w:w="160"/>
+            </w:tcMar>
+            <w:vAlign w:val="top"/>
+          </w:tcPr>
+          <w:p>
+            <w:pPr>
+              <w:keepNext/>
+              <w:spacing w:after="40"/>
+            </w:pPr>
+            <w:r>
+              <w:rPr>
+                <w:rFonts w:ascii="Arial" w:cs="Arial" w:eastAsia="Arial" w:hAnsi="Arial"/>
+                <w:b/>
+                <w:bCs/>
+                <w:color w:val="B45309"/>
+                <w:sz w:val="21"/>
+                <w:szCs w:val="21"/>
+              </w:rPr>
+              <w:t xml:space="preserve">Un PDF por albarán, tal como sale de DALI</w:t>
+            </w:r>
+          </w:p>
+          <w:p>
+            <w:pPr>
+              <w:keepLines/>
+              <w:spacing w:after="20" w:line="300"/>
+            </w:pPr>
+            <w:r>
+              <w:rPr>
+                <w:rFonts w:ascii="Arial" w:cs="Arial" w:eastAsia="Arial" w:hAnsi="Arial"/>
+                <w:color w:val="1C2740"/>
+                <w:sz w:val="20"/>
+                <w:szCs w:val="20"/>
+              </w:rPr>
+              <w:t xml:space="preserve">No juntes varios albaranes en un mismo archivo ni lo edites: la aplicación lee el formato exacto que genera DALI.</w:t>
+            </w:r>
+          </w:p>
+        </w:tc>
+      </w:tr>
+    </w:tbl>
+    <w:p>
+      <w:pPr>
+        <w:spacing w:after="100"/>
+      </w:pPr>
+    </w:p>
+    <w:p>
+      <w:pPr>
+        <w:pStyle w:val="Heading2"/>
+        <w:keepNext/>
+        <w:pBdr>
+          <w:left w:val="single" w:color="C9A84C" w:sz="24" w:space="6"/>
+        </w:pBdr>
+        <w:spacing w:after="100" w:before="220"/>
+      </w:pPr>
+      <w:r>
+        <w:rPr>
+          <w:rFonts w:ascii="Arial" w:cs="Arial" w:eastAsia="Arial" w:hAnsi="Arial"/>
+          <w:b/>
+          <w:bCs/>
+          <w:color w:val="1A3A6B"/>
+          <w:sz w:val="25"/>
+          <w:szCs w:val="25"/>
+        </w:rPr>
+        <w:t xml:space="preserve">Forma rápida · B. Súbelo a Control Pedidos</w:t>
+      </w:r>
+    </w:p>
+    <w:p>
+      <w:pPr>
+        <w:keepLines/>
+        <w:spacing w:after="100" w:line="300"/>
+      </w:pPr>
+      <w:r>
+        <w:rPr>
+          <w:rFonts w:ascii="Arial" w:cs="Arial" w:eastAsia="Arial" w:hAnsi="Arial"/>
+          <w:color w:val="1C2740"/>
+          <w:sz w:val="21"/>
+          <w:szCs w:val="21"/>
+        </w:rPr>
+        <w:t xml:space="preserve">En </w:t>
+      </w:r>
+      <w:r>
+        <w:rPr>
+          <w:rFonts w:ascii="Arial" w:cs="Arial" w:eastAsia="Arial" w:hAnsi="Arial"/>
+          <w:b/>
+          <w:bCs/>
+          <w:color w:val="0F2044"/>
+          <w:sz w:val="21"/>
+          <w:szCs w:val="21"/>
+        </w:rPr>
+        <w:t xml:space="preserve">Pedidos</w:t>
+      </w:r>
+      <w:r>
+        <w:rPr>
+          <w:rFonts w:ascii="Arial" w:cs="Arial" w:eastAsia="Arial" w:hAnsi="Arial"/>
+          <w:color w:val="1C2740"/>
+          <w:sz w:val="21"/>
+          <w:szCs w:val="21"/>
+        </w:rPr>
+        <w:t xml:space="preserve">, abre el pedido con </w:t>
+      </w:r>
+      <w:r>
+        <w:rPr>
+          <w:rFonts w:ascii="Arial" w:cs="Arial" w:eastAsia="Arial" w:hAnsi="Arial"/>
+          <w:b/>
+          <w:bCs/>
+          <w:color w:val="0F2044"/>
+          <w:sz w:val="21"/>
+          <w:szCs w:val="21"/>
+        </w:rPr>
+        <w:t xml:space="preserve">✏ Editar</w:t>
+      </w:r>
+      <w:r>
+        <w:rPr>
+          <w:rFonts w:ascii="Arial" w:cs="Arial" w:eastAsia="Arial" w:hAnsi="Arial"/>
+          <w:color w:val="1C2740"/>
+          <w:sz w:val="21"/>
+          <w:szCs w:val="21"/>
+        </w:rPr>
+        <w:t xml:space="preserve"> y pulsa </w:t>
+      </w:r>
+      <w:r>
+        <w:rPr>
+          <w:rFonts w:ascii="Arial" w:cs="Arial" w:eastAsia="Arial" w:hAnsi="Arial"/>
+          <w:b/>
+          <w:bCs/>
+          <w:color w:val="0F2044"/>
+          <w:sz w:val="21"/>
+          <w:szCs w:val="21"/>
+        </w:rPr>
+        <w:t xml:space="preserve">📎 Subir albarán PDF</w:t>
+      </w:r>
+      <w:r>
+        <w:rPr>
+          <w:rFonts w:ascii="Arial" w:cs="Arial" w:eastAsia="Arial" w:hAnsi="Arial"/>
+          <w:color w:val="1C2740"/>
+          <w:sz w:val="21"/>
+          <w:szCs w:val="21"/>
+        </w:rPr>
+        <w:t xml:space="preserve">. Elige el archivo que acabas de guardar.</w:t>
       </w:r>
     </w:p>
     <w:tbl>
@@ -5046,9 +6144,9 @@
             <w:r>
               <w:drawing>
                 <wp:inline distT="0" distB="0" distL="0" distR="0">
-                  <wp:extent cx="3486150" cy="3028950"/>
+                  <wp:extent cx="3486150" cy="2152650"/>
                   <wp:effectExtent t="0" r="0" b="0" l="0"/>
-                  <wp:docPr id="1" name="a_m_enviado" descr="a_m_enviado" title="a_m_enviado"/>
+                  <wp:docPr id="1" name="h_boton" descr="h_boton" title="h_boton"/>
                   <wp:cNvGraphicFramePr>
                     <a:graphicFrameLocks xmlns:a="http://schemas.openxmlformats.org/drawingml/2006/main" noChangeAspect="1"/>
                   </wp:cNvGraphicFramePr>
@@ -5062,7 +6160,7 @@
                           </pic:cNvPicPr>
                         </pic:nvPicPr>
                         <pic:blipFill>
-                          <a:blip r:embed="rId16" cstate="none"/>
+                          <a:blip r:embed="rId19" cstate="none"/>
                           <a:srcRect/>
                           <a:stretch>
                             <a:fillRect/>
@@ -5071,7 +6169,7 @@
                         <pic:spPr bwMode="auto">
                           <a:xfrm>
                             <a:off x="0" y="0"/>
-                            <a:ext cx="3486150" cy="3028950"/>
+                            <a:ext cx="3486150" cy="2152650"/>
                           </a:xfrm>
                           <a:prstGeom prst="rect">
                             <a:avLst/>
@@ -5098,7 +6196,7 @@
                 <w:sz w:val="17"/>
                 <w:szCs w:val="17"/>
               </w:rPr>
-              <w:t xml:space="preserve">Ficha «Actualizar Nº Entrada DALI / SAP».</w:t>
+              <w:t xml:space="preserve">Botón para subir el albarán, dentro de la ficha del pedido.</w:t>
             </w:r>
           </w:p>
         </w:tc>
@@ -5121,212 +6219,6 @@
           </w:tcPr>
           <w:p>
             <w:pPr>
-              <w:keepLines/>
-              <w:spacing w:after="100" w:line="300"/>
-            </w:pPr>
-            <w:r>
-              <w:rPr>
-                <w:rFonts w:ascii="Arial" w:cs="Arial" w:eastAsia="Arial" w:hAnsi="Arial"/>
-                <w:color w:val="1C2740"/>
-                <w:sz w:val="20"/>
-                <w:szCs w:val="20"/>
-              </w:rPr>
-              <w:t xml:space="preserve">En </w:t>
-            </w:r>
-            <w:r>
-              <w:rPr>
-                <w:rFonts w:ascii="Arial" w:cs="Arial" w:eastAsia="Arial" w:hAnsi="Arial"/>
-                <w:b/>
-                <w:bCs/>
-                <w:color w:val="0F2044"/>
-                <w:sz w:val="20"/>
-                <w:szCs w:val="20"/>
-              </w:rPr>
-              <w:t xml:space="preserve">Pedidos</w:t>
-            </w:r>
-            <w:r>
-              <w:rPr>
-                <w:rFonts w:ascii="Arial" w:cs="Arial" w:eastAsia="Arial" w:hAnsi="Arial"/>
-                <w:color w:val="1C2740"/>
-                <w:sz w:val="20"/>
-                <w:szCs w:val="20"/>
-              </w:rPr>
-              <w:t xml:space="preserve">, pulsa </w:t>
-            </w:r>
-            <w:r>
-              <w:rPr>
-                <w:rFonts w:ascii="Arial" w:cs="Arial" w:eastAsia="Arial" w:hAnsi="Arial"/>
-                <w:b/>
-                <w:bCs/>
-                <w:color w:val="0F2044"/>
-                <w:sz w:val="20"/>
-                <w:szCs w:val="20"/>
-              </w:rPr>
-              <w:t xml:space="preserve">✏ Editar</w:t>
-            </w:r>
-            <w:r>
-              <w:rPr>
-                <w:rFonts w:ascii="Arial" w:cs="Arial" w:eastAsia="Arial" w:hAnsi="Arial"/>
-                <w:color w:val="1C2740"/>
-                <w:sz w:val="20"/>
-                <w:szCs w:val="20"/>
-              </w:rPr>
-              <w:t xml:space="preserve"> en la fila del pedido (también puedes hacerlo desde </w:t>
-            </w:r>
-            <w:r>
-              <w:rPr>
-                <w:rFonts w:ascii="Arial" w:cs="Arial" w:eastAsia="Arial" w:hAnsi="Arial"/>
-                <w:b/>
-                <w:bCs/>
-                <w:color w:val="0F2044"/>
-                <w:sz w:val="20"/>
-                <w:szCs w:val="20"/>
-              </w:rPr>
-              <w:t xml:space="preserve">Alertas</w:t>
-            </w:r>
-            <w:r>
-              <w:rPr>
-                <w:rFonts w:ascii="Arial" w:cs="Arial" w:eastAsia="Arial" w:hAnsi="Arial"/>
-                <w:color w:val="1C2740"/>
-                <w:sz w:val="20"/>
-                <w:szCs w:val="20"/>
-              </w:rPr>
-              <w:t xml:space="preserve"> o desde </w:t>
-            </w:r>
-            <w:r>
-              <w:rPr>
-                <w:rFonts w:ascii="Arial" w:cs="Arial" w:eastAsia="Arial" w:hAnsi="Arial"/>
-                <w:b/>
-                <w:bCs/>
-                <w:color w:val="0F2044"/>
-                <w:sz w:val="20"/>
-                <w:szCs w:val="20"/>
-              </w:rPr>
-              <w:t xml:space="preserve">Pedidos con entregas pendientes</w:t>
-            </w:r>
-            <w:r>
-              <w:rPr>
-                <w:rFonts w:ascii="Arial" w:cs="Arial" w:eastAsia="Arial" w:hAnsi="Arial"/>
-                <w:color w:val="1C2740"/>
-                <w:sz w:val="20"/>
-                <w:szCs w:val="20"/>
-              </w:rPr>
-              <w:t xml:space="preserve">). Se abre la ficha. Solo verás lo necesario: las líneas, tus entradas y el estado; el resto de datos los gestiona Compras.</w:t>
-            </w:r>
-          </w:p>
-          <w:p>
-            <w:pPr>
-              <w:keepNext/>
-              <w:keepLines/>
-              <w:tabs>
-                <w:tab w:val="left" w:pos="460"/>
-              </w:tabs>
-              <w:spacing w:after="70" w:line="280"/>
-              <w:ind w:left="460" w:hanging="460"/>
-            </w:pPr>
-            <w:r>
-              <w:rPr>
-                <w:rFonts w:ascii="Arial" w:cs="Arial" w:eastAsia="Arial" w:hAnsi="Arial"/>
-                <w:b/>
-                <w:bCs/>
-                <w:color w:val="FFFFFF"/>
-                <w:sz w:val="19"/>
-                <w:szCs w:val="19"/>
-                <w:shd w:fill="2563EB" w:color="auto" w:val="clear"/>
-              </w:rPr>
-              <w:t xml:space="preserve"> 1 </w:t>
-            </w:r>
-            <w:r>
-              <w:rPr>
-                <w:rFonts w:ascii="Arial" w:cs="Arial" w:eastAsia="Arial" w:hAnsi="Arial"/>
-                <w:sz w:val="20"/>
-                <w:szCs w:val="20"/>
-              </w:rPr>
-              <w:t xml:space="preserve">	</w:t>
-            </w:r>
-            <w:r>
-              <w:rPr>
-                <w:rFonts w:ascii="Arial" w:cs="Arial" w:eastAsia="Arial" w:hAnsi="Arial"/>
-                <w:b/>
-                <w:bCs/>
-                <w:color w:val="0F2044"/>
-                <w:sz w:val="20"/>
-                <w:szCs w:val="20"/>
-              </w:rPr>
-              <w:t xml:space="preserve">Líneas del pedido</w:t>
-            </w:r>
-            <w:r>
-              <w:rPr>
-                <w:rFonts w:ascii="Arial" w:cs="Arial" w:eastAsia="Arial" w:hAnsi="Arial"/>
-                <w:color w:val="1C2740"/>
-                <w:sz w:val="20"/>
-                <w:szCs w:val="20"/>
-              </w:rPr>
-              <w:t xml:space="preserve">, leídas del PDF oficial: código, referencia del proveedor, descripción y cantidad (sin precios).</w:t>
-            </w:r>
-          </w:p>
-          <w:p>
-            <w:pPr>
-              <w:keepNext/>
-              <w:keepLines/>
-              <w:tabs>
-                <w:tab w:val="left" w:pos="460"/>
-              </w:tabs>
-              <w:spacing w:after="70" w:line="280"/>
-              <w:ind w:left="460" w:hanging="460"/>
-            </w:pPr>
-            <w:r>
-              <w:rPr>
-                <w:rFonts w:ascii="Arial" w:cs="Arial" w:eastAsia="Arial" w:hAnsi="Arial"/>
-                <w:b/>
-                <w:bCs/>
-                <w:color w:val="FFFFFF"/>
-                <w:sz w:val="19"/>
-                <w:szCs w:val="19"/>
-                <w:shd w:fill="E11D48" w:color="auto" w:val="clear"/>
-              </w:rPr>
-              <w:t xml:space="preserve"> 2 </w:t>
-            </w:r>
-            <w:r>
-              <w:rPr>
-                <w:rFonts w:ascii="Arial" w:cs="Arial" w:eastAsia="Arial" w:hAnsi="Arial"/>
-                <w:sz w:val="20"/>
-                <w:szCs w:val="20"/>
-              </w:rPr>
-              <w:t xml:space="preserve">	</w:t>
-            </w:r>
-            <w:r>
-              <w:rPr>
-                <w:rFonts w:ascii="Arial" w:cs="Arial" w:eastAsia="Arial" w:hAnsi="Arial"/>
-                <w:color w:val="1C2740"/>
-                <w:sz w:val="20"/>
-                <w:szCs w:val="20"/>
-              </w:rPr>
-              <w:t xml:space="preserve">Casilla </w:t>
-            </w:r>
-            <w:r>
-              <w:rPr>
-                <w:rFonts w:ascii="Arial" w:cs="Arial" w:eastAsia="Arial" w:hAnsi="Arial"/>
-                <w:b/>
-                <w:bCs/>
-                <w:color w:val="0F2044"/>
-                <w:sz w:val="20"/>
-                <w:szCs w:val="20"/>
-              </w:rPr>
-              <w:t xml:space="preserve">ENTREGADO</w:t>
-            </w:r>
-            <w:r>
-              <w:rPr>
-                <w:rFonts w:ascii="Arial" w:cs="Arial" w:eastAsia="Arial" w:hAnsi="Arial"/>
-                <w:color w:val="1C2740"/>
-                <w:sz w:val="20"/>
-                <w:szCs w:val="20"/>
-              </w:rPr>
-              <w:t xml:space="preserve">: se marca cuando llega mercancía.</w:t>
-            </w:r>
-          </w:p>
-          <w:p>
-            <w:pPr>
               <w:keepNext w:val="false"/>
               <w:keepLines/>
               <w:tabs>
@@ -5343,9 +6235,9 @@
                 <w:color w:val="FFFFFF"/>
                 <w:sz w:val="19"/>
                 <w:szCs w:val="19"/>
-                <w:shd w:fill="2563EB" w:color="auto" w:val="clear"/>
-              </w:rPr>
-              <w:t xml:space="preserve"> 3 </w:t>
+                <w:shd w:fill="E11D48" w:color="auto" w:val="clear"/>
+              </w:rPr>
+              <w:t xml:space="preserve"> 1 </w:t>
             </w:r>
             <w:r>
               <w:rPr>
@@ -5364,16 +6256,16 @@
                 <w:sz w:val="20"/>
                 <w:szCs w:val="20"/>
               </w:rPr>
-              <w:t xml:space="preserve">Estado del pedido</w:t>
-            </w:r>
-            <w:r>
-              <w:rPr>
-                <w:rFonts w:ascii="Arial" w:cs="Arial" w:eastAsia="Arial" w:hAnsi="Arial"/>
-                <w:color w:val="1C2740"/>
-                <w:sz w:val="20"/>
-                <w:szCs w:val="20"/>
-              </w:rPr>
-              <w:t xml:space="preserve">: cambia solo según lo que registres.</w:t>
+              <w:t xml:space="preserve">📎 Subir albarán PDF</w:t>
+            </w:r>
+            <w:r>
+              <w:rPr>
+                <w:rFonts w:ascii="Arial" w:cs="Arial" w:eastAsia="Arial" w:hAnsi="Arial"/>
+                <w:color w:val="1C2740"/>
+                <w:sz w:val="20"/>
+                <w:szCs w:val="20"/>
+              </w:rPr>
+              <w:t xml:space="preserve">: elige el PDF del albarán.</w:t>
             </w:r>
           </w:p>
         </w:tc>
@@ -5386,23 +6278,156 @@
     </w:p>
     <w:p>
       <w:pPr>
-        <w:pStyle w:val="Heading2"/>
+        <w:keepLines/>
+        <w:spacing w:after="100" w:line="300"/>
+      </w:pPr>
+      <w:r>
+        <w:rPr>
+          <w:rFonts w:ascii="Arial" w:cs="Arial" w:eastAsia="Arial" w:hAnsi="Arial"/>
+          <w:color w:val="1C2740"/>
+          <w:sz w:val="21"/>
+          <w:szCs w:val="21"/>
+        </w:rPr>
+        <w:t xml:space="preserve">La aplicación </w:t>
+      </w:r>
+      <w:r>
+        <w:rPr>
+          <w:rFonts w:ascii="Arial" w:cs="Arial" w:eastAsia="Arial" w:hAnsi="Arial"/>
+          <w:b/>
+          <w:bCs/>
+          <w:color w:val="0F2044"/>
+          <w:sz w:val="21"/>
+          <w:szCs w:val="21"/>
+        </w:rPr>
+        <w:t xml:space="preserve">lee el albarán y comprueba que es de ese pedido</w:t>
+      </w:r>
+      <w:r>
+        <w:rPr>
+          <w:rFonts w:ascii="Arial" w:cs="Arial" w:eastAsia="Arial" w:hAnsi="Arial"/>
+          <w:color w:val="1C2740"/>
+          <w:sz w:val="21"/>
+          <w:szCs w:val="21"/>
+        </w:rPr>
+        <w:t xml:space="preserve"> (por el campo «Pedido/s» del albarán o, si no lo trae, porque todas sus referencias están en el pedido). Si es correcto, te enseña un resumen de lo que ha rellenado:</w:t>
+      </w:r>
+    </w:p>
+    <w:p>
+      <w:pPr>
         <w:keepNext/>
-        <w:pBdr>
-          <w:left w:val="single" w:color="C9A84C" w:sz="24" w:space="6"/>
-        </w:pBdr>
-        <w:spacing w:after="100" w:before="220"/>
-      </w:pPr>
-      <w:r>
-        <w:rPr>
-          <w:rFonts w:ascii="Arial" w:cs="Arial" w:eastAsia="Arial" w:hAnsi="Arial"/>
-          <w:b/>
-          <w:bCs/>
-          <w:color w:val="1A3A6B"/>
-          <w:sz w:val="25"/>
-          <w:szCs w:val="25"/>
-        </w:rPr>
-        <w:t xml:space="preserve">Pasos 2 y 3 · Marca ENTREGADO y rellena la entrada</w:t>
+        <w:spacing w:after="40" w:before="40"/>
+        <w:jc w:val="center"/>
+      </w:pPr>
+      <w:r>
+        <w:drawing>
+          <wp:inline distT="0" distB="0" distL="0" distR="0">
+            <wp:extent cx="3533775" cy="2409825"/>
+            <wp:effectExtent t="0" r="0" b="0" l="0"/>
+            <wp:docPr id="1" name="h_resumen" descr="h_resumen" title="h_resumen"/>
+            <wp:cNvGraphicFramePr>
+              <a:graphicFrameLocks xmlns:a="http://schemas.openxmlformats.org/drawingml/2006/main" noChangeAspect="1"/>
+            </wp:cNvGraphicFramePr>
+            <a:graphic xmlns:a="http://schemas.openxmlformats.org/drawingml/2006/main">
+              <a:graphicData uri="http://schemas.openxmlformats.org/drawingml/2006/picture">
+                <pic:pic xmlns:pic="http://schemas.openxmlformats.org/drawingml/2006/picture">
+                  <pic:nvPicPr>
+                    <pic:cNvPr id="0" name="" descr=""/>
+                    <pic:cNvPicPr>
+                      <a:picLocks noChangeAspect="1" noChangeArrowheads="1"/>
+                    </pic:cNvPicPr>
+                  </pic:nvPicPr>
+                  <pic:blipFill>
+                    <a:blip r:embed="rId20" cstate="none"/>
+                    <a:srcRect/>
+                    <a:stretch>
+                      <a:fillRect/>
+                    </a:stretch>
+                  </pic:blipFill>
+                  <pic:spPr bwMode="auto">
+                    <a:xfrm>
+                      <a:off x="0" y="0"/>
+                      <a:ext cx="3533775" cy="2409825"/>
+                    </a:xfrm>
+                    <a:prstGeom prst="rect">
+                      <a:avLst/>
+                    </a:prstGeom>
+                  </pic:spPr>
+                </pic:pic>
+              </a:graphicData>
+            </a:graphic>
+          </wp:inline>
+        </w:drawing>
+      </w:r>
+    </w:p>
+    <w:p>
+      <w:pPr>
+        <w:spacing w:after="140"/>
+        <w:jc w:val="center"/>
+      </w:pPr>
+      <w:r>
+        <w:rPr>
+          <w:rFonts w:ascii="Arial" w:cs="Arial" w:eastAsia="Arial" w:hAnsi="Arial"/>
+          <w:i/>
+          <w:iCs/>
+          <w:color w:val="7A8599"/>
+          <w:sz w:val="17"/>
+          <w:szCs w:val="17"/>
+        </w:rPr>
+        <w:t xml:space="preserve">Resumen tras leer el albarán.</w:t>
+      </w:r>
+    </w:p>
+    <w:p>
+      <w:pPr>
+        <w:keepLines/>
+        <w:spacing w:after="100" w:line="300"/>
+      </w:pPr>
+      <w:r>
+        <w:rPr>
+          <w:rFonts w:ascii="Arial" w:cs="Arial" w:eastAsia="Arial" w:hAnsi="Arial"/>
+          <w:color w:val="1C2740"/>
+          <w:sz w:val="21"/>
+          <w:szCs w:val="21"/>
+        </w:rPr>
+        <w:t xml:space="preserve">Pulsa </w:t>
+      </w:r>
+      <w:r>
+        <w:rPr>
+          <w:rFonts w:ascii="Arial" w:cs="Arial" w:eastAsia="Arial" w:hAnsi="Arial"/>
+          <w:b/>
+          <w:bCs/>
+          <w:color w:val="0F2044"/>
+          <w:sz w:val="21"/>
+          <w:szCs w:val="21"/>
+        </w:rPr>
+        <w:t xml:space="preserve">Entendido</w:t>
+      </w:r>
+      <w:r>
+        <w:rPr>
+          <w:rFonts w:ascii="Arial" w:cs="Arial" w:eastAsia="Arial" w:hAnsi="Arial"/>
+          <w:color w:val="1C2740"/>
+          <w:sz w:val="21"/>
+          <w:szCs w:val="21"/>
+        </w:rPr>
+        <w:t xml:space="preserve"> y revisa la ficha. </w:t>
+      </w:r>
+      <w:r>
+        <w:rPr>
+          <w:rFonts w:ascii="Arial" w:cs="Arial" w:eastAsia="Arial" w:hAnsi="Arial"/>
+          <w:b/>
+          <w:bCs/>
+          <w:color w:val="0F2044"/>
+          <w:sz w:val="21"/>
+          <w:szCs w:val="21"/>
+        </w:rPr>
+        <w:t xml:space="preserve">Todavía no se ha guardado nada</w:t>
+      </w:r>
+      <w:r>
+        <w:rPr>
+          <w:rFonts w:ascii="Arial" w:cs="Arial" w:eastAsia="Arial" w:hAnsi="Arial"/>
+          <w:color w:val="1C2740"/>
+          <w:sz w:val="21"/>
+          <w:szCs w:val="21"/>
+        </w:rPr>
+        <w:t xml:space="preserve">: puedes cambiar lo que quieras, también a mano.</w:t>
       </w:r>
     </w:p>
     <w:tbl>
@@ -5451,1823 +6476,9 @@
             <w:r>
               <w:drawing>
                 <wp:inline distT="0" distB="0" distL="0" distR="0">
-                  <wp:extent cx="3486150" cy="3305175"/>
+                  <wp:extent cx="3486150" cy="2428875"/>
                   <wp:effectExtent t="0" r="0" b="0" l="0"/>
-                  <wp:docPr id="1" name="a_m_paso" descr="a_m_paso" title="a_m_paso"/>
-                  <wp:cNvGraphicFramePr>
-                    <a:graphicFrameLocks xmlns:a="http://schemas.openxmlformats.org/drawingml/2006/main" noChangeAspect="1"/>
-                  </wp:cNvGraphicFramePr>
-                  <a:graphic xmlns:a="http://schemas.openxmlformats.org/drawingml/2006/main">
-                    <a:graphicData uri="http://schemas.openxmlformats.org/drawingml/2006/picture">
-                      <pic:pic xmlns:pic="http://schemas.openxmlformats.org/drawingml/2006/picture">
-                        <pic:nvPicPr>
-                          <pic:cNvPr id="0" name="" descr=""/>
-                          <pic:cNvPicPr>
-                            <a:picLocks noChangeAspect="1" noChangeArrowheads="1"/>
-                          </pic:cNvPicPr>
-                        </pic:nvPicPr>
-                        <pic:blipFill>
-                          <a:blip r:embed="rId17" cstate="none"/>
-                          <a:srcRect/>
-                          <a:stretch>
-                            <a:fillRect/>
-                          </a:stretch>
-                        </pic:blipFill>
-                        <pic:spPr bwMode="auto">
-                          <a:xfrm>
-                            <a:off x="0" y="0"/>
-                            <a:ext cx="3486150" cy="3305175"/>
-                          </a:xfrm>
-                          <a:prstGeom prst="rect">
-                            <a:avLst/>
-                          </a:prstGeom>
-                        </pic:spPr>
-                      </pic:pic>
-                    </a:graphicData>
-                  </a:graphic>
-                </wp:inline>
-              </w:drawing>
-            </w:r>
-          </w:p>
-          <w:p>
-            <w:pPr>
-              <w:spacing w:after="140"/>
-              <w:jc w:val="center"/>
-            </w:pPr>
-            <w:r>
-              <w:rPr>
-                <w:rFonts w:ascii="Arial" w:cs="Arial" w:eastAsia="Arial" w:hAnsi="Arial"/>
-                <w:i/>
-                <w:iCs/>
-                <w:color w:val="7A8599"/>
-                <w:sz w:val="17"/>
-                <w:szCs w:val="17"/>
-              </w:rPr>
-              <w:t xml:space="preserve">Una entrada rellena.</w:t>
-            </w:r>
-          </w:p>
-        </w:tc>
-        <w:tc>
-          <w:tcPr>
-            <w:tcW w:type="dxa" w:w="4389"/>
-            <w:tcBorders>
-              <w:top w:val="none" w:color="FFFFFF" w:sz="0"/>
-              <w:left w:val="none" w:color="FFFFFF" w:sz="0"/>
-              <w:bottom w:val="none" w:color="FFFFFF" w:sz="0"/>
-              <w:right w:val="none" w:color="FFFFFF" w:sz="0"/>
-            </w:tcBorders>
-            <w:tcMar>
-              <w:top w:type="dxa" w:w="0"/>
-              <w:left w:type="dxa" w:w="160"/>
-              <w:bottom w:type="dxa" w:w="0"/>
-              <w:right w:type="dxa" w:w="0"/>
-            </w:tcMar>
-            <w:vAlign w:val="top"/>
-          </w:tcPr>
-          <w:p>
-            <w:pPr>
-              <w:keepNext/>
-              <w:keepLines/>
-              <w:tabs>
-                <w:tab w:val="left" w:pos="460"/>
-              </w:tabs>
-              <w:spacing w:after="70" w:line="280"/>
-              <w:ind w:left="460" w:hanging="460"/>
-            </w:pPr>
-            <w:r>
-              <w:rPr>
-                <w:rFonts w:ascii="Arial" w:cs="Arial" w:eastAsia="Arial" w:hAnsi="Arial"/>
-                <w:b/>
-                <w:bCs/>
-                <w:color w:val="FFFFFF"/>
-                <w:sz w:val="19"/>
-                <w:szCs w:val="19"/>
-                <w:shd w:fill="E11D48" w:color="auto" w:val="clear"/>
-              </w:rPr>
-              <w:t xml:space="preserve"> 1 </w:t>
-            </w:r>
-            <w:r>
-              <w:rPr>
-                <w:rFonts w:ascii="Arial" w:cs="Arial" w:eastAsia="Arial" w:hAnsi="Arial"/>
-                <w:sz w:val="20"/>
-                <w:szCs w:val="20"/>
-              </w:rPr>
-              <w:t xml:space="preserve">	</w:t>
-            </w:r>
-            <w:r>
-              <w:rPr>
-                <w:rFonts w:ascii="Arial" w:cs="Arial" w:eastAsia="Arial" w:hAnsi="Arial"/>
-                <w:color w:val="1C2740"/>
-                <w:sz w:val="20"/>
-                <w:szCs w:val="20"/>
-              </w:rPr>
-              <w:t xml:space="preserve">Marca </w:t>
-            </w:r>
-            <w:r>
-              <w:rPr>
-                <w:rFonts w:ascii="Arial" w:cs="Arial" w:eastAsia="Arial" w:hAnsi="Arial"/>
-                <w:b/>
-                <w:bCs/>
-                <w:color w:val="0F2044"/>
-                <w:sz w:val="20"/>
-                <w:szCs w:val="20"/>
-              </w:rPr>
-              <w:t xml:space="preserve">ENTREGADO</w:t>
-            </w:r>
-            <w:r>
-              <w:rPr>
-                <w:rFonts w:ascii="Arial" w:cs="Arial" w:eastAsia="Arial" w:hAnsi="Arial"/>
-                <w:color w:val="1C2740"/>
-                <w:sz w:val="20"/>
-                <w:szCs w:val="20"/>
-              </w:rPr>
-              <w:t xml:space="preserve">: aparece una fila para la entrada y el estado pasa a </w:t>
-            </w:r>
-            <w:r>
-              <w:rPr>
-                <w:rFonts w:ascii="Arial" w:cs="Arial" w:eastAsia="Arial" w:hAnsi="Arial"/>
-                <w:b/>
-                <w:bCs/>
-                <w:color w:val="0F2044"/>
-                <w:sz w:val="20"/>
-                <w:szCs w:val="20"/>
-              </w:rPr>
-              <w:t xml:space="preserve">ENTREGA PARCIAL</w:t>
-            </w:r>
-            <w:r>
-              <w:rPr>
-                <w:rFonts w:ascii="Arial" w:cs="Arial" w:eastAsia="Arial" w:hAnsi="Arial"/>
-                <w:color w:val="1C2740"/>
-                <w:sz w:val="20"/>
-                <w:szCs w:val="20"/>
-              </w:rPr>
-              <w:t xml:space="preserve">.</w:t>
-            </w:r>
-          </w:p>
-          <w:p>
-            <w:pPr>
-              <w:keepNext/>
-              <w:keepLines/>
-              <w:tabs>
-                <w:tab w:val="left" w:pos="460"/>
-              </w:tabs>
-              <w:spacing w:after="70" w:line="280"/>
-              <w:ind w:left="460" w:hanging="460"/>
-            </w:pPr>
-            <w:r>
-              <w:rPr>
-                <w:rFonts w:ascii="Arial" w:cs="Arial" w:eastAsia="Arial" w:hAnsi="Arial"/>
-                <w:b/>
-                <w:bCs/>
-                <w:color w:val="FFFFFF"/>
-                <w:sz w:val="19"/>
-                <w:szCs w:val="19"/>
-                <w:shd w:fill="E11D48" w:color="auto" w:val="clear"/>
-              </w:rPr>
-              <w:t xml:space="preserve"> 2 </w:t>
-            </w:r>
-            <w:r>
-              <w:rPr>
-                <w:rFonts w:ascii="Arial" w:cs="Arial" w:eastAsia="Arial" w:hAnsi="Arial"/>
-                <w:sz w:val="20"/>
-                <w:szCs w:val="20"/>
-              </w:rPr>
-              <w:t xml:space="preserve">	</w:t>
-            </w:r>
-            <w:r>
-              <w:rPr>
-                <w:rFonts w:ascii="Arial" w:cs="Arial" w:eastAsia="Arial" w:hAnsi="Arial"/>
-                <w:b/>
-                <w:bCs/>
-                <w:color w:val="0F2044"/>
-                <w:sz w:val="20"/>
-                <w:szCs w:val="20"/>
-              </w:rPr>
-              <w:t xml:space="preserve">Nº Entrada DALI / SAP</w:t>
-            </w:r>
-            <w:r>
-              <w:rPr>
-                <w:rFonts w:ascii="Arial" w:cs="Arial" w:eastAsia="Arial" w:hAnsi="Arial"/>
-                <w:color w:val="1C2740"/>
-                <w:sz w:val="20"/>
-                <w:szCs w:val="20"/>
-              </w:rPr>
-              <w:t xml:space="preserve">: el número del albarán. Es obligatorio.</w:t>
-            </w:r>
-          </w:p>
-          <w:p>
-            <w:pPr>
-              <w:keepNext/>
-              <w:keepLines/>
-              <w:tabs>
-                <w:tab w:val="left" w:pos="460"/>
-              </w:tabs>
-              <w:spacing w:after="70" w:line="280"/>
-              <w:ind w:left="460" w:hanging="460"/>
-            </w:pPr>
-            <w:r>
-              <w:rPr>
-                <w:rFonts w:ascii="Arial" w:cs="Arial" w:eastAsia="Arial" w:hAnsi="Arial"/>
-                <w:b/>
-                <w:bCs/>
-                <w:color w:val="FFFFFF"/>
-                <w:sz w:val="19"/>
-                <w:szCs w:val="19"/>
-                <w:shd w:fill="E11D48" w:color="auto" w:val="clear"/>
-              </w:rPr>
-              <w:t xml:space="preserve"> 3 </w:t>
-            </w:r>
-            <w:r>
-              <w:rPr>
-                <w:rFonts w:ascii="Arial" w:cs="Arial" w:eastAsia="Arial" w:hAnsi="Arial"/>
-                <w:sz w:val="20"/>
-                <w:szCs w:val="20"/>
-              </w:rPr>
-              <w:t xml:space="preserve">	</w:t>
-            </w:r>
-            <w:r>
-              <w:rPr>
-                <w:rFonts w:ascii="Arial" w:cs="Arial" w:eastAsia="Arial" w:hAnsi="Arial"/>
-                <w:b/>
-                <w:bCs/>
-                <w:color w:val="0F2044"/>
-                <w:sz w:val="20"/>
-                <w:szCs w:val="20"/>
-              </w:rPr>
-              <w:t xml:space="preserve">Fecha de entrada</w:t>
-            </w:r>
-            <w:r>
-              <w:rPr>
-                <w:rFonts w:ascii="Arial" w:cs="Arial" w:eastAsia="Arial" w:hAnsi="Arial"/>
-                <w:color w:val="1C2740"/>
-                <w:sz w:val="20"/>
-                <w:szCs w:val="20"/>
-              </w:rPr>
-              <w:t xml:space="preserve">: viene con la de hoy; cámbiala si el albarán es de otro día.</w:t>
-            </w:r>
-          </w:p>
-          <w:p>
-            <w:pPr>
-              <w:keepNext/>
-              <w:keepLines/>
-              <w:tabs>
-                <w:tab w:val="left" w:pos="460"/>
-              </w:tabs>
-              <w:spacing w:after="70" w:line="280"/>
-              <w:ind w:left="460" w:hanging="460"/>
-            </w:pPr>
-            <w:r>
-              <w:rPr>
-                <w:rFonts w:ascii="Arial" w:cs="Arial" w:eastAsia="Arial" w:hAnsi="Arial"/>
-                <w:b/>
-                <w:bCs/>
-                <w:color w:val="FFFFFF"/>
-                <w:sz w:val="19"/>
-                <w:szCs w:val="19"/>
-                <w:shd w:fill="E11D48" w:color="auto" w:val="clear"/>
-              </w:rPr>
-              <w:t xml:space="preserve"> 4 </w:t>
-            </w:r>
-            <w:r>
-              <w:rPr>
-                <w:rFonts w:ascii="Arial" w:cs="Arial" w:eastAsia="Arial" w:hAnsi="Arial"/>
-                <w:sz w:val="20"/>
-                <w:szCs w:val="20"/>
-              </w:rPr>
-              <w:t xml:space="preserve">	</w:t>
-            </w:r>
-            <w:r>
-              <w:rPr>
-                <w:rFonts w:ascii="Arial" w:cs="Arial" w:eastAsia="Arial" w:hAnsi="Arial"/>
-                <w:b/>
-                <w:bCs/>
-                <w:color w:val="0F2044"/>
-                <w:sz w:val="20"/>
-                <w:szCs w:val="20"/>
-              </w:rPr>
-              <w:t xml:space="preserve">Base imp. (€)</w:t>
-            </w:r>
-            <w:r>
-              <w:rPr>
-                <w:rFonts w:ascii="Arial" w:cs="Arial" w:eastAsia="Arial" w:hAnsi="Arial"/>
-                <w:color w:val="1C2740"/>
-                <w:sz w:val="20"/>
-                <w:szCs w:val="20"/>
-              </w:rPr>
-              <w:t xml:space="preserve">: importe del albarán, sin IGIC. Es obligatorio.</w:t>
-            </w:r>
-          </w:p>
-          <w:p>
-            <w:pPr>
-              <w:keepNext/>
-              <w:keepLines/>
-              <w:tabs>
-                <w:tab w:val="left" w:pos="460"/>
-              </w:tabs>
-              <w:spacing w:after="70" w:line="280"/>
-              <w:ind w:left="460" w:hanging="460"/>
-            </w:pPr>
-            <w:r>
-              <w:rPr>
-                <w:rFonts w:ascii="Arial" w:cs="Arial" w:eastAsia="Arial" w:hAnsi="Arial"/>
-                <w:b/>
-                <w:bCs/>
-                <w:color w:val="FFFFFF"/>
-                <w:sz w:val="19"/>
-                <w:szCs w:val="19"/>
-                <w:shd w:fill="E11D48" w:color="auto" w:val="clear"/>
-              </w:rPr>
-              <w:t xml:space="preserve"> 5 </w:t>
-            </w:r>
-            <w:r>
-              <w:rPr>
-                <w:rFonts w:ascii="Arial" w:cs="Arial" w:eastAsia="Arial" w:hAnsi="Arial"/>
-                <w:sz w:val="20"/>
-                <w:szCs w:val="20"/>
-              </w:rPr>
-              <w:t xml:space="preserve">	</w:t>
-            </w:r>
-            <w:r>
-              <w:rPr>
-                <w:rFonts w:ascii="Arial" w:cs="Arial" w:eastAsia="Arial" w:hAnsi="Arial"/>
-                <w:b/>
-                <w:bCs/>
-                <w:color w:val="0F2044"/>
-                <w:sz w:val="20"/>
-                <w:szCs w:val="20"/>
-              </w:rPr>
-              <w:t xml:space="preserve">📋 Referencias</w:t>
-            </w:r>
-            <w:r>
-              <w:rPr>
-                <w:rFonts w:ascii="Arial" w:cs="Arial" w:eastAsia="Arial" w:hAnsi="Arial"/>
-                <w:color w:val="1C2740"/>
-                <w:sz w:val="20"/>
-                <w:szCs w:val="20"/>
-              </w:rPr>
-              <w:t xml:space="preserve">: detalla qué ha llegado (opcional, ver más abajo).</w:t>
-            </w:r>
-          </w:p>
-          <w:p>
-            <w:pPr>
-              <w:keepNext/>
-              <w:keepLines/>
-              <w:tabs>
-                <w:tab w:val="left" w:pos="460"/>
-              </w:tabs>
-              <w:spacing w:after="70" w:line="280"/>
-              <w:ind w:left="460" w:hanging="460"/>
-            </w:pPr>
-            <w:r>
-              <w:rPr>
-                <w:rFonts w:ascii="Arial" w:cs="Arial" w:eastAsia="Arial" w:hAnsi="Arial"/>
-                <w:b/>
-                <w:bCs/>
-                <w:color w:val="FFFFFF"/>
-                <w:sz w:val="19"/>
-                <w:szCs w:val="19"/>
-                <w:shd w:fill="E11D48" w:color="auto" w:val="clear"/>
-              </w:rPr>
-              <w:t xml:space="preserve"> 6 </w:t>
-            </w:r>
-            <w:r>
-              <w:rPr>
-                <w:rFonts w:ascii="Arial" w:cs="Arial" w:eastAsia="Arial" w:hAnsi="Arial"/>
-                <w:sz w:val="20"/>
-                <w:szCs w:val="20"/>
-              </w:rPr>
-              <w:t xml:space="preserve">	</w:t>
-            </w:r>
-            <w:r>
-              <w:rPr>
-                <w:rFonts w:ascii="Arial" w:cs="Arial" w:eastAsia="Arial" w:hAnsi="Arial"/>
-                <w:b/>
-                <w:bCs/>
-                <w:color w:val="0F2044"/>
-                <w:sz w:val="20"/>
-                <w:szCs w:val="20"/>
-              </w:rPr>
-              <w:t xml:space="preserve">Entrada final</w:t>
-            </w:r>
-            <w:r>
-              <w:rPr>
-                <w:rFonts w:ascii="Arial" w:cs="Arial" w:eastAsia="Arial" w:hAnsi="Arial"/>
-                <w:color w:val="1C2740"/>
-                <w:sz w:val="20"/>
-                <w:szCs w:val="20"/>
-              </w:rPr>
-              <w:t xml:space="preserve">: márcala solo si es la última entrega del pedido.</w:t>
-            </w:r>
-          </w:p>
-          <w:p>
-            <w:pPr>
-              <w:keepNext/>
-              <w:keepLines/>
-              <w:tabs>
-                <w:tab w:val="left" w:pos="460"/>
-              </w:tabs>
-              <w:spacing w:after="70" w:line="280"/>
-              <w:ind w:left="460" w:hanging="460"/>
-            </w:pPr>
-            <w:r>
-              <w:rPr>
-                <w:rFonts w:ascii="Arial" w:cs="Arial" w:eastAsia="Arial" w:hAnsi="Arial"/>
-                <w:b/>
-                <w:bCs/>
-                <w:color w:val="FFFFFF"/>
-                <w:sz w:val="19"/>
-                <w:szCs w:val="19"/>
-                <w:shd w:fill="2563EB" w:color="auto" w:val="clear"/>
-              </w:rPr>
-              <w:t xml:space="preserve"> 7 </w:t>
-            </w:r>
-            <w:r>
-              <w:rPr>
-                <w:rFonts w:ascii="Arial" w:cs="Arial" w:eastAsia="Arial" w:hAnsi="Arial"/>
-                <w:sz w:val="20"/>
-                <w:szCs w:val="20"/>
-              </w:rPr>
-              <w:t xml:space="preserve">	</w:t>
-            </w:r>
-            <w:r>
-              <w:rPr>
-                <w:rFonts w:ascii="Arial" w:cs="Arial" w:eastAsia="Arial" w:hAnsi="Arial"/>
-                <w:b/>
-                <w:bCs/>
-                <w:color w:val="0F2044"/>
-                <w:sz w:val="20"/>
-                <w:szCs w:val="20"/>
-              </w:rPr>
-              <w:t xml:space="preserve">Estado del pedido</w:t>
-            </w:r>
-            <w:r>
-              <w:rPr>
-                <w:rFonts w:ascii="Arial" w:cs="Arial" w:eastAsia="Arial" w:hAnsi="Arial"/>
-                <w:color w:val="1C2740"/>
-                <w:sz w:val="20"/>
-                <w:szCs w:val="20"/>
-              </w:rPr>
-              <w:t xml:space="preserve">: se actualiza automáticamente.</w:t>
-            </w:r>
-          </w:p>
-          <w:p>
-            <w:pPr>
-              <w:keepNext w:val="false"/>
-              <w:keepLines/>
-              <w:tabs>
-                <w:tab w:val="left" w:pos="460"/>
-              </w:tabs>
-              <w:spacing w:after="70" w:line="280"/>
-              <w:ind w:left="460" w:hanging="460"/>
-            </w:pPr>
-            <w:r>
-              <w:rPr>
-                <w:rFonts w:ascii="Arial" w:cs="Arial" w:eastAsia="Arial" w:hAnsi="Arial"/>
-                <w:b/>
-                <w:bCs/>
-                <w:color w:val="FFFFFF"/>
-                <w:sz w:val="19"/>
-                <w:szCs w:val="19"/>
-                <w:shd w:fill="16A34A" w:color="auto" w:val="clear"/>
-              </w:rPr>
-              <w:t xml:space="preserve"> 8 </w:t>
-            </w:r>
-            <w:r>
-              <w:rPr>
-                <w:rFonts w:ascii="Arial" w:cs="Arial" w:eastAsia="Arial" w:hAnsi="Arial"/>
-                <w:sz w:val="20"/>
-                <w:szCs w:val="20"/>
-              </w:rPr>
-              <w:t xml:space="preserve">	</w:t>
-            </w:r>
-            <w:r>
-              <w:rPr>
-                <w:rFonts w:ascii="Arial" w:cs="Arial" w:eastAsia="Arial" w:hAnsi="Arial"/>
-                <w:b/>
-                <w:bCs/>
-                <w:color w:val="0F2044"/>
-                <w:sz w:val="20"/>
-                <w:szCs w:val="20"/>
-              </w:rPr>
-              <w:t xml:space="preserve">Guardar</w:t>
-            </w:r>
-            <w:r>
-              <w:rPr>
-                <w:rFonts w:ascii="Arial" w:cs="Arial" w:eastAsia="Arial" w:hAnsi="Arial"/>
-                <w:color w:val="1C2740"/>
-                <w:sz w:val="20"/>
-                <w:szCs w:val="20"/>
-              </w:rPr>
-              <w:t xml:space="preserve"> cuando termines.</w:t>
-            </w:r>
-          </w:p>
-        </w:tc>
-      </w:tr>
-    </w:tbl>
-    <w:p>
-      <w:pPr>
-        <w:spacing w:after="60"/>
-      </w:pPr>
-    </w:p>
-    <w:p>
-      <w:pPr>
-        <w:pStyle w:val="Heading2"/>
-        <w:keepNext/>
-        <w:pBdr>
-          <w:left w:val="single" w:color="C9A84C" w:sz="24" w:space="6"/>
-        </w:pBdr>
-        <w:spacing w:after="100" w:before="220"/>
-      </w:pPr>
-      <w:r>
-        <w:rPr>
-          <w:rFonts w:ascii="Arial" w:cs="Arial" w:eastAsia="Arial" w:hAnsi="Arial"/>
-          <w:b/>
-          <w:bCs/>
-          <w:color w:val="1A3A6B"/>
-          <w:sz w:val="25"/>
-          <w:szCs w:val="25"/>
-        </w:rPr>
-        <w:t xml:space="preserve">Paso opcional · Detalla qué ha llegado</w:t>
-      </w:r>
-    </w:p>
-    <w:p>
-      <w:pPr>
-        <w:keepLines/>
-        <w:spacing w:after="100" w:line="300"/>
-      </w:pPr>
-      <w:r>
-        <w:rPr>
-          <w:rFonts w:ascii="Arial" w:cs="Arial" w:eastAsia="Arial" w:hAnsi="Arial"/>
-          <w:color w:val="1C2740"/>
-          <w:sz w:val="21"/>
-          <w:szCs w:val="21"/>
-        </w:rPr>
-        <w:t xml:space="preserve">Pulsa </w:t>
-      </w:r>
-      <w:r>
-        <w:rPr>
-          <w:rFonts w:ascii="Arial" w:cs="Arial" w:eastAsia="Arial" w:hAnsi="Arial"/>
-          <w:b/>
-          <w:bCs/>
-          <w:color w:val="0F2044"/>
-          <w:sz w:val="21"/>
-          <w:szCs w:val="21"/>
-        </w:rPr>
-        <w:t xml:space="preserve">📋 Referencias</w:t>
-      </w:r>
-      <w:r>
-        <w:rPr>
-          <w:rFonts w:ascii="Arial" w:cs="Arial" w:eastAsia="Arial" w:hAnsi="Arial"/>
-          <w:color w:val="1C2740"/>
-          <w:sz w:val="21"/>
-          <w:szCs w:val="21"/>
-        </w:rPr>
-        <w:t xml:space="preserve"> en la fila de la entrada. Marca las referencias que han llegado y, si la cantidad es distinta de la pendiente, cámbiala. La columna </w:t>
-      </w:r>
-      <w:r>
-        <w:rPr>
-          <w:rFonts w:ascii="Arial" w:cs="Arial" w:eastAsia="Arial" w:hAnsi="Arial"/>
-          <w:b/>
-          <w:bCs/>
-          <w:color w:val="0F2044"/>
-          <w:sz w:val="21"/>
-          <w:szCs w:val="21"/>
-        </w:rPr>
-        <w:t xml:space="preserve">QUEDAN</w:t>
-      </w:r>
-      <w:r>
-        <w:rPr>
-          <w:rFonts w:ascii="Arial" w:cs="Arial" w:eastAsia="Arial" w:hAnsi="Arial"/>
-          <w:color w:val="1C2740"/>
-          <w:sz w:val="21"/>
-          <w:szCs w:val="21"/>
-        </w:rPr>
-        <w:t xml:space="preserve"> te dice cuánto falta; al terminar pulsa </w:t>
-      </w:r>
-      <w:r>
-        <w:rPr>
-          <w:rFonts w:ascii="Arial" w:cs="Arial" w:eastAsia="Arial" w:hAnsi="Arial"/>
-          <w:b/>
-          <w:bCs/>
-          <w:color w:val="0F2044"/>
-          <w:sz w:val="21"/>
-          <w:szCs w:val="21"/>
-        </w:rPr>
-        <w:t xml:space="preserve">Confirmar</w:t>
-      </w:r>
-      <w:r>
-        <w:rPr>
-          <w:rFonts w:ascii="Arial" w:cs="Arial" w:eastAsia="Arial" w:hAnsi="Arial"/>
-          <w:color w:val="1C2740"/>
-          <w:sz w:val="21"/>
-          <w:szCs w:val="21"/>
-        </w:rPr>
-        <w:t xml:space="preserve"> y el botón pasará a «</w:t>
-      </w:r>
-      <w:r>
-        <w:rPr>
-          <w:rFonts w:ascii="Arial" w:cs="Arial" w:eastAsia="Arial" w:hAnsi="Arial"/>
-          <w:b/>
-          <w:bCs/>
-          <w:color w:val="0F2044"/>
-          <w:sz w:val="21"/>
-          <w:szCs w:val="21"/>
-        </w:rPr>
-        <w:t xml:space="preserve">2 ref. ✔</w:t>
-      </w:r>
-      <w:r>
-        <w:rPr>
-          <w:rFonts w:ascii="Arial" w:cs="Arial" w:eastAsia="Arial" w:hAnsi="Arial"/>
-          <w:color w:val="1C2740"/>
-          <w:sz w:val="21"/>
-          <w:szCs w:val="21"/>
-        </w:rPr>
-        <w:t xml:space="preserve">».</w:t>
-      </w:r>
-    </w:p>
-    <w:p>
-      <w:pPr>
-        <w:keepNext/>
-        <w:spacing w:after="40" w:before="40"/>
-        <w:jc w:val="center"/>
-      </w:pPr>
-      <w:r>
-        <w:drawing>
-          <wp:inline distT="0" distB="0" distL="0" distR="0">
-            <wp:extent cx="6096000" cy="2533650"/>
-            <wp:effectExtent t="0" r="0" b="0" l="0"/>
-            <wp:docPr id="1" name="a_m_refs" descr="a_m_refs" title="a_m_refs"/>
-            <wp:cNvGraphicFramePr>
-              <a:graphicFrameLocks xmlns:a="http://schemas.openxmlformats.org/drawingml/2006/main" noChangeAspect="1"/>
-            </wp:cNvGraphicFramePr>
-            <a:graphic xmlns:a="http://schemas.openxmlformats.org/drawingml/2006/main">
-              <a:graphicData uri="http://schemas.openxmlformats.org/drawingml/2006/picture">
-                <pic:pic xmlns:pic="http://schemas.openxmlformats.org/drawingml/2006/picture">
-                  <pic:nvPicPr>
-                    <pic:cNvPr id="0" name="" descr=""/>
-                    <pic:cNvPicPr>
-                      <a:picLocks noChangeAspect="1" noChangeArrowheads="1"/>
-                    </pic:cNvPicPr>
-                  </pic:nvPicPr>
-                  <pic:blipFill>
-                    <a:blip r:embed="rId18" cstate="none"/>
-                    <a:srcRect/>
-                    <a:stretch>
-                      <a:fillRect/>
-                    </a:stretch>
-                  </pic:blipFill>
-                  <pic:spPr bwMode="auto">
-                    <a:xfrm>
-                      <a:off x="0" y="0"/>
-                      <a:ext cx="6096000" cy="2533650"/>
-                    </a:xfrm>
-                    <a:prstGeom prst="rect">
-                      <a:avLst/>
-                    </a:prstGeom>
-                  </pic:spPr>
-                </pic:pic>
-              </a:graphicData>
-            </a:graphic>
-          </wp:inline>
-        </w:drawing>
-      </w:r>
-    </w:p>
-    <w:p>
-      <w:pPr>
-        <w:spacing w:after="140"/>
-        <w:jc w:val="center"/>
-      </w:pPr>
-      <w:r>
-        <w:rPr>
-          <w:rFonts w:ascii="Arial" w:cs="Arial" w:eastAsia="Arial" w:hAnsi="Arial"/>
-          <w:i/>
-          <w:iCs/>
-          <w:color w:val="7A8599"/>
-          <w:sz w:val="17"/>
-          <w:szCs w:val="17"/>
-        </w:rPr>
-        <w:t xml:space="preserve">Referencias de la entrada.</w:t>
-      </w:r>
-    </w:p>
-    <w:p>
-      <w:pPr>
-        <w:keepNext/>
-        <w:keepLines/>
-        <w:tabs>
-          <w:tab w:val="left" w:pos="460"/>
-        </w:tabs>
-        <w:spacing w:after="70" w:line="280"/>
-        <w:ind w:left="460" w:hanging="460"/>
-      </w:pPr>
-      <w:r>
-        <w:rPr>
-          <w:rFonts w:ascii="Arial" w:cs="Arial" w:eastAsia="Arial" w:hAnsi="Arial"/>
-          <w:b/>
-          <w:bCs/>
-          <w:color w:val="FFFFFF"/>
-          <w:sz w:val="19"/>
-          <w:szCs w:val="19"/>
-          <w:shd w:fill="E11D48" w:color="auto" w:val="clear"/>
-        </w:rPr>
-        <w:t xml:space="preserve"> 1 </w:t>
-      </w:r>
-      <w:r>
-        <w:rPr>
-          <w:rFonts w:ascii="Arial" w:cs="Arial" w:eastAsia="Arial" w:hAnsi="Arial"/>
-          <w:sz w:val="20"/>
-          <w:szCs w:val="20"/>
-        </w:rPr>
-        <w:t xml:space="preserve">	</w:t>
-      </w:r>
-      <w:r>
-        <w:rPr>
-          <w:rFonts w:ascii="Arial" w:cs="Arial" w:eastAsia="Arial" w:hAnsi="Arial"/>
-          <w:color w:val="1C2740"/>
-          <w:sz w:val="20"/>
-          <w:szCs w:val="20"/>
-        </w:rPr>
-        <w:t xml:space="preserve">Casilla de cada referencia que </w:t>
-      </w:r>
-      <w:r>
-        <w:rPr>
-          <w:rFonts w:ascii="Arial" w:cs="Arial" w:eastAsia="Arial" w:hAnsi="Arial"/>
-          <w:b/>
-          <w:bCs/>
-          <w:color w:val="0F2044"/>
-          <w:sz w:val="20"/>
-          <w:szCs w:val="20"/>
-        </w:rPr>
-        <w:t xml:space="preserve">ha llegado</w:t>
-      </w:r>
-      <w:r>
-        <w:rPr>
-          <w:rFonts w:ascii="Arial" w:cs="Arial" w:eastAsia="Arial" w:hAnsi="Arial"/>
-          <w:color w:val="1C2740"/>
-          <w:sz w:val="20"/>
-          <w:szCs w:val="20"/>
-        </w:rPr>
-        <w:t xml:space="preserve">.</w:t>
-      </w:r>
-    </w:p>
-    <w:p>
-      <w:pPr>
-        <w:keepNext/>
-        <w:keepLines/>
-        <w:tabs>
-          <w:tab w:val="left" w:pos="460"/>
-        </w:tabs>
-        <w:spacing w:after="70" w:line="280"/>
-        <w:ind w:left="460" w:hanging="460"/>
-      </w:pPr>
-      <w:r>
-        <w:rPr>
-          <w:rFonts w:ascii="Arial" w:cs="Arial" w:eastAsia="Arial" w:hAnsi="Arial"/>
-          <w:b/>
-          <w:bCs/>
-          <w:color w:val="FFFFFF"/>
-          <w:sz w:val="19"/>
-          <w:szCs w:val="19"/>
-          <w:shd w:fill="E11D48" w:color="auto" w:val="clear"/>
-        </w:rPr>
-        <w:t xml:space="preserve"> 2 </w:t>
-      </w:r>
-      <w:r>
-        <w:rPr>
-          <w:rFonts w:ascii="Arial" w:cs="Arial" w:eastAsia="Arial" w:hAnsi="Arial"/>
-          <w:sz w:val="20"/>
-          <w:szCs w:val="20"/>
-        </w:rPr>
-        <w:t xml:space="preserve">	</w:t>
-      </w:r>
-      <w:r>
-        <w:rPr>
-          <w:rFonts w:ascii="Arial" w:cs="Arial" w:eastAsia="Arial" w:hAnsi="Arial"/>
-          <w:b/>
-          <w:bCs/>
-          <w:color w:val="0F2044"/>
-          <w:sz w:val="20"/>
-          <w:szCs w:val="20"/>
-        </w:rPr>
-        <w:t xml:space="preserve">Cantidad recibida</w:t>
-      </w:r>
-      <w:r>
-        <w:rPr>
-          <w:rFonts w:ascii="Arial" w:cs="Arial" w:eastAsia="Arial" w:hAnsi="Arial"/>
-          <w:color w:val="1C2740"/>
-          <w:sz w:val="20"/>
-          <w:szCs w:val="20"/>
-        </w:rPr>
-        <w:t xml:space="preserve"> en esta entrada (por defecto, lo pendiente).</w:t>
-      </w:r>
-    </w:p>
-    <w:p>
-      <w:pPr>
-        <w:keepNext/>
-        <w:keepLines/>
-        <w:tabs>
-          <w:tab w:val="left" w:pos="460"/>
-        </w:tabs>
-        <w:spacing w:after="70" w:line="280"/>
-        <w:ind w:left="460" w:hanging="460"/>
-      </w:pPr>
-      <w:r>
-        <w:rPr>
-          <w:rFonts w:ascii="Arial" w:cs="Arial" w:eastAsia="Arial" w:hAnsi="Arial"/>
-          <w:b/>
-          <w:bCs/>
-          <w:color w:val="FFFFFF"/>
-          <w:sz w:val="19"/>
-          <w:szCs w:val="19"/>
-          <w:shd w:fill="2563EB" w:color="auto" w:val="clear"/>
-        </w:rPr>
-        <w:t xml:space="preserve"> 3 </w:t>
-      </w:r>
-      <w:r>
-        <w:rPr>
-          <w:rFonts w:ascii="Arial" w:cs="Arial" w:eastAsia="Arial" w:hAnsi="Arial"/>
-          <w:sz w:val="20"/>
-          <w:szCs w:val="20"/>
-        </w:rPr>
-        <w:t xml:space="preserve">	</w:t>
-      </w:r>
-      <w:r>
-        <w:rPr>
-          <w:rFonts w:ascii="Arial" w:cs="Arial" w:eastAsia="Arial" w:hAnsi="Arial"/>
-          <w:b/>
-          <w:bCs/>
-          <w:color w:val="0F2044"/>
-          <w:sz w:val="20"/>
-          <w:szCs w:val="20"/>
-        </w:rPr>
-        <w:t xml:space="preserve">QUEDAN</w:t>
-      </w:r>
-      <w:r>
-        <w:rPr>
-          <w:rFonts w:ascii="Arial" w:cs="Arial" w:eastAsia="Arial" w:hAnsi="Arial"/>
-          <w:color w:val="1C2740"/>
-          <w:sz w:val="20"/>
-          <w:szCs w:val="20"/>
-        </w:rPr>
-        <w:t xml:space="preserve">: lo que aún falta de cada referencia. En verde ✔ 0, completa.</w:t>
-      </w:r>
-    </w:p>
-    <w:p>
-      <w:pPr>
-        <w:keepNext w:val="false"/>
-        <w:keepLines/>
-        <w:tabs>
-          <w:tab w:val="left" w:pos="460"/>
-        </w:tabs>
-        <w:spacing w:after="70" w:line="280"/>
-        <w:ind w:left="460" w:hanging="460"/>
-      </w:pPr>
-      <w:r>
-        <w:rPr>
-          <w:rFonts w:ascii="Arial" w:cs="Arial" w:eastAsia="Arial" w:hAnsi="Arial"/>
-          <w:b/>
-          <w:bCs/>
-          <w:color w:val="FFFFFF"/>
-          <w:sz w:val="19"/>
-          <w:szCs w:val="19"/>
-          <w:shd w:fill="16A34A" w:color="auto" w:val="clear"/>
-        </w:rPr>
-        <w:t xml:space="preserve"> 4 </w:t>
-      </w:r>
-      <w:r>
-        <w:rPr>
-          <w:rFonts w:ascii="Arial" w:cs="Arial" w:eastAsia="Arial" w:hAnsi="Arial"/>
-          <w:sz w:val="20"/>
-          <w:szCs w:val="20"/>
-        </w:rPr>
-        <w:t xml:space="preserve">	</w:t>
-      </w:r>
-      <w:r>
-        <w:rPr>
-          <w:rFonts w:ascii="Arial" w:cs="Arial" w:eastAsia="Arial" w:hAnsi="Arial"/>
-          <w:b/>
-          <w:bCs/>
-          <w:color w:val="0F2044"/>
-          <w:sz w:val="20"/>
-          <w:szCs w:val="20"/>
-        </w:rPr>
-        <w:t xml:space="preserve">Confirmar</w:t>
-      </w:r>
-      <w:r>
-        <w:rPr>
-          <w:rFonts w:ascii="Arial" w:cs="Arial" w:eastAsia="Arial" w:hAnsi="Arial"/>
-          <w:color w:val="1C2740"/>
-          <w:sz w:val="20"/>
-          <w:szCs w:val="20"/>
-        </w:rPr>
-        <w:t xml:space="preserve">.</w:t>
-      </w:r>
-    </w:p>
-    <w:p>
-      <w:pPr>
-        <w:spacing w:after="40"/>
-      </w:pPr>
-    </w:p>
-    <w:tbl>
-      <w:tblPr>
-        <w:tblW w:type="dxa" w:w="10206"/>
-        <w:tblBorders>
-          <w:top w:val="single" w:color="auto" w:sz="4"/>
-          <w:left w:val="single" w:color="auto" w:sz="4"/>
-          <w:bottom w:val="single" w:color="auto" w:sz="4"/>
-          <w:right w:val="single" w:color="auto" w:sz="4"/>
-          <w:insideH w:val="single" w:color="auto" w:sz="4"/>
-          <w:insideV w:val="single" w:color="auto" w:sz="4"/>
-        </w:tblBorders>
-      </w:tblPr>
-      <w:tblGrid>
-        <w:gridCol w:w="10206"/>
-      </w:tblGrid>
-      <w:tr>
-        <w:trPr>
-          <w:cantSplit/>
-        </w:trPr>
-        <w:tc>
-          <w:tcPr>
-            <w:tcW w:type="dxa" w:w="10206"/>
-            <w:tcBorders>
-              <w:top w:val="none" w:color="FFFFFF" w:sz="0"/>
-              <w:left w:val="single" w:color="C9A84C" w:sz="36"/>
-              <w:bottom w:val="none" w:color="FFFFFF" w:sz="0"/>
-              <w:right w:val="none" w:color="FFFFFF" w:sz="0"/>
-            </w:tcBorders>
-            <w:shd w:fill="FFF7E0" w:color="auto" w:val="clear"/>
-            <w:tcMar>
-              <w:top w:type="dxa" w:w="100"/>
-              <w:left w:type="dxa" w:w="200"/>
-              <w:bottom w:type="dxa" w:w="100"/>
-              <w:right w:type="dxa" w:w="160"/>
-            </w:tcMar>
-            <w:vAlign w:val="top"/>
-          </w:tcPr>
-          <w:p>
-            <w:pPr>
-              <w:keepNext/>
-              <w:spacing w:after="40"/>
-            </w:pPr>
-            <w:r>
-              <w:rPr>
-                <w:rFonts w:ascii="Arial" w:cs="Arial" w:eastAsia="Arial" w:hAnsi="Arial"/>
-                <w:b/>
-                <w:bCs/>
-                <w:color w:val="8A6D1F"/>
-                <w:sz w:val="21"/>
-                <w:szCs w:val="21"/>
-              </w:rPr>
-              <w:t xml:space="preserve">Si llega MÁS de lo pedido</w:t>
-            </w:r>
-          </w:p>
-          <w:p>
-            <w:pPr>
-              <w:keepLines/>
-              <w:spacing w:after="20" w:line="300"/>
-            </w:pPr>
-            <w:r>
-              <w:rPr>
-                <w:rFonts w:ascii="Arial" w:cs="Arial" w:eastAsia="Arial" w:hAnsi="Arial"/>
-                <w:color w:val="1C2740"/>
-                <w:sz w:val="20"/>
-                <w:szCs w:val="20"/>
-              </w:rPr>
-              <w:t xml:space="preserve">Anota la cantidad real: la aplicación lo muestra como </w:t>
-            </w:r>
-            <w:r>
-              <w:rPr>
-                <w:rFonts w:ascii="Arial" w:cs="Arial" w:eastAsia="Arial" w:hAnsi="Arial"/>
-                <w:b/>
-                <w:bCs/>
-                <w:color w:val="0F2044"/>
-                <w:sz w:val="20"/>
-                <w:szCs w:val="20"/>
-              </w:rPr>
-              <w:t xml:space="preserve">«+N (de más)»</w:t>
-            </w:r>
-            <w:r>
-              <w:rPr>
-                <w:rFonts w:ascii="Arial" w:cs="Arial" w:eastAsia="Arial" w:hAnsi="Arial"/>
-                <w:color w:val="1C2740"/>
-                <w:sz w:val="20"/>
-                <w:szCs w:val="20"/>
-              </w:rPr>
-              <w:t xml:space="preserve"> y lo recoge como </w:t>
-            </w:r>
-            <w:r>
-              <w:rPr>
-                <w:rFonts w:ascii="Arial" w:cs="Arial" w:eastAsia="Arial" w:hAnsi="Arial"/>
-                <w:b/>
-                <w:bCs/>
-                <w:color w:val="0F2044"/>
-                <w:sz w:val="20"/>
-                <w:szCs w:val="20"/>
-              </w:rPr>
-              <w:t xml:space="preserve">material recibido en exceso</w:t>
-            </w:r>
-            <w:r>
-              <w:rPr>
-                <w:rFonts w:ascii="Arial" w:cs="Arial" w:eastAsia="Arial" w:hAnsi="Arial"/>
-                <w:color w:val="1C2740"/>
-                <w:sz w:val="20"/>
-                <w:szCs w:val="20"/>
-              </w:rPr>
-              <w:t xml:space="preserve"> en los avisos y listados, para que Compras lo gestione con el proveedor.</w:t>
-            </w:r>
-          </w:p>
-        </w:tc>
-      </w:tr>
-    </w:tbl>
-    <w:p>
-      <w:pPr>
-        <w:spacing w:after="100"/>
-      </w:pPr>
-    </w:p>
-    <w:p>
-      <w:pPr>
-        <w:keepNext/>
-        <w:spacing w:after="40" w:before="40"/>
-        <w:jc w:val="center"/>
-      </w:pPr>
-      <w:r>
-        <w:drawing>
-          <wp:inline distT="0" distB="0" distL="0" distR="0">
-            <wp:extent cx="6096000" cy="590550"/>
-            <wp:effectExtent t="0" r="0" b="0" l="0"/>
-            <wp:docPr id="1" name="a_exceso" descr="a_exceso" title="a_exceso"/>
-            <wp:cNvGraphicFramePr>
-              <a:graphicFrameLocks xmlns:a="http://schemas.openxmlformats.org/drawingml/2006/main" noChangeAspect="1"/>
-            </wp:cNvGraphicFramePr>
-            <a:graphic xmlns:a="http://schemas.openxmlformats.org/drawingml/2006/main">
-              <a:graphicData uri="http://schemas.openxmlformats.org/drawingml/2006/picture">
-                <pic:pic xmlns:pic="http://schemas.openxmlformats.org/drawingml/2006/picture">
-                  <pic:nvPicPr>
-                    <pic:cNvPr id="0" name="" descr=""/>
-                    <pic:cNvPicPr>
-                      <a:picLocks noChangeAspect="1" noChangeArrowheads="1"/>
-                    </pic:cNvPicPr>
-                  </pic:nvPicPr>
-                  <pic:blipFill>
-                    <a:blip r:embed="rId19" cstate="none"/>
-                    <a:srcRect/>
-                    <a:stretch>
-                      <a:fillRect/>
-                    </a:stretch>
-                  </pic:blipFill>
-                  <pic:spPr bwMode="auto">
-                    <a:xfrm>
-                      <a:off x="0" y="0"/>
-                      <a:ext cx="6096000" cy="590550"/>
-                    </a:xfrm>
-                    <a:prstGeom prst="rect">
-                      <a:avLst/>
-                    </a:prstGeom>
-                  </pic:spPr>
-                </pic:pic>
-              </a:graphicData>
-            </a:graphic>
-          </wp:inline>
-        </w:drawing>
-      </w:r>
-    </w:p>
-    <w:p>
-      <w:pPr>
-        <w:spacing w:after="140"/>
-        <w:jc w:val="center"/>
-      </w:pPr>
-      <w:r>
-        <w:rPr>
-          <w:rFonts w:ascii="Arial" w:cs="Arial" w:eastAsia="Arial" w:hAnsi="Arial"/>
-          <w:i/>
-          <w:iCs/>
-          <w:color w:val="7A8599"/>
-          <w:sz w:val="17"/>
-          <w:szCs w:val="17"/>
-        </w:rPr>
-        <w:t xml:space="preserve">Cantidad recibida superior a la pedida.</w:t>
-      </w:r>
-    </w:p>
-    <w:tbl>
-      <w:tblPr>
-        <w:tblW w:type="dxa" w:w="10206"/>
-        <w:tblBorders>
-          <w:top w:val="single" w:color="auto" w:sz="4"/>
-          <w:left w:val="single" w:color="auto" w:sz="4"/>
-          <w:bottom w:val="single" w:color="auto" w:sz="4"/>
-          <w:right w:val="single" w:color="auto" w:sz="4"/>
-          <w:insideH w:val="single" w:color="auto" w:sz="4"/>
-          <w:insideV w:val="single" w:color="auto" w:sz="4"/>
-        </w:tblBorders>
-      </w:tblPr>
-      <w:tblGrid>
-        <w:gridCol w:w="10206"/>
-      </w:tblGrid>
-      <w:tr>
-        <w:trPr>
-          <w:cantSplit/>
-        </w:trPr>
-        <w:tc>
-          <w:tcPr>
-            <w:tcW w:type="dxa" w:w="10206"/>
-            <w:tcBorders>
-              <w:top w:val="none" w:color="FFFFFF" w:sz="0"/>
-              <w:left w:val="single" w:color="EA580C" w:sz="36"/>
-              <w:bottom w:val="none" w:color="FFFFFF" w:sz="0"/>
-              <w:right w:val="none" w:color="FFFFFF" w:sz="0"/>
-            </w:tcBorders>
-            <w:shd w:fill="FFF0E6" w:color="auto" w:val="clear"/>
-            <w:tcMar>
-              <w:top w:type="dxa" w:w="100"/>
-              <w:left w:type="dxa" w:w="200"/>
-              <w:bottom w:type="dxa" w:w="100"/>
-              <w:right w:type="dxa" w:w="160"/>
-            </w:tcMar>
-            <w:vAlign w:val="top"/>
-          </w:tcPr>
-          <w:p>
-            <w:pPr>
-              <w:keepNext/>
-              <w:spacing w:after="40"/>
-            </w:pPr>
-            <w:r>
-              <w:rPr>
-                <w:rFonts w:ascii="Arial" w:cs="Arial" w:eastAsia="Arial" w:hAnsi="Arial"/>
-                <w:b/>
-                <w:bCs/>
-                <w:color w:val="B45309"/>
-                <w:sz w:val="21"/>
-                <w:szCs w:val="21"/>
-              </w:rPr>
-              <w:t xml:space="preserve">Pídelo si te interesa</w:t>
-            </w:r>
-          </w:p>
-          <w:p>
-            <w:pPr>
-              <w:keepLines/>
-              <w:spacing w:after="20" w:line="300"/>
-            </w:pPr>
-            <w:r>
-              <w:rPr>
-                <w:rFonts w:ascii="Arial" w:cs="Arial" w:eastAsia="Arial" w:hAnsi="Arial"/>
-                <w:color w:val="1C2740"/>
-                <w:sz w:val="20"/>
-                <w:szCs w:val="20"/>
-              </w:rPr>
-              <w:t xml:space="preserve">Detallar las referencias es </w:t>
-            </w:r>
-            <w:r>
-              <w:rPr>
-                <w:rFonts w:ascii="Arial" w:cs="Arial" w:eastAsia="Arial" w:hAnsi="Arial"/>
-                <w:b/>
-                <w:bCs/>
-                <w:color w:val="0F2044"/>
-                <w:sz w:val="20"/>
-                <w:szCs w:val="20"/>
-              </w:rPr>
-              <w:t xml:space="preserve">opcional</w:t>
-            </w:r>
-            <w:r>
-              <w:rPr>
-                <w:rFonts w:ascii="Arial" w:cs="Arial" w:eastAsia="Arial" w:hAnsi="Arial"/>
-                <w:color w:val="1C2740"/>
-                <w:sz w:val="20"/>
-                <w:szCs w:val="20"/>
-              </w:rPr>
-              <w:t xml:space="preserve">, pero es lo que permite saber </w:t>
-            </w:r>
-            <w:r>
-              <w:rPr>
-                <w:rFonts w:ascii="Arial" w:cs="Arial" w:eastAsia="Arial" w:hAnsi="Arial"/>
-                <w:b/>
-                <w:bCs/>
-                <w:color w:val="0F2044"/>
-                <w:sz w:val="20"/>
-                <w:szCs w:val="20"/>
-              </w:rPr>
-              <w:t xml:space="preserve">exactamente qué falta</w:t>
-            </w:r>
-            <w:r>
-              <w:rPr>
-                <w:rFonts w:ascii="Arial" w:cs="Arial" w:eastAsia="Arial" w:hAnsi="Arial"/>
-                <w:color w:val="1C2740"/>
-                <w:sz w:val="20"/>
-                <w:szCs w:val="20"/>
-              </w:rPr>
-              <w:t xml:space="preserve">. Sin detalle, en «Pedidos con entregas pendientes» aparecerá «⚠ Sin detalle de las entradas».</w:t>
-            </w:r>
-          </w:p>
-        </w:tc>
-      </w:tr>
-    </w:tbl>
-    <w:p>
-      <w:pPr>
-        <w:spacing w:after="100"/>
-      </w:pPr>
-    </w:p>
-    <w:p>
-      <w:pPr>
-        <w:pStyle w:val="Heading2"/>
-        <w:keepNext/>
-        <w:pBdr>
-          <w:left w:val="single" w:color="C9A84C" w:sz="24" w:space="6"/>
-        </w:pBdr>
-        <w:spacing w:after="100" w:before="220"/>
-      </w:pPr>
-      <w:r>
-        <w:rPr>
-          <w:rFonts w:ascii="Arial" w:cs="Arial" w:eastAsia="Arial" w:hAnsi="Arial"/>
-          <w:b/>
-          <w:bCs/>
-          <w:color w:val="1A3A6B"/>
-          <w:sz w:val="25"/>
-          <w:szCs w:val="25"/>
-        </w:rPr>
-        <w:t xml:space="preserve">Entregas parciales y entrada final</w:t>
-      </w:r>
-    </w:p>
-    <w:p>
-      <w:pPr>
-        <w:keepLines/>
-        <w:spacing w:after="100" w:line="300"/>
-      </w:pPr>
-      <w:r>
-        <w:rPr>
-          <w:rFonts w:ascii="Arial" w:cs="Arial" w:eastAsia="Arial" w:hAnsi="Arial"/>
-          <w:color w:val="1C2740"/>
-          <w:sz w:val="21"/>
-          <w:szCs w:val="21"/>
-        </w:rPr>
-        <w:t xml:space="preserve">Si el proveedor sirve el pedido en varias veces, </w:t>
-      </w:r>
-      <w:r>
-        <w:rPr>
-          <w:rFonts w:ascii="Arial" w:cs="Arial" w:eastAsia="Arial" w:hAnsi="Arial"/>
-          <w:b/>
-          <w:bCs/>
-          <w:color w:val="0F2044"/>
-          <w:sz w:val="21"/>
-          <w:szCs w:val="21"/>
-        </w:rPr>
-        <w:t xml:space="preserve">repite el proceso con cada albarán</w:t>
-      </w:r>
-      <w:r>
-        <w:rPr>
-          <w:rFonts w:ascii="Arial" w:cs="Arial" w:eastAsia="Arial" w:hAnsi="Arial"/>
-          <w:color w:val="1C2740"/>
-          <w:sz w:val="21"/>
-          <w:szCs w:val="21"/>
-        </w:rPr>
-        <w:t xml:space="preserve">: abre el pedido y pulsa </w:t>
-      </w:r>
-      <w:r>
-        <w:rPr>
-          <w:rFonts w:ascii="Arial" w:cs="Arial" w:eastAsia="Arial" w:hAnsi="Arial"/>
-          <w:b/>
-          <w:bCs/>
-          <w:color w:val="0F2044"/>
-          <w:sz w:val="21"/>
-          <w:szCs w:val="21"/>
-        </w:rPr>
-        <w:t xml:space="preserve">＋ Añadir entrada DALI / SAP</w:t>
-      </w:r>
-      <w:r>
-        <w:rPr>
-          <w:rFonts w:ascii="Arial" w:cs="Arial" w:eastAsia="Arial" w:hAnsi="Arial"/>
-          <w:color w:val="1C2740"/>
-          <w:sz w:val="21"/>
-          <w:szCs w:val="21"/>
-        </w:rPr>
-        <w:t xml:space="preserve">. En las líneas del pedido, las columnas </w:t>
-      </w:r>
-      <w:r>
-        <w:rPr>
-          <w:rFonts w:ascii="Arial" w:cs="Arial" w:eastAsia="Arial" w:hAnsi="Arial"/>
-          <w:b/>
-          <w:bCs/>
-          <w:color w:val="0F2044"/>
-          <w:sz w:val="21"/>
-          <w:szCs w:val="21"/>
-        </w:rPr>
-        <w:t xml:space="preserve">ENTREG.</w:t>
-      </w:r>
-      <w:r>
-        <w:rPr>
-          <w:rFonts w:ascii="Arial" w:cs="Arial" w:eastAsia="Arial" w:hAnsi="Arial"/>
-          <w:color w:val="1C2740"/>
-          <w:sz w:val="21"/>
-          <w:szCs w:val="21"/>
-        </w:rPr>
-        <w:t xml:space="preserve"> y </w:t>
-      </w:r>
-      <w:r>
-        <w:rPr>
-          <w:rFonts w:ascii="Arial" w:cs="Arial" w:eastAsia="Arial" w:hAnsi="Arial"/>
-          <w:b/>
-          <w:bCs/>
-          <w:color w:val="0F2044"/>
-          <w:sz w:val="21"/>
-          <w:szCs w:val="21"/>
-        </w:rPr>
-        <w:t xml:space="preserve">PEND.</w:t>
-      </w:r>
-      <w:r>
-        <w:rPr>
-          <w:rFonts w:ascii="Arial" w:cs="Arial" w:eastAsia="Arial" w:hAnsi="Arial"/>
-          <w:color w:val="1C2740"/>
-          <w:sz w:val="21"/>
-          <w:szCs w:val="21"/>
-        </w:rPr>
-        <w:t xml:space="preserve"> muestran lo recibido y lo que falta.</w:t>
-      </w:r>
-    </w:p>
-    <w:tbl>
-      <w:tblPr>
-        <w:tblW w:type="dxa" w:w="10206"/>
-        <w:tblBorders>
-          <w:top w:val="single" w:color="auto" w:sz="4"/>
-          <w:left w:val="single" w:color="auto" w:sz="4"/>
-          <w:bottom w:val="single" w:color="auto" w:sz="4"/>
-          <w:right w:val="single" w:color="auto" w:sz="4"/>
-          <w:insideH w:val="single" w:color="auto" w:sz="4"/>
-          <w:insideV w:val="single" w:color="auto" w:sz="4"/>
-        </w:tblBorders>
-      </w:tblPr>
-      <w:tblGrid>
-        <w:gridCol w:w="5001"/>
-        <w:gridCol w:w="5205"/>
-      </w:tblGrid>
-      <w:tr>
-        <w:trPr>
-          <w:cantSplit/>
-        </w:trPr>
-        <w:tc>
-          <w:tcPr>
-            <w:tcW w:type="dxa" w:w="5001"/>
-            <w:tcBorders>
-              <w:top w:val="none" w:color="FFFFFF" w:sz="0"/>
-              <w:left w:val="none" w:color="FFFFFF" w:sz="0"/>
-              <w:bottom w:val="none" w:color="FFFFFF" w:sz="0"/>
-              <w:right w:val="none" w:color="FFFFFF" w:sz="0"/>
-            </w:tcBorders>
-            <w:tcMar>
-              <w:top w:type="dxa" w:w="0"/>
-              <w:left w:type="dxa" w:w="0"/>
-              <w:bottom w:type="dxa" w:w="0"/>
-              <w:right w:type="dxa" w:w="100"/>
-            </w:tcMar>
-            <w:vAlign w:val="top"/>
-          </w:tcPr>
-          <w:p>
-            <w:pPr>
-              <w:keepNext/>
-              <w:spacing w:after="40" w:before="40"/>
-              <w:jc w:val="center"/>
-            </w:pPr>
-            <w:r>
-              <w:drawing>
-                <wp:inline distT="0" distB="0" distL="0" distR="0">
-                  <wp:extent cx="2962275" cy="2867025"/>
-                  <wp:effectExtent t="0" r="0" b="0" l="0"/>
-                  <wp:docPr id="1" name="a_m_parcial" descr="a_m_parcial" title="a_m_parcial"/>
-                  <wp:cNvGraphicFramePr>
-                    <a:graphicFrameLocks xmlns:a="http://schemas.openxmlformats.org/drawingml/2006/main" noChangeAspect="1"/>
-                  </wp:cNvGraphicFramePr>
-                  <a:graphic xmlns:a="http://schemas.openxmlformats.org/drawingml/2006/main">
-                    <a:graphicData uri="http://schemas.openxmlformats.org/drawingml/2006/picture">
-                      <pic:pic xmlns:pic="http://schemas.openxmlformats.org/drawingml/2006/picture">
-                        <pic:nvPicPr>
-                          <pic:cNvPr id="0" name="" descr=""/>
-                          <pic:cNvPicPr>
-                            <a:picLocks noChangeAspect="1" noChangeArrowheads="1"/>
-                          </pic:cNvPicPr>
-                        </pic:nvPicPr>
-                        <pic:blipFill>
-                          <a:blip r:embed="rId20" cstate="none"/>
-                          <a:srcRect/>
-                          <a:stretch>
-                            <a:fillRect/>
-                          </a:stretch>
-                        </pic:blipFill>
-                        <pic:spPr bwMode="auto">
-                          <a:xfrm>
-                            <a:off x="0" y="0"/>
-                            <a:ext cx="2962275" cy="2867025"/>
-                          </a:xfrm>
-                          <a:prstGeom prst="rect">
-                            <a:avLst/>
-                          </a:prstGeom>
-                        </pic:spPr>
-                      </pic:pic>
-                    </a:graphicData>
-                  </a:graphic>
-                </wp:inline>
-              </w:drawing>
-            </w:r>
-          </w:p>
-          <w:p>
-            <w:pPr>
-              <w:spacing w:after="140"/>
-              <w:jc w:val="center"/>
-            </w:pPr>
-            <w:r>
-              <w:rPr>
-                <w:rFonts w:ascii="Arial" w:cs="Arial" w:eastAsia="Arial" w:hAnsi="Arial"/>
-                <w:i/>
-                <w:iCs/>
-                <w:color w:val="7A8599"/>
-                <w:sz w:val="17"/>
-                <w:szCs w:val="17"/>
-              </w:rPr>
-              <w:t xml:space="preserve">Pedido en ENTREGA PARCIAL.</w:t>
-            </w:r>
-          </w:p>
-        </w:tc>
-        <w:tc>
-          <w:tcPr>
-            <w:tcW w:type="dxa" w:w="5205"/>
-            <w:tcBorders>
-              <w:top w:val="none" w:color="FFFFFF" w:sz="0"/>
-              <w:left w:val="none" w:color="FFFFFF" w:sz="0"/>
-              <w:bottom w:val="none" w:color="FFFFFF" w:sz="0"/>
-              <w:right w:val="none" w:color="FFFFFF" w:sz="0"/>
-            </w:tcBorders>
-            <w:tcMar>
-              <w:top w:type="dxa" w:w="0"/>
-              <w:left w:type="dxa" w:w="160"/>
-              <w:bottom w:type="dxa" w:w="0"/>
-              <w:right w:type="dxa" w:w="0"/>
-            </w:tcMar>
-            <w:vAlign w:val="top"/>
-          </w:tcPr>
-          <w:p>
-            <w:pPr>
-              <w:keepLines/>
-              <w:spacing w:after="100" w:line="300"/>
-            </w:pPr>
-            <w:r>
-              <w:rPr>
-                <w:rFonts w:ascii="Arial" w:cs="Arial" w:eastAsia="Arial" w:hAnsi="Arial"/>
-                <w:color w:val="1C2740"/>
-                <w:sz w:val="20"/>
-                <w:szCs w:val="20"/>
-              </w:rPr>
-              <w:t xml:space="preserve">Mientras el pedido esté en </w:t>
-            </w:r>
-            <w:r>
-              <w:rPr>
-                <w:rFonts w:ascii="Arial" w:cs="Arial" w:eastAsia="Arial" w:hAnsi="Arial"/>
-                <w:b/>
-                <w:bCs/>
-                <w:color w:val="0F2044"/>
-                <w:sz w:val="20"/>
-                <w:szCs w:val="20"/>
-              </w:rPr>
-              <w:t xml:space="preserve">ENTREGA PARCIAL</w:t>
-            </w:r>
-            <w:r>
-              <w:rPr>
-                <w:rFonts w:ascii="Arial" w:cs="Arial" w:eastAsia="Arial" w:hAnsi="Arial"/>
-                <w:color w:val="1C2740"/>
-                <w:sz w:val="20"/>
-                <w:szCs w:val="20"/>
-              </w:rPr>
-              <w:t xml:space="preserve"> puedes </w:t>
-            </w:r>
-            <w:r>
-              <w:rPr>
-                <w:rFonts w:ascii="Arial" w:cs="Arial" w:eastAsia="Arial" w:hAnsi="Arial"/>
-                <w:b/>
-                <w:bCs/>
-                <w:color w:val="0F2044"/>
-                <w:sz w:val="20"/>
-                <w:szCs w:val="20"/>
-              </w:rPr>
-              <w:t xml:space="preserve">corregir</w:t>
-            </w:r>
-            <w:r>
-              <w:rPr>
-                <w:rFonts w:ascii="Arial" w:cs="Arial" w:eastAsia="Arial" w:hAnsi="Arial"/>
-                <w:color w:val="1C2740"/>
-                <w:sz w:val="20"/>
-                <w:szCs w:val="20"/>
-              </w:rPr>
-              <w:t xml:space="preserve"> una entrada o quitarla con la </w:t>
-            </w:r>
-            <w:r>
-              <w:rPr>
-                <w:rFonts w:ascii="Arial" w:cs="Arial" w:eastAsia="Arial" w:hAnsi="Arial"/>
-                <w:b/>
-                <w:bCs/>
-                <w:color w:val="0F2044"/>
-                <w:sz w:val="20"/>
-                <w:szCs w:val="20"/>
-              </w:rPr>
-              <w:t xml:space="preserve">✕</w:t>
-            </w:r>
-            <w:r>
-              <w:rPr>
-                <w:rFonts w:ascii="Arial" w:cs="Arial" w:eastAsia="Arial" w:hAnsi="Arial"/>
-                <w:color w:val="1C2740"/>
-                <w:sz w:val="20"/>
-                <w:szCs w:val="20"/>
-              </w:rPr>
-              <w:t xml:space="preserve"> roja.</w:t>
-            </w:r>
-          </w:p>
-          <w:p>
-            <w:pPr>
-              <w:keepNext/>
-              <w:keepLines/>
-              <w:tabs>
-                <w:tab w:val="left" w:pos="460"/>
-              </w:tabs>
-              <w:spacing w:after="70" w:line="280"/>
-              <w:ind w:left="460" w:hanging="460"/>
-            </w:pPr>
-            <w:r>
-              <w:rPr>
-                <w:rFonts w:ascii="Arial" w:cs="Arial" w:eastAsia="Arial" w:hAnsi="Arial"/>
-                <w:b/>
-                <w:bCs/>
-                <w:color w:val="FFFFFF"/>
-                <w:sz w:val="19"/>
-                <w:szCs w:val="19"/>
-                <w:shd w:fill="2563EB" w:color="auto" w:val="clear"/>
-              </w:rPr>
-              <w:t xml:space="preserve"> 1 </w:t>
-            </w:r>
-            <w:r>
-              <w:rPr>
-                <w:rFonts w:ascii="Arial" w:cs="Arial" w:eastAsia="Arial" w:hAnsi="Arial"/>
-                <w:sz w:val="20"/>
-                <w:szCs w:val="20"/>
-              </w:rPr>
-              <w:t xml:space="preserve">	</w:t>
-            </w:r>
-            <w:r>
-              <w:rPr>
-                <w:rFonts w:ascii="Arial" w:cs="Arial" w:eastAsia="Arial" w:hAnsi="Arial"/>
-                <w:color w:val="1C2740"/>
-                <w:sz w:val="20"/>
-                <w:szCs w:val="20"/>
-              </w:rPr>
-              <w:t xml:space="preserve">Líneas con lo </w:t>
-            </w:r>
-            <w:r>
-              <w:rPr>
-                <w:rFonts w:ascii="Arial" w:cs="Arial" w:eastAsia="Arial" w:hAnsi="Arial"/>
-                <w:b/>
-                <w:bCs/>
-                <w:color w:val="0F2044"/>
-                <w:sz w:val="20"/>
-                <w:szCs w:val="20"/>
-              </w:rPr>
-              <w:t xml:space="preserve">entregado</w:t>
-            </w:r>
-            <w:r>
-              <w:rPr>
-                <w:rFonts w:ascii="Arial" w:cs="Arial" w:eastAsia="Arial" w:hAnsi="Arial"/>
-                <w:color w:val="1C2740"/>
-                <w:sz w:val="20"/>
-                <w:szCs w:val="20"/>
-              </w:rPr>
-              <w:t xml:space="preserve"> y lo </w:t>
-            </w:r>
-            <w:r>
-              <w:rPr>
-                <w:rFonts w:ascii="Arial" w:cs="Arial" w:eastAsia="Arial" w:hAnsi="Arial"/>
-                <w:b/>
-                <w:bCs/>
-                <w:color w:val="0F2044"/>
-                <w:sz w:val="20"/>
-                <w:szCs w:val="20"/>
-              </w:rPr>
-              <w:t xml:space="preserve">pendiente</w:t>
-            </w:r>
-            <w:r>
-              <w:rPr>
-                <w:rFonts w:ascii="Arial" w:cs="Arial" w:eastAsia="Arial" w:hAnsi="Arial"/>
-                <w:color w:val="1C2740"/>
-                <w:sz w:val="20"/>
-                <w:szCs w:val="20"/>
-              </w:rPr>
-              <w:t xml:space="preserve"> de cada una (✔ = completa).</w:t>
-            </w:r>
-          </w:p>
-          <w:p>
-            <w:pPr>
-              <w:keepNext w:val="false"/>
-              <w:keepLines/>
-              <w:tabs>
-                <w:tab w:val="left" w:pos="460"/>
-              </w:tabs>
-              <w:spacing w:after="70" w:line="280"/>
-              <w:ind w:left="460" w:hanging="460"/>
-            </w:pPr>
-            <w:r>
-              <w:rPr>
-                <w:rFonts w:ascii="Arial" w:cs="Arial" w:eastAsia="Arial" w:hAnsi="Arial"/>
-                <w:b/>
-                <w:bCs/>
-                <w:color w:val="FFFFFF"/>
-                <w:sz w:val="19"/>
-                <w:szCs w:val="19"/>
-                <w:shd w:fill="E11D48" w:color="auto" w:val="clear"/>
-              </w:rPr>
-              <w:t xml:space="preserve"> 2 </w:t>
-            </w:r>
-            <w:r>
-              <w:rPr>
-                <w:rFonts w:ascii="Arial" w:cs="Arial" w:eastAsia="Arial" w:hAnsi="Arial"/>
-                <w:sz w:val="20"/>
-                <w:szCs w:val="20"/>
-              </w:rPr>
-              <w:t xml:space="preserve">	</w:t>
-            </w:r>
-            <w:r>
-              <w:rPr>
-                <w:rFonts w:ascii="Arial" w:cs="Arial" w:eastAsia="Arial" w:hAnsi="Arial"/>
-                <w:color w:val="1C2740"/>
-                <w:sz w:val="20"/>
-                <w:szCs w:val="20"/>
-              </w:rPr>
-              <w:t xml:space="preserve">El botón </w:t>
-            </w:r>
-            <w:r>
-              <w:rPr>
-                <w:rFonts w:ascii="Arial" w:cs="Arial" w:eastAsia="Arial" w:hAnsi="Arial"/>
-                <w:b/>
-                <w:bCs/>
-                <w:color w:val="0F2044"/>
-                <w:sz w:val="20"/>
-                <w:szCs w:val="20"/>
-              </w:rPr>
-              <w:t xml:space="preserve">«2 ref. ✔»</w:t>
-            </w:r>
-            <w:r>
-              <w:rPr>
-                <w:rFonts w:ascii="Arial" w:cs="Arial" w:eastAsia="Arial" w:hAnsi="Arial"/>
-                <w:color w:val="1C2740"/>
-                <w:sz w:val="20"/>
-                <w:szCs w:val="20"/>
-              </w:rPr>
-              <w:t xml:space="preserve"> abre el detalle de esa entrada.</w:t>
-            </w:r>
-          </w:p>
-        </w:tc>
-      </w:tr>
-    </w:tbl>
-    <w:p>
-      <w:pPr>
-        <w:spacing w:after="60"/>
-      </w:pPr>
-    </w:p>
-    <w:p>
-      <w:pPr>
-        <w:pStyle w:val="Heading2"/>
-        <w:keepNext/>
-        <w:pBdr>
-          <w:left w:val="single" w:color="C9A84C" w:sz="24" w:space="6"/>
-        </w:pBdr>
-        <w:spacing w:after="100" w:before="220"/>
-      </w:pPr>
-      <w:r>
-        <w:rPr>
-          <w:rFonts w:ascii="Arial" w:cs="Arial" w:eastAsia="Arial" w:hAnsi="Arial"/>
-          <w:b/>
-          <w:bCs/>
-          <w:color w:val="1A3A6B"/>
-          <w:sz w:val="25"/>
-          <w:szCs w:val="25"/>
-        </w:rPr>
-        <w:t xml:space="preserve">Entrada final y pedido cerrado</w:t>
-      </w:r>
-    </w:p>
-    <w:p>
-      <w:pPr>
-        <w:keepLines/>
-        <w:spacing w:after="100" w:line="300"/>
-      </w:pPr>
-      <w:r>
-        <w:rPr>
-          <w:rFonts w:ascii="Arial" w:cs="Arial" w:eastAsia="Arial" w:hAnsi="Arial"/>
-          <w:color w:val="1C2740"/>
-          <w:sz w:val="21"/>
-          <w:szCs w:val="21"/>
-        </w:rPr>
-        <w:t xml:space="preserve">Cuando llegue </w:t>
-      </w:r>
-      <w:r>
-        <w:rPr>
-          <w:rFonts w:ascii="Arial" w:cs="Arial" w:eastAsia="Arial" w:hAnsi="Arial"/>
-          <w:b/>
-          <w:bCs/>
-          <w:color w:val="0F2044"/>
-          <w:sz w:val="21"/>
-          <w:szCs w:val="21"/>
-        </w:rPr>
-        <w:t xml:space="preserve">lo último</w:t>
-      </w:r>
-      <w:r>
-        <w:rPr>
-          <w:rFonts w:ascii="Arial" w:cs="Arial" w:eastAsia="Arial" w:hAnsi="Arial"/>
-          <w:color w:val="1C2740"/>
-          <w:sz w:val="21"/>
-          <w:szCs w:val="21"/>
-        </w:rPr>
-        <w:t xml:space="preserve"> (o si todo llega de una sola vez), marca </w:t>
-      </w:r>
-      <w:r>
-        <w:rPr>
-          <w:rFonts w:ascii="Arial" w:cs="Arial" w:eastAsia="Arial" w:hAnsi="Arial"/>
-          <w:b/>
-          <w:bCs/>
-          <w:color w:val="0F2044"/>
-          <w:sz w:val="21"/>
-          <w:szCs w:val="21"/>
-        </w:rPr>
-        <w:t xml:space="preserve">Entrada final</w:t>
-      </w:r>
-      <w:r>
-        <w:rPr>
-          <w:rFonts w:ascii="Arial" w:cs="Arial" w:eastAsia="Arial" w:hAnsi="Arial"/>
-          <w:color w:val="1C2740"/>
-          <w:sz w:val="21"/>
-          <w:szCs w:val="21"/>
-        </w:rPr>
-        <w:t xml:space="preserve">: el estado pasará a </w:t>
-      </w:r>
-      <w:r>
-        <w:rPr>
-          <w:rFonts w:ascii="Arial" w:cs="Arial" w:eastAsia="Arial" w:hAnsi="Arial"/>
-          <w:b/>
-          <w:bCs/>
-          <w:color w:val="0F2044"/>
-          <w:sz w:val="21"/>
-          <w:szCs w:val="21"/>
-        </w:rPr>
-        <w:t xml:space="preserve">ENTREGADO</w:t>
-      </w:r>
-      <w:r>
-        <w:rPr>
-          <w:rFonts w:ascii="Arial" w:cs="Arial" w:eastAsia="Arial" w:hAnsi="Arial"/>
-          <w:color w:val="1C2740"/>
-          <w:sz w:val="21"/>
-          <w:szCs w:val="21"/>
-        </w:rPr>
-        <w:t xml:space="preserve"> y el pedido quedará cerrado.</w:t>
-      </w:r>
-    </w:p>
-    <w:tbl>
-      <w:tblPr>
-        <w:tblW w:type="dxa" w:w="10206"/>
-        <w:tblBorders>
-          <w:top w:val="single" w:color="auto" w:sz="4"/>
-          <w:left w:val="single" w:color="auto" w:sz="4"/>
-          <w:bottom w:val="single" w:color="auto" w:sz="4"/>
-          <w:right w:val="single" w:color="auto" w:sz="4"/>
-          <w:insideH w:val="single" w:color="auto" w:sz="4"/>
-          <w:insideV w:val="single" w:color="auto" w:sz="4"/>
-        </w:tblBorders>
-      </w:tblPr>
-      <w:tblGrid>
-        <w:gridCol w:w="5103"/>
-        <w:gridCol w:w="5103"/>
-      </w:tblGrid>
-      <w:tr>
-        <w:trPr>
-          <w:cantSplit/>
-        </w:trPr>
-        <w:tc>
-          <w:tcPr>
-            <w:tcW w:type="dxa" w:w="5103"/>
-            <w:tcBorders>
-              <w:top w:val="none" w:color="FFFFFF" w:sz="0"/>
-              <w:left w:val="none" w:color="FFFFFF" w:sz="0"/>
-              <w:bottom w:val="none" w:color="FFFFFF" w:sz="0"/>
-              <w:right w:val="none" w:color="FFFFFF" w:sz="0"/>
-            </w:tcBorders>
-            <w:tcMar>
-              <w:top w:type="dxa" w:w="0"/>
-              <w:left w:type="dxa" w:w="60"/>
-              <w:bottom w:type="dxa" w:w="0"/>
-              <w:right w:type="dxa" w:w="60"/>
-            </w:tcMar>
-            <w:vAlign w:val="top"/>
-          </w:tcPr>
-          <w:p>
-            <w:pPr>
-              <w:keepNext/>
-              <w:spacing w:after="40" w:before="40"/>
-              <w:jc w:val="center"/>
-            </w:pPr>
-            <w:r>
-              <w:drawing>
-                <wp:inline distT="0" distB="0" distL="0" distR="0">
-                  <wp:extent cx="3009900" cy="2771775"/>
-                  <wp:effectExtent t="0" r="0" b="0" l="0"/>
-                  <wp:docPr id="1" name="a_m_final" descr="a_m_final" title="a_m_final"/>
+                  <wp:docPr id="1" name="h_relleno" descr="h_relleno" title="h_relleno"/>
                   <wp:cNvGraphicFramePr>
                     <a:graphicFrameLocks xmlns:a="http://schemas.openxmlformats.org/drawingml/2006/main" noChangeAspect="1"/>
                   </wp:cNvGraphicFramePr>
@@ -7290,7 +6501,7 @@
                         <pic:spPr bwMode="auto">
                           <a:xfrm>
                             <a:off x="0" y="0"/>
-                            <a:ext cx="3009900" cy="2771775"/>
+                            <a:ext cx="3486150" cy="2428875"/>
                           </a:xfrm>
                           <a:prstGeom prst="rect">
                             <a:avLst/>
@@ -7317,144 +6528,13 @@
                 <w:sz w:val="17"/>
                 <w:szCs w:val="17"/>
               </w:rPr>
-              <w:t xml:space="preserve">Entrada final marcada.</w:t>
-            </w:r>
-          </w:p>
-          <w:p>
-            <w:pPr>
-              <w:keepNext/>
-              <w:keepLines/>
-              <w:tabs>
-                <w:tab w:val="left" w:pos="460"/>
-              </w:tabs>
-              <w:spacing w:after="70" w:line="280"/>
-              <w:ind w:left="460" w:hanging="460"/>
-            </w:pPr>
-            <w:r>
-              <w:rPr>
-                <w:rFonts w:ascii="Arial" w:cs="Arial" w:eastAsia="Arial" w:hAnsi="Arial"/>
-                <w:b/>
-                <w:bCs/>
-                <w:color w:val="FFFFFF"/>
-                <w:sz w:val="19"/>
-                <w:szCs w:val="19"/>
-                <w:shd w:fill="E11D48" w:color="auto" w:val="clear"/>
-              </w:rPr>
-              <w:t xml:space="preserve"> 1 </w:t>
-            </w:r>
-            <w:r>
-              <w:rPr>
-                <w:rFonts w:ascii="Arial" w:cs="Arial" w:eastAsia="Arial" w:hAnsi="Arial"/>
-                <w:sz w:val="20"/>
-                <w:szCs w:val="20"/>
-              </w:rPr>
-              <w:t xml:space="preserve">	</w:t>
-            </w:r>
-            <w:r>
-              <w:rPr>
-                <w:rFonts w:ascii="Arial" w:cs="Arial" w:eastAsia="Arial" w:hAnsi="Arial"/>
-                <w:b/>
-                <w:bCs/>
-                <w:color w:val="0F2044"/>
-                <w:sz w:val="20"/>
-                <w:szCs w:val="20"/>
-              </w:rPr>
-              <w:t xml:space="preserve">Entrada final</w:t>
-            </w:r>
-            <w:r>
-              <w:rPr>
-                <w:rFonts w:ascii="Arial" w:cs="Arial" w:eastAsia="Arial" w:hAnsi="Arial"/>
-                <w:color w:val="1C2740"/>
-                <w:sz w:val="20"/>
-                <w:szCs w:val="20"/>
-              </w:rPr>
-              <w:t xml:space="preserve"> ✔: la fila se tiñe de verde.</w:t>
-            </w:r>
-          </w:p>
-          <w:p>
-            <w:pPr>
-              <w:keepNext w:val="false"/>
-              <w:keepLines/>
-              <w:tabs>
-                <w:tab w:val="left" w:pos="460"/>
-              </w:tabs>
-              <w:spacing w:after="70" w:line="280"/>
-              <w:ind w:left="460" w:hanging="460"/>
-            </w:pPr>
-            <w:r>
-              <w:rPr>
-                <w:rFonts w:ascii="Arial" w:cs="Arial" w:eastAsia="Arial" w:hAnsi="Arial"/>
-                <w:b/>
-                <w:bCs/>
-                <w:color w:val="FFFFFF"/>
-                <w:sz w:val="19"/>
-                <w:szCs w:val="19"/>
-                <w:shd w:fill="2563EB" w:color="auto" w:val="clear"/>
-              </w:rPr>
-              <w:t xml:space="preserve"> 2 </w:t>
-            </w:r>
-            <w:r>
-              <w:rPr>
-                <w:rFonts w:ascii="Arial" w:cs="Arial" w:eastAsia="Arial" w:hAnsi="Arial"/>
-                <w:sz w:val="20"/>
-                <w:szCs w:val="20"/>
-              </w:rPr>
-              <w:t xml:space="preserve">	</w:t>
-            </w:r>
-            <w:r>
-              <w:rPr>
-                <w:rFonts w:ascii="Arial" w:cs="Arial" w:eastAsia="Arial" w:hAnsi="Arial"/>
-                <w:color w:val="1C2740"/>
-                <w:sz w:val="20"/>
-                <w:szCs w:val="20"/>
-              </w:rPr>
-              <w:t xml:space="preserve">El estado pasa a </w:t>
-            </w:r>
-            <w:r>
-              <w:rPr>
-                <w:rFonts w:ascii="Arial" w:cs="Arial" w:eastAsia="Arial" w:hAnsi="Arial"/>
-                <w:b/>
-                <w:bCs/>
-                <w:color w:val="0F2044"/>
-                <w:sz w:val="20"/>
-                <w:szCs w:val="20"/>
-              </w:rPr>
-              <w:t xml:space="preserve">ENTREGADO</w:t>
-            </w:r>
-            <w:r>
-              <w:rPr>
-                <w:rFonts w:ascii="Arial" w:cs="Arial" w:eastAsia="Arial" w:hAnsi="Arial"/>
-                <w:color w:val="1C2740"/>
-                <w:sz w:val="20"/>
-                <w:szCs w:val="20"/>
-              </w:rPr>
-              <w:t xml:space="preserve">. Pulsa </w:t>
-            </w:r>
-            <w:r>
-              <w:rPr>
-                <w:rFonts w:ascii="Arial" w:cs="Arial" w:eastAsia="Arial" w:hAnsi="Arial"/>
-                <w:b/>
-                <w:bCs/>
-                <w:color w:val="0F2044"/>
-                <w:sz w:val="20"/>
-                <w:szCs w:val="20"/>
-              </w:rPr>
-              <w:t xml:space="preserve">Guardar</w:t>
-            </w:r>
-            <w:r>
-              <w:rPr>
-                <w:rFonts w:ascii="Arial" w:cs="Arial" w:eastAsia="Arial" w:hAnsi="Arial"/>
-                <w:color w:val="1C2740"/>
-                <w:sz w:val="20"/>
-                <w:szCs w:val="20"/>
-              </w:rPr>
-              <w:t xml:space="preserve">.</w:t>
+              <w:t xml:space="preserve">Entrada rellenada desde el albarán.</w:t>
             </w:r>
           </w:p>
         </w:tc>
         <w:tc>
           <w:tcPr>
-            <w:tcW w:type="dxa" w:w="5103"/>
+            <w:tcW w:type="dxa" w:w="4389"/>
             <w:tcBorders>
               <w:top w:val="none" w:color="FFFFFF" w:sz="0"/>
               <w:left w:val="none" w:color="FFFFFF" w:sz="0"/>
@@ -7463,89 +6543,41 @@
             </w:tcBorders>
             <w:tcMar>
               <w:top w:type="dxa" w:w="0"/>
-              <w:left w:type="dxa" w:w="60"/>
+              <w:left w:type="dxa" w:w="160"/>
               <w:bottom w:type="dxa" w:w="0"/>
-              <w:right w:type="dxa" w:w="60"/>
+              <w:right w:type="dxa" w:w="0"/>
             </w:tcMar>
             <w:vAlign w:val="top"/>
           </w:tcPr>
           <w:p>
             <w:pPr>
               <w:keepNext/>
-              <w:spacing w:after="40" w:before="40"/>
-              <w:jc w:val="center"/>
-            </w:pPr>
-            <w:r>
-              <w:drawing>
-                <wp:inline distT="0" distB="0" distL="0" distR="0">
-                  <wp:extent cx="3009900" cy="2647950"/>
-                  <wp:effectExtent t="0" r="0" b="0" l="0"/>
-                  <wp:docPr id="1" name="a_m_entregado" descr="a_m_entregado" title="a_m_entregado"/>
-                  <wp:cNvGraphicFramePr>
-                    <a:graphicFrameLocks xmlns:a="http://schemas.openxmlformats.org/drawingml/2006/main" noChangeAspect="1"/>
-                  </wp:cNvGraphicFramePr>
-                  <a:graphic xmlns:a="http://schemas.openxmlformats.org/drawingml/2006/main">
-                    <a:graphicData uri="http://schemas.openxmlformats.org/drawingml/2006/picture">
-                      <pic:pic xmlns:pic="http://schemas.openxmlformats.org/drawingml/2006/picture">
-                        <pic:nvPicPr>
-                          <pic:cNvPr id="0" name="" descr=""/>
-                          <pic:cNvPicPr>
-                            <a:picLocks noChangeAspect="1" noChangeArrowheads="1"/>
-                          </pic:cNvPicPr>
-                        </pic:nvPicPr>
-                        <pic:blipFill>
-                          <a:blip r:embed="rId22" cstate="none"/>
-                          <a:srcRect/>
-                          <a:stretch>
-                            <a:fillRect/>
-                          </a:stretch>
-                        </pic:blipFill>
-                        <pic:spPr bwMode="auto">
-                          <a:xfrm>
-                            <a:off x="0" y="0"/>
-                            <a:ext cx="3009900" cy="2647950"/>
-                          </a:xfrm>
-                          <a:prstGeom prst="rect">
-                            <a:avLst/>
-                          </a:prstGeom>
-                        </pic:spPr>
-                      </pic:pic>
-                    </a:graphicData>
-                  </a:graphic>
-                </wp:inline>
-              </w:drawing>
-            </w:r>
-          </w:p>
-          <w:p>
-            <w:pPr>
-              <w:spacing w:after="140"/>
-              <w:jc w:val="center"/>
-            </w:pPr>
-            <w:r>
-              <w:rPr>
-                <w:rFonts w:ascii="Arial" w:cs="Arial" w:eastAsia="Arial" w:hAnsi="Arial"/>
-                <w:i/>
-                <w:iCs/>
-                <w:color w:val="7A8599"/>
-                <w:sz w:val="17"/>
-                <w:szCs w:val="17"/>
-              </w:rPr>
-              <w:t xml:space="preserve">Pedido ENTREGADO (solo lectura).</w:t>
-            </w:r>
-          </w:p>
-          <w:p>
-            <w:pPr>
               <w:keepLines/>
-              <w:spacing w:after="100" w:line="300"/>
-            </w:pPr>
-            <w:r>
-              <w:rPr>
-                <w:rFonts w:ascii="Arial" w:cs="Arial" w:eastAsia="Arial" w:hAnsi="Arial"/>
-                <w:color w:val="1C2740"/>
-                <w:sz w:val="20"/>
-                <w:szCs w:val="20"/>
-              </w:rPr>
-              <w:t xml:space="preserve">Un pedido </w:t>
+              <w:tabs>
+                <w:tab w:val="left" w:pos="460"/>
+              </w:tabs>
+              <w:spacing w:after="70" w:line="280"/>
+              <w:ind w:left="460" w:hanging="460"/>
+            </w:pPr>
+            <w:r>
+              <w:rPr>
+                <w:rFonts w:ascii="Arial" w:cs="Arial" w:eastAsia="Arial" w:hAnsi="Arial"/>
+                <w:b/>
+                <w:bCs/>
+                <w:color w:val="FFFFFF"/>
+                <w:sz w:val="19"/>
+                <w:szCs w:val="19"/>
+                <w:shd w:fill="E11D48" w:color="auto" w:val="clear"/>
+              </w:rPr>
+              <w:t xml:space="preserve"> 1 </w:t>
+            </w:r>
+            <w:r>
+              <w:rPr>
+                <w:rFonts w:ascii="Arial" w:cs="Arial" w:eastAsia="Arial" w:hAnsi="Arial"/>
+                <w:sz w:val="20"/>
+                <w:szCs w:val="20"/>
+              </w:rPr>
+              <w:t xml:space="preserve">	</w:t>
             </w:r>
             <w:r>
               <w:rPr>
@@ -7556,6 +6588,230 @@
                 <w:sz w:val="20"/>
                 <w:szCs w:val="20"/>
               </w:rPr>
+              <w:t xml:space="preserve">Nº Entrada DALI / SAP</w:t>
+            </w:r>
+            <w:r>
+              <w:rPr>
+                <w:rFonts w:ascii="Arial" w:cs="Arial" w:eastAsia="Arial" w:hAnsi="Arial"/>
+                <w:color w:val="1C2740"/>
+                <w:sz w:val="20"/>
+                <w:szCs w:val="20"/>
+              </w:rPr>
+              <w:t xml:space="preserve">: el código del albarán.</w:t>
+            </w:r>
+          </w:p>
+          <w:p>
+            <w:pPr>
+              <w:keepNext/>
+              <w:keepLines/>
+              <w:tabs>
+                <w:tab w:val="left" w:pos="460"/>
+              </w:tabs>
+              <w:spacing w:after="70" w:line="280"/>
+              <w:ind w:left="460" w:hanging="460"/>
+            </w:pPr>
+            <w:r>
+              <w:rPr>
+                <w:rFonts w:ascii="Arial" w:cs="Arial" w:eastAsia="Arial" w:hAnsi="Arial"/>
+                <w:b/>
+                <w:bCs/>
+                <w:color w:val="FFFFFF"/>
+                <w:sz w:val="19"/>
+                <w:szCs w:val="19"/>
+                <w:shd w:fill="E11D48" w:color="auto" w:val="clear"/>
+              </w:rPr>
+              <w:t xml:space="preserve"> 2 </w:t>
+            </w:r>
+            <w:r>
+              <w:rPr>
+                <w:rFonts w:ascii="Arial" w:cs="Arial" w:eastAsia="Arial" w:hAnsi="Arial"/>
+                <w:sz w:val="20"/>
+                <w:szCs w:val="20"/>
+              </w:rPr>
+              <w:t xml:space="preserve">	</w:t>
+            </w:r>
+            <w:r>
+              <w:rPr>
+                <w:rFonts w:ascii="Arial" w:cs="Arial" w:eastAsia="Arial" w:hAnsi="Arial"/>
+                <w:b/>
+                <w:bCs/>
+                <w:color w:val="0F2044"/>
+                <w:sz w:val="20"/>
+                <w:szCs w:val="20"/>
+              </w:rPr>
+              <w:t xml:space="preserve">Fecha de entrada</w:t>
+            </w:r>
+            <w:r>
+              <w:rPr>
+                <w:rFonts w:ascii="Arial" w:cs="Arial" w:eastAsia="Arial" w:hAnsi="Arial"/>
+                <w:color w:val="1C2740"/>
+                <w:sz w:val="20"/>
+                <w:szCs w:val="20"/>
+              </w:rPr>
+              <w:t xml:space="preserve">: la fecha del albarán.</w:t>
+            </w:r>
+          </w:p>
+          <w:p>
+            <w:pPr>
+              <w:keepNext/>
+              <w:keepLines/>
+              <w:tabs>
+                <w:tab w:val="left" w:pos="460"/>
+              </w:tabs>
+              <w:spacing w:after="70" w:line="280"/>
+              <w:ind w:left="460" w:hanging="460"/>
+            </w:pPr>
+            <w:r>
+              <w:rPr>
+                <w:rFonts w:ascii="Arial" w:cs="Arial" w:eastAsia="Arial" w:hAnsi="Arial"/>
+                <w:b/>
+                <w:bCs/>
+                <w:color w:val="FFFFFF"/>
+                <w:sz w:val="19"/>
+                <w:szCs w:val="19"/>
+                <w:shd w:fill="E11D48" w:color="auto" w:val="clear"/>
+              </w:rPr>
+              <w:t xml:space="preserve"> 3 </w:t>
+            </w:r>
+            <w:r>
+              <w:rPr>
+                <w:rFonts w:ascii="Arial" w:cs="Arial" w:eastAsia="Arial" w:hAnsi="Arial"/>
+                <w:sz w:val="20"/>
+                <w:szCs w:val="20"/>
+              </w:rPr>
+              <w:t xml:space="preserve">	</w:t>
+            </w:r>
+            <w:r>
+              <w:rPr>
+                <w:rFonts w:ascii="Arial" w:cs="Arial" w:eastAsia="Arial" w:hAnsi="Arial"/>
+                <w:b/>
+                <w:bCs/>
+                <w:color w:val="0F2044"/>
+                <w:sz w:val="20"/>
+                <w:szCs w:val="20"/>
+              </w:rPr>
+              <w:t xml:space="preserve">Base imp. (€)</w:t>
+            </w:r>
+            <w:r>
+              <w:rPr>
+                <w:rFonts w:ascii="Arial" w:cs="Arial" w:eastAsia="Arial" w:hAnsi="Arial"/>
+                <w:color w:val="1C2740"/>
+                <w:sz w:val="20"/>
+                <w:szCs w:val="20"/>
+              </w:rPr>
+              <w:t xml:space="preserve">: el importe del albarán, sin IGIC.</w:t>
+            </w:r>
+          </w:p>
+          <w:p>
+            <w:pPr>
+              <w:keepNext/>
+              <w:keepLines/>
+              <w:tabs>
+                <w:tab w:val="left" w:pos="460"/>
+              </w:tabs>
+              <w:spacing w:after="70" w:line="280"/>
+              <w:ind w:left="460" w:hanging="460"/>
+            </w:pPr>
+            <w:r>
+              <w:rPr>
+                <w:rFonts w:ascii="Arial" w:cs="Arial" w:eastAsia="Arial" w:hAnsi="Arial"/>
+                <w:b/>
+                <w:bCs/>
+                <w:color w:val="FFFFFF"/>
+                <w:sz w:val="19"/>
+                <w:szCs w:val="19"/>
+                <w:shd w:fill="E11D48" w:color="auto" w:val="clear"/>
+              </w:rPr>
+              <w:t xml:space="preserve"> 4 </w:t>
+            </w:r>
+            <w:r>
+              <w:rPr>
+                <w:rFonts w:ascii="Arial" w:cs="Arial" w:eastAsia="Arial" w:hAnsi="Arial"/>
+                <w:sz w:val="20"/>
+                <w:szCs w:val="20"/>
+              </w:rPr>
+              <w:t xml:space="preserve">	</w:t>
+            </w:r>
+            <w:r>
+              <w:rPr>
+                <w:rFonts w:ascii="Arial" w:cs="Arial" w:eastAsia="Arial" w:hAnsi="Arial"/>
+                <w:b/>
+                <w:bCs/>
+                <w:color w:val="0F2044"/>
+                <w:sz w:val="20"/>
+                <w:szCs w:val="20"/>
+              </w:rPr>
+              <w:t xml:space="preserve">Referencias</w:t>
+            </w:r>
+            <w:r>
+              <w:rPr>
+                <w:rFonts w:ascii="Arial" w:cs="Arial" w:eastAsia="Arial" w:hAnsi="Arial"/>
+                <w:color w:val="1C2740"/>
+                <w:sz w:val="20"/>
+                <w:szCs w:val="20"/>
+              </w:rPr>
+              <w:t xml:space="preserve">: ya marcadas las que han llegado y con sus cantidades.</w:t>
+            </w:r>
+          </w:p>
+          <w:p>
+            <w:pPr>
+              <w:keepNext/>
+              <w:keepLines/>
+              <w:tabs>
+                <w:tab w:val="left" w:pos="460"/>
+              </w:tabs>
+              <w:spacing w:after="70" w:line="280"/>
+              <w:ind w:left="460" w:hanging="460"/>
+            </w:pPr>
+            <w:r>
+              <w:rPr>
+                <w:rFonts w:ascii="Arial" w:cs="Arial" w:eastAsia="Arial" w:hAnsi="Arial"/>
+                <w:b/>
+                <w:bCs/>
+                <w:color w:val="FFFFFF"/>
+                <w:sz w:val="19"/>
+                <w:szCs w:val="19"/>
+                <w:shd w:fill="2563EB" w:color="auto" w:val="clear"/>
+              </w:rPr>
+              <w:t xml:space="preserve"> 5 </w:t>
+            </w:r>
+            <w:r>
+              <w:rPr>
+                <w:rFonts w:ascii="Arial" w:cs="Arial" w:eastAsia="Arial" w:hAnsi="Arial"/>
+                <w:sz w:val="20"/>
+                <w:szCs w:val="20"/>
+              </w:rPr>
+              <w:t xml:space="preserve">	</w:t>
+            </w:r>
+            <w:r>
+              <w:rPr>
+                <w:rFonts w:ascii="Arial" w:cs="Arial" w:eastAsia="Arial" w:hAnsi="Arial"/>
+                <w:b/>
+                <w:bCs/>
+                <w:color w:val="0F2044"/>
+                <w:sz w:val="20"/>
+                <w:szCs w:val="20"/>
+              </w:rPr>
+              <w:t xml:space="preserve">Estado del pedido</w:t>
+            </w:r>
+            <w:r>
+              <w:rPr>
+                <w:rFonts w:ascii="Arial" w:cs="Arial" w:eastAsia="Arial" w:hAnsi="Arial"/>
+                <w:color w:val="1C2740"/>
+                <w:sz w:val="20"/>
+                <w:szCs w:val="20"/>
+              </w:rPr>
+              <w:t xml:space="preserve">: </w:t>
+            </w:r>
+            <w:r>
+              <w:rPr>
+                <w:rFonts w:ascii="Arial" w:cs="Arial" w:eastAsia="Arial" w:hAnsi="Arial"/>
+                <w:b/>
+                <w:bCs/>
+                <w:color w:val="0F2044"/>
+                <w:sz w:val="20"/>
+                <w:szCs w:val="20"/>
+              </w:rPr>
               <w:t xml:space="preserve">ENTREGADO</w:t>
             </w:r>
             <w:r>
@@ -7565,7 +6821,7 @@
                 <w:sz w:val="20"/>
                 <w:szCs w:val="20"/>
               </w:rPr>
-              <w:t xml:space="preserve"> queda en </w:t>
+              <w:t xml:space="preserve"> (con «Entrada final» marcada) si el albarán completa el pedido, o </w:t>
             </w:r>
             <w:r>
               <w:rPr>
@@ -7576,16 +6832,47 @@
                 <w:sz w:val="20"/>
                 <w:szCs w:val="20"/>
               </w:rPr>
-              <w:t xml:space="preserve">solo lectura</w:t>
-            </w:r>
-            <w:r>
-              <w:rPr>
-                <w:rFonts w:ascii="Arial" w:cs="Arial" w:eastAsia="Arial" w:hAnsi="Arial"/>
-                <w:color w:val="1C2740"/>
-                <w:sz w:val="20"/>
-                <w:szCs w:val="20"/>
-              </w:rPr>
-              <w:t xml:space="preserve">: los campos se ven en gris y ya no se pueden cambiar. Si te has equivocado, </w:t>
+              <w:t xml:space="preserve">ENTREGA PARCIAL</w:t>
+            </w:r>
+            <w:r>
+              <w:rPr>
+                <w:rFonts w:ascii="Arial" w:cs="Arial" w:eastAsia="Arial" w:hAnsi="Arial"/>
+                <w:color w:val="1C2740"/>
+                <w:sz w:val="20"/>
+                <w:szCs w:val="20"/>
+              </w:rPr>
+              <w:t xml:space="preserve"> si falta algo.</w:t>
+            </w:r>
+          </w:p>
+          <w:p>
+            <w:pPr>
+              <w:keepNext w:val="false"/>
+              <w:keepLines/>
+              <w:tabs>
+                <w:tab w:val="left" w:pos="460"/>
+              </w:tabs>
+              <w:spacing w:after="70" w:line="280"/>
+              <w:ind w:left="460" w:hanging="460"/>
+            </w:pPr>
+            <w:r>
+              <w:rPr>
+                <w:rFonts w:ascii="Arial" w:cs="Arial" w:eastAsia="Arial" w:hAnsi="Arial"/>
+                <w:b/>
+                <w:bCs/>
+                <w:color w:val="FFFFFF"/>
+                <w:sz w:val="19"/>
+                <w:szCs w:val="19"/>
+                <w:shd w:fill="16A34A" w:color="auto" w:val="clear"/>
+              </w:rPr>
+              <w:t xml:space="preserve"> 6 </w:t>
+            </w:r>
+            <w:r>
+              <w:rPr>
+                <w:rFonts w:ascii="Arial" w:cs="Arial" w:eastAsia="Arial" w:hAnsi="Arial"/>
+                <w:sz w:val="20"/>
+                <w:szCs w:val="20"/>
+              </w:rPr>
+              <w:t xml:space="preserve">	</w:t>
             </w:r>
             <w:r>
               <w:rPr>
@@ -7596,16 +6883,16 @@
                 <w:sz w:val="20"/>
                 <w:szCs w:val="20"/>
               </w:rPr>
-              <w:t xml:space="preserve">avisa a Compras</w:t>
-            </w:r>
-            <w:r>
-              <w:rPr>
-                <w:rFonts w:ascii="Arial" w:cs="Arial" w:eastAsia="Arial" w:hAnsi="Arial"/>
-                <w:color w:val="1C2740"/>
-                <w:sz w:val="20"/>
-                <w:szCs w:val="20"/>
-              </w:rPr>
-              <w:t xml:space="preserve"> para que lo corrijan.</w:t>
+              <w:t xml:space="preserve">Guardar</w:t>
+            </w:r>
+            <w:r>
+              <w:rPr>
+                <w:rFonts w:ascii="Arial" w:cs="Arial" w:eastAsia="Arial" w:hAnsi="Arial"/>
+                <w:color w:val="1C2740"/>
+                <w:sz w:val="20"/>
+                <w:szCs w:val="20"/>
+              </w:rPr>
+              <w:t xml:space="preserve"> para registrarlo.</w:t>
             </w:r>
           </w:p>
         </w:tc>
@@ -7618,23 +6905,162 @@
     </w:p>
     <w:p>
       <w:pPr>
-        <w:pStyle w:val="Heading2"/>
-        <w:keepNext/>
-        <w:pBdr>
-          <w:left w:val="single" w:color="C9A84C" w:sz="24" w:space="6"/>
-        </w:pBdr>
-        <w:spacing w:after="100" w:before="220"/>
-      </w:pPr>
-      <w:r>
-        <w:rPr>
-          <w:rFonts w:ascii="Arial" w:cs="Arial" w:eastAsia="Arial" w:hAnsi="Arial"/>
-          <w:b/>
-          <w:bCs/>
-          <w:color w:val="1A3A6B"/>
-          <w:sz w:val="25"/>
-          <w:szCs w:val="25"/>
-        </w:rPr>
-        <w:t xml:space="preserve">Si la aplicación no te deja guardar</w:t>
+        <w:pStyle w:val="ListParagraph"/>
+        <w:keepLines/>
+        <w:numPr>
+          <w:ilvl w:val="0"/>
+          <w:numId w:val="2"/>
+        </w:numPr>
+        <w:spacing w:after="60" w:line="290"/>
+      </w:pPr>
+      <w:r>
+        <w:rPr>
+          <w:rFonts w:ascii="Arial" w:cs="Arial" w:eastAsia="Arial" w:hAnsi="Arial"/>
+          <w:color w:val="1C2740"/>
+          <w:sz w:val="21"/>
+          <w:szCs w:val="21"/>
+        </w:rPr>
+        <w:t xml:space="preserve">Si el pedido queda en </w:t>
+      </w:r>
+      <w:r>
+        <w:rPr>
+          <w:rFonts w:ascii="Arial" w:cs="Arial" w:eastAsia="Arial" w:hAnsi="Arial"/>
+          <w:b/>
+          <w:bCs/>
+          <w:color w:val="0F2044"/>
+          <w:sz w:val="21"/>
+          <w:szCs w:val="21"/>
+        </w:rPr>
+        <w:t xml:space="preserve">ENTREGA PARCIAL</w:t>
+      </w:r>
+      <w:r>
+        <w:rPr>
+          <w:rFonts w:ascii="Arial" w:cs="Arial" w:eastAsia="Arial" w:hAnsi="Arial"/>
+          <w:color w:val="1C2740"/>
+          <w:sz w:val="21"/>
+          <w:szCs w:val="21"/>
+        </w:rPr>
+        <w:t xml:space="preserve">, repite el proceso con el siguiente albarán cuando llegue lo que falte.</w:t>
+      </w:r>
+    </w:p>
+    <w:p>
+      <w:pPr>
+        <w:pStyle w:val="ListParagraph"/>
+        <w:keepLines/>
+        <w:numPr>
+          <w:ilvl w:val="0"/>
+          <w:numId w:val="2"/>
+        </w:numPr>
+        <w:spacing w:after="60" w:line="290"/>
+      </w:pPr>
+      <w:r>
+        <w:rPr>
+          <w:rFonts w:ascii="Arial" w:cs="Arial" w:eastAsia="Arial" w:hAnsi="Arial"/>
+          <w:color w:val="1C2740"/>
+          <w:sz w:val="21"/>
+          <w:szCs w:val="21"/>
+        </w:rPr>
+        <w:t xml:space="preserve">Si llega </w:t>
+      </w:r>
+      <w:r>
+        <w:rPr>
+          <w:rFonts w:ascii="Arial" w:cs="Arial" w:eastAsia="Arial" w:hAnsi="Arial"/>
+          <w:b/>
+          <w:bCs/>
+          <w:color w:val="0F2044"/>
+          <w:sz w:val="21"/>
+          <w:szCs w:val="21"/>
+        </w:rPr>
+        <w:t xml:space="preserve">más cantidad de la pedida</w:t>
+      </w:r>
+      <w:r>
+        <w:rPr>
+          <w:rFonts w:ascii="Arial" w:cs="Arial" w:eastAsia="Arial" w:hAnsi="Arial"/>
+          <w:color w:val="1C2740"/>
+          <w:sz w:val="21"/>
+          <w:szCs w:val="21"/>
+        </w:rPr>
+        <w:t xml:space="preserve"> o </w:t>
+      </w:r>
+      <w:r>
+        <w:rPr>
+          <w:rFonts w:ascii="Arial" w:cs="Arial" w:eastAsia="Arial" w:hAnsi="Arial"/>
+          <w:b/>
+          <w:bCs/>
+          <w:color w:val="0F2044"/>
+          <w:sz w:val="21"/>
+          <w:szCs w:val="21"/>
+        </w:rPr>
+        <w:t xml:space="preserve">falta alguna referencia</w:t>
+      </w:r>
+      <w:r>
+        <w:rPr>
+          <w:rFonts w:ascii="Arial" w:cs="Arial" w:eastAsia="Arial" w:hAnsi="Arial"/>
+          <w:color w:val="1C2740"/>
+          <w:sz w:val="21"/>
+          <w:szCs w:val="21"/>
+        </w:rPr>
+        <w:t xml:space="preserve">, el resumen te lo indica y la aplicación lo trata igual que si lo hubieras anotado a mano (ver «Si llega MÁS de lo pedido»).</w:t>
+      </w:r>
+    </w:p>
+    <w:p>
+      <w:pPr>
+        <w:pStyle w:val="ListParagraph"/>
+        <w:keepLines/>
+        <w:numPr>
+          <w:ilvl w:val="0"/>
+          <w:numId w:val="2"/>
+        </w:numPr>
+        <w:spacing w:after="60" w:line="290"/>
+      </w:pPr>
+      <w:r>
+        <w:rPr>
+          <w:rFonts w:ascii="Arial" w:cs="Arial" w:eastAsia="Arial" w:hAnsi="Arial"/>
+          <w:color w:val="1C2740"/>
+          <w:sz w:val="21"/>
+          <w:szCs w:val="21"/>
+        </w:rPr>
+        <w:t xml:space="preserve">Si el albarán </w:t>
+      </w:r>
+      <w:r>
+        <w:rPr>
+          <w:rFonts w:ascii="Arial" w:cs="Arial" w:eastAsia="Arial" w:hAnsi="Arial"/>
+          <w:b/>
+          <w:bCs/>
+          <w:color w:val="0F2044"/>
+          <w:sz w:val="21"/>
+          <w:szCs w:val="21"/>
+        </w:rPr>
+        <w:t xml:space="preserve">ya estaba registrado</w:t>
+      </w:r>
+      <w:r>
+        <w:rPr>
+          <w:rFonts w:ascii="Arial" w:cs="Arial" w:eastAsia="Arial" w:hAnsi="Arial"/>
+          <w:color w:val="1C2740"/>
+          <w:sz w:val="21"/>
+          <w:szCs w:val="21"/>
+        </w:rPr>
+        <w:t xml:space="preserve">, la aplicación te lo dice y </w:t>
+      </w:r>
+      <w:r>
+        <w:rPr>
+          <w:rFonts w:ascii="Arial" w:cs="Arial" w:eastAsia="Arial" w:hAnsi="Arial"/>
+          <w:b/>
+          <w:bCs/>
+          <w:color w:val="0F2044"/>
+          <w:sz w:val="21"/>
+          <w:szCs w:val="21"/>
+        </w:rPr>
+        <w:t xml:space="preserve">no lo duplica</w:t>
+      </w:r>
+      <w:r>
+        <w:rPr>
+          <w:rFonts w:ascii="Arial" w:cs="Arial" w:eastAsia="Arial" w:hAnsi="Arial"/>
+          <w:color w:val="1C2740"/>
+          <w:sz w:val="21"/>
+          <w:szCs w:val="21"/>
+        </w:rPr>
+        <w:t xml:space="preserve">.</w:t>
       </w:r>
     </w:p>
     <w:tbl>
@@ -7686,7 +7112,7 @@
                 <w:sz w:val="19"/>
                 <w:szCs w:val="19"/>
               </w:rPr>
-              <w:t xml:space="preserve">Mensaje</w:t>
+              <w:t xml:space="preserve">Si la aplicación te dice…</w:t>
             </w:r>
           </w:p>
         </w:tc>
@@ -7757,7 +7183,7 @@
                 <w:sz w:val="19"/>
                 <w:szCs w:val="19"/>
               </w:rPr>
-              <w:t xml:space="preserve">«Debe registrar al menos una entrada…»</w:t>
+              <w:t xml:space="preserve">«Este albarán es del pedido X, pero el pedido que estás editando es el Y»</w:t>
             </w:r>
           </w:p>
         </w:tc>
@@ -7791,7 +7217,27 @@
                 <w:sz w:val="19"/>
                 <w:szCs w:val="19"/>
               </w:rPr>
-              <w:t xml:space="preserve">Añade la fila de la entrada con su nº de albarán antes de guardar.</w:t>
+              <w:t xml:space="preserve">Has abierto otro pedido. Ábrelo desde su fila en </w:t>
+            </w:r>
+            <w:r>
+              <w:rPr>
+                <w:rFonts w:ascii="Arial" w:cs="Arial" w:eastAsia="Arial" w:hAnsi="Arial"/>
+                <w:b/>
+                <w:bCs/>
+                <w:color w:val="0F2044"/>
+                <w:sz w:val="19"/>
+                <w:szCs w:val="19"/>
+              </w:rPr>
+              <w:t xml:space="preserve">Pedidos</w:t>
+            </w:r>
+            <w:r>
+              <w:rPr>
+                <w:rFonts w:ascii="Arial" w:cs="Arial" w:eastAsia="Arial" w:hAnsi="Arial"/>
+                <w:color w:val="1C2740"/>
+                <w:sz w:val="19"/>
+                <w:szCs w:val="19"/>
+              </w:rPr>
+              <w:t xml:space="preserve"> y vuelve a subir el PDF.</w:t>
             </w:r>
           </w:p>
         </w:tc>
@@ -7830,7 +7276,7 @@
                 <w:sz w:val="19"/>
                 <w:szCs w:val="19"/>
               </w:rPr>
-              <w:t xml:space="preserve">«El número de albarán es obligatorio en cada entrada…»</w:t>
+              <w:t xml:space="preserve">«Este albarán ya está registrado y asignado correctamente…»</w:t>
             </w:r>
           </w:p>
         </w:tc>
@@ -7864,7 +7310,7 @@
                 <w:sz w:val="19"/>
                 <w:szCs w:val="19"/>
               </w:rPr>
-              <w:t xml:space="preserve">Escribe el nº de entrada DALI / SAP en todas las filas.</w:t>
+              <w:t xml:space="preserve">No hace falta hacer nada: ya estaba anotado.</w:t>
             </w:r>
           </w:p>
         </w:tc>
@@ -7903,7 +7349,7 @@
                 <w:sz w:val="19"/>
                 <w:szCs w:val="19"/>
               </w:rPr>
-              <w:t xml:space="preserve">«La Base imp. (€) es obligatoria en cada entrada…»</w:t>
+              <w:t xml:space="preserve">«Este albarán ya está registrado en el pedido…» (otro pedido)</w:t>
             </w:r>
           </w:p>
         </w:tc>
@@ -7937,7 +7383,27 @@
                 <w:sz w:val="19"/>
                 <w:szCs w:val="19"/>
               </w:rPr>
-              <w:t xml:space="preserve">Indica la base imponible del albarán (sin IGIC), también en las entregas parciales.</w:t>
+              <w:t xml:space="preserve">Parece anotado en un pedido equivocado. </w:t>
+            </w:r>
+            <w:r>
+              <w:rPr>
+                <w:rFonts w:ascii="Arial" w:cs="Arial" w:eastAsia="Arial" w:hAnsi="Arial"/>
+                <w:b/>
+                <w:bCs/>
+                <w:color w:val="0F2044"/>
+                <w:sz w:val="19"/>
+                <w:szCs w:val="19"/>
+              </w:rPr>
+              <w:t xml:space="preserve">Avisa a Compras</w:t>
+            </w:r>
+            <w:r>
+              <w:rPr>
+                <w:rFonts w:ascii="Arial" w:cs="Arial" w:eastAsia="Arial" w:hAnsi="Arial"/>
+                <w:color w:val="1C2740"/>
+                <w:sz w:val="19"/>
+                <w:szCs w:val="19"/>
+              </w:rPr>
+              <w:t xml:space="preserve"> para que lo revisen.</w:t>
             </w:r>
           </w:p>
         </w:tc>
@@ -7976,7 +7442,7 @@
                 <w:sz w:val="19"/>
                 <w:szCs w:val="19"/>
               </w:rPr>
-              <w:t xml:space="preserve">«⚖️ El importe no coincide con el pedido»</w:t>
+              <w:t xml:space="preserve">«El albarán no indica el pedido y estas referencias no están en este pedido…»</w:t>
             </w:r>
           </w:p>
         </w:tc>
@@ -8010,47 +7476,7 @@
                 <w:sz w:val="19"/>
                 <w:szCs w:val="19"/>
               </w:rPr>
-              <w:t xml:space="preserve">Es solo un aviso. Puedes </w:t>
-            </w:r>
-            <w:r>
-              <w:rPr>
-                <w:rFonts w:ascii="Arial" w:cs="Arial" w:eastAsia="Arial" w:hAnsi="Arial"/>
-                <w:b/>
-                <w:bCs/>
-                <w:color w:val="0F2044"/>
-                <w:sz w:val="19"/>
-                <w:szCs w:val="19"/>
-              </w:rPr>
-              <w:t xml:space="preserve">Indicar la diferencia</w:t>
-            </w:r>
-            <w:r>
-              <w:rPr>
-                <w:rFonts w:ascii="Arial" w:cs="Arial" w:eastAsia="Arial" w:hAnsi="Arial"/>
-                <w:color w:val="1C2740"/>
-                <w:sz w:val="19"/>
-                <w:szCs w:val="19"/>
-              </w:rPr>
-              <w:t xml:space="preserve"> (abre Referencias) o </w:t>
-            </w:r>
-            <w:r>
-              <w:rPr>
-                <w:rFonts w:ascii="Arial" w:cs="Arial" w:eastAsia="Arial" w:hAnsi="Arial"/>
-                <w:b/>
-                <w:bCs/>
-                <w:color w:val="0F2044"/>
-                <w:sz w:val="19"/>
-                <w:szCs w:val="19"/>
-              </w:rPr>
-              <w:t xml:space="preserve">Guardar sin detallar</w:t>
-            </w:r>
-            <w:r>
-              <w:rPr>
-                <w:rFonts w:ascii="Arial" w:cs="Arial" w:eastAsia="Arial" w:hAnsi="Arial"/>
-                <w:color w:val="1C2740"/>
-                <w:sz w:val="19"/>
-                <w:szCs w:val="19"/>
-              </w:rPr>
-              <w:t xml:space="preserve">.</w:t>
+              <w:t xml:space="preserve">El PDF no corresponde a este pedido. Comprueba que subes el albarán correcto; si dudas, avisa a Compras.</w:t>
             </w:r>
           </w:p>
         </w:tc>
@@ -8089,7 +7515,7 @@
                 <w:sz w:val="19"/>
                 <w:szCs w:val="19"/>
               </w:rPr>
-              <w:t xml:space="preserve">«No tienes permiso para cancelar pedidos»</w:t>
+              <w:t xml:space="preserve">«La entrega de este pedido ya está cerrada (ENTREGADO)»</w:t>
             </w:r>
           </w:p>
         </w:tc>
@@ -8123,6 +7549,3254 @@
                 <w:sz w:val="19"/>
                 <w:szCs w:val="19"/>
               </w:rPr>
+              <w:t xml:space="preserve">El pedido ya está cerrado. Si falta anotar algún albarán, avisa a Compras.</w:t>
+            </w:r>
+          </w:p>
+        </w:tc>
+      </w:tr>
+      <w:tr>
+        <w:trPr>
+          <w:cantSplit/>
+        </w:trPr>
+        <w:tc>
+          <w:tcPr>
+            <w:tcW w:type="dxa" w:w="5307"/>
+            <w:tcBorders>
+              <w:top w:val="single" w:color="CFD7E6" w:sz="4"/>
+              <w:left w:val="single" w:color="CFD7E6" w:sz="4"/>
+              <w:bottom w:val="single" w:color="CFD7E6" w:sz="4"/>
+              <w:right w:val="single" w:color="CFD7E6" w:sz="4"/>
+            </w:tcBorders>
+            <w:shd w:fill="F6F8FC" w:color="auto" w:val="clear"/>
+            <w:tcMar>
+              <w:top w:type="dxa" w:w="60"/>
+              <w:left w:type="dxa" w:w="100"/>
+              <w:bottom w:type="dxa" w:w="60"/>
+              <w:right w:type="dxa" w:w="100"/>
+            </w:tcMar>
+            <w:vAlign w:val="top"/>
+          </w:tcPr>
+          <w:p>
+            <w:pPr>
+              <w:keepLines/>
+              <w:spacing w:after="20" w:line="300"/>
+            </w:pPr>
+            <w:r>
+              <w:rPr>
+                <w:rFonts w:ascii="Arial" w:cs="Arial" w:eastAsia="Arial" w:hAnsi="Arial"/>
+                <w:color w:val="1C2740"/>
+                <w:sz w:val="19"/>
+                <w:szCs w:val="19"/>
+              </w:rPr>
+              <w:t xml:space="preserve">«No se pudo leer el PDF»</w:t>
+            </w:r>
+          </w:p>
+        </w:tc>
+        <w:tc>
+          <w:tcPr>
+            <w:tcW w:type="dxa" w:w="4899"/>
+            <w:tcBorders>
+              <w:top w:val="single" w:color="CFD7E6" w:sz="4"/>
+              <w:left w:val="single" w:color="CFD7E6" w:sz="4"/>
+              <w:bottom w:val="single" w:color="CFD7E6" w:sz="4"/>
+              <w:right w:val="single" w:color="CFD7E6" w:sz="4"/>
+            </w:tcBorders>
+            <w:shd w:fill="F6F8FC" w:color="auto" w:val="clear"/>
+            <w:tcMar>
+              <w:top w:type="dxa" w:w="60"/>
+              <w:left w:type="dxa" w:w="100"/>
+              <w:bottom w:type="dxa" w:w="60"/>
+              <w:right w:type="dxa" w:w="100"/>
+            </w:tcMar>
+            <w:vAlign w:val="top"/>
+          </w:tcPr>
+          <w:p>
+            <w:pPr>
+              <w:keepLines/>
+              <w:spacing w:after="20" w:line="300"/>
+            </w:pPr>
+            <w:r>
+              <w:rPr>
+                <w:rFonts w:ascii="Arial" w:cs="Arial" w:eastAsia="Arial" w:hAnsi="Arial"/>
+                <w:color w:val="1C2740"/>
+                <w:sz w:val="19"/>
+                <w:szCs w:val="19"/>
+              </w:rPr>
+              <w:t xml:space="preserve">Vuelve a guardar el albarán desde DALI con </w:t>
+            </w:r>
+            <w:r>
+              <w:rPr>
+                <w:rFonts w:ascii="Arial" w:cs="Arial" w:eastAsia="Arial" w:hAnsi="Arial"/>
+                <w:b/>
+                <w:bCs/>
+                <w:color w:val="0F2044"/>
+                <w:sz w:val="19"/>
+                <w:szCs w:val="19"/>
+              </w:rPr>
+              <w:t xml:space="preserve">Microsoft Print to PDF</w:t>
+            </w:r>
+            <w:r>
+              <w:rPr>
+                <w:rFonts w:ascii="Arial" w:cs="Arial" w:eastAsia="Arial" w:hAnsi="Arial"/>
+                <w:color w:val="1C2740"/>
+                <w:sz w:val="19"/>
+                <w:szCs w:val="19"/>
+              </w:rPr>
+              <w:t xml:space="preserve">, sin modificarlo.</w:t>
+            </w:r>
+          </w:p>
+        </w:tc>
+      </w:tr>
+    </w:tbl>
+    <w:p>
+      <w:pPr>
+        <w:spacing w:after="100"/>
+      </w:pPr>
+    </w:p>
+    <w:p>
+      <w:pPr>
+        <w:pStyle w:val="Heading2"/>
+        <w:keepNext/>
+        <w:pBdr>
+          <w:left w:val="single" w:color="C9A84C" w:sz="24" w:space="6"/>
+        </w:pBdr>
+        <w:spacing w:after="100" w:before="220"/>
+      </w:pPr>
+      <w:r>
+        <w:rPr>
+          <w:rFonts w:ascii="Arial" w:cs="Arial" w:eastAsia="Arial" w:hAnsi="Arial"/>
+          <w:b/>
+          <w:bCs/>
+          <w:color w:val="1A3A6B"/>
+          <w:sz w:val="25"/>
+          <w:szCs w:val="25"/>
+        </w:rPr>
+        <w:t xml:space="preserve">Registro a mano · Paso 1 · Abre el pedido</w:t>
+      </w:r>
+    </w:p>
+    <w:tbl>
+      <w:tblPr>
+        <w:tblW w:type="dxa" w:w="10206"/>
+        <w:tblBorders>
+          <w:top w:val="single" w:color="auto" w:sz="4"/>
+          <w:left w:val="single" w:color="auto" w:sz="4"/>
+          <w:bottom w:val="single" w:color="auto" w:sz="4"/>
+          <w:right w:val="single" w:color="auto" w:sz="4"/>
+          <w:insideH w:val="single" w:color="auto" w:sz="4"/>
+          <w:insideV w:val="single" w:color="auto" w:sz="4"/>
+        </w:tblBorders>
+      </w:tblPr>
+      <w:tblGrid>
+        <w:gridCol w:w="5817"/>
+        <w:gridCol w:w="4389"/>
+      </w:tblGrid>
+      <w:tr>
+        <w:trPr>
+          <w:cantSplit/>
+        </w:trPr>
+        <w:tc>
+          <w:tcPr>
+            <w:tcW w:type="dxa" w:w="5817"/>
+            <w:tcBorders>
+              <w:top w:val="none" w:color="FFFFFF" w:sz="0"/>
+              <w:left w:val="none" w:color="FFFFFF" w:sz="0"/>
+              <w:bottom w:val="none" w:color="FFFFFF" w:sz="0"/>
+              <w:right w:val="none" w:color="FFFFFF" w:sz="0"/>
+            </w:tcBorders>
+            <w:tcMar>
+              <w:top w:type="dxa" w:w="0"/>
+              <w:left w:type="dxa" w:w="0"/>
+              <w:bottom w:type="dxa" w:w="0"/>
+              <w:right w:type="dxa" w:w="100"/>
+            </w:tcMar>
+            <w:vAlign w:val="top"/>
+          </w:tcPr>
+          <w:p>
+            <w:pPr>
+              <w:keepNext/>
+              <w:spacing w:after="40" w:before="40"/>
+              <w:jc w:val="center"/>
+            </w:pPr>
+            <w:r>
+              <w:drawing>
+                <wp:inline distT="0" distB="0" distL="0" distR="0">
+                  <wp:extent cx="3486150" cy="3028950"/>
+                  <wp:effectExtent t="0" r="0" b="0" l="0"/>
+                  <wp:docPr id="1" name="a_m_enviado" descr="a_m_enviado" title="a_m_enviado"/>
+                  <wp:cNvGraphicFramePr>
+                    <a:graphicFrameLocks xmlns:a="http://schemas.openxmlformats.org/drawingml/2006/main" noChangeAspect="1"/>
+                  </wp:cNvGraphicFramePr>
+                  <a:graphic xmlns:a="http://schemas.openxmlformats.org/drawingml/2006/main">
+                    <a:graphicData uri="http://schemas.openxmlformats.org/drawingml/2006/picture">
+                      <pic:pic xmlns:pic="http://schemas.openxmlformats.org/drawingml/2006/picture">
+                        <pic:nvPicPr>
+                          <pic:cNvPr id="0" name="" descr=""/>
+                          <pic:cNvPicPr>
+                            <a:picLocks noChangeAspect="1" noChangeArrowheads="1"/>
+                          </pic:cNvPicPr>
+                        </pic:nvPicPr>
+                        <pic:blipFill>
+                          <a:blip r:embed="rId22" cstate="none"/>
+                          <a:srcRect/>
+                          <a:stretch>
+                            <a:fillRect/>
+                          </a:stretch>
+                        </pic:blipFill>
+                        <pic:spPr bwMode="auto">
+                          <a:xfrm>
+                            <a:off x="0" y="0"/>
+                            <a:ext cx="3486150" cy="3028950"/>
+                          </a:xfrm>
+                          <a:prstGeom prst="rect">
+                            <a:avLst/>
+                          </a:prstGeom>
+                        </pic:spPr>
+                      </pic:pic>
+                    </a:graphicData>
+                  </a:graphic>
+                </wp:inline>
+              </w:drawing>
+            </w:r>
+          </w:p>
+          <w:p>
+            <w:pPr>
+              <w:spacing w:after="140"/>
+              <w:jc w:val="center"/>
+            </w:pPr>
+            <w:r>
+              <w:rPr>
+                <w:rFonts w:ascii="Arial" w:cs="Arial" w:eastAsia="Arial" w:hAnsi="Arial"/>
+                <w:i/>
+                <w:iCs/>
+                <w:color w:val="7A8599"/>
+                <w:sz w:val="17"/>
+                <w:szCs w:val="17"/>
+              </w:rPr>
+              <w:t xml:space="preserve">Ficha «Actualizar Nº Entrada DALI / SAP».</w:t>
+            </w:r>
+          </w:p>
+        </w:tc>
+        <w:tc>
+          <w:tcPr>
+            <w:tcW w:type="dxa" w:w="4389"/>
+            <w:tcBorders>
+              <w:top w:val="none" w:color="FFFFFF" w:sz="0"/>
+              <w:left w:val="none" w:color="FFFFFF" w:sz="0"/>
+              <w:bottom w:val="none" w:color="FFFFFF" w:sz="0"/>
+              <w:right w:val="none" w:color="FFFFFF" w:sz="0"/>
+            </w:tcBorders>
+            <w:tcMar>
+              <w:top w:type="dxa" w:w="0"/>
+              <w:left w:type="dxa" w:w="160"/>
+              <w:bottom w:type="dxa" w:w="0"/>
+              <w:right w:type="dxa" w:w="0"/>
+            </w:tcMar>
+            <w:vAlign w:val="top"/>
+          </w:tcPr>
+          <w:p>
+            <w:pPr>
+              <w:keepLines/>
+              <w:spacing w:after="100" w:line="300"/>
+            </w:pPr>
+            <w:r>
+              <w:rPr>
+                <w:rFonts w:ascii="Arial" w:cs="Arial" w:eastAsia="Arial" w:hAnsi="Arial"/>
+                <w:color w:val="1C2740"/>
+                <w:sz w:val="20"/>
+                <w:szCs w:val="20"/>
+              </w:rPr>
+              <w:t xml:space="preserve">En </w:t>
+            </w:r>
+            <w:r>
+              <w:rPr>
+                <w:rFonts w:ascii="Arial" w:cs="Arial" w:eastAsia="Arial" w:hAnsi="Arial"/>
+                <w:b/>
+                <w:bCs/>
+                <w:color w:val="0F2044"/>
+                <w:sz w:val="20"/>
+                <w:szCs w:val="20"/>
+              </w:rPr>
+              <w:t xml:space="preserve">Pedidos</w:t>
+            </w:r>
+            <w:r>
+              <w:rPr>
+                <w:rFonts w:ascii="Arial" w:cs="Arial" w:eastAsia="Arial" w:hAnsi="Arial"/>
+                <w:color w:val="1C2740"/>
+                <w:sz w:val="20"/>
+                <w:szCs w:val="20"/>
+              </w:rPr>
+              <w:t xml:space="preserve">, pulsa </w:t>
+            </w:r>
+            <w:r>
+              <w:rPr>
+                <w:rFonts w:ascii="Arial" w:cs="Arial" w:eastAsia="Arial" w:hAnsi="Arial"/>
+                <w:b/>
+                <w:bCs/>
+                <w:color w:val="0F2044"/>
+                <w:sz w:val="20"/>
+                <w:szCs w:val="20"/>
+              </w:rPr>
+              <w:t xml:space="preserve">✏ Editar</w:t>
+            </w:r>
+            <w:r>
+              <w:rPr>
+                <w:rFonts w:ascii="Arial" w:cs="Arial" w:eastAsia="Arial" w:hAnsi="Arial"/>
+                <w:color w:val="1C2740"/>
+                <w:sz w:val="20"/>
+                <w:szCs w:val="20"/>
+              </w:rPr>
+              <w:t xml:space="preserve"> en la fila del pedido (también puedes hacerlo desde </w:t>
+            </w:r>
+            <w:r>
+              <w:rPr>
+                <w:rFonts w:ascii="Arial" w:cs="Arial" w:eastAsia="Arial" w:hAnsi="Arial"/>
+                <w:b/>
+                <w:bCs/>
+                <w:color w:val="0F2044"/>
+                <w:sz w:val="20"/>
+                <w:szCs w:val="20"/>
+              </w:rPr>
+              <w:t xml:space="preserve">Alertas</w:t>
+            </w:r>
+            <w:r>
+              <w:rPr>
+                <w:rFonts w:ascii="Arial" w:cs="Arial" w:eastAsia="Arial" w:hAnsi="Arial"/>
+                <w:color w:val="1C2740"/>
+                <w:sz w:val="20"/>
+                <w:szCs w:val="20"/>
+              </w:rPr>
+              <w:t xml:space="preserve"> o desde </w:t>
+            </w:r>
+            <w:r>
+              <w:rPr>
+                <w:rFonts w:ascii="Arial" w:cs="Arial" w:eastAsia="Arial" w:hAnsi="Arial"/>
+                <w:b/>
+                <w:bCs/>
+                <w:color w:val="0F2044"/>
+                <w:sz w:val="20"/>
+                <w:szCs w:val="20"/>
+              </w:rPr>
+              <w:t xml:space="preserve">Pedidos con entregas pendientes</w:t>
+            </w:r>
+            <w:r>
+              <w:rPr>
+                <w:rFonts w:ascii="Arial" w:cs="Arial" w:eastAsia="Arial" w:hAnsi="Arial"/>
+                <w:color w:val="1C2740"/>
+                <w:sz w:val="20"/>
+                <w:szCs w:val="20"/>
+              </w:rPr>
+              <w:t xml:space="preserve">). Se abre la ficha. Solo verás lo necesario: las líneas, tus entradas y el estado; el resto de datos los gestiona Compras.</w:t>
+            </w:r>
+          </w:p>
+          <w:p>
+            <w:pPr>
+              <w:keepNext/>
+              <w:keepLines/>
+              <w:tabs>
+                <w:tab w:val="left" w:pos="460"/>
+              </w:tabs>
+              <w:spacing w:after="70" w:line="280"/>
+              <w:ind w:left="460" w:hanging="460"/>
+            </w:pPr>
+            <w:r>
+              <w:rPr>
+                <w:rFonts w:ascii="Arial" w:cs="Arial" w:eastAsia="Arial" w:hAnsi="Arial"/>
+                <w:b/>
+                <w:bCs/>
+                <w:color w:val="FFFFFF"/>
+                <w:sz w:val="19"/>
+                <w:szCs w:val="19"/>
+                <w:shd w:fill="2563EB" w:color="auto" w:val="clear"/>
+              </w:rPr>
+              <w:t xml:space="preserve"> 1 </w:t>
+            </w:r>
+            <w:r>
+              <w:rPr>
+                <w:rFonts w:ascii="Arial" w:cs="Arial" w:eastAsia="Arial" w:hAnsi="Arial"/>
+                <w:sz w:val="20"/>
+                <w:szCs w:val="20"/>
+              </w:rPr>
+              <w:t xml:space="preserve">	</w:t>
+            </w:r>
+            <w:r>
+              <w:rPr>
+                <w:rFonts w:ascii="Arial" w:cs="Arial" w:eastAsia="Arial" w:hAnsi="Arial"/>
+                <w:b/>
+                <w:bCs/>
+                <w:color w:val="0F2044"/>
+                <w:sz w:val="20"/>
+                <w:szCs w:val="20"/>
+              </w:rPr>
+              <w:t xml:space="preserve">Líneas del pedido</w:t>
+            </w:r>
+            <w:r>
+              <w:rPr>
+                <w:rFonts w:ascii="Arial" w:cs="Arial" w:eastAsia="Arial" w:hAnsi="Arial"/>
+                <w:color w:val="1C2740"/>
+                <w:sz w:val="20"/>
+                <w:szCs w:val="20"/>
+              </w:rPr>
+              <w:t xml:space="preserve">, leídas del PDF oficial: código, referencia del proveedor, descripción y cantidad (sin precios).</w:t>
+            </w:r>
+          </w:p>
+          <w:p>
+            <w:pPr>
+              <w:keepNext/>
+              <w:keepLines/>
+              <w:tabs>
+                <w:tab w:val="left" w:pos="460"/>
+              </w:tabs>
+              <w:spacing w:after="70" w:line="280"/>
+              <w:ind w:left="460" w:hanging="460"/>
+            </w:pPr>
+            <w:r>
+              <w:rPr>
+                <w:rFonts w:ascii="Arial" w:cs="Arial" w:eastAsia="Arial" w:hAnsi="Arial"/>
+                <w:b/>
+                <w:bCs/>
+                <w:color w:val="FFFFFF"/>
+                <w:sz w:val="19"/>
+                <w:szCs w:val="19"/>
+                <w:shd w:fill="E11D48" w:color="auto" w:val="clear"/>
+              </w:rPr>
+              <w:t xml:space="preserve"> 2 </w:t>
+            </w:r>
+            <w:r>
+              <w:rPr>
+                <w:rFonts w:ascii="Arial" w:cs="Arial" w:eastAsia="Arial" w:hAnsi="Arial"/>
+                <w:sz w:val="20"/>
+                <w:szCs w:val="20"/>
+              </w:rPr>
+              <w:t xml:space="preserve">	</w:t>
+            </w:r>
+            <w:r>
+              <w:rPr>
+                <w:rFonts w:ascii="Arial" w:cs="Arial" w:eastAsia="Arial" w:hAnsi="Arial"/>
+                <w:color w:val="1C2740"/>
+                <w:sz w:val="20"/>
+                <w:szCs w:val="20"/>
+              </w:rPr>
+              <w:t xml:space="preserve">Casilla </w:t>
+            </w:r>
+            <w:r>
+              <w:rPr>
+                <w:rFonts w:ascii="Arial" w:cs="Arial" w:eastAsia="Arial" w:hAnsi="Arial"/>
+                <w:b/>
+                <w:bCs/>
+                <w:color w:val="0F2044"/>
+                <w:sz w:val="20"/>
+                <w:szCs w:val="20"/>
+              </w:rPr>
+              <w:t xml:space="preserve">ENTREGADO</w:t>
+            </w:r>
+            <w:r>
+              <w:rPr>
+                <w:rFonts w:ascii="Arial" w:cs="Arial" w:eastAsia="Arial" w:hAnsi="Arial"/>
+                <w:color w:val="1C2740"/>
+                <w:sz w:val="20"/>
+                <w:szCs w:val="20"/>
+              </w:rPr>
+              <w:t xml:space="preserve">: se marca cuando llega mercancía.</w:t>
+            </w:r>
+          </w:p>
+          <w:p>
+            <w:pPr>
+              <w:keepNext w:val="false"/>
+              <w:keepLines/>
+              <w:tabs>
+                <w:tab w:val="left" w:pos="460"/>
+              </w:tabs>
+              <w:spacing w:after="70" w:line="280"/>
+              <w:ind w:left="460" w:hanging="460"/>
+            </w:pPr>
+            <w:r>
+              <w:rPr>
+                <w:rFonts w:ascii="Arial" w:cs="Arial" w:eastAsia="Arial" w:hAnsi="Arial"/>
+                <w:b/>
+                <w:bCs/>
+                <w:color w:val="FFFFFF"/>
+                <w:sz w:val="19"/>
+                <w:szCs w:val="19"/>
+                <w:shd w:fill="2563EB" w:color="auto" w:val="clear"/>
+              </w:rPr>
+              <w:t xml:space="preserve"> 3 </w:t>
+            </w:r>
+            <w:r>
+              <w:rPr>
+                <w:rFonts w:ascii="Arial" w:cs="Arial" w:eastAsia="Arial" w:hAnsi="Arial"/>
+                <w:sz w:val="20"/>
+                <w:szCs w:val="20"/>
+              </w:rPr>
+              <w:t xml:space="preserve">	</w:t>
+            </w:r>
+            <w:r>
+              <w:rPr>
+                <w:rFonts w:ascii="Arial" w:cs="Arial" w:eastAsia="Arial" w:hAnsi="Arial"/>
+                <w:b/>
+                <w:bCs/>
+                <w:color w:val="0F2044"/>
+                <w:sz w:val="20"/>
+                <w:szCs w:val="20"/>
+              </w:rPr>
+              <w:t xml:space="preserve">Estado del pedido</w:t>
+            </w:r>
+            <w:r>
+              <w:rPr>
+                <w:rFonts w:ascii="Arial" w:cs="Arial" w:eastAsia="Arial" w:hAnsi="Arial"/>
+                <w:color w:val="1C2740"/>
+                <w:sz w:val="20"/>
+                <w:szCs w:val="20"/>
+              </w:rPr>
+              <w:t xml:space="preserve">: cambia solo según lo que registres.</w:t>
+            </w:r>
+          </w:p>
+        </w:tc>
+      </w:tr>
+    </w:tbl>
+    <w:p>
+      <w:pPr>
+        <w:spacing w:after="60"/>
+      </w:pPr>
+    </w:p>
+    <w:p>
+      <w:pPr>
+        <w:pStyle w:val="Heading2"/>
+        <w:keepNext/>
+        <w:pBdr>
+          <w:left w:val="single" w:color="C9A84C" w:sz="24" w:space="6"/>
+        </w:pBdr>
+        <w:spacing w:after="100" w:before="220"/>
+      </w:pPr>
+      <w:r>
+        <w:rPr>
+          <w:rFonts w:ascii="Arial" w:cs="Arial" w:eastAsia="Arial" w:hAnsi="Arial"/>
+          <w:b/>
+          <w:bCs/>
+          <w:color w:val="1A3A6B"/>
+          <w:sz w:val="25"/>
+          <w:szCs w:val="25"/>
+        </w:rPr>
+        <w:t xml:space="preserve">Pasos 2 y 3 · Marca ENTREGADO y rellena la entrada</w:t>
+      </w:r>
+    </w:p>
+    <w:tbl>
+      <w:tblPr>
+        <w:tblW w:type="dxa" w:w="10206"/>
+        <w:tblBorders>
+          <w:top w:val="single" w:color="auto" w:sz="4"/>
+          <w:left w:val="single" w:color="auto" w:sz="4"/>
+          <w:bottom w:val="single" w:color="auto" w:sz="4"/>
+          <w:right w:val="single" w:color="auto" w:sz="4"/>
+          <w:insideH w:val="single" w:color="auto" w:sz="4"/>
+          <w:insideV w:val="single" w:color="auto" w:sz="4"/>
+        </w:tblBorders>
+      </w:tblPr>
+      <w:tblGrid>
+        <w:gridCol w:w="5817"/>
+        <w:gridCol w:w="4389"/>
+      </w:tblGrid>
+      <w:tr>
+        <w:trPr>
+          <w:cantSplit/>
+        </w:trPr>
+        <w:tc>
+          <w:tcPr>
+            <w:tcW w:type="dxa" w:w="5817"/>
+            <w:tcBorders>
+              <w:top w:val="none" w:color="FFFFFF" w:sz="0"/>
+              <w:left w:val="none" w:color="FFFFFF" w:sz="0"/>
+              <w:bottom w:val="none" w:color="FFFFFF" w:sz="0"/>
+              <w:right w:val="none" w:color="FFFFFF" w:sz="0"/>
+            </w:tcBorders>
+            <w:tcMar>
+              <w:top w:type="dxa" w:w="0"/>
+              <w:left w:type="dxa" w:w="0"/>
+              <w:bottom w:type="dxa" w:w="0"/>
+              <w:right w:type="dxa" w:w="100"/>
+            </w:tcMar>
+            <w:vAlign w:val="top"/>
+          </w:tcPr>
+          <w:p>
+            <w:pPr>
+              <w:keepNext/>
+              <w:spacing w:after="40" w:before="40"/>
+              <w:jc w:val="center"/>
+            </w:pPr>
+            <w:r>
+              <w:drawing>
+                <wp:inline distT="0" distB="0" distL="0" distR="0">
+                  <wp:extent cx="3486150" cy="3305175"/>
+                  <wp:effectExtent t="0" r="0" b="0" l="0"/>
+                  <wp:docPr id="1" name="a_m_paso" descr="a_m_paso" title="a_m_paso"/>
+                  <wp:cNvGraphicFramePr>
+                    <a:graphicFrameLocks xmlns:a="http://schemas.openxmlformats.org/drawingml/2006/main" noChangeAspect="1"/>
+                  </wp:cNvGraphicFramePr>
+                  <a:graphic xmlns:a="http://schemas.openxmlformats.org/drawingml/2006/main">
+                    <a:graphicData uri="http://schemas.openxmlformats.org/drawingml/2006/picture">
+                      <pic:pic xmlns:pic="http://schemas.openxmlformats.org/drawingml/2006/picture">
+                        <pic:nvPicPr>
+                          <pic:cNvPr id="0" name="" descr=""/>
+                          <pic:cNvPicPr>
+                            <a:picLocks noChangeAspect="1" noChangeArrowheads="1"/>
+                          </pic:cNvPicPr>
+                        </pic:nvPicPr>
+                        <pic:blipFill>
+                          <a:blip r:embed="rId23" cstate="none"/>
+                          <a:srcRect/>
+                          <a:stretch>
+                            <a:fillRect/>
+                          </a:stretch>
+                        </pic:blipFill>
+                        <pic:spPr bwMode="auto">
+                          <a:xfrm>
+                            <a:off x="0" y="0"/>
+                            <a:ext cx="3486150" cy="3305175"/>
+                          </a:xfrm>
+                          <a:prstGeom prst="rect">
+                            <a:avLst/>
+                          </a:prstGeom>
+                        </pic:spPr>
+                      </pic:pic>
+                    </a:graphicData>
+                  </a:graphic>
+                </wp:inline>
+              </w:drawing>
+            </w:r>
+          </w:p>
+          <w:p>
+            <w:pPr>
+              <w:spacing w:after="140"/>
+              <w:jc w:val="center"/>
+            </w:pPr>
+            <w:r>
+              <w:rPr>
+                <w:rFonts w:ascii="Arial" w:cs="Arial" w:eastAsia="Arial" w:hAnsi="Arial"/>
+                <w:i/>
+                <w:iCs/>
+                <w:color w:val="7A8599"/>
+                <w:sz w:val="17"/>
+                <w:szCs w:val="17"/>
+              </w:rPr>
+              <w:t xml:space="preserve">Una entrada rellena.</w:t>
+            </w:r>
+          </w:p>
+        </w:tc>
+        <w:tc>
+          <w:tcPr>
+            <w:tcW w:type="dxa" w:w="4389"/>
+            <w:tcBorders>
+              <w:top w:val="none" w:color="FFFFFF" w:sz="0"/>
+              <w:left w:val="none" w:color="FFFFFF" w:sz="0"/>
+              <w:bottom w:val="none" w:color="FFFFFF" w:sz="0"/>
+              <w:right w:val="none" w:color="FFFFFF" w:sz="0"/>
+            </w:tcBorders>
+            <w:tcMar>
+              <w:top w:type="dxa" w:w="0"/>
+              <w:left w:type="dxa" w:w="160"/>
+              <w:bottom w:type="dxa" w:w="0"/>
+              <w:right w:type="dxa" w:w="0"/>
+            </w:tcMar>
+            <w:vAlign w:val="top"/>
+          </w:tcPr>
+          <w:p>
+            <w:pPr>
+              <w:keepNext/>
+              <w:keepLines/>
+              <w:tabs>
+                <w:tab w:val="left" w:pos="460"/>
+              </w:tabs>
+              <w:spacing w:after="70" w:line="280"/>
+              <w:ind w:left="460" w:hanging="460"/>
+            </w:pPr>
+            <w:r>
+              <w:rPr>
+                <w:rFonts w:ascii="Arial" w:cs="Arial" w:eastAsia="Arial" w:hAnsi="Arial"/>
+                <w:b/>
+                <w:bCs/>
+                <w:color w:val="FFFFFF"/>
+                <w:sz w:val="19"/>
+                <w:szCs w:val="19"/>
+                <w:shd w:fill="E11D48" w:color="auto" w:val="clear"/>
+              </w:rPr>
+              <w:t xml:space="preserve"> 1 </w:t>
+            </w:r>
+            <w:r>
+              <w:rPr>
+                <w:rFonts w:ascii="Arial" w:cs="Arial" w:eastAsia="Arial" w:hAnsi="Arial"/>
+                <w:sz w:val="20"/>
+                <w:szCs w:val="20"/>
+              </w:rPr>
+              <w:t xml:space="preserve">	</w:t>
+            </w:r>
+            <w:r>
+              <w:rPr>
+                <w:rFonts w:ascii="Arial" w:cs="Arial" w:eastAsia="Arial" w:hAnsi="Arial"/>
+                <w:color w:val="1C2740"/>
+                <w:sz w:val="20"/>
+                <w:szCs w:val="20"/>
+              </w:rPr>
+              <w:t xml:space="preserve">Marca </w:t>
+            </w:r>
+            <w:r>
+              <w:rPr>
+                <w:rFonts w:ascii="Arial" w:cs="Arial" w:eastAsia="Arial" w:hAnsi="Arial"/>
+                <w:b/>
+                <w:bCs/>
+                <w:color w:val="0F2044"/>
+                <w:sz w:val="20"/>
+                <w:szCs w:val="20"/>
+              </w:rPr>
+              <w:t xml:space="preserve">ENTREGADO</w:t>
+            </w:r>
+            <w:r>
+              <w:rPr>
+                <w:rFonts w:ascii="Arial" w:cs="Arial" w:eastAsia="Arial" w:hAnsi="Arial"/>
+                <w:color w:val="1C2740"/>
+                <w:sz w:val="20"/>
+                <w:szCs w:val="20"/>
+              </w:rPr>
+              <w:t xml:space="preserve">: aparece una fila para la entrada y el estado pasa a </w:t>
+            </w:r>
+            <w:r>
+              <w:rPr>
+                <w:rFonts w:ascii="Arial" w:cs="Arial" w:eastAsia="Arial" w:hAnsi="Arial"/>
+                <w:b/>
+                <w:bCs/>
+                <w:color w:val="0F2044"/>
+                <w:sz w:val="20"/>
+                <w:szCs w:val="20"/>
+              </w:rPr>
+              <w:t xml:space="preserve">ENTREGA PARCIAL</w:t>
+            </w:r>
+            <w:r>
+              <w:rPr>
+                <w:rFonts w:ascii="Arial" w:cs="Arial" w:eastAsia="Arial" w:hAnsi="Arial"/>
+                <w:color w:val="1C2740"/>
+                <w:sz w:val="20"/>
+                <w:szCs w:val="20"/>
+              </w:rPr>
+              <w:t xml:space="preserve">.</w:t>
+            </w:r>
+          </w:p>
+          <w:p>
+            <w:pPr>
+              <w:keepNext/>
+              <w:keepLines/>
+              <w:tabs>
+                <w:tab w:val="left" w:pos="460"/>
+              </w:tabs>
+              <w:spacing w:after="70" w:line="280"/>
+              <w:ind w:left="460" w:hanging="460"/>
+            </w:pPr>
+            <w:r>
+              <w:rPr>
+                <w:rFonts w:ascii="Arial" w:cs="Arial" w:eastAsia="Arial" w:hAnsi="Arial"/>
+                <w:b/>
+                <w:bCs/>
+                <w:color w:val="FFFFFF"/>
+                <w:sz w:val="19"/>
+                <w:szCs w:val="19"/>
+                <w:shd w:fill="E11D48" w:color="auto" w:val="clear"/>
+              </w:rPr>
+              <w:t xml:space="preserve"> 2 </w:t>
+            </w:r>
+            <w:r>
+              <w:rPr>
+                <w:rFonts w:ascii="Arial" w:cs="Arial" w:eastAsia="Arial" w:hAnsi="Arial"/>
+                <w:sz w:val="20"/>
+                <w:szCs w:val="20"/>
+              </w:rPr>
+              <w:t xml:space="preserve">	</w:t>
+            </w:r>
+            <w:r>
+              <w:rPr>
+                <w:rFonts w:ascii="Arial" w:cs="Arial" w:eastAsia="Arial" w:hAnsi="Arial"/>
+                <w:b/>
+                <w:bCs/>
+                <w:color w:val="0F2044"/>
+                <w:sz w:val="20"/>
+                <w:szCs w:val="20"/>
+              </w:rPr>
+              <w:t xml:space="preserve">Nº Entrada DALI / SAP</w:t>
+            </w:r>
+            <w:r>
+              <w:rPr>
+                <w:rFonts w:ascii="Arial" w:cs="Arial" w:eastAsia="Arial" w:hAnsi="Arial"/>
+                <w:color w:val="1C2740"/>
+                <w:sz w:val="20"/>
+                <w:szCs w:val="20"/>
+              </w:rPr>
+              <w:t xml:space="preserve">: el número del albarán. Es obligatorio.</w:t>
+            </w:r>
+          </w:p>
+          <w:p>
+            <w:pPr>
+              <w:keepNext/>
+              <w:keepLines/>
+              <w:tabs>
+                <w:tab w:val="left" w:pos="460"/>
+              </w:tabs>
+              <w:spacing w:after="70" w:line="280"/>
+              <w:ind w:left="460" w:hanging="460"/>
+            </w:pPr>
+            <w:r>
+              <w:rPr>
+                <w:rFonts w:ascii="Arial" w:cs="Arial" w:eastAsia="Arial" w:hAnsi="Arial"/>
+                <w:b/>
+                <w:bCs/>
+                <w:color w:val="FFFFFF"/>
+                <w:sz w:val="19"/>
+                <w:szCs w:val="19"/>
+                <w:shd w:fill="E11D48" w:color="auto" w:val="clear"/>
+              </w:rPr>
+              <w:t xml:space="preserve"> 3 </w:t>
+            </w:r>
+            <w:r>
+              <w:rPr>
+                <w:rFonts w:ascii="Arial" w:cs="Arial" w:eastAsia="Arial" w:hAnsi="Arial"/>
+                <w:sz w:val="20"/>
+                <w:szCs w:val="20"/>
+              </w:rPr>
+              <w:t xml:space="preserve">	</w:t>
+            </w:r>
+            <w:r>
+              <w:rPr>
+                <w:rFonts w:ascii="Arial" w:cs="Arial" w:eastAsia="Arial" w:hAnsi="Arial"/>
+                <w:b/>
+                <w:bCs/>
+                <w:color w:val="0F2044"/>
+                <w:sz w:val="20"/>
+                <w:szCs w:val="20"/>
+              </w:rPr>
+              <w:t xml:space="preserve">Fecha de entrada</w:t>
+            </w:r>
+            <w:r>
+              <w:rPr>
+                <w:rFonts w:ascii="Arial" w:cs="Arial" w:eastAsia="Arial" w:hAnsi="Arial"/>
+                <w:color w:val="1C2740"/>
+                <w:sz w:val="20"/>
+                <w:szCs w:val="20"/>
+              </w:rPr>
+              <w:t xml:space="preserve">: viene con la de hoy; cámbiala si el albarán es de otro día.</w:t>
+            </w:r>
+          </w:p>
+          <w:p>
+            <w:pPr>
+              <w:keepNext/>
+              <w:keepLines/>
+              <w:tabs>
+                <w:tab w:val="left" w:pos="460"/>
+              </w:tabs>
+              <w:spacing w:after="70" w:line="280"/>
+              <w:ind w:left="460" w:hanging="460"/>
+            </w:pPr>
+            <w:r>
+              <w:rPr>
+                <w:rFonts w:ascii="Arial" w:cs="Arial" w:eastAsia="Arial" w:hAnsi="Arial"/>
+                <w:b/>
+                <w:bCs/>
+                <w:color w:val="FFFFFF"/>
+                <w:sz w:val="19"/>
+                <w:szCs w:val="19"/>
+                <w:shd w:fill="E11D48" w:color="auto" w:val="clear"/>
+              </w:rPr>
+              <w:t xml:space="preserve"> 4 </w:t>
+            </w:r>
+            <w:r>
+              <w:rPr>
+                <w:rFonts w:ascii="Arial" w:cs="Arial" w:eastAsia="Arial" w:hAnsi="Arial"/>
+                <w:sz w:val="20"/>
+                <w:szCs w:val="20"/>
+              </w:rPr>
+              <w:t xml:space="preserve">	</w:t>
+            </w:r>
+            <w:r>
+              <w:rPr>
+                <w:rFonts w:ascii="Arial" w:cs="Arial" w:eastAsia="Arial" w:hAnsi="Arial"/>
+                <w:b/>
+                <w:bCs/>
+                <w:color w:val="0F2044"/>
+                <w:sz w:val="20"/>
+                <w:szCs w:val="20"/>
+              </w:rPr>
+              <w:t xml:space="preserve">Base imp. (€)</w:t>
+            </w:r>
+            <w:r>
+              <w:rPr>
+                <w:rFonts w:ascii="Arial" w:cs="Arial" w:eastAsia="Arial" w:hAnsi="Arial"/>
+                <w:color w:val="1C2740"/>
+                <w:sz w:val="20"/>
+                <w:szCs w:val="20"/>
+              </w:rPr>
+              <w:t xml:space="preserve">: importe del albarán, sin IGIC. Es obligatorio.</w:t>
+            </w:r>
+          </w:p>
+          <w:p>
+            <w:pPr>
+              <w:keepNext/>
+              <w:keepLines/>
+              <w:tabs>
+                <w:tab w:val="left" w:pos="460"/>
+              </w:tabs>
+              <w:spacing w:after="70" w:line="280"/>
+              <w:ind w:left="460" w:hanging="460"/>
+            </w:pPr>
+            <w:r>
+              <w:rPr>
+                <w:rFonts w:ascii="Arial" w:cs="Arial" w:eastAsia="Arial" w:hAnsi="Arial"/>
+                <w:b/>
+                <w:bCs/>
+                <w:color w:val="FFFFFF"/>
+                <w:sz w:val="19"/>
+                <w:szCs w:val="19"/>
+                <w:shd w:fill="E11D48" w:color="auto" w:val="clear"/>
+              </w:rPr>
+              <w:t xml:space="preserve"> 5 </w:t>
+            </w:r>
+            <w:r>
+              <w:rPr>
+                <w:rFonts w:ascii="Arial" w:cs="Arial" w:eastAsia="Arial" w:hAnsi="Arial"/>
+                <w:sz w:val="20"/>
+                <w:szCs w:val="20"/>
+              </w:rPr>
+              <w:t xml:space="preserve">	</w:t>
+            </w:r>
+            <w:r>
+              <w:rPr>
+                <w:rFonts w:ascii="Arial" w:cs="Arial" w:eastAsia="Arial" w:hAnsi="Arial"/>
+                <w:b/>
+                <w:bCs/>
+                <w:color w:val="0F2044"/>
+                <w:sz w:val="20"/>
+                <w:szCs w:val="20"/>
+              </w:rPr>
+              <w:t xml:space="preserve">📋 Referencias</w:t>
+            </w:r>
+            <w:r>
+              <w:rPr>
+                <w:rFonts w:ascii="Arial" w:cs="Arial" w:eastAsia="Arial" w:hAnsi="Arial"/>
+                <w:color w:val="1C2740"/>
+                <w:sz w:val="20"/>
+                <w:szCs w:val="20"/>
+              </w:rPr>
+              <w:t xml:space="preserve">: detalla qué ha llegado (opcional, ver más abajo).</w:t>
+            </w:r>
+          </w:p>
+          <w:p>
+            <w:pPr>
+              <w:keepNext/>
+              <w:keepLines/>
+              <w:tabs>
+                <w:tab w:val="left" w:pos="460"/>
+              </w:tabs>
+              <w:spacing w:after="70" w:line="280"/>
+              <w:ind w:left="460" w:hanging="460"/>
+            </w:pPr>
+            <w:r>
+              <w:rPr>
+                <w:rFonts w:ascii="Arial" w:cs="Arial" w:eastAsia="Arial" w:hAnsi="Arial"/>
+                <w:b/>
+                <w:bCs/>
+                <w:color w:val="FFFFFF"/>
+                <w:sz w:val="19"/>
+                <w:szCs w:val="19"/>
+                <w:shd w:fill="E11D48" w:color="auto" w:val="clear"/>
+              </w:rPr>
+              <w:t xml:space="preserve"> 6 </w:t>
+            </w:r>
+            <w:r>
+              <w:rPr>
+                <w:rFonts w:ascii="Arial" w:cs="Arial" w:eastAsia="Arial" w:hAnsi="Arial"/>
+                <w:sz w:val="20"/>
+                <w:szCs w:val="20"/>
+              </w:rPr>
+              <w:t xml:space="preserve">	</w:t>
+            </w:r>
+            <w:r>
+              <w:rPr>
+                <w:rFonts w:ascii="Arial" w:cs="Arial" w:eastAsia="Arial" w:hAnsi="Arial"/>
+                <w:b/>
+                <w:bCs/>
+                <w:color w:val="0F2044"/>
+                <w:sz w:val="20"/>
+                <w:szCs w:val="20"/>
+              </w:rPr>
+              <w:t xml:space="preserve">Entrada final</w:t>
+            </w:r>
+            <w:r>
+              <w:rPr>
+                <w:rFonts w:ascii="Arial" w:cs="Arial" w:eastAsia="Arial" w:hAnsi="Arial"/>
+                <w:color w:val="1C2740"/>
+                <w:sz w:val="20"/>
+                <w:szCs w:val="20"/>
+              </w:rPr>
+              <w:t xml:space="preserve">: márcala solo si es la última entrega del pedido.</w:t>
+            </w:r>
+          </w:p>
+          <w:p>
+            <w:pPr>
+              <w:keepNext/>
+              <w:keepLines/>
+              <w:tabs>
+                <w:tab w:val="left" w:pos="460"/>
+              </w:tabs>
+              <w:spacing w:after="70" w:line="280"/>
+              <w:ind w:left="460" w:hanging="460"/>
+            </w:pPr>
+            <w:r>
+              <w:rPr>
+                <w:rFonts w:ascii="Arial" w:cs="Arial" w:eastAsia="Arial" w:hAnsi="Arial"/>
+                <w:b/>
+                <w:bCs/>
+                <w:color w:val="FFFFFF"/>
+                <w:sz w:val="19"/>
+                <w:szCs w:val="19"/>
+                <w:shd w:fill="2563EB" w:color="auto" w:val="clear"/>
+              </w:rPr>
+              <w:t xml:space="preserve"> 7 </w:t>
+            </w:r>
+            <w:r>
+              <w:rPr>
+                <w:rFonts w:ascii="Arial" w:cs="Arial" w:eastAsia="Arial" w:hAnsi="Arial"/>
+                <w:sz w:val="20"/>
+                <w:szCs w:val="20"/>
+              </w:rPr>
+              <w:t xml:space="preserve">	</w:t>
+            </w:r>
+            <w:r>
+              <w:rPr>
+                <w:rFonts w:ascii="Arial" w:cs="Arial" w:eastAsia="Arial" w:hAnsi="Arial"/>
+                <w:b/>
+                <w:bCs/>
+                <w:color w:val="0F2044"/>
+                <w:sz w:val="20"/>
+                <w:szCs w:val="20"/>
+              </w:rPr>
+              <w:t xml:space="preserve">Estado del pedido</w:t>
+            </w:r>
+            <w:r>
+              <w:rPr>
+                <w:rFonts w:ascii="Arial" w:cs="Arial" w:eastAsia="Arial" w:hAnsi="Arial"/>
+                <w:color w:val="1C2740"/>
+                <w:sz w:val="20"/>
+                <w:szCs w:val="20"/>
+              </w:rPr>
+              <w:t xml:space="preserve">: se actualiza automáticamente.</w:t>
+            </w:r>
+          </w:p>
+          <w:p>
+            <w:pPr>
+              <w:keepNext w:val="false"/>
+              <w:keepLines/>
+              <w:tabs>
+                <w:tab w:val="left" w:pos="460"/>
+              </w:tabs>
+              <w:spacing w:after="70" w:line="280"/>
+              <w:ind w:left="460" w:hanging="460"/>
+            </w:pPr>
+            <w:r>
+              <w:rPr>
+                <w:rFonts w:ascii="Arial" w:cs="Arial" w:eastAsia="Arial" w:hAnsi="Arial"/>
+                <w:b/>
+                <w:bCs/>
+                <w:color w:val="FFFFFF"/>
+                <w:sz w:val="19"/>
+                <w:szCs w:val="19"/>
+                <w:shd w:fill="16A34A" w:color="auto" w:val="clear"/>
+              </w:rPr>
+              <w:t xml:space="preserve"> 8 </w:t>
+            </w:r>
+            <w:r>
+              <w:rPr>
+                <w:rFonts w:ascii="Arial" w:cs="Arial" w:eastAsia="Arial" w:hAnsi="Arial"/>
+                <w:sz w:val="20"/>
+                <w:szCs w:val="20"/>
+              </w:rPr>
+              <w:t xml:space="preserve">	</w:t>
+            </w:r>
+            <w:r>
+              <w:rPr>
+                <w:rFonts w:ascii="Arial" w:cs="Arial" w:eastAsia="Arial" w:hAnsi="Arial"/>
+                <w:b/>
+                <w:bCs/>
+                <w:color w:val="0F2044"/>
+                <w:sz w:val="20"/>
+                <w:szCs w:val="20"/>
+              </w:rPr>
+              <w:t xml:space="preserve">Guardar</w:t>
+            </w:r>
+            <w:r>
+              <w:rPr>
+                <w:rFonts w:ascii="Arial" w:cs="Arial" w:eastAsia="Arial" w:hAnsi="Arial"/>
+                <w:color w:val="1C2740"/>
+                <w:sz w:val="20"/>
+                <w:szCs w:val="20"/>
+              </w:rPr>
+              <w:t xml:space="preserve"> cuando termines.</w:t>
+            </w:r>
+          </w:p>
+        </w:tc>
+      </w:tr>
+    </w:tbl>
+    <w:p>
+      <w:pPr>
+        <w:spacing w:after="60"/>
+      </w:pPr>
+    </w:p>
+    <w:p>
+      <w:pPr>
+        <w:pStyle w:val="Heading2"/>
+        <w:keepNext/>
+        <w:pBdr>
+          <w:left w:val="single" w:color="C9A84C" w:sz="24" w:space="6"/>
+        </w:pBdr>
+        <w:spacing w:after="100" w:before="220"/>
+      </w:pPr>
+      <w:r>
+        <w:rPr>
+          <w:rFonts w:ascii="Arial" w:cs="Arial" w:eastAsia="Arial" w:hAnsi="Arial"/>
+          <w:b/>
+          <w:bCs/>
+          <w:color w:val="1A3A6B"/>
+          <w:sz w:val="25"/>
+          <w:szCs w:val="25"/>
+        </w:rPr>
+        <w:t xml:space="preserve">Paso opcional · Detalla qué ha llegado</w:t>
+      </w:r>
+    </w:p>
+    <w:p>
+      <w:pPr>
+        <w:keepLines/>
+        <w:spacing w:after="100" w:line="300"/>
+      </w:pPr>
+      <w:r>
+        <w:rPr>
+          <w:rFonts w:ascii="Arial" w:cs="Arial" w:eastAsia="Arial" w:hAnsi="Arial"/>
+          <w:color w:val="1C2740"/>
+          <w:sz w:val="21"/>
+          <w:szCs w:val="21"/>
+        </w:rPr>
+        <w:t xml:space="preserve">Pulsa </w:t>
+      </w:r>
+      <w:r>
+        <w:rPr>
+          <w:rFonts w:ascii="Arial" w:cs="Arial" w:eastAsia="Arial" w:hAnsi="Arial"/>
+          <w:b/>
+          <w:bCs/>
+          <w:color w:val="0F2044"/>
+          <w:sz w:val="21"/>
+          <w:szCs w:val="21"/>
+        </w:rPr>
+        <w:t xml:space="preserve">📋 Referencias</w:t>
+      </w:r>
+      <w:r>
+        <w:rPr>
+          <w:rFonts w:ascii="Arial" w:cs="Arial" w:eastAsia="Arial" w:hAnsi="Arial"/>
+          <w:color w:val="1C2740"/>
+          <w:sz w:val="21"/>
+          <w:szCs w:val="21"/>
+        </w:rPr>
+        <w:t xml:space="preserve"> en la fila de la entrada. Marca las referencias que han llegado y, si la cantidad es distinta de la pendiente, cámbiala. La columna </w:t>
+      </w:r>
+      <w:r>
+        <w:rPr>
+          <w:rFonts w:ascii="Arial" w:cs="Arial" w:eastAsia="Arial" w:hAnsi="Arial"/>
+          <w:b/>
+          <w:bCs/>
+          <w:color w:val="0F2044"/>
+          <w:sz w:val="21"/>
+          <w:szCs w:val="21"/>
+        </w:rPr>
+        <w:t xml:space="preserve">QUEDAN</w:t>
+      </w:r>
+      <w:r>
+        <w:rPr>
+          <w:rFonts w:ascii="Arial" w:cs="Arial" w:eastAsia="Arial" w:hAnsi="Arial"/>
+          <w:color w:val="1C2740"/>
+          <w:sz w:val="21"/>
+          <w:szCs w:val="21"/>
+        </w:rPr>
+        <w:t xml:space="preserve"> te dice cuánto falta; al terminar pulsa </w:t>
+      </w:r>
+      <w:r>
+        <w:rPr>
+          <w:rFonts w:ascii="Arial" w:cs="Arial" w:eastAsia="Arial" w:hAnsi="Arial"/>
+          <w:b/>
+          <w:bCs/>
+          <w:color w:val="0F2044"/>
+          <w:sz w:val="21"/>
+          <w:szCs w:val="21"/>
+        </w:rPr>
+        <w:t xml:space="preserve">Confirmar</w:t>
+      </w:r>
+      <w:r>
+        <w:rPr>
+          <w:rFonts w:ascii="Arial" w:cs="Arial" w:eastAsia="Arial" w:hAnsi="Arial"/>
+          <w:color w:val="1C2740"/>
+          <w:sz w:val="21"/>
+          <w:szCs w:val="21"/>
+        </w:rPr>
+        <w:t xml:space="preserve"> y el botón pasará a «</w:t>
+      </w:r>
+      <w:r>
+        <w:rPr>
+          <w:rFonts w:ascii="Arial" w:cs="Arial" w:eastAsia="Arial" w:hAnsi="Arial"/>
+          <w:b/>
+          <w:bCs/>
+          <w:color w:val="0F2044"/>
+          <w:sz w:val="21"/>
+          <w:szCs w:val="21"/>
+        </w:rPr>
+        <w:t xml:space="preserve">2 ref. ✔</w:t>
+      </w:r>
+      <w:r>
+        <w:rPr>
+          <w:rFonts w:ascii="Arial" w:cs="Arial" w:eastAsia="Arial" w:hAnsi="Arial"/>
+          <w:color w:val="1C2740"/>
+          <w:sz w:val="21"/>
+          <w:szCs w:val="21"/>
+        </w:rPr>
+        <w:t xml:space="preserve">».</w:t>
+      </w:r>
+    </w:p>
+    <w:p>
+      <w:pPr>
+        <w:keepNext/>
+        <w:spacing w:after="40" w:before="40"/>
+        <w:jc w:val="center"/>
+      </w:pPr>
+      <w:r>
+        <w:drawing>
+          <wp:inline distT="0" distB="0" distL="0" distR="0">
+            <wp:extent cx="6096000" cy="2533650"/>
+            <wp:effectExtent t="0" r="0" b="0" l="0"/>
+            <wp:docPr id="1" name="a_m_refs" descr="a_m_refs" title="a_m_refs"/>
+            <wp:cNvGraphicFramePr>
+              <a:graphicFrameLocks xmlns:a="http://schemas.openxmlformats.org/drawingml/2006/main" noChangeAspect="1"/>
+            </wp:cNvGraphicFramePr>
+            <a:graphic xmlns:a="http://schemas.openxmlformats.org/drawingml/2006/main">
+              <a:graphicData uri="http://schemas.openxmlformats.org/drawingml/2006/picture">
+                <pic:pic xmlns:pic="http://schemas.openxmlformats.org/drawingml/2006/picture">
+                  <pic:nvPicPr>
+                    <pic:cNvPr id="0" name="" descr=""/>
+                    <pic:cNvPicPr>
+                      <a:picLocks noChangeAspect="1" noChangeArrowheads="1"/>
+                    </pic:cNvPicPr>
+                  </pic:nvPicPr>
+                  <pic:blipFill>
+                    <a:blip r:embed="rId24" cstate="none"/>
+                    <a:srcRect/>
+                    <a:stretch>
+                      <a:fillRect/>
+                    </a:stretch>
+                  </pic:blipFill>
+                  <pic:spPr bwMode="auto">
+                    <a:xfrm>
+                      <a:off x="0" y="0"/>
+                      <a:ext cx="6096000" cy="2533650"/>
+                    </a:xfrm>
+                    <a:prstGeom prst="rect">
+                      <a:avLst/>
+                    </a:prstGeom>
+                  </pic:spPr>
+                </pic:pic>
+              </a:graphicData>
+            </a:graphic>
+          </wp:inline>
+        </w:drawing>
+      </w:r>
+    </w:p>
+    <w:p>
+      <w:pPr>
+        <w:spacing w:after="140"/>
+        <w:jc w:val="center"/>
+      </w:pPr>
+      <w:r>
+        <w:rPr>
+          <w:rFonts w:ascii="Arial" w:cs="Arial" w:eastAsia="Arial" w:hAnsi="Arial"/>
+          <w:i/>
+          <w:iCs/>
+          <w:color w:val="7A8599"/>
+          <w:sz w:val="17"/>
+          <w:szCs w:val="17"/>
+        </w:rPr>
+        <w:t xml:space="preserve">Referencias de la entrada.</w:t>
+      </w:r>
+    </w:p>
+    <w:p>
+      <w:pPr>
+        <w:keepNext/>
+        <w:keepLines/>
+        <w:tabs>
+          <w:tab w:val="left" w:pos="460"/>
+        </w:tabs>
+        <w:spacing w:after="70" w:line="280"/>
+        <w:ind w:left="460" w:hanging="460"/>
+      </w:pPr>
+      <w:r>
+        <w:rPr>
+          <w:rFonts w:ascii="Arial" w:cs="Arial" w:eastAsia="Arial" w:hAnsi="Arial"/>
+          <w:b/>
+          <w:bCs/>
+          <w:color w:val="FFFFFF"/>
+          <w:sz w:val="19"/>
+          <w:szCs w:val="19"/>
+          <w:shd w:fill="E11D48" w:color="auto" w:val="clear"/>
+        </w:rPr>
+        <w:t xml:space="preserve"> 1 </w:t>
+      </w:r>
+      <w:r>
+        <w:rPr>
+          <w:rFonts w:ascii="Arial" w:cs="Arial" w:eastAsia="Arial" w:hAnsi="Arial"/>
+          <w:sz w:val="20"/>
+          <w:szCs w:val="20"/>
+        </w:rPr>
+        <w:t xml:space="preserve">	</w:t>
+      </w:r>
+      <w:r>
+        <w:rPr>
+          <w:rFonts w:ascii="Arial" w:cs="Arial" w:eastAsia="Arial" w:hAnsi="Arial"/>
+          <w:color w:val="1C2740"/>
+          <w:sz w:val="20"/>
+          <w:szCs w:val="20"/>
+        </w:rPr>
+        <w:t xml:space="preserve">Casilla de cada referencia que </w:t>
+      </w:r>
+      <w:r>
+        <w:rPr>
+          <w:rFonts w:ascii="Arial" w:cs="Arial" w:eastAsia="Arial" w:hAnsi="Arial"/>
+          <w:b/>
+          <w:bCs/>
+          <w:color w:val="0F2044"/>
+          <w:sz w:val="20"/>
+          <w:szCs w:val="20"/>
+        </w:rPr>
+        <w:t xml:space="preserve">ha llegado</w:t>
+      </w:r>
+      <w:r>
+        <w:rPr>
+          <w:rFonts w:ascii="Arial" w:cs="Arial" w:eastAsia="Arial" w:hAnsi="Arial"/>
+          <w:color w:val="1C2740"/>
+          <w:sz w:val="20"/>
+          <w:szCs w:val="20"/>
+        </w:rPr>
+        <w:t xml:space="preserve">.</w:t>
+      </w:r>
+    </w:p>
+    <w:p>
+      <w:pPr>
+        <w:keepNext/>
+        <w:keepLines/>
+        <w:tabs>
+          <w:tab w:val="left" w:pos="460"/>
+        </w:tabs>
+        <w:spacing w:after="70" w:line="280"/>
+        <w:ind w:left="460" w:hanging="460"/>
+      </w:pPr>
+      <w:r>
+        <w:rPr>
+          <w:rFonts w:ascii="Arial" w:cs="Arial" w:eastAsia="Arial" w:hAnsi="Arial"/>
+          <w:b/>
+          <w:bCs/>
+          <w:color w:val="FFFFFF"/>
+          <w:sz w:val="19"/>
+          <w:szCs w:val="19"/>
+          <w:shd w:fill="E11D48" w:color="auto" w:val="clear"/>
+        </w:rPr>
+        <w:t xml:space="preserve"> 2 </w:t>
+      </w:r>
+      <w:r>
+        <w:rPr>
+          <w:rFonts w:ascii="Arial" w:cs="Arial" w:eastAsia="Arial" w:hAnsi="Arial"/>
+          <w:sz w:val="20"/>
+          <w:szCs w:val="20"/>
+        </w:rPr>
+        <w:t xml:space="preserve">	</w:t>
+      </w:r>
+      <w:r>
+        <w:rPr>
+          <w:rFonts w:ascii="Arial" w:cs="Arial" w:eastAsia="Arial" w:hAnsi="Arial"/>
+          <w:b/>
+          <w:bCs/>
+          <w:color w:val="0F2044"/>
+          <w:sz w:val="20"/>
+          <w:szCs w:val="20"/>
+        </w:rPr>
+        <w:t xml:space="preserve">Cantidad recibida</w:t>
+      </w:r>
+      <w:r>
+        <w:rPr>
+          <w:rFonts w:ascii="Arial" w:cs="Arial" w:eastAsia="Arial" w:hAnsi="Arial"/>
+          <w:color w:val="1C2740"/>
+          <w:sz w:val="20"/>
+          <w:szCs w:val="20"/>
+        </w:rPr>
+        <w:t xml:space="preserve"> en esta entrada (por defecto, lo pendiente).</w:t>
+      </w:r>
+    </w:p>
+    <w:p>
+      <w:pPr>
+        <w:keepNext/>
+        <w:keepLines/>
+        <w:tabs>
+          <w:tab w:val="left" w:pos="460"/>
+        </w:tabs>
+        <w:spacing w:after="70" w:line="280"/>
+        <w:ind w:left="460" w:hanging="460"/>
+      </w:pPr>
+      <w:r>
+        <w:rPr>
+          <w:rFonts w:ascii="Arial" w:cs="Arial" w:eastAsia="Arial" w:hAnsi="Arial"/>
+          <w:b/>
+          <w:bCs/>
+          <w:color w:val="FFFFFF"/>
+          <w:sz w:val="19"/>
+          <w:szCs w:val="19"/>
+          <w:shd w:fill="2563EB" w:color="auto" w:val="clear"/>
+        </w:rPr>
+        <w:t xml:space="preserve"> 3 </w:t>
+      </w:r>
+      <w:r>
+        <w:rPr>
+          <w:rFonts w:ascii="Arial" w:cs="Arial" w:eastAsia="Arial" w:hAnsi="Arial"/>
+          <w:sz w:val="20"/>
+          <w:szCs w:val="20"/>
+        </w:rPr>
+        <w:t xml:space="preserve">	</w:t>
+      </w:r>
+      <w:r>
+        <w:rPr>
+          <w:rFonts w:ascii="Arial" w:cs="Arial" w:eastAsia="Arial" w:hAnsi="Arial"/>
+          <w:b/>
+          <w:bCs/>
+          <w:color w:val="0F2044"/>
+          <w:sz w:val="20"/>
+          <w:szCs w:val="20"/>
+        </w:rPr>
+        <w:t xml:space="preserve">QUEDAN</w:t>
+      </w:r>
+      <w:r>
+        <w:rPr>
+          <w:rFonts w:ascii="Arial" w:cs="Arial" w:eastAsia="Arial" w:hAnsi="Arial"/>
+          <w:color w:val="1C2740"/>
+          <w:sz w:val="20"/>
+          <w:szCs w:val="20"/>
+        </w:rPr>
+        <w:t xml:space="preserve">: lo que aún falta de cada referencia. En verde ✔ 0, completa.</w:t>
+      </w:r>
+    </w:p>
+    <w:p>
+      <w:pPr>
+        <w:keepNext w:val="false"/>
+        <w:keepLines/>
+        <w:tabs>
+          <w:tab w:val="left" w:pos="460"/>
+        </w:tabs>
+        <w:spacing w:after="70" w:line="280"/>
+        <w:ind w:left="460" w:hanging="460"/>
+      </w:pPr>
+      <w:r>
+        <w:rPr>
+          <w:rFonts w:ascii="Arial" w:cs="Arial" w:eastAsia="Arial" w:hAnsi="Arial"/>
+          <w:b/>
+          <w:bCs/>
+          <w:color w:val="FFFFFF"/>
+          <w:sz w:val="19"/>
+          <w:szCs w:val="19"/>
+          <w:shd w:fill="16A34A" w:color="auto" w:val="clear"/>
+        </w:rPr>
+        <w:t xml:space="preserve"> 4 </w:t>
+      </w:r>
+      <w:r>
+        <w:rPr>
+          <w:rFonts w:ascii="Arial" w:cs="Arial" w:eastAsia="Arial" w:hAnsi="Arial"/>
+          <w:sz w:val="20"/>
+          <w:szCs w:val="20"/>
+        </w:rPr>
+        <w:t xml:space="preserve">	</w:t>
+      </w:r>
+      <w:r>
+        <w:rPr>
+          <w:rFonts w:ascii="Arial" w:cs="Arial" w:eastAsia="Arial" w:hAnsi="Arial"/>
+          <w:b/>
+          <w:bCs/>
+          <w:color w:val="0F2044"/>
+          <w:sz w:val="20"/>
+          <w:szCs w:val="20"/>
+        </w:rPr>
+        <w:t xml:space="preserve">Confirmar</w:t>
+      </w:r>
+      <w:r>
+        <w:rPr>
+          <w:rFonts w:ascii="Arial" w:cs="Arial" w:eastAsia="Arial" w:hAnsi="Arial"/>
+          <w:color w:val="1C2740"/>
+          <w:sz w:val="20"/>
+          <w:szCs w:val="20"/>
+        </w:rPr>
+        <w:t xml:space="preserve">.</w:t>
+      </w:r>
+    </w:p>
+    <w:p>
+      <w:pPr>
+        <w:spacing w:after="40"/>
+      </w:pPr>
+    </w:p>
+    <w:tbl>
+      <w:tblPr>
+        <w:tblW w:type="dxa" w:w="10206"/>
+        <w:tblBorders>
+          <w:top w:val="single" w:color="auto" w:sz="4"/>
+          <w:left w:val="single" w:color="auto" w:sz="4"/>
+          <w:bottom w:val="single" w:color="auto" w:sz="4"/>
+          <w:right w:val="single" w:color="auto" w:sz="4"/>
+          <w:insideH w:val="single" w:color="auto" w:sz="4"/>
+          <w:insideV w:val="single" w:color="auto" w:sz="4"/>
+        </w:tblBorders>
+      </w:tblPr>
+      <w:tblGrid>
+        <w:gridCol w:w="10206"/>
+      </w:tblGrid>
+      <w:tr>
+        <w:trPr>
+          <w:cantSplit/>
+        </w:trPr>
+        <w:tc>
+          <w:tcPr>
+            <w:tcW w:type="dxa" w:w="10206"/>
+            <w:tcBorders>
+              <w:top w:val="none" w:color="FFFFFF" w:sz="0"/>
+              <w:left w:val="single" w:color="C9A84C" w:sz="36"/>
+              <w:bottom w:val="none" w:color="FFFFFF" w:sz="0"/>
+              <w:right w:val="none" w:color="FFFFFF" w:sz="0"/>
+            </w:tcBorders>
+            <w:shd w:fill="FFF7E0" w:color="auto" w:val="clear"/>
+            <w:tcMar>
+              <w:top w:type="dxa" w:w="100"/>
+              <w:left w:type="dxa" w:w="200"/>
+              <w:bottom w:type="dxa" w:w="100"/>
+              <w:right w:type="dxa" w:w="160"/>
+            </w:tcMar>
+            <w:vAlign w:val="top"/>
+          </w:tcPr>
+          <w:p>
+            <w:pPr>
+              <w:keepNext/>
+              <w:spacing w:after="40"/>
+            </w:pPr>
+            <w:r>
+              <w:rPr>
+                <w:rFonts w:ascii="Arial" w:cs="Arial" w:eastAsia="Arial" w:hAnsi="Arial"/>
+                <w:b/>
+                <w:bCs/>
+                <w:color w:val="8A6D1F"/>
+                <w:sz w:val="21"/>
+                <w:szCs w:val="21"/>
+              </w:rPr>
+              <w:t xml:space="preserve">Si llega MÁS de lo pedido</w:t>
+            </w:r>
+          </w:p>
+          <w:p>
+            <w:pPr>
+              <w:keepLines/>
+              <w:spacing w:after="20" w:line="300"/>
+            </w:pPr>
+            <w:r>
+              <w:rPr>
+                <w:rFonts w:ascii="Arial" w:cs="Arial" w:eastAsia="Arial" w:hAnsi="Arial"/>
+                <w:color w:val="1C2740"/>
+                <w:sz w:val="20"/>
+                <w:szCs w:val="20"/>
+              </w:rPr>
+              <w:t xml:space="preserve">Anota la cantidad real: la aplicación lo muestra como </w:t>
+            </w:r>
+            <w:r>
+              <w:rPr>
+                <w:rFonts w:ascii="Arial" w:cs="Arial" w:eastAsia="Arial" w:hAnsi="Arial"/>
+                <w:b/>
+                <w:bCs/>
+                <w:color w:val="0F2044"/>
+                <w:sz w:val="20"/>
+                <w:szCs w:val="20"/>
+              </w:rPr>
+              <w:t xml:space="preserve">«+N (de más)»</w:t>
+            </w:r>
+            <w:r>
+              <w:rPr>
+                <w:rFonts w:ascii="Arial" w:cs="Arial" w:eastAsia="Arial" w:hAnsi="Arial"/>
+                <w:color w:val="1C2740"/>
+                <w:sz w:val="20"/>
+                <w:szCs w:val="20"/>
+              </w:rPr>
+              <w:t xml:space="preserve"> y lo recoge como </w:t>
+            </w:r>
+            <w:r>
+              <w:rPr>
+                <w:rFonts w:ascii="Arial" w:cs="Arial" w:eastAsia="Arial" w:hAnsi="Arial"/>
+                <w:b/>
+                <w:bCs/>
+                <w:color w:val="0F2044"/>
+                <w:sz w:val="20"/>
+                <w:szCs w:val="20"/>
+              </w:rPr>
+              <w:t xml:space="preserve">material recibido en exceso</w:t>
+            </w:r>
+            <w:r>
+              <w:rPr>
+                <w:rFonts w:ascii="Arial" w:cs="Arial" w:eastAsia="Arial" w:hAnsi="Arial"/>
+                <w:color w:val="1C2740"/>
+                <w:sz w:val="20"/>
+                <w:szCs w:val="20"/>
+              </w:rPr>
+              <w:t xml:space="preserve"> en los avisos y listados, para que Compras lo gestione con el proveedor.</w:t>
+            </w:r>
+          </w:p>
+        </w:tc>
+      </w:tr>
+    </w:tbl>
+    <w:p>
+      <w:pPr>
+        <w:spacing w:after="100"/>
+      </w:pPr>
+    </w:p>
+    <w:p>
+      <w:pPr>
+        <w:keepNext/>
+        <w:spacing w:after="40" w:before="40"/>
+        <w:jc w:val="center"/>
+      </w:pPr>
+      <w:r>
+        <w:drawing>
+          <wp:inline distT="0" distB="0" distL="0" distR="0">
+            <wp:extent cx="6096000" cy="590550"/>
+            <wp:effectExtent t="0" r="0" b="0" l="0"/>
+            <wp:docPr id="1" name="a_exceso" descr="a_exceso" title="a_exceso"/>
+            <wp:cNvGraphicFramePr>
+              <a:graphicFrameLocks xmlns:a="http://schemas.openxmlformats.org/drawingml/2006/main" noChangeAspect="1"/>
+            </wp:cNvGraphicFramePr>
+            <a:graphic xmlns:a="http://schemas.openxmlformats.org/drawingml/2006/main">
+              <a:graphicData uri="http://schemas.openxmlformats.org/drawingml/2006/picture">
+                <pic:pic xmlns:pic="http://schemas.openxmlformats.org/drawingml/2006/picture">
+                  <pic:nvPicPr>
+                    <pic:cNvPr id="0" name="" descr=""/>
+                    <pic:cNvPicPr>
+                      <a:picLocks noChangeAspect="1" noChangeArrowheads="1"/>
+                    </pic:cNvPicPr>
+                  </pic:nvPicPr>
+                  <pic:blipFill>
+                    <a:blip r:embed="rId25" cstate="none"/>
+                    <a:srcRect/>
+                    <a:stretch>
+                      <a:fillRect/>
+                    </a:stretch>
+                  </pic:blipFill>
+                  <pic:spPr bwMode="auto">
+                    <a:xfrm>
+                      <a:off x="0" y="0"/>
+                      <a:ext cx="6096000" cy="590550"/>
+                    </a:xfrm>
+                    <a:prstGeom prst="rect">
+                      <a:avLst/>
+                    </a:prstGeom>
+                  </pic:spPr>
+                </pic:pic>
+              </a:graphicData>
+            </a:graphic>
+          </wp:inline>
+        </w:drawing>
+      </w:r>
+    </w:p>
+    <w:p>
+      <w:pPr>
+        <w:spacing w:after="140"/>
+        <w:jc w:val="center"/>
+      </w:pPr>
+      <w:r>
+        <w:rPr>
+          <w:rFonts w:ascii="Arial" w:cs="Arial" w:eastAsia="Arial" w:hAnsi="Arial"/>
+          <w:i/>
+          <w:iCs/>
+          <w:color w:val="7A8599"/>
+          <w:sz w:val="17"/>
+          <w:szCs w:val="17"/>
+        </w:rPr>
+        <w:t xml:space="preserve">Cantidad recibida superior a la pedida.</w:t>
+      </w:r>
+    </w:p>
+    <w:tbl>
+      <w:tblPr>
+        <w:tblW w:type="dxa" w:w="10206"/>
+        <w:tblBorders>
+          <w:top w:val="single" w:color="auto" w:sz="4"/>
+          <w:left w:val="single" w:color="auto" w:sz="4"/>
+          <w:bottom w:val="single" w:color="auto" w:sz="4"/>
+          <w:right w:val="single" w:color="auto" w:sz="4"/>
+          <w:insideH w:val="single" w:color="auto" w:sz="4"/>
+          <w:insideV w:val="single" w:color="auto" w:sz="4"/>
+        </w:tblBorders>
+      </w:tblPr>
+      <w:tblGrid>
+        <w:gridCol w:w="10206"/>
+      </w:tblGrid>
+      <w:tr>
+        <w:trPr>
+          <w:cantSplit/>
+        </w:trPr>
+        <w:tc>
+          <w:tcPr>
+            <w:tcW w:type="dxa" w:w="10206"/>
+            <w:tcBorders>
+              <w:top w:val="none" w:color="FFFFFF" w:sz="0"/>
+              <w:left w:val="single" w:color="EA580C" w:sz="36"/>
+              <w:bottom w:val="none" w:color="FFFFFF" w:sz="0"/>
+              <w:right w:val="none" w:color="FFFFFF" w:sz="0"/>
+            </w:tcBorders>
+            <w:shd w:fill="FFF0E6" w:color="auto" w:val="clear"/>
+            <w:tcMar>
+              <w:top w:type="dxa" w:w="100"/>
+              <w:left w:type="dxa" w:w="200"/>
+              <w:bottom w:type="dxa" w:w="100"/>
+              <w:right w:type="dxa" w:w="160"/>
+            </w:tcMar>
+            <w:vAlign w:val="top"/>
+          </w:tcPr>
+          <w:p>
+            <w:pPr>
+              <w:keepNext/>
+              <w:spacing w:after="40"/>
+            </w:pPr>
+            <w:r>
+              <w:rPr>
+                <w:rFonts w:ascii="Arial" w:cs="Arial" w:eastAsia="Arial" w:hAnsi="Arial"/>
+                <w:b/>
+                <w:bCs/>
+                <w:color w:val="B45309"/>
+                <w:sz w:val="21"/>
+                <w:szCs w:val="21"/>
+              </w:rPr>
+              <w:t xml:space="preserve">Pídelo si te interesa</w:t>
+            </w:r>
+          </w:p>
+          <w:p>
+            <w:pPr>
+              <w:keepLines/>
+              <w:spacing w:after="20" w:line="300"/>
+            </w:pPr>
+            <w:r>
+              <w:rPr>
+                <w:rFonts w:ascii="Arial" w:cs="Arial" w:eastAsia="Arial" w:hAnsi="Arial"/>
+                <w:color w:val="1C2740"/>
+                <w:sz w:val="20"/>
+                <w:szCs w:val="20"/>
+              </w:rPr>
+              <w:t xml:space="preserve">Detallar las referencias es </w:t>
+            </w:r>
+            <w:r>
+              <w:rPr>
+                <w:rFonts w:ascii="Arial" w:cs="Arial" w:eastAsia="Arial" w:hAnsi="Arial"/>
+                <w:b/>
+                <w:bCs/>
+                <w:color w:val="0F2044"/>
+                <w:sz w:val="20"/>
+                <w:szCs w:val="20"/>
+              </w:rPr>
+              <w:t xml:space="preserve">opcional</w:t>
+            </w:r>
+            <w:r>
+              <w:rPr>
+                <w:rFonts w:ascii="Arial" w:cs="Arial" w:eastAsia="Arial" w:hAnsi="Arial"/>
+                <w:color w:val="1C2740"/>
+                <w:sz w:val="20"/>
+                <w:szCs w:val="20"/>
+              </w:rPr>
+              <w:t xml:space="preserve">, pero es lo que permite saber </w:t>
+            </w:r>
+            <w:r>
+              <w:rPr>
+                <w:rFonts w:ascii="Arial" w:cs="Arial" w:eastAsia="Arial" w:hAnsi="Arial"/>
+                <w:b/>
+                <w:bCs/>
+                <w:color w:val="0F2044"/>
+                <w:sz w:val="20"/>
+                <w:szCs w:val="20"/>
+              </w:rPr>
+              <w:t xml:space="preserve">exactamente qué falta</w:t>
+            </w:r>
+            <w:r>
+              <w:rPr>
+                <w:rFonts w:ascii="Arial" w:cs="Arial" w:eastAsia="Arial" w:hAnsi="Arial"/>
+                <w:color w:val="1C2740"/>
+                <w:sz w:val="20"/>
+                <w:szCs w:val="20"/>
+              </w:rPr>
+              <w:t xml:space="preserve">. Sin detalle, en «Pedidos con entregas pendientes» aparecerá «⚠ Sin detalle de las entradas».</w:t>
+            </w:r>
+          </w:p>
+        </w:tc>
+      </w:tr>
+    </w:tbl>
+    <w:p>
+      <w:pPr>
+        <w:spacing w:after="100"/>
+      </w:pPr>
+    </w:p>
+    <w:p>
+      <w:pPr>
+        <w:pStyle w:val="Heading2"/>
+        <w:keepNext/>
+        <w:pBdr>
+          <w:left w:val="single" w:color="C9A84C" w:sz="24" w:space="6"/>
+        </w:pBdr>
+        <w:spacing w:after="100" w:before="220"/>
+      </w:pPr>
+      <w:r>
+        <w:rPr>
+          <w:rFonts w:ascii="Arial" w:cs="Arial" w:eastAsia="Arial" w:hAnsi="Arial"/>
+          <w:b/>
+          <w:bCs/>
+          <w:color w:val="1A3A6B"/>
+          <w:sz w:val="25"/>
+          <w:szCs w:val="25"/>
+        </w:rPr>
+        <w:t xml:space="preserve">Entregas parciales y entrada final</w:t>
+      </w:r>
+    </w:p>
+    <w:p>
+      <w:pPr>
+        <w:keepLines/>
+        <w:spacing w:after="100" w:line="300"/>
+      </w:pPr>
+      <w:r>
+        <w:rPr>
+          <w:rFonts w:ascii="Arial" w:cs="Arial" w:eastAsia="Arial" w:hAnsi="Arial"/>
+          <w:color w:val="1C2740"/>
+          <w:sz w:val="21"/>
+          <w:szCs w:val="21"/>
+        </w:rPr>
+        <w:t xml:space="preserve">Si el proveedor sirve el pedido en varias veces, </w:t>
+      </w:r>
+      <w:r>
+        <w:rPr>
+          <w:rFonts w:ascii="Arial" w:cs="Arial" w:eastAsia="Arial" w:hAnsi="Arial"/>
+          <w:b/>
+          <w:bCs/>
+          <w:color w:val="0F2044"/>
+          <w:sz w:val="21"/>
+          <w:szCs w:val="21"/>
+        </w:rPr>
+        <w:t xml:space="preserve">repite el proceso con cada albarán</w:t>
+      </w:r>
+      <w:r>
+        <w:rPr>
+          <w:rFonts w:ascii="Arial" w:cs="Arial" w:eastAsia="Arial" w:hAnsi="Arial"/>
+          <w:color w:val="1C2740"/>
+          <w:sz w:val="21"/>
+          <w:szCs w:val="21"/>
+        </w:rPr>
+        <w:t xml:space="preserve">: abre el pedido y pulsa </w:t>
+      </w:r>
+      <w:r>
+        <w:rPr>
+          <w:rFonts w:ascii="Arial" w:cs="Arial" w:eastAsia="Arial" w:hAnsi="Arial"/>
+          <w:b/>
+          <w:bCs/>
+          <w:color w:val="0F2044"/>
+          <w:sz w:val="21"/>
+          <w:szCs w:val="21"/>
+        </w:rPr>
+        <w:t xml:space="preserve">＋ Añadir entrada DALI / SAP</w:t>
+      </w:r>
+      <w:r>
+        <w:rPr>
+          <w:rFonts w:ascii="Arial" w:cs="Arial" w:eastAsia="Arial" w:hAnsi="Arial"/>
+          <w:color w:val="1C2740"/>
+          <w:sz w:val="21"/>
+          <w:szCs w:val="21"/>
+        </w:rPr>
+        <w:t xml:space="preserve">. En las líneas del pedido, las columnas </w:t>
+      </w:r>
+      <w:r>
+        <w:rPr>
+          <w:rFonts w:ascii="Arial" w:cs="Arial" w:eastAsia="Arial" w:hAnsi="Arial"/>
+          <w:b/>
+          <w:bCs/>
+          <w:color w:val="0F2044"/>
+          <w:sz w:val="21"/>
+          <w:szCs w:val="21"/>
+        </w:rPr>
+        <w:t xml:space="preserve">ENTREG.</w:t>
+      </w:r>
+      <w:r>
+        <w:rPr>
+          <w:rFonts w:ascii="Arial" w:cs="Arial" w:eastAsia="Arial" w:hAnsi="Arial"/>
+          <w:color w:val="1C2740"/>
+          <w:sz w:val="21"/>
+          <w:szCs w:val="21"/>
+        </w:rPr>
+        <w:t xml:space="preserve"> y </w:t>
+      </w:r>
+      <w:r>
+        <w:rPr>
+          <w:rFonts w:ascii="Arial" w:cs="Arial" w:eastAsia="Arial" w:hAnsi="Arial"/>
+          <w:b/>
+          <w:bCs/>
+          <w:color w:val="0F2044"/>
+          <w:sz w:val="21"/>
+          <w:szCs w:val="21"/>
+        </w:rPr>
+        <w:t xml:space="preserve">PEND.</w:t>
+      </w:r>
+      <w:r>
+        <w:rPr>
+          <w:rFonts w:ascii="Arial" w:cs="Arial" w:eastAsia="Arial" w:hAnsi="Arial"/>
+          <w:color w:val="1C2740"/>
+          <w:sz w:val="21"/>
+          <w:szCs w:val="21"/>
+        </w:rPr>
+        <w:t xml:space="preserve"> muestran lo recibido y lo que falta.</w:t>
+      </w:r>
+    </w:p>
+    <w:tbl>
+      <w:tblPr>
+        <w:tblW w:type="dxa" w:w="10206"/>
+        <w:tblBorders>
+          <w:top w:val="single" w:color="auto" w:sz="4"/>
+          <w:left w:val="single" w:color="auto" w:sz="4"/>
+          <w:bottom w:val="single" w:color="auto" w:sz="4"/>
+          <w:right w:val="single" w:color="auto" w:sz="4"/>
+          <w:insideH w:val="single" w:color="auto" w:sz="4"/>
+          <w:insideV w:val="single" w:color="auto" w:sz="4"/>
+        </w:tblBorders>
+      </w:tblPr>
+      <w:tblGrid>
+        <w:gridCol w:w="5001"/>
+        <w:gridCol w:w="5205"/>
+      </w:tblGrid>
+      <w:tr>
+        <w:trPr>
+          <w:cantSplit/>
+        </w:trPr>
+        <w:tc>
+          <w:tcPr>
+            <w:tcW w:type="dxa" w:w="5001"/>
+            <w:tcBorders>
+              <w:top w:val="none" w:color="FFFFFF" w:sz="0"/>
+              <w:left w:val="none" w:color="FFFFFF" w:sz="0"/>
+              <w:bottom w:val="none" w:color="FFFFFF" w:sz="0"/>
+              <w:right w:val="none" w:color="FFFFFF" w:sz="0"/>
+            </w:tcBorders>
+            <w:tcMar>
+              <w:top w:type="dxa" w:w="0"/>
+              <w:left w:type="dxa" w:w="0"/>
+              <w:bottom w:type="dxa" w:w="0"/>
+              <w:right w:type="dxa" w:w="100"/>
+            </w:tcMar>
+            <w:vAlign w:val="top"/>
+          </w:tcPr>
+          <w:p>
+            <w:pPr>
+              <w:keepNext/>
+              <w:spacing w:after="40" w:before="40"/>
+              <w:jc w:val="center"/>
+            </w:pPr>
+            <w:r>
+              <w:drawing>
+                <wp:inline distT="0" distB="0" distL="0" distR="0">
+                  <wp:extent cx="2962275" cy="2867025"/>
+                  <wp:effectExtent t="0" r="0" b="0" l="0"/>
+                  <wp:docPr id="1" name="a_m_parcial" descr="a_m_parcial" title="a_m_parcial"/>
+                  <wp:cNvGraphicFramePr>
+                    <a:graphicFrameLocks xmlns:a="http://schemas.openxmlformats.org/drawingml/2006/main" noChangeAspect="1"/>
+                  </wp:cNvGraphicFramePr>
+                  <a:graphic xmlns:a="http://schemas.openxmlformats.org/drawingml/2006/main">
+                    <a:graphicData uri="http://schemas.openxmlformats.org/drawingml/2006/picture">
+                      <pic:pic xmlns:pic="http://schemas.openxmlformats.org/drawingml/2006/picture">
+                        <pic:nvPicPr>
+                          <pic:cNvPr id="0" name="" descr=""/>
+                          <pic:cNvPicPr>
+                            <a:picLocks noChangeAspect="1" noChangeArrowheads="1"/>
+                          </pic:cNvPicPr>
+                        </pic:nvPicPr>
+                        <pic:blipFill>
+                          <a:blip r:embed="rId26" cstate="none"/>
+                          <a:srcRect/>
+                          <a:stretch>
+                            <a:fillRect/>
+                          </a:stretch>
+                        </pic:blipFill>
+                        <pic:spPr bwMode="auto">
+                          <a:xfrm>
+                            <a:off x="0" y="0"/>
+                            <a:ext cx="2962275" cy="2867025"/>
+                          </a:xfrm>
+                          <a:prstGeom prst="rect">
+                            <a:avLst/>
+                          </a:prstGeom>
+                        </pic:spPr>
+                      </pic:pic>
+                    </a:graphicData>
+                  </a:graphic>
+                </wp:inline>
+              </w:drawing>
+            </w:r>
+          </w:p>
+          <w:p>
+            <w:pPr>
+              <w:spacing w:after="140"/>
+              <w:jc w:val="center"/>
+            </w:pPr>
+            <w:r>
+              <w:rPr>
+                <w:rFonts w:ascii="Arial" w:cs="Arial" w:eastAsia="Arial" w:hAnsi="Arial"/>
+                <w:i/>
+                <w:iCs/>
+                <w:color w:val="7A8599"/>
+                <w:sz w:val="17"/>
+                <w:szCs w:val="17"/>
+              </w:rPr>
+              <w:t xml:space="preserve">Pedido en ENTREGA PARCIAL.</w:t>
+            </w:r>
+          </w:p>
+        </w:tc>
+        <w:tc>
+          <w:tcPr>
+            <w:tcW w:type="dxa" w:w="5205"/>
+            <w:tcBorders>
+              <w:top w:val="none" w:color="FFFFFF" w:sz="0"/>
+              <w:left w:val="none" w:color="FFFFFF" w:sz="0"/>
+              <w:bottom w:val="none" w:color="FFFFFF" w:sz="0"/>
+              <w:right w:val="none" w:color="FFFFFF" w:sz="0"/>
+            </w:tcBorders>
+            <w:tcMar>
+              <w:top w:type="dxa" w:w="0"/>
+              <w:left w:type="dxa" w:w="160"/>
+              <w:bottom w:type="dxa" w:w="0"/>
+              <w:right w:type="dxa" w:w="0"/>
+            </w:tcMar>
+            <w:vAlign w:val="top"/>
+          </w:tcPr>
+          <w:p>
+            <w:pPr>
+              <w:keepLines/>
+              <w:spacing w:after="100" w:line="300"/>
+            </w:pPr>
+            <w:r>
+              <w:rPr>
+                <w:rFonts w:ascii="Arial" w:cs="Arial" w:eastAsia="Arial" w:hAnsi="Arial"/>
+                <w:color w:val="1C2740"/>
+                <w:sz w:val="20"/>
+                <w:szCs w:val="20"/>
+              </w:rPr>
+              <w:t xml:space="preserve">Mientras el pedido esté en </w:t>
+            </w:r>
+            <w:r>
+              <w:rPr>
+                <w:rFonts w:ascii="Arial" w:cs="Arial" w:eastAsia="Arial" w:hAnsi="Arial"/>
+                <w:b/>
+                <w:bCs/>
+                <w:color w:val="0F2044"/>
+                <w:sz w:val="20"/>
+                <w:szCs w:val="20"/>
+              </w:rPr>
+              <w:t xml:space="preserve">ENTREGA PARCIAL</w:t>
+            </w:r>
+            <w:r>
+              <w:rPr>
+                <w:rFonts w:ascii="Arial" w:cs="Arial" w:eastAsia="Arial" w:hAnsi="Arial"/>
+                <w:color w:val="1C2740"/>
+                <w:sz w:val="20"/>
+                <w:szCs w:val="20"/>
+              </w:rPr>
+              <w:t xml:space="preserve"> puedes </w:t>
+            </w:r>
+            <w:r>
+              <w:rPr>
+                <w:rFonts w:ascii="Arial" w:cs="Arial" w:eastAsia="Arial" w:hAnsi="Arial"/>
+                <w:b/>
+                <w:bCs/>
+                <w:color w:val="0F2044"/>
+                <w:sz w:val="20"/>
+                <w:szCs w:val="20"/>
+              </w:rPr>
+              <w:t xml:space="preserve">corregir</w:t>
+            </w:r>
+            <w:r>
+              <w:rPr>
+                <w:rFonts w:ascii="Arial" w:cs="Arial" w:eastAsia="Arial" w:hAnsi="Arial"/>
+                <w:color w:val="1C2740"/>
+                <w:sz w:val="20"/>
+                <w:szCs w:val="20"/>
+              </w:rPr>
+              <w:t xml:space="preserve"> una entrada o quitarla con la </w:t>
+            </w:r>
+            <w:r>
+              <w:rPr>
+                <w:rFonts w:ascii="Arial" w:cs="Arial" w:eastAsia="Arial" w:hAnsi="Arial"/>
+                <w:b/>
+                <w:bCs/>
+                <w:color w:val="0F2044"/>
+                <w:sz w:val="20"/>
+                <w:szCs w:val="20"/>
+              </w:rPr>
+              <w:t xml:space="preserve">✕</w:t>
+            </w:r>
+            <w:r>
+              <w:rPr>
+                <w:rFonts w:ascii="Arial" w:cs="Arial" w:eastAsia="Arial" w:hAnsi="Arial"/>
+                <w:color w:val="1C2740"/>
+                <w:sz w:val="20"/>
+                <w:szCs w:val="20"/>
+              </w:rPr>
+              <w:t xml:space="preserve"> roja.</w:t>
+            </w:r>
+          </w:p>
+          <w:p>
+            <w:pPr>
+              <w:keepNext/>
+              <w:keepLines/>
+              <w:tabs>
+                <w:tab w:val="left" w:pos="460"/>
+              </w:tabs>
+              <w:spacing w:after="70" w:line="280"/>
+              <w:ind w:left="460" w:hanging="460"/>
+            </w:pPr>
+            <w:r>
+              <w:rPr>
+                <w:rFonts w:ascii="Arial" w:cs="Arial" w:eastAsia="Arial" w:hAnsi="Arial"/>
+                <w:b/>
+                <w:bCs/>
+                <w:color w:val="FFFFFF"/>
+                <w:sz w:val="19"/>
+                <w:szCs w:val="19"/>
+                <w:shd w:fill="2563EB" w:color="auto" w:val="clear"/>
+              </w:rPr>
+              <w:t xml:space="preserve"> 1 </w:t>
+            </w:r>
+            <w:r>
+              <w:rPr>
+                <w:rFonts w:ascii="Arial" w:cs="Arial" w:eastAsia="Arial" w:hAnsi="Arial"/>
+                <w:sz w:val="20"/>
+                <w:szCs w:val="20"/>
+              </w:rPr>
+              <w:t xml:space="preserve">	</w:t>
+            </w:r>
+            <w:r>
+              <w:rPr>
+                <w:rFonts w:ascii="Arial" w:cs="Arial" w:eastAsia="Arial" w:hAnsi="Arial"/>
+                <w:color w:val="1C2740"/>
+                <w:sz w:val="20"/>
+                <w:szCs w:val="20"/>
+              </w:rPr>
+              <w:t xml:space="preserve">Líneas con lo </w:t>
+            </w:r>
+            <w:r>
+              <w:rPr>
+                <w:rFonts w:ascii="Arial" w:cs="Arial" w:eastAsia="Arial" w:hAnsi="Arial"/>
+                <w:b/>
+                <w:bCs/>
+                <w:color w:val="0F2044"/>
+                <w:sz w:val="20"/>
+                <w:szCs w:val="20"/>
+              </w:rPr>
+              <w:t xml:space="preserve">entregado</w:t>
+            </w:r>
+            <w:r>
+              <w:rPr>
+                <w:rFonts w:ascii="Arial" w:cs="Arial" w:eastAsia="Arial" w:hAnsi="Arial"/>
+                <w:color w:val="1C2740"/>
+                <w:sz w:val="20"/>
+                <w:szCs w:val="20"/>
+              </w:rPr>
+              <w:t xml:space="preserve"> y lo </w:t>
+            </w:r>
+            <w:r>
+              <w:rPr>
+                <w:rFonts w:ascii="Arial" w:cs="Arial" w:eastAsia="Arial" w:hAnsi="Arial"/>
+                <w:b/>
+                <w:bCs/>
+                <w:color w:val="0F2044"/>
+                <w:sz w:val="20"/>
+                <w:szCs w:val="20"/>
+              </w:rPr>
+              <w:t xml:space="preserve">pendiente</w:t>
+            </w:r>
+            <w:r>
+              <w:rPr>
+                <w:rFonts w:ascii="Arial" w:cs="Arial" w:eastAsia="Arial" w:hAnsi="Arial"/>
+                <w:color w:val="1C2740"/>
+                <w:sz w:val="20"/>
+                <w:szCs w:val="20"/>
+              </w:rPr>
+              <w:t xml:space="preserve"> de cada una (✔ = completa).</w:t>
+            </w:r>
+          </w:p>
+          <w:p>
+            <w:pPr>
+              <w:keepNext w:val="false"/>
+              <w:keepLines/>
+              <w:tabs>
+                <w:tab w:val="left" w:pos="460"/>
+              </w:tabs>
+              <w:spacing w:after="70" w:line="280"/>
+              <w:ind w:left="460" w:hanging="460"/>
+            </w:pPr>
+            <w:r>
+              <w:rPr>
+                <w:rFonts w:ascii="Arial" w:cs="Arial" w:eastAsia="Arial" w:hAnsi="Arial"/>
+                <w:b/>
+                <w:bCs/>
+                <w:color w:val="FFFFFF"/>
+                <w:sz w:val="19"/>
+                <w:szCs w:val="19"/>
+                <w:shd w:fill="E11D48" w:color="auto" w:val="clear"/>
+              </w:rPr>
+              <w:t xml:space="preserve"> 2 </w:t>
+            </w:r>
+            <w:r>
+              <w:rPr>
+                <w:rFonts w:ascii="Arial" w:cs="Arial" w:eastAsia="Arial" w:hAnsi="Arial"/>
+                <w:sz w:val="20"/>
+                <w:szCs w:val="20"/>
+              </w:rPr>
+              <w:t xml:space="preserve">	</w:t>
+            </w:r>
+            <w:r>
+              <w:rPr>
+                <w:rFonts w:ascii="Arial" w:cs="Arial" w:eastAsia="Arial" w:hAnsi="Arial"/>
+                <w:color w:val="1C2740"/>
+                <w:sz w:val="20"/>
+                <w:szCs w:val="20"/>
+              </w:rPr>
+              <w:t xml:space="preserve">El botón </w:t>
+            </w:r>
+            <w:r>
+              <w:rPr>
+                <w:rFonts w:ascii="Arial" w:cs="Arial" w:eastAsia="Arial" w:hAnsi="Arial"/>
+                <w:b/>
+                <w:bCs/>
+                <w:color w:val="0F2044"/>
+                <w:sz w:val="20"/>
+                <w:szCs w:val="20"/>
+              </w:rPr>
+              <w:t xml:space="preserve">«2 ref. ✔»</w:t>
+            </w:r>
+            <w:r>
+              <w:rPr>
+                <w:rFonts w:ascii="Arial" w:cs="Arial" w:eastAsia="Arial" w:hAnsi="Arial"/>
+                <w:color w:val="1C2740"/>
+                <w:sz w:val="20"/>
+                <w:szCs w:val="20"/>
+              </w:rPr>
+              <w:t xml:space="preserve"> abre el detalle de esa entrada.</w:t>
+            </w:r>
+          </w:p>
+        </w:tc>
+      </w:tr>
+    </w:tbl>
+    <w:p>
+      <w:pPr>
+        <w:spacing w:after="60"/>
+      </w:pPr>
+    </w:p>
+    <w:p>
+      <w:pPr>
+        <w:pStyle w:val="Heading2"/>
+        <w:keepNext/>
+        <w:pBdr>
+          <w:left w:val="single" w:color="C9A84C" w:sz="24" w:space="6"/>
+        </w:pBdr>
+        <w:spacing w:after="100" w:before="220"/>
+      </w:pPr>
+      <w:r>
+        <w:rPr>
+          <w:rFonts w:ascii="Arial" w:cs="Arial" w:eastAsia="Arial" w:hAnsi="Arial"/>
+          <w:b/>
+          <w:bCs/>
+          <w:color w:val="1A3A6B"/>
+          <w:sz w:val="25"/>
+          <w:szCs w:val="25"/>
+        </w:rPr>
+        <w:t xml:space="preserve">Entrada final y pedido cerrado</w:t>
+      </w:r>
+    </w:p>
+    <w:p>
+      <w:pPr>
+        <w:keepLines/>
+        <w:spacing w:after="100" w:line="300"/>
+      </w:pPr>
+      <w:r>
+        <w:rPr>
+          <w:rFonts w:ascii="Arial" w:cs="Arial" w:eastAsia="Arial" w:hAnsi="Arial"/>
+          <w:color w:val="1C2740"/>
+          <w:sz w:val="21"/>
+          <w:szCs w:val="21"/>
+        </w:rPr>
+        <w:t xml:space="preserve">Cuando llegue </w:t>
+      </w:r>
+      <w:r>
+        <w:rPr>
+          <w:rFonts w:ascii="Arial" w:cs="Arial" w:eastAsia="Arial" w:hAnsi="Arial"/>
+          <w:b/>
+          <w:bCs/>
+          <w:color w:val="0F2044"/>
+          <w:sz w:val="21"/>
+          <w:szCs w:val="21"/>
+        </w:rPr>
+        <w:t xml:space="preserve">lo último</w:t>
+      </w:r>
+      <w:r>
+        <w:rPr>
+          <w:rFonts w:ascii="Arial" w:cs="Arial" w:eastAsia="Arial" w:hAnsi="Arial"/>
+          <w:color w:val="1C2740"/>
+          <w:sz w:val="21"/>
+          <w:szCs w:val="21"/>
+        </w:rPr>
+        <w:t xml:space="preserve"> (o si todo llega de una sola vez), marca </w:t>
+      </w:r>
+      <w:r>
+        <w:rPr>
+          <w:rFonts w:ascii="Arial" w:cs="Arial" w:eastAsia="Arial" w:hAnsi="Arial"/>
+          <w:b/>
+          <w:bCs/>
+          <w:color w:val="0F2044"/>
+          <w:sz w:val="21"/>
+          <w:szCs w:val="21"/>
+        </w:rPr>
+        <w:t xml:space="preserve">Entrada final</w:t>
+      </w:r>
+      <w:r>
+        <w:rPr>
+          <w:rFonts w:ascii="Arial" w:cs="Arial" w:eastAsia="Arial" w:hAnsi="Arial"/>
+          <w:color w:val="1C2740"/>
+          <w:sz w:val="21"/>
+          <w:szCs w:val="21"/>
+        </w:rPr>
+        <w:t xml:space="preserve">: el estado pasará a </w:t>
+      </w:r>
+      <w:r>
+        <w:rPr>
+          <w:rFonts w:ascii="Arial" w:cs="Arial" w:eastAsia="Arial" w:hAnsi="Arial"/>
+          <w:b/>
+          <w:bCs/>
+          <w:color w:val="0F2044"/>
+          <w:sz w:val="21"/>
+          <w:szCs w:val="21"/>
+        </w:rPr>
+        <w:t xml:space="preserve">ENTREGADO</w:t>
+      </w:r>
+      <w:r>
+        <w:rPr>
+          <w:rFonts w:ascii="Arial" w:cs="Arial" w:eastAsia="Arial" w:hAnsi="Arial"/>
+          <w:color w:val="1C2740"/>
+          <w:sz w:val="21"/>
+          <w:szCs w:val="21"/>
+        </w:rPr>
+        <w:t xml:space="preserve"> y el pedido quedará cerrado.</w:t>
+      </w:r>
+    </w:p>
+    <w:tbl>
+      <w:tblPr>
+        <w:tblW w:type="dxa" w:w="10206"/>
+        <w:tblBorders>
+          <w:top w:val="single" w:color="auto" w:sz="4"/>
+          <w:left w:val="single" w:color="auto" w:sz="4"/>
+          <w:bottom w:val="single" w:color="auto" w:sz="4"/>
+          <w:right w:val="single" w:color="auto" w:sz="4"/>
+          <w:insideH w:val="single" w:color="auto" w:sz="4"/>
+          <w:insideV w:val="single" w:color="auto" w:sz="4"/>
+        </w:tblBorders>
+      </w:tblPr>
+      <w:tblGrid>
+        <w:gridCol w:w="5103"/>
+        <w:gridCol w:w="5103"/>
+      </w:tblGrid>
+      <w:tr>
+        <w:trPr>
+          <w:cantSplit/>
+        </w:trPr>
+        <w:tc>
+          <w:tcPr>
+            <w:tcW w:type="dxa" w:w="5103"/>
+            <w:tcBorders>
+              <w:top w:val="none" w:color="FFFFFF" w:sz="0"/>
+              <w:left w:val="none" w:color="FFFFFF" w:sz="0"/>
+              <w:bottom w:val="none" w:color="FFFFFF" w:sz="0"/>
+              <w:right w:val="none" w:color="FFFFFF" w:sz="0"/>
+            </w:tcBorders>
+            <w:tcMar>
+              <w:top w:type="dxa" w:w="0"/>
+              <w:left w:type="dxa" w:w="60"/>
+              <w:bottom w:type="dxa" w:w="0"/>
+              <w:right w:type="dxa" w:w="60"/>
+            </w:tcMar>
+            <w:vAlign w:val="top"/>
+          </w:tcPr>
+          <w:p>
+            <w:pPr>
+              <w:keepNext/>
+              <w:spacing w:after="40" w:before="40"/>
+              <w:jc w:val="center"/>
+            </w:pPr>
+            <w:r>
+              <w:drawing>
+                <wp:inline distT="0" distB="0" distL="0" distR="0">
+                  <wp:extent cx="3009900" cy="2771775"/>
+                  <wp:effectExtent t="0" r="0" b="0" l="0"/>
+                  <wp:docPr id="1" name="a_m_final" descr="a_m_final" title="a_m_final"/>
+                  <wp:cNvGraphicFramePr>
+                    <a:graphicFrameLocks xmlns:a="http://schemas.openxmlformats.org/drawingml/2006/main" noChangeAspect="1"/>
+                  </wp:cNvGraphicFramePr>
+                  <a:graphic xmlns:a="http://schemas.openxmlformats.org/drawingml/2006/main">
+                    <a:graphicData uri="http://schemas.openxmlformats.org/drawingml/2006/picture">
+                      <pic:pic xmlns:pic="http://schemas.openxmlformats.org/drawingml/2006/picture">
+                        <pic:nvPicPr>
+                          <pic:cNvPr id="0" name="" descr=""/>
+                          <pic:cNvPicPr>
+                            <a:picLocks noChangeAspect="1" noChangeArrowheads="1"/>
+                          </pic:cNvPicPr>
+                        </pic:nvPicPr>
+                        <pic:blipFill>
+                          <a:blip r:embed="rId27" cstate="none"/>
+                          <a:srcRect/>
+                          <a:stretch>
+                            <a:fillRect/>
+                          </a:stretch>
+                        </pic:blipFill>
+                        <pic:spPr bwMode="auto">
+                          <a:xfrm>
+                            <a:off x="0" y="0"/>
+                            <a:ext cx="3009900" cy="2771775"/>
+                          </a:xfrm>
+                          <a:prstGeom prst="rect">
+                            <a:avLst/>
+                          </a:prstGeom>
+                        </pic:spPr>
+                      </pic:pic>
+                    </a:graphicData>
+                  </a:graphic>
+                </wp:inline>
+              </w:drawing>
+            </w:r>
+          </w:p>
+          <w:p>
+            <w:pPr>
+              <w:spacing w:after="140"/>
+              <w:jc w:val="center"/>
+            </w:pPr>
+            <w:r>
+              <w:rPr>
+                <w:rFonts w:ascii="Arial" w:cs="Arial" w:eastAsia="Arial" w:hAnsi="Arial"/>
+                <w:i/>
+                <w:iCs/>
+                <w:color w:val="7A8599"/>
+                <w:sz w:val="17"/>
+                <w:szCs w:val="17"/>
+              </w:rPr>
+              <w:t xml:space="preserve">Entrada final marcada.</w:t>
+            </w:r>
+          </w:p>
+          <w:p>
+            <w:pPr>
+              <w:keepNext/>
+              <w:keepLines/>
+              <w:tabs>
+                <w:tab w:val="left" w:pos="460"/>
+              </w:tabs>
+              <w:spacing w:after="70" w:line="280"/>
+              <w:ind w:left="460" w:hanging="460"/>
+            </w:pPr>
+            <w:r>
+              <w:rPr>
+                <w:rFonts w:ascii="Arial" w:cs="Arial" w:eastAsia="Arial" w:hAnsi="Arial"/>
+                <w:b/>
+                <w:bCs/>
+                <w:color w:val="FFFFFF"/>
+                <w:sz w:val="19"/>
+                <w:szCs w:val="19"/>
+                <w:shd w:fill="E11D48" w:color="auto" w:val="clear"/>
+              </w:rPr>
+              <w:t xml:space="preserve"> 1 </w:t>
+            </w:r>
+            <w:r>
+              <w:rPr>
+                <w:rFonts w:ascii="Arial" w:cs="Arial" w:eastAsia="Arial" w:hAnsi="Arial"/>
+                <w:sz w:val="20"/>
+                <w:szCs w:val="20"/>
+              </w:rPr>
+              <w:t xml:space="preserve">	</w:t>
+            </w:r>
+            <w:r>
+              <w:rPr>
+                <w:rFonts w:ascii="Arial" w:cs="Arial" w:eastAsia="Arial" w:hAnsi="Arial"/>
+                <w:b/>
+                <w:bCs/>
+                <w:color w:val="0F2044"/>
+                <w:sz w:val="20"/>
+                <w:szCs w:val="20"/>
+              </w:rPr>
+              <w:t xml:space="preserve">Entrada final</w:t>
+            </w:r>
+            <w:r>
+              <w:rPr>
+                <w:rFonts w:ascii="Arial" w:cs="Arial" w:eastAsia="Arial" w:hAnsi="Arial"/>
+                <w:color w:val="1C2740"/>
+                <w:sz w:val="20"/>
+                <w:szCs w:val="20"/>
+              </w:rPr>
+              <w:t xml:space="preserve"> ✔: la fila se tiñe de verde.</w:t>
+            </w:r>
+          </w:p>
+          <w:p>
+            <w:pPr>
+              <w:keepNext w:val="false"/>
+              <w:keepLines/>
+              <w:tabs>
+                <w:tab w:val="left" w:pos="460"/>
+              </w:tabs>
+              <w:spacing w:after="70" w:line="280"/>
+              <w:ind w:left="460" w:hanging="460"/>
+            </w:pPr>
+            <w:r>
+              <w:rPr>
+                <w:rFonts w:ascii="Arial" w:cs="Arial" w:eastAsia="Arial" w:hAnsi="Arial"/>
+                <w:b/>
+                <w:bCs/>
+                <w:color w:val="FFFFFF"/>
+                <w:sz w:val="19"/>
+                <w:szCs w:val="19"/>
+                <w:shd w:fill="2563EB" w:color="auto" w:val="clear"/>
+              </w:rPr>
+              <w:t xml:space="preserve"> 2 </w:t>
+            </w:r>
+            <w:r>
+              <w:rPr>
+                <w:rFonts w:ascii="Arial" w:cs="Arial" w:eastAsia="Arial" w:hAnsi="Arial"/>
+                <w:sz w:val="20"/>
+                <w:szCs w:val="20"/>
+              </w:rPr>
+              <w:t xml:space="preserve">	</w:t>
+            </w:r>
+            <w:r>
+              <w:rPr>
+                <w:rFonts w:ascii="Arial" w:cs="Arial" w:eastAsia="Arial" w:hAnsi="Arial"/>
+                <w:color w:val="1C2740"/>
+                <w:sz w:val="20"/>
+                <w:szCs w:val="20"/>
+              </w:rPr>
+              <w:t xml:space="preserve">El estado pasa a </w:t>
+            </w:r>
+            <w:r>
+              <w:rPr>
+                <w:rFonts w:ascii="Arial" w:cs="Arial" w:eastAsia="Arial" w:hAnsi="Arial"/>
+                <w:b/>
+                <w:bCs/>
+                <w:color w:val="0F2044"/>
+                <w:sz w:val="20"/>
+                <w:szCs w:val="20"/>
+              </w:rPr>
+              <w:t xml:space="preserve">ENTREGADO</w:t>
+            </w:r>
+            <w:r>
+              <w:rPr>
+                <w:rFonts w:ascii="Arial" w:cs="Arial" w:eastAsia="Arial" w:hAnsi="Arial"/>
+                <w:color w:val="1C2740"/>
+                <w:sz w:val="20"/>
+                <w:szCs w:val="20"/>
+              </w:rPr>
+              <w:t xml:space="preserve">. Pulsa </w:t>
+            </w:r>
+            <w:r>
+              <w:rPr>
+                <w:rFonts w:ascii="Arial" w:cs="Arial" w:eastAsia="Arial" w:hAnsi="Arial"/>
+                <w:b/>
+                <w:bCs/>
+                <w:color w:val="0F2044"/>
+                <w:sz w:val="20"/>
+                <w:szCs w:val="20"/>
+              </w:rPr>
+              <w:t xml:space="preserve">Guardar</w:t>
+            </w:r>
+            <w:r>
+              <w:rPr>
+                <w:rFonts w:ascii="Arial" w:cs="Arial" w:eastAsia="Arial" w:hAnsi="Arial"/>
+                <w:color w:val="1C2740"/>
+                <w:sz w:val="20"/>
+                <w:szCs w:val="20"/>
+              </w:rPr>
+              <w:t xml:space="preserve">.</w:t>
+            </w:r>
+          </w:p>
+        </w:tc>
+        <w:tc>
+          <w:tcPr>
+            <w:tcW w:type="dxa" w:w="5103"/>
+            <w:tcBorders>
+              <w:top w:val="none" w:color="FFFFFF" w:sz="0"/>
+              <w:left w:val="none" w:color="FFFFFF" w:sz="0"/>
+              <w:bottom w:val="none" w:color="FFFFFF" w:sz="0"/>
+              <w:right w:val="none" w:color="FFFFFF" w:sz="0"/>
+            </w:tcBorders>
+            <w:tcMar>
+              <w:top w:type="dxa" w:w="0"/>
+              <w:left w:type="dxa" w:w="60"/>
+              <w:bottom w:type="dxa" w:w="0"/>
+              <w:right w:type="dxa" w:w="60"/>
+            </w:tcMar>
+            <w:vAlign w:val="top"/>
+          </w:tcPr>
+          <w:p>
+            <w:pPr>
+              <w:keepNext/>
+              <w:spacing w:after="40" w:before="40"/>
+              <w:jc w:val="center"/>
+            </w:pPr>
+            <w:r>
+              <w:drawing>
+                <wp:inline distT="0" distB="0" distL="0" distR="0">
+                  <wp:extent cx="3009900" cy="2647950"/>
+                  <wp:effectExtent t="0" r="0" b="0" l="0"/>
+                  <wp:docPr id="1" name="a_m_entregado" descr="a_m_entregado" title="a_m_entregado"/>
+                  <wp:cNvGraphicFramePr>
+                    <a:graphicFrameLocks xmlns:a="http://schemas.openxmlformats.org/drawingml/2006/main" noChangeAspect="1"/>
+                  </wp:cNvGraphicFramePr>
+                  <a:graphic xmlns:a="http://schemas.openxmlformats.org/drawingml/2006/main">
+                    <a:graphicData uri="http://schemas.openxmlformats.org/drawingml/2006/picture">
+                      <pic:pic xmlns:pic="http://schemas.openxmlformats.org/drawingml/2006/picture">
+                        <pic:nvPicPr>
+                          <pic:cNvPr id="0" name="" descr=""/>
+                          <pic:cNvPicPr>
+                            <a:picLocks noChangeAspect="1" noChangeArrowheads="1"/>
+                          </pic:cNvPicPr>
+                        </pic:nvPicPr>
+                        <pic:blipFill>
+                          <a:blip r:embed="rId28" cstate="none"/>
+                          <a:srcRect/>
+                          <a:stretch>
+                            <a:fillRect/>
+                          </a:stretch>
+                        </pic:blipFill>
+                        <pic:spPr bwMode="auto">
+                          <a:xfrm>
+                            <a:off x="0" y="0"/>
+                            <a:ext cx="3009900" cy="2647950"/>
+                          </a:xfrm>
+                          <a:prstGeom prst="rect">
+                            <a:avLst/>
+                          </a:prstGeom>
+                        </pic:spPr>
+                      </pic:pic>
+                    </a:graphicData>
+                  </a:graphic>
+                </wp:inline>
+              </w:drawing>
+            </w:r>
+          </w:p>
+          <w:p>
+            <w:pPr>
+              <w:spacing w:after="140"/>
+              <w:jc w:val="center"/>
+            </w:pPr>
+            <w:r>
+              <w:rPr>
+                <w:rFonts w:ascii="Arial" w:cs="Arial" w:eastAsia="Arial" w:hAnsi="Arial"/>
+                <w:i/>
+                <w:iCs/>
+                <w:color w:val="7A8599"/>
+                <w:sz w:val="17"/>
+                <w:szCs w:val="17"/>
+              </w:rPr>
+              <w:t xml:space="preserve">Pedido ENTREGADO (solo lectura).</w:t>
+            </w:r>
+          </w:p>
+          <w:p>
+            <w:pPr>
+              <w:keepLines/>
+              <w:spacing w:after="100" w:line="300"/>
+            </w:pPr>
+            <w:r>
+              <w:rPr>
+                <w:rFonts w:ascii="Arial" w:cs="Arial" w:eastAsia="Arial" w:hAnsi="Arial"/>
+                <w:color w:val="1C2740"/>
+                <w:sz w:val="20"/>
+                <w:szCs w:val="20"/>
+              </w:rPr>
+              <w:t xml:space="preserve">Un pedido </w:t>
+            </w:r>
+            <w:r>
+              <w:rPr>
+                <w:rFonts w:ascii="Arial" w:cs="Arial" w:eastAsia="Arial" w:hAnsi="Arial"/>
+                <w:b/>
+                <w:bCs/>
+                <w:color w:val="0F2044"/>
+                <w:sz w:val="20"/>
+                <w:szCs w:val="20"/>
+              </w:rPr>
+              <w:t xml:space="preserve">ENTREGADO</w:t>
+            </w:r>
+            <w:r>
+              <w:rPr>
+                <w:rFonts w:ascii="Arial" w:cs="Arial" w:eastAsia="Arial" w:hAnsi="Arial"/>
+                <w:color w:val="1C2740"/>
+                <w:sz w:val="20"/>
+                <w:szCs w:val="20"/>
+              </w:rPr>
+              <w:t xml:space="preserve"> queda en </w:t>
+            </w:r>
+            <w:r>
+              <w:rPr>
+                <w:rFonts w:ascii="Arial" w:cs="Arial" w:eastAsia="Arial" w:hAnsi="Arial"/>
+                <w:b/>
+                <w:bCs/>
+                <w:color w:val="0F2044"/>
+                <w:sz w:val="20"/>
+                <w:szCs w:val="20"/>
+              </w:rPr>
+              <w:t xml:space="preserve">solo lectura</w:t>
+            </w:r>
+            <w:r>
+              <w:rPr>
+                <w:rFonts w:ascii="Arial" w:cs="Arial" w:eastAsia="Arial" w:hAnsi="Arial"/>
+                <w:color w:val="1C2740"/>
+                <w:sz w:val="20"/>
+                <w:szCs w:val="20"/>
+              </w:rPr>
+              <w:t xml:space="preserve">: los campos se ven en gris y ya no se pueden cambiar. Si te has equivocado, </w:t>
+            </w:r>
+            <w:r>
+              <w:rPr>
+                <w:rFonts w:ascii="Arial" w:cs="Arial" w:eastAsia="Arial" w:hAnsi="Arial"/>
+                <w:b/>
+                <w:bCs/>
+                <w:color w:val="0F2044"/>
+                <w:sz w:val="20"/>
+                <w:szCs w:val="20"/>
+              </w:rPr>
+              <w:t xml:space="preserve">avisa a Compras</w:t>
+            </w:r>
+            <w:r>
+              <w:rPr>
+                <w:rFonts w:ascii="Arial" w:cs="Arial" w:eastAsia="Arial" w:hAnsi="Arial"/>
+                <w:color w:val="1C2740"/>
+                <w:sz w:val="20"/>
+                <w:szCs w:val="20"/>
+              </w:rPr>
+              <w:t xml:space="preserve"> para que lo corrijan.</w:t>
+            </w:r>
+          </w:p>
+        </w:tc>
+      </w:tr>
+    </w:tbl>
+    <w:p>
+      <w:pPr>
+        <w:spacing w:after="60"/>
+      </w:pPr>
+    </w:p>
+    <w:p>
+      <w:pPr>
+        <w:pStyle w:val="Heading2"/>
+        <w:keepNext/>
+        <w:pBdr>
+          <w:left w:val="single" w:color="C9A84C" w:sz="24" w:space="6"/>
+        </w:pBdr>
+        <w:spacing w:after="100" w:before="220"/>
+      </w:pPr>
+      <w:r>
+        <w:rPr>
+          <w:rFonts w:ascii="Arial" w:cs="Arial" w:eastAsia="Arial" w:hAnsi="Arial"/>
+          <w:b/>
+          <w:bCs/>
+          <w:color w:val="1A3A6B"/>
+          <w:sz w:val="25"/>
+          <w:szCs w:val="25"/>
+        </w:rPr>
+        <w:t xml:space="preserve">Si la aplicación no te deja guardar</w:t>
+      </w:r>
+    </w:p>
+    <w:tbl>
+      <w:tblPr>
+        <w:tblW w:type="dxa" w:w="10206"/>
+        <w:tblBorders>
+          <w:top w:val="single" w:color="auto" w:sz="4"/>
+          <w:left w:val="single" w:color="auto" w:sz="4"/>
+          <w:bottom w:val="single" w:color="auto" w:sz="4"/>
+          <w:right w:val="single" w:color="auto" w:sz="4"/>
+          <w:insideH w:val="single" w:color="auto" w:sz="4"/>
+          <w:insideV w:val="single" w:color="auto" w:sz="4"/>
+        </w:tblBorders>
+      </w:tblPr>
+      <w:tblGrid>
+        <w:gridCol w:w="5307"/>
+        <w:gridCol w:w="4899"/>
+      </w:tblGrid>
+      <w:tr>
+        <w:trPr>
+          <w:cantSplit/>
+          <w:tblHeader/>
+        </w:trPr>
+        <w:tc>
+          <w:tcPr>
+            <w:tcW w:type="dxa" w:w="5307"/>
+            <w:tcBorders>
+              <w:top w:val="single" w:color="CFD7E6" w:sz="4"/>
+              <w:left w:val="single" w:color="CFD7E6" w:sz="4"/>
+              <w:bottom w:val="single" w:color="CFD7E6" w:sz="4"/>
+              <w:right w:val="single" w:color="CFD7E6" w:sz="4"/>
+            </w:tcBorders>
+            <w:shd w:fill="0F2044" w:color="auto" w:val="clear"/>
+            <w:tcMar>
+              <w:top w:type="dxa" w:w="60"/>
+              <w:left w:type="dxa" w:w="100"/>
+              <w:bottom w:type="dxa" w:w="60"/>
+              <w:right w:type="dxa" w:w="100"/>
+            </w:tcMar>
+            <w:vAlign w:val="top"/>
+          </w:tcPr>
+          <w:p>
+            <w:r>
+              <w:rPr>
+                <w:rFonts w:ascii="Arial" w:cs="Arial" w:eastAsia="Arial" w:hAnsi="Arial"/>
+                <w:b/>
+                <w:bCs/>
+                <w:color w:val="FFFFFF"/>
+                <w:sz w:val="19"/>
+                <w:szCs w:val="19"/>
+              </w:rPr>
+              <w:t xml:space="preserve">Mensaje</w:t>
+            </w:r>
+          </w:p>
+        </w:tc>
+        <w:tc>
+          <w:tcPr>
+            <w:tcW w:type="dxa" w:w="4899"/>
+            <w:tcBorders>
+              <w:top w:val="single" w:color="CFD7E6" w:sz="4"/>
+              <w:left w:val="single" w:color="CFD7E6" w:sz="4"/>
+              <w:bottom w:val="single" w:color="CFD7E6" w:sz="4"/>
+              <w:right w:val="single" w:color="CFD7E6" w:sz="4"/>
+            </w:tcBorders>
+            <w:shd w:fill="0F2044" w:color="auto" w:val="clear"/>
+            <w:tcMar>
+              <w:top w:type="dxa" w:w="60"/>
+              <w:left w:type="dxa" w:w="100"/>
+              <w:bottom w:type="dxa" w:w="60"/>
+              <w:right w:type="dxa" w:w="100"/>
+            </w:tcMar>
+            <w:vAlign w:val="top"/>
+          </w:tcPr>
+          <w:p>
+            <w:r>
+              <w:rPr>
+                <w:rFonts w:ascii="Arial" w:cs="Arial" w:eastAsia="Arial" w:hAnsi="Arial"/>
+                <w:b/>
+                <w:bCs/>
+                <w:color w:val="FFFFFF"/>
+                <w:sz w:val="19"/>
+                <w:szCs w:val="19"/>
+              </w:rPr>
+              <w:t xml:space="preserve">Qué hacer</w:t>
+            </w:r>
+          </w:p>
+        </w:tc>
+      </w:tr>
+      <w:tr>
+        <w:trPr>
+          <w:cantSplit/>
+        </w:trPr>
+        <w:tc>
+          <w:tcPr>
+            <w:tcW w:type="dxa" w:w="5307"/>
+            <w:tcBorders>
+              <w:top w:val="single" w:color="CFD7E6" w:sz="4"/>
+              <w:left w:val="single" w:color="CFD7E6" w:sz="4"/>
+              <w:bottom w:val="single" w:color="CFD7E6" w:sz="4"/>
+              <w:right w:val="single" w:color="CFD7E6" w:sz="4"/>
+            </w:tcBorders>
+            <w:shd w:fill="FFFFFF" w:color="auto" w:val="clear"/>
+            <w:tcMar>
+              <w:top w:type="dxa" w:w="60"/>
+              <w:left w:type="dxa" w:w="100"/>
+              <w:bottom w:type="dxa" w:w="60"/>
+              <w:right w:type="dxa" w:w="100"/>
+            </w:tcMar>
+            <w:vAlign w:val="top"/>
+          </w:tcPr>
+          <w:p>
+            <w:pPr>
+              <w:keepLines/>
+              <w:spacing w:after="20" w:line="300"/>
+            </w:pPr>
+            <w:r>
+              <w:rPr>
+                <w:rFonts w:ascii="Arial" w:cs="Arial" w:eastAsia="Arial" w:hAnsi="Arial"/>
+                <w:color w:val="1C2740"/>
+                <w:sz w:val="19"/>
+                <w:szCs w:val="19"/>
+              </w:rPr>
+              <w:t xml:space="preserve">«Debe registrar al menos una entrada…»</w:t>
+            </w:r>
+          </w:p>
+        </w:tc>
+        <w:tc>
+          <w:tcPr>
+            <w:tcW w:type="dxa" w:w="4899"/>
+            <w:tcBorders>
+              <w:top w:val="single" w:color="CFD7E6" w:sz="4"/>
+              <w:left w:val="single" w:color="CFD7E6" w:sz="4"/>
+              <w:bottom w:val="single" w:color="CFD7E6" w:sz="4"/>
+              <w:right w:val="single" w:color="CFD7E6" w:sz="4"/>
+            </w:tcBorders>
+            <w:shd w:fill="FFFFFF" w:color="auto" w:val="clear"/>
+            <w:tcMar>
+              <w:top w:type="dxa" w:w="60"/>
+              <w:left w:type="dxa" w:w="100"/>
+              <w:bottom w:type="dxa" w:w="60"/>
+              <w:right w:type="dxa" w:w="100"/>
+            </w:tcMar>
+            <w:vAlign w:val="top"/>
+          </w:tcPr>
+          <w:p>
+            <w:pPr>
+              <w:keepLines/>
+              <w:spacing w:after="20" w:line="300"/>
+            </w:pPr>
+            <w:r>
+              <w:rPr>
+                <w:rFonts w:ascii="Arial" w:cs="Arial" w:eastAsia="Arial" w:hAnsi="Arial"/>
+                <w:color w:val="1C2740"/>
+                <w:sz w:val="19"/>
+                <w:szCs w:val="19"/>
+              </w:rPr>
+              <w:t xml:space="preserve">Añade la fila de la entrada con su nº de albarán antes de guardar.</w:t>
+            </w:r>
+          </w:p>
+        </w:tc>
+      </w:tr>
+      <w:tr>
+        <w:trPr>
+          <w:cantSplit/>
+        </w:trPr>
+        <w:tc>
+          <w:tcPr>
+            <w:tcW w:type="dxa" w:w="5307"/>
+            <w:tcBorders>
+              <w:top w:val="single" w:color="CFD7E6" w:sz="4"/>
+              <w:left w:val="single" w:color="CFD7E6" w:sz="4"/>
+              <w:bottom w:val="single" w:color="CFD7E6" w:sz="4"/>
+              <w:right w:val="single" w:color="CFD7E6" w:sz="4"/>
+            </w:tcBorders>
+            <w:shd w:fill="F6F8FC" w:color="auto" w:val="clear"/>
+            <w:tcMar>
+              <w:top w:type="dxa" w:w="60"/>
+              <w:left w:type="dxa" w:w="100"/>
+              <w:bottom w:type="dxa" w:w="60"/>
+              <w:right w:type="dxa" w:w="100"/>
+            </w:tcMar>
+            <w:vAlign w:val="top"/>
+          </w:tcPr>
+          <w:p>
+            <w:pPr>
+              <w:keepLines/>
+              <w:spacing w:after="20" w:line="300"/>
+            </w:pPr>
+            <w:r>
+              <w:rPr>
+                <w:rFonts w:ascii="Arial" w:cs="Arial" w:eastAsia="Arial" w:hAnsi="Arial"/>
+                <w:color w:val="1C2740"/>
+                <w:sz w:val="19"/>
+                <w:szCs w:val="19"/>
+              </w:rPr>
+              <w:t xml:space="preserve">«El número de albarán es obligatorio en cada entrada…»</w:t>
+            </w:r>
+          </w:p>
+        </w:tc>
+        <w:tc>
+          <w:tcPr>
+            <w:tcW w:type="dxa" w:w="4899"/>
+            <w:tcBorders>
+              <w:top w:val="single" w:color="CFD7E6" w:sz="4"/>
+              <w:left w:val="single" w:color="CFD7E6" w:sz="4"/>
+              <w:bottom w:val="single" w:color="CFD7E6" w:sz="4"/>
+              <w:right w:val="single" w:color="CFD7E6" w:sz="4"/>
+            </w:tcBorders>
+            <w:shd w:fill="F6F8FC" w:color="auto" w:val="clear"/>
+            <w:tcMar>
+              <w:top w:type="dxa" w:w="60"/>
+              <w:left w:type="dxa" w:w="100"/>
+              <w:bottom w:type="dxa" w:w="60"/>
+              <w:right w:type="dxa" w:w="100"/>
+            </w:tcMar>
+            <w:vAlign w:val="top"/>
+          </w:tcPr>
+          <w:p>
+            <w:pPr>
+              <w:keepLines/>
+              <w:spacing w:after="20" w:line="300"/>
+            </w:pPr>
+            <w:r>
+              <w:rPr>
+                <w:rFonts w:ascii="Arial" w:cs="Arial" w:eastAsia="Arial" w:hAnsi="Arial"/>
+                <w:color w:val="1C2740"/>
+                <w:sz w:val="19"/>
+                <w:szCs w:val="19"/>
+              </w:rPr>
+              <w:t xml:space="preserve">Escribe el nº de entrada DALI / SAP en todas las filas.</w:t>
+            </w:r>
+          </w:p>
+        </w:tc>
+      </w:tr>
+      <w:tr>
+        <w:trPr>
+          <w:cantSplit/>
+        </w:trPr>
+        <w:tc>
+          <w:tcPr>
+            <w:tcW w:type="dxa" w:w="5307"/>
+            <w:tcBorders>
+              <w:top w:val="single" w:color="CFD7E6" w:sz="4"/>
+              <w:left w:val="single" w:color="CFD7E6" w:sz="4"/>
+              <w:bottom w:val="single" w:color="CFD7E6" w:sz="4"/>
+              <w:right w:val="single" w:color="CFD7E6" w:sz="4"/>
+            </w:tcBorders>
+            <w:shd w:fill="FFFFFF" w:color="auto" w:val="clear"/>
+            <w:tcMar>
+              <w:top w:type="dxa" w:w="60"/>
+              <w:left w:type="dxa" w:w="100"/>
+              <w:bottom w:type="dxa" w:w="60"/>
+              <w:right w:type="dxa" w:w="100"/>
+            </w:tcMar>
+            <w:vAlign w:val="top"/>
+          </w:tcPr>
+          <w:p>
+            <w:pPr>
+              <w:keepLines/>
+              <w:spacing w:after="20" w:line="300"/>
+            </w:pPr>
+            <w:r>
+              <w:rPr>
+                <w:rFonts w:ascii="Arial" w:cs="Arial" w:eastAsia="Arial" w:hAnsi="Arial"/>
+                <w:color w:val="1C2740"/>
+                <w:sz w:val="19"/>
+                <w:szCs w:val="19"/>
+              </w:rPr>
+              <w:t xml:space="preserve">«La Base imp. (€) es obligatoria en cada entrada…»</w:t>
+            </w:r>
+          </w:p>
+        </w:tc>
+        <w:tc>
+          <w:tcPr>
+            <w:tcW w:type="dxa" w:w="4899"/>
+            <w:tcBorders>
+              <w:top w:val="single" w:color="CFD7E6" w:sz="4"/>
+              <w:left w:val="single" w:color="CFD7E6" w:sz="4"/>
+              <w:bottom w:val="single" w:color="CFD7E6" w:sz="4"/>
+              <w:right w:val="single" w:color="CFD7E6" w:sz="4"/>
+            </w:tcBorders>
+            <w:shd w:fill="FFFFFF" w:color="auto" w:val="clear"/>
+            <w:tcMar>
+              <w:top w:type="dxa" w:w="60"/>
+              <w:left w:type="dxa" w:w="100"/>
+              <w:bottom w:type="dxa" w:w="60"/>
+              <w:right w:type="dxa" w:w="100"/>
+            </w:tcMar>
+            <w:vAlign w:val="top"/>
+          </w:tcPr>
+          <w:p>
+            <w:pPr>
+              <w:keepLines/>
+              <w:spacing w:after="20" w:line="300"/>
+            </w:pPr>
+            <w:r>
+              <w:rPr>
+                <w:rFonts w:ascii="Arial" w:cs="Arial" w:eastAsia="Arial" w:hAnsi="Arial"/>
+                <w:color w:val="1C2740"/>
+                <w:sz w:val="19"/>
+                <w:szCs w:val="19"/>
+              </w:rPr>
+              <w:t xml:space="preserve">Indica la base imponible del albarán (sin IGIC), también en las entregas parciales.</w:t>
+            </w:r>
+          </w:p>
+        </w:tc>
+      </w:tr>
+      <w:tr>
+        <w:trPr>
+          <w:cantSplit/>
+        </w:trPr>
+        <w:tc>
+          <w:tcPr>
+            <w:tcW w:type="dxa" w:w="5307"/>
+            <w:tcBorders>
+              <w:top w:val="single" w:color="CFD7E6" w:sz="4"/>
+              <w:left w:val="single" w:color="CFD7E6" w:sz="4"/>
+              <w:bottom w:val="single" w:color="CFD7E6" w:sz="4"/>
+              <w:right w:val="single" w:color="CFD7E6" w:sz="4"/>
+            </w:tcBorders>
+            <w:shd w:fill="F6F8FC" w:color="auto" w:val="clear"/>
+            <w:tcMar>
+              <w:top w:type="dxa" w:w="60"/>
+              <w:left w:type="dxa" w:w="100"/>
+              <w:bottom w:type="dxa" w:w="60"/>
+              <w:right w:type="dxa" w:w="100"/>
+            </w:tcMar>
+            <w:vAlign w:val="top"/>
+          </w:tcPr>
+          <w:p>
+            <w:pPr>
+              <w:keepLines/>
+              <w:spacing w:after="20" w:line="300"/>
+            </w:pPr>
+            <w:r>
+              <w:rPr>
+                <w:rFonts w:ascii="Arial" w:cs="Arial" w:eastAsia="Arial" w:hAnsi="Arial"/>
+                <w:color w:val="1C2740"/>
+                <w:sz w:val="19"/>
+                <w:szCs w:val="19"/>
+              </w:rPr>
+              <w:t xml:space="preserve">«⚖️ El importe no coincide con el pedido»</w:t>
+            </w:r>
+          </w:p>
+        </w:tc>
+        <w:tc>
+          <w:tcPr>
+            <w:tcW w:type="dxa" w:w="4899"/>
+            <w:tcBorders>
+              <w:top w:val="single" w:color="CFD7E6" w:sz="4"/>
+              <w:left w:val="single" w:color="CFD7E6" w:sz="4"/>
+              <w:bottom w:val="single" w:color="CFD7E6" w:sz="4"/>
+              <w:right w:val="single" w:color="CFD7E6" w:sz="4"/>
+            </w:tcBorders>
+            <w:shd w:fill="F6F8FC" w:color="auto" w:val="clear"/>
+            <w:tcMar>
+              <w:top w:type="dxa" w:w="60"/>
+              <w:left w:type="dxa" w:w="100"/>
+              <w:bottom w:type="dxa" w:w="60"/>
+              <w:right w:type="dxa" w:w="100"/>
+            </w:tcMar>
+            <w:vAlign w:val="top"/>
+          </w:tcPr>
+          <w:p>
+            <w:pPr>
+              <w:keepLines/>
+              <w:spacing w:after="20" w:line="300"/>
+            </w:pPr>
+            <w:r>
+              <w:rPr>
+                <w:rFonts w:ascii="Arial" w:cs="Arial" w:eastAsia="Arial" w:hAnsi="Arial"/>
+                <w:color w:val="1C2740"/>
+                <w:sz w:val="19"/>
+                <w:szCs w:val="19"/>
+              </w:rPr>
+              <w:t xml:space="preserve">Es solo un aviso. Puedes </w:t>
+            </w:r>
+            <w:r>
+              <w:rPr>
+                <w:rFonts w:ascii="Arial" w:cs="Arial" w:eastAsia="Arial" w:hAnsi="Arial"/>
+                <w:b/>
+                <w:bCs/>
+                <w:color w:val="0F2044"/>
+                <w:sz w:val="19"/>
+                <w:szCs w:val="19"/>
+              </w:rPr>
+              <w:t xml:space="preserve">Indicar la diferencia</w:t>
+            </w:r>
+            <w:r>
+              <w:rPr>
+                <w:rFonts w:ascii="Arial" w:cs="Arial" w:eastAsia="Arial" w:hAnsi="Arial"/>
+                <w:color w:val="1C2740"/>
+                <w:sz w:val="19"/>
+                <w:szCs w:val="19"/>
+              </w:rPr>
+              <w:t xml:space="preserve"> (abre Referencias) o </w:t>
+            </w:r>
+            <w:r>
+              <w:rPr>
+                <w:rFonts w:ascii="Arial" w:cs="Arial" w:eastAsia="Arial" w:hAnsi="Arial"/>
+                <w:b/>
+                <w:bCs/>
+                <w:color w:val="0F2044"/>
+                <w:sz w:val="19"/>
+                <w:szCs w:val="19"/>
+              </w:rPr>
+              <w:t xml:space="preserve">Guardar sin detallar</w:t>
+            </w:r>
+            <w:r>
+              <w:rPr>
+                <w:rFonts w:ascii="Arial" w:cs="Arial" w:eastAsia="Arial" w:hAnsi="Arial"/>
+                <w:color w:val="1C2740"/>
+                <w:sz w:val="19"/>
+                <w:szCs w:val="19"/>
+              </w:rPr>
+              <w:t xml:space="preserve">.</w:t>
+            </w:r>
+          </w:p>
+        </w:tc>
+      </w:tr>
+      <w:tr>
+        <w:trPr>
+          <w:cantSplit/>
+        </w:trPr>
+        <w:tc>
+          <w:tcPr>
+            <w:tcW w:type="dxa" w:w="5307"/>
+            <w:tcBorders>
+              <w:top w:val="single" w:color="CFD7E6" w:sz="4"/>
+              <w:left w:val="single" w:color="CFD7E6" w:sz="4"/>
+              <w:bottom w:val="single" w:color="CFD7E6" w:sz="4"/>
+              <w:right w:val="single" w:color="CFD7E6" w:sz="4"/>
+            </w:tcBorders>
+            <w:shd w:fill="FFFFFF" w:color="auto" w:val="clear"/>
+            <w:tcMar>
+              <w:top w:type="dxa" w:w="60"/>
+              <w:left w:type="dxa" w:w="100"/>
+              <w:bottom w:type="dxa" w:w="60"/>
+              <w:right w:type="dxa" w:w="100"/>
+            </w:tcMar>
+            <w:vAlign w:val="top"/>
+          </w:tcPr>
+          <w:p>
+            <w:pPr>
+              <w:keepLines/>
+              <w:spacing w:after="20" w:line="300"/>
+            </w:pPr>
+            <w:r>
+              <w:rPr>
+                <w:rFonts w:ascii="Arial" w:cs="Arial" w:eastAsia="Arial" w:hAnsi="Arial"/>
+                <w:color w:val="1C2740"/>
+                <w:sz w:val="19"/>
+                <w:szCs w:val="19"/>
+              </w:rPr>
+              <w:t xml:space="preserve">«No tienes permiso para cancelar pedidos»</w:t>
+            </w:r>
+          </w:p>
+        </w:tc>
+        <w:tc>
+          <w:tcPr>
+            <w:tcW w:type="dxa" w:w="4899"/>
+            <w:tcBorders>
+              <w:top w:val="single" w:color="CFD7E6" w:sz="4"/>
+              <w:left w:val="single" w:color="CFD7E6" w:sz="4"/>
+              <w:bottom w:val="single" w:color="CFD7E6" w:sz="4"/>
+              <w:right w:val="single" w:color="CFD7E6" w:sz="4"/>
+            </w:tcBorders>
+            <w:shd w:fill="FFFFFF" w:color="auto" w:val="clear"/>
+            <w:tcMar>
+              <w:top w:type="dxa" w:w="60"/>
+              <w:left w:type="dxa" w:w="100"/>
+              <w:bottom w:type="dxa" w:w="60"/>
+              <w:right w:type="dxa" w:w="100"/>
+            </w:tcMar>
+            <w:vAlign w:val="top"/>
+          </w:tcPr>
+          <w:p>
+            <w:pPr>
+              <w:keepLines/>
+              <w:spacing w:after="20" w:line="300"/>
+            </w:pPr>
+            <w:r>
+              <w:rPr>
+                <w:rFonts w:ascii="Arial" w:cs="Arial" w:eastAsia="Arial" w:hAnsi="Arial"/>
+                <w:color w:val="1C2740"/>
+                <w:sz w:val="19"/>
+                <w:szCs w:val="19"/>
+              </w:rPr>
               <w:t xml:space="preserve">La cancelación la hace solo Compras.</w:t>
             </w:r>
           </w:p>
@@ -8228,7 +10902,7 @@
                     </pic:cNvPicPr>
                   </pic:nvPicPr>
                   <pic:blipFill>
-                    <a:blip r:embed="rId23" cstate="none"/>
+                    <a:blip r:embed="rId29" cstate="none"/>
                     <a:srcRect/>
                     <a:stretch>
                       <a:fillRect/>
@@ -8890,7 +11564,7 @@
                     </pic:cNvPicPr>
                   </pic:nvPicPr>
                   <pic:blipFill>
-                    <a:blip r:embed="rId24" cstate="none"/>
+                    <a:blip r:embed="rId30" cstate="none"/>
                     <a:srcRect/>
                     <a:stretch>
                       <a:fillRect/>
@@ -9268,7 +11942,7 @@
                     </pic:cNvPicPr>
                   </pic:nvPicPr>
                   <pic:blipFill>
-                    <a:blip r:embed="rId25" cstate="none"/>
+                    <a:blip r:embed="rId31" cstate="none"/>
                     <a:srcRect/>
                     <a:stretch>
                       <a:fillRect/>
@@ -9737,7 +12411,7 @@
                     </pic:cNvPicPr>
                   </pic:nvPicPr>
                   <pic:blipFill>
-                    <a:blip r:embed="rId26" cstate="none"/>
+                    <a:blip r:embed="rId32" cstate="none"/>
                     <a:srcRect/>
                     <a:stretch>
                       <a:fillRect/>

--- a/docs/Manual_Usuario_HOTEL_Control_Pedidos.docx
+++ b/docs/Manual_Usuario_HOTEL_Control_Pedidos.docx
@@ -234,7 +234,7 @@
           <w:sz w:val="20"/>
           <w:szCs w:val="20"/>
         </w:rPr>
-        <w:t xml:space="preserve">V 12.33.14</w:t>
+        <w:t xml:space="preserve">V 12.33.19</w:t>
       </w:r>
       <w:r>
         <w:rPr>
@@ -348,7 +348,7 @@
           <w:sz w:val="21"/>
           <w:szCs w:val="21"/>
         </w:rPr>
-        <w:t xml:space="preserve"> tu misión es sencilla: </w:t>
+        <w:t xml:space="preserve"> puedes </w:t>
       </w:r>
       <w:r>
         <w:rPr>
@@ -359,7 +359,7 @@
           <w:sz w:val="21"/>
           <w:szCs w:val="21"/>
         </w:rPr>
-        <w:t xml:space="preserve">avisar en la aplicación cuando llega mercancía</w:t>
+        <w:t xml:space="preserve">consultar cómo van los pedidos de tu hotel</w:t>
       </w:r>
       <w:r>
         <w:rPr>
@@ -368,7 +368,465 @@
           <w:sz w:val="21"/>
           <w:szCs w:val="21"/>
         </w:rPr>
-        <w:t xml:space="preserve"> a tu hotel y consultar cómo van los pedidos.</w:t>
+        <w:t xml:space="preserve"> y, si te interesa, </w:t>
+      </w:r>
+      <w:r>
+        <w:rPr>
+          <w:rFonts w:ascii="Arial" w:cs="Arial" w:eastAsia="Arial" w:hAnsi="Arial"/>
+          <w:b/>
+          <w:bCs/>
+          <w:color w:val="0F2044"/>
+          <w:sz w:val="21"/>
+          <w:szCs w:val="21"/>
+        </w:rPr>
+        <w:t xml:space="preserve">anotar en la aplicación cuando llega mercancía</w:t>
+      </w:r>
+      <w:r>
+        <w:rPr>
+          <w:rFonts w:ascii="Arial" w:cs="Arial" w:eastAsia="Arial" w:hAnsi="Arial"/>
+          <w:color w:val="1C2740"/>
+          <w:sz w:val="21"/>
+          <w:szCs w:val="21"/>
+        </w:rPr>
+        <w:t xml:space="preserve">.</w:t>
+      </w:r>
+    </w:p>
+    <w:tbl>
+      <w:tblPr>
+        <w:tblW w:type="dxa" w:w="10206"/>
+        <w:tblBorders>
+          <w:top w:val="single" w:color="auto" w:sz="4"/>
+          <w:left w:val="single" w:color="auto" w:sz="4"/>
+          <w:bottom w:val="single" w:color="auto" w:sz="4"/>
+          <w:right w:val="single" w:color="auto" w:sz="4"/>
+          <w:insideH w:val="single" w:color="auto" w:sz="4"/>
+          <w:insideV w:val="single" w:color="auto" w:sz="4"/>
+        </w:tblBorders>
+      </w:tblPr>
+      <w:tblGrid>
+        <w:gridCol w:w="10206"/>
+      </w:tblGrid>
+      <w:tr>
+        <w:trPr>
+          <w:cantSplit/>
+        </w:trPr>
+        <w:tc>
+          <w:tcPr>
+            <w:tcW w:type="dxa" w:w="10206"/>
+            <w:tcBorders>
+              <w:top w:val="none" w:color="FFFFFF" w:sz="0"/>
+              <w:left w:val="single" w:color="2563EB" w:sz="36"/>
+              <w:bottom w:val="none" w:color="FFFFFF" w:sz="0"/>
+              <w:right w:val="none" w:color="FFFFFF" w:sz="0"/>
+            </w:tcBorders>
+            <w:shd w:fill="EAF2FF" w:color="auto" w:val="clear"/>
+            <w:tcMar>
+              <w:top w:type="dxa" w:w="100"/>
+              <w:left w:type="dxa" w:w="200"/>
+              <w:bottom w:type="dxa" w:w="100"/>
+              <w:right w:type="dxa" w:w="160"/>
+            </w:tcMar>
+            <w:vAlign w:val="top"/>
+          </w:tcPr>
+          <w:p>
+            <w:pPr>
+              <w:keepNext/>
+              <w:spacing w:after="40"/>
+            </w:pPr>
+            <w:r>
+              <w:rPr>
+                <w:rFonts w:ascii="Arial" w:cs="Arial" w:eastAsia="Arial" w:hAnsi="Arial"/>
+                <w:b/>
+                <w:bCs/>
+                <w:color w:val="1E40AF"/>
+                <w:sz w:val="21"/>
+                <w:szCs w:val="21"/>
+              </w:rPr>
+              <w:t xml:space="preserve">Uso voluntario: es una herramienta de ayuda, no una obligación</w:t>
+            </w:r>
+          </w:p>
+          <w:p>
+            <w:pPr>
+              <w:keepLines/>
+              <w:spacing w:after="20" w:line="300"/>
+            </w:pPr>
+            <w:r>
+              <w:rPr>
+                <w:rFonts w:ascii="Arial" w:cs="Arial" w:eastAsia="Arial" w:hAnsi="Arial"/>
+                <w:color w:val="1C2740"/>
+                <w:sz w:val="20"/>
+                <w:szCs w:val="20"/>
+              </w:rPr>
+              <w:t xml:space="preserve">La aplicación </w:t>
+            </w:r>
+            <w:r>
+              <w:rPr>
+                <w:rFonts w:ascii="Arial" w:cs="Arial" w:eastAsia="Arial" w:hAnsi="Arial"/>
+                <w:b/>
+                <w:bCs/>
+                <w:color w:val="0F2044"/>
+                <w:sz w:val="20"/>
+                <w:szCs w:val="20"/>
+              </w:rPr>
+              <w:t xml:space="preserve">no es de utilización obligada en ningún caso</w:t>
+            </w:r>
+            <w:r>
+              <w:rPr>
+                <w:rFonts w:ascii="Arial" w:cs="Arial" w:eastAsia="Arial" w:hAnsi="Arial"/>
+                <w:color w:val="1C2740"/>
+                <w:sz w:val="20"/>
+                <w:szCs w:val="20"/>
+              </w:rPr>
+              <w:t xml:space="preserve">. Es una herramienta pensada para que </w:t>
+            </w:r>
+            <w:r>
+              <w:rPr>
+                <w:rFonts w:ascii="Arial" w:cs="Arial" w:eastAsia="Arial" w:hAnsi="Arial"/>
+                <w:b/>
+                <w:bCs/>
+                <w:color w:val="0F2044"/>
+                <w:sz w:val="20"/>
+                <w:szCs w:val="20"/>
+              </w:rPr>
+              <w:t xml:space="preserve">tú y tu hotel llevéis una buena trazabilidad de vuestros pedidos</w:t>
+            </w:r>
+            <w:r>
+              <w:rPr>
+                <w:rFonts w:ascii="Arial" w:cs="Arial" w:eastAsia="Arial" w:hAnsi="Arial"/>
+                <w:color w:val="1C2740"/>
+                <w:sz w:val="20"/>
+                <w:szCs w:val="20"/>
+              </w:rPr>
+              <w:t xml:space="preserve">: saber en todo momento </w:t>
+            </w:r>
+            <w:r>
+              <w:rPr>
+                <w:rFonts w:ascii="Arial" w:cs="Arial" w:eastAsia="Arial" w:hAnsi="Arial"/>
+                <w:b/>
+                <w:bCs/>
+                <w:color w:val="0F2044"/>
+                <w:sz w:val="20"/>
+                <w:szCs w:val="20"/>
+              </w:rPr>
+              <w:t xml:space="preserve">en qué estado está cada pedido</w:t>
+            </w:r>
+            <w:r>
+              <w:rPr>
+                <w:rFonts w:ascii="Arial" w:cs="Arial" w:eastAsia="Arial" w:hAnsi="Arial"/>
+                <w:color w:val="1C2740"/>
+                <w:sz w:val="20"/>
+                <w:szCs w:val="20"/>
+              </w:rPr>
+              <w:t xml:space="preserve"> y </w:t>
+            </w:r>
+            <w:r>
+              <w:rPr>
+                <w:rFonts w:ascii="Arial" w:cs="Arial" w:eastAsia="Arial" w:hAnsi="Arial"/>
+                <w:b/>
+                <w:bCs/>
+                <w:color w:val="0F2044"/>
+                <w:sz w:val="20"/>
+                <w:szCs w:val="20"/>
+              </w:rPr>
+              <w:t xml:space="preserve">qué referencias y cantidades se solicitaron, cuáles están pendientes de entregar y cuáles ya se han entregado</w:t>
+            </w:r>
+            <w:r>
+              <w:rPr>
+                <w:rFonts w:ascii="Arial" w:cs="Arial" w:eastAsia="Arial" w:hAnsi="Arial"/>
+                <w:color w:val="1C2740"/>
+                <w:sz w:val="20"/>
+                <w:szCs w:val="20"/>
+              </w:rPr>
+              <w:t xml:space="preserve">. Úsala en la medida en que te resulte útil: cuanto más completa esté la información que anotas, más exacta será la que obtienes.</w:t>
+            </w:r>
+          </w:p>
+        </w:tc>
+      </w:tr>
+    </w:tbl>
+    <w:p>
+      <w:pPr>
+        <w:spacing w:after="100"/>
+      </w:pPr>
+    </w:p>
+    <w:p>
+      <w:pPr>
+        <w:pStyle w:val="Heading2"/>
+        <w:keepNext/>
+        <w:pBdr>
+          <w:left w:val="single" w:color="C9A84C" w:sz="24" w:space="6"/>
+        </w:pBdr>
+        <w:spacing w:after="100" w:before="220"/>
+      </w:pPr>
+      <w:r>
+        <w:rPr>
+          <w:rFonts w:ascii="Arial" w:cs="Arial" w:eastAsia="Arial" w:hAnsi="Arial"/>
+          <w:b/>
+          <w:bCs/>
+          <w:color w:val="1A3A6B"/>
+          <w:sz w:val="25"/>
+          <w:szCs w:val="25"/>
+        </w:rPr>
+        <w:t xml:space="preserve">Para qué te sirve</w:t>
+      </w:r>
+    </w:p>
+    <w:p>
+      <w:pPr>
+        <w:pStyle w:val="ListParagraph"/>
+        <w:keepLines/>
+        <w:numPr>
+          <w:ilvl w:val="0"/>
+          <w:numId w:val="2"/>
+        </w:numPr>
+        <w:spacing w:after="60" w:line="290"/>
+      </w:pPr>
+      <w:r>
+        <w:rPr>
+          <w:rFonts w:ascii="Arial" w:cs="Arial" w:eastAsia="Arial" w:hAnsi="Arial"/>
+          <w:color w:val="1C2740"/>
+          <w:sz w:val="21"/>
+          <w:szCs w:val="21"/>
+        </w:rPr>
+        <w:t xml:space="preserve">Ver el </w:t>
+      </w:r>
+      <w:r>
+        <w:rPr>
+          <w:rFonts w:ascii="Arial" w:cs="Arial" w:eastAsia="Arial" w:hAnsi="Arial"/>
+          <w:b/>
+          <w:bCs/>
+          <w:color w:val="0F2044"/>
+          <w:sz w:val="21"/>
+          <w:szCs w:val="21"/>
+        </w:rPr>
+        <w:t xml:space="preserve">estado</w:t>
+      </w:r>
+      <w:r>
+        <w:rPr>
+          <w:rFonts w:ascii="Arial" w:cs="Arial" w:eastAsia="Arial" w:hAnsi="Arial"/>
+          <w:color w:val="1C2740"/>
+          <w:sz w:val="21"/>
+          <w:szCs w:val="21"/>
+        </w:rPr>
+        <w:t xml:space="preserve"> de cada pedido de tu hotel de un vistazo, sin llamar ni escribir a Compras.</w:t>
+      </w:r>
+    </w:p>
+    <w:p>
+      <w:pPr>
+        <w:pStyle w:val="ListParagraph"/>
+        <w:keepLines/>
+        <w:numPr>
+          <w:ilvl w:val="0"/>
+          <w:numId w:val="2"/>
+        </w:numPr>
+        <w:spacing w:after="60" w:line="290"/>
+      </w:pPr>
+      <w:r>
+        <w:rPr>
+          <w:rFonts w:ascii="Arial" w:cs="Arial" w:eastAsia="Arial" w:hAnsi="Arial"/>
+          <w:color w:val="1C2740"/>
+          <w:sz w:val="21"/>
+          <w:szCs w:val="21"/>
+        </w:rPr>
+        <w:t xml:space="preserve">Saber </w:t>
+      </w:r>
+      <w:r>
+        <w:rPr>
+          <w:rFonts w:ascii="Arial" w:cs="Arial" w:eastAsia="Arial" w:hAnsi="Arial"/>
+          <w:b/>
+          <w:bCs/>
+          <w:color w:val="0F2044"/>
+          <w:sz w:val="21"/>
+          <w:szCs w:val="21"/>
+        </w:rPr>
+        <w:t xml:space="preserve">qué se pidió</w:t>
+      </w:r>
+      <w:r>
+        <w:rPr>
+          <w:rFonts w:ascii="Arial" w:cs="Arial" w:eastAsia="Arial" w:hAnsi="Arial"/>
+          <w:color w:val="1C2740"/>
+          <w:sz w:val="21"/>
+          <w:szCs w:val="21"/>
+        </w:rPr>
+        <w:t xml:space="preserve"> (referencias y cantidades), </w:t>
+      </w:r>
+      <w:r>
+        <w:rPr>
+          <w:rFonts w:ascii="Arial" w:cs="Arial" w:eastAsia="Arial" w:hAnsi="Arial"/>
+          <w:b/>
+          <w:bCs/>
+          <w:color w:val="0F2044"/>
+          <w:sz w:val="21"/>
+          <w:szCs w:val="21"/>
+        </w:rPr>
+        <w:t xml:space="preserve">qué ya ha llegado</w:t>
+      </w:r>
+      <w:r>
+        <w:rPr>
+          <w:rFonts w:ascii="Arial" w:cs="Arial" w:eastAsia="Arial" w:hAnsi="Arial"/>
+          <w:color w:val="1C2740"/>
+          <w:sz w:val="21"/>
+          <w:szCs w:val="21"/>
+        </w:rPr>
+        <w:t xml:space="preserve"> y </w:t>
+      </w:r>
+      <w:r>
+        <w:rPr>
+          <w:rFonts w:ascii="Arial" w:cs="Arial" w:eastAsia="Arial" w:hAnsi="Arial"/>
+          <w:b/>
+          <w:bCs/>
+          <w:color w:val="0F2044"/>
+          <w:sz w:val="21"/>
+          <w:szCs w:val="21"/>
+        </w:rPr>
+        <w:t xml:space="preserve">qué falta por entregar</w:t>
+      </w:r>
+      <w:r>
+        <w:rPr>
+          <w:rFonts w:ascii="Arial" w:cs="Arial" w:eastAsia="Arial" w:hAnsi="Arial"/>
+          <w:color w:val="1C2740"/>
+          <w:sz w:val="21"/>
+          <w:szCs w:val="21"/>
+        </w:rPr>
+        <w:t xml:space="preserve">.</w:t>
+      </w:r>
+    </w:p>
+    <w:p>
+      <w:pPr>
+        <w:pStyle w:val="ListParagraph"/>
+        <w:keepLines/>
+        <w:numPr>
+          <w:ilvl w:val="0"/>
+          <w:numId w:val="2"/>
+        </w:numPr>
+        <w:spacing w:after="60" w:line="290"/>
+      </w:pPr>
+      <w:r>
+        <w:rPr>
+          <w:rFonts w:ascii="Arial" w:cs="Arial" w:eastAsia="Arial" w:hAnsi="Arial"/>
+          <w:color w:val="1C2740"/>
+          <w:sz w:val="21"/>
+          <w:szCs w:val="21"/>
+        </w:rPr>
+        <w:t xml:space="preserve">Detectar </w:t>
+      </w:r>
+      <w:r>
+        <w:rPr>
+          <w:rFonts w:ascii="Arial" w:cs="Arial" w:eastAsia="Arial" w:hAnsi="Arial"/>
+          <w:b/>
+          <w:bCs/>
+          <w:color w:val="0F2044"/>
+          <w:sz w:val="21"/>
+          <w:szCs w:val="21"/>
+        </w:rPr>
+        <w:t xml:space="preserve">faltantes y material recibido de más</w:t>
+      </w:r>
+      <w:r>
+        <w:rPr>
+          <w:rFonts w:ascii="Arial" w:cs="Arial" w:eastAsia="Arial" w:hAnsi="Arial"/>
+          <w:color w:val="1C2740"/>
+          <w:sz w:val="21"/>
+          <w:szCs w:val="21"/>
+        </w:rPr>
+        <w:t xml:space="preserve"> para que Compras lo reclame o gestione con el proveedor.</w:t>
+      </w:r>
+    </w:p>
+    <w:p>
+      <w:pPr>
+        <w:pStyle w:val="ListParagraph"/>
+        <w:keepLines/>
+        <w:numPr>
+          <w:ilvl w:val="0"/>
+          <w:numId w:val="2"/>
+        </w:numPr>
+        <w:spacing w:after="60" w:line="290"/>
+      </w:pPr>
+      <w:r>
+        <w:rPr>
+          <w:rFonts w:ascii="Arial" w:cs="Arial" w:eastAsia="Arial" w:hAnsi="Arial"/>
+          <w:color w:val="1C2740"/>
+          <w:sz w:val="21"/>
+          <w:szCs w:val="21"/>
+        </w:rPr>
+        <w:t xml:space="preserve">Recibir </w:t>
+      </w:r>
+      <w:r>
+        <w:rPr>
+          <w:rFonts w:ascii="Arial" w:cs="Arial" w:eastAsia="Arial" w:hAnsi="Arial"/>
+          <w:b/>
+          <w:bCs/>
+          <w:color w:val="0F2044"/>
+          <w:sz w:val="21"/>
+          <w:szCs w:val="21"/>
+        </w:rPr>
+        <w:t xml:space="preserve">alertas</w:t>
+      </w:r>
+      <w:r>
+        <w:rPr>
+          <w:rFonts w:ascii="Arial" w:cs="Arial" w:eastAsia="Arial" w:hAnsi="Arial"/>
+          <w:color w:val="1C2740"/>
+          <w:sz w:val="21"/>
+          <w:szCs w:val="21"/>
+        </w:rPr>
+        <w:t xml:space="preserve"> de los pedidos que se retrasan y </w:t>
+      </w:r>
+      <w:r>
+        <w:rPr>
+          <w:rFonts w:ascii="Arial" w:cs="Arial" w:eastAsia="Arial" w:hAnsi="Arial"/>
+          <w:b/>
+          <w:bCs/>
+          <w:color w:val="0F2044"/>
+          <w:sz w:val="21"/>
+          <w:szCs w:val="21"/>
+        </w:rPr>
+        <w:t xml:space="preserve">avisos</w:t>
+      </w:r>
+      <w:r>
+        <w:rPr>
+          <w:rFonts w:ascii="Arial" w:cs="Arial" w:eastAsia="Arial" w:hAnsi="Arial"/>
+          <w:color w:val="1C2740"/>
+          <w:sz w:val="21"/>
+          <w:szCs w:val="21"/>
+        </w:rPr>
+        <w:t xml:space="preserve"> cuando cambia su estado.</w:t>
+      </w:r>
+    </w:p>
+    <w:p>
+      <w:pPr>
+        <w:pStyle w:val="ListParagraph"/>
+        <w:keepLines/>
+        <w:numPr>
+          <w:ilvl w:val="0"/>
+          <w:numId w:val="2"/>
+        </w:numPr>
+        <w:spacing w:after="60" w:line="290"/>
+      </w:pPr>
+      <w:r>
+        <w:rPr>
+          <w:rFonts w:ascii="Arial" w:cs="Arial" w:eastAsia="Arial" w:hAnsi="Arial"/>
+          <w:color w:val="1C2740"/>
+          <w:sz w:val="21"/>
+          <w:szCs w:val="21"/>
+        </w:rPr>
+        <w:t xml:space="preserve">Conservar el </w:t>
+      </w:r>
+      <w:r>
+        <w:rPr>
+          <w:rFonts w:ascii="Arial" w:cs="Arial" w:eastAsia="Arial" w:hAnsi="Arial"/>
+          <w:b/>
+          <w:bCs/>
+          <w:color w:val="0F2044"/>
+          <w:sz w:val="21"/>
+          <w:szCs w:val="21"/>
+        </w:rPr>
+        <w:t xml:space="preserve">historial de entradas</w:t>
+      </w:r>
+      <w:r>
+        <w:rPr>
+          <w:rFonts w:ascii="Arial" w:cs="Arial" w:eastAsia="Arial" w:hAnsi="Arial"/>
+          <w:color w:val="1C2740"/>
+          <w:sz w:val="21"/>
+          <w:szCs w:val="21"/>
+        </w:rPr>
+        <w:t xml:space="preserve"> (nº de albarán, fecha e importe) de cada pedido.</w:t>
       </w:r>
     </w:p>
     <w:p>
@@ -568,7 +1026,27 @@
                 <w:sz w:val="20"/>
                 <w:szCs w:val="20"/>
               </w:rPr>
-              <w:t xml:space="preserve"> (nº de albarán DALI/SAP, fecha y base imponible).</w:t>
+              <w:t xml:space="preserve"> (nº de albarán DALI/SAP, fecha y base imponible), a mano o </w:t>
+            </w:r>
+            <w:r>
+              <w:rPr>
+                <w:rFonts w:ascii="Arial" w:cs="Arial" w:eastAsia="Arial" w:hAnsi="Arial"/>
+                <w:b/>
+                <w:bCs/>
+                <w:color w:val="0F2044"/>
+                <w:sz w:val="20"/>
+                <w:szCs w:val="20"/>
+              </w:rPr>
+              <w:t xml:space="preserve">subiendo el PDF del albarán de DALI</w:t>
+            </w:r>
+            <w:r>
+              <w:rPr>
+                <w:rFonts w:ascii="Arial" w:cs="Arial" w:eastAsia="Arial" w:hAnsi="Arial"/>
+                <w:color w:val="1C2740"/>
+                <w:sz w:val="20"/>
+                <w:szCs w:val="20"/>
+              </w:rPr>
+              <w:t xml:space="preserve"> para que la aplicación lo rellene sola.</w:t>
             </w:r>
           </w:p>
           <w:p>
@@ -4735,7 +5213,7 @@
           <w:sz w:val="21"/>
           <w:szCs w:val="21"/>
         </w:rPr>
-        <w:t xml:space="preserve">Cada vez que llegue mercancía de un pedido, </w:t>
+        <w:t xml:space="preserve">Cuando llegue mercancía de un pedido, puedes </w:t>
       </w:r>
       <w:r>
         <w:rPr>
@@ -4746,7 +5224,7 @@
           <w:sz w:val="21"/>
           <w:szCs w:val="21"/>
         </w:rPr>
-        <w:t xml:space="preserve">regístrala en la aplicación</w:t>
+        <w:t xml:space="preserve">anotarla en la aplicación</w:t>
       </w:r>
       <w:r>
         <w:rPr>
@@ -4755,7 +5233,27 @@
           <w:sz w:val="21"/>
           <w:szCs w:val="21"/>
         </w:rPr>
-        <w:t xml:space="preserve">. Así Compras sabe qué ha llegado, puede cerrar el pedido y reclamar al proveedor lo que falte.</w:t>
+        <w:t xml:space="preserve">. Así tú y Compras sabéis siempre qué ha llegado y qué falta, el pedido se puede cerrar y, si hace falta, se reclama al proveedor lo pendiente. </w:t>
+      </w:r>
+      <w:r>
+        <w:rPr>
+          <w:rFonts w:ascii="Arial" w:cs="Arial" w:eastAsia="Arial" w:hAnsi="Arial"/>
+          <w:b/>
+          <w:bCs/>
+          <w:color w:val="0F2044"/>
+          <w:sz w:val="21"/>
+          <w:szCs w:val="21"/>
+        </w:rPr>
+        <w:t xml:space="preserve">Es voluntario</w:t>
+      </w:r>
+      <w:r>
+        <w:rPr>
+          <w:rFonts w:ascii="Arial" w:cs="Arial" w:eastAsia="Arial" w:hAnsi="Arial"/>
+          <w:color w:val="1C2740"/>
+          <w:sz w:val="21"/>
+          <w:szCs w:val="21"/>
+        </w:rPr>
+        <w:t xml:space="preserve">: la aplicación es una ayuda para la trazabilidad de tus pedidos, no una obligación.</w:t>
       </w:r>
     </w:p>
     <w:p>
@@ -6020,6 +6518,579 @@
           <w:sz w:val="25"/>
           <w:szCs w:val="25"/>
         </w:rPr>
+        <w:t xml:space="preserve">Así es el PDF que admite el botón</w:t>
+      </w:r>
+    </w:p>
+    <w:p>
+      <w:pPr>
+        <w:keepLines/>
+        <w:spacing w:after="100" w:line="300"/>
+      </w:pPr>
+      <w:r>
+        <w:rPr>
+          <w:rFonts w:ascii="Arial" w:cs="Arial" w:eastAsia="Arial" w:hAnsi="Arial"/>
+          <w:color w:val="1C2740"/>
+          <w:sz w:val="21"/>
+          <w:szCs w:val="21"/>
+        </w:rPr>
+        <w:t xml:space="preserve">Este es el documento exacto que espera la aplicación: el albarán de DALI («</w:t>
+      </w:r>
+      <w:r>
+        <w:rPr>
+          <w:rFonts w:ascii="Arial" w:cs="Arial" w:eastAsia="Arial" w:hAnsi="Arial"/>
+          <w:b/>
+          <w:bCs/>
+          <w:color w:val="0F2044"/>
+          <w:sz w:val="21"/>
+          <w:szCs w:val="21"/>
+        </w:rPr>
+        <w:t xml:space="preserve">COMPRA</w:t>
+      </w:r>
+      <w:r>
+        <w:rPr>
+          <w:rFonts w:ascii="Arial" w:cs="Arial" w:eastAsia="Arial" w:hAnsi="Arial"/>
+          <w:color w:val="1C2740"/>
+          <w:sz w:val="21"/>
+          <w:szCs w:val="21"/>
+        </w:rPr>
+        <w:t xml:space="preserve">») guardado como PDF. Los números marcan lo que la aplicación lee de él. (En el ejemplo se ha tapado el nombre del usuario.)</w:t>
+      </w:r>
+    </w:p>
+    <w:tbl>
+      <w:tblPr>
+        <w:tblW w:type="dxa" w:w="10206"/>
+        <w:tblBorders>
+          <w:top w:val="single" w:color="auto" w:sz="4"/>
+          <w:left w:val="single" w:color="auto" w:sz="4"/>
+          <w:bottom w:val="single" w:color="auto" w:sz="4"/>
+          <w:right w:val="single" w:color="auto" w:sz="4"/>
+          <w:insideH w:val="single" w:color="auto" w:sz="4"/>
+          <w:insideV w:val="single" w:color="auto" w:sz="4"/>
+        </w:tblBorders>
+      </w:tblPr>
+      <w:tblGrid>
+        <w:gridCol w:w="6634"/>
+        <w:gridCol w:w="3572"/>
+      </w:tblGrid>
+      <w:tr>
+        <w:trPr>
+          <w:cantSplit/>
+        </w:trPr>
+        <w:tc>
+          <w:tcPr>
+            <w:tcW w:type="dxa" w:w="6634"/>
+            <w:tcBorders>
+              <w:top w:val="none" w:color="FFFFFF" w:sz="0"/>
+              <w:left w:val="none" w:color="FFFFFF" w:sz="0"/>
+              <w:bottom w:val="none" w:color="FFFFFF" w:sz="0"/>
+              <w:right w:val="none" w:color="FFFFFF" w:sz="0"/>
+            </w:tcBorders>
+            <w:tcMar>
+              <w:top w:type="dxa" w:w="0"/>
+              <w:left w:type="dxa" w:w="0"/>
+              <w:bottom w:type="dxa" w:w="0"/>
+              <w:right w:type="dxa" w:w="100"/>
+            </w:tcMar>
+            <w:vAlign w:val="top"/>
+          </w:tcPr>
+          <w:p>
+            <w:pPr>
+              <w:keepNext/>
+              <w:spacing w:after="40" w:before="40"/>
+              <w:jc w:val="center"/>
+            </w:pPr>
+            <w:r>
+              <w:drawing>
+                <wp:inline distT="0" distB="0" distL="0" distR="0">
+                  <wp:extent cx="4000500" cy="2809875"/>
+                  <wp:effectExtent t="0" r="0" b="0" l="0"/>
+                  <wp:docPr id="1" name="h_ejemplo" descr="h_ejemplo" title="h_ejemplo"/>
+                  <wp:cNvGraphicFramePr>
+                    <a:graphicFrameLocks xmlns:a="http://schemas.openxmlformats.org/drawingml/2006/main" noChangeAspect="1"/>
+                  </wp:cNvGraphicFramePr>
+                  <a:graphic xmlns:a="http://schemas.openxmlformats.org/drawingml/2006/main">
+                    <a:graphicData uri="http://schemas.openxmlformats.org/drawingml/2006/picture">
+                      <pic:pic xmlns:pic="http://schemas.openxmlformats.org/drawingml/2006/picture">
+                        <pic:nvPicPr>
+                          <pic:cNvPr id="0" name="" descr=""/>
+                          <pic:cNvPicPr>
+                            <a:picLocks noChangeAspect="1" noChangeArrowheads="1"/>
+                          </pic:cNvPicPr>
+                        </pic:nvPicPr>
+                        <pic:blipFill>
+                          <a:blip r:embed="rId19" cstate="none"/>
+                          <a:srcRect/>
+                          <a:stretch>
+                            <a:fillRect/>
+                          </a:stretch>
+                        </pic:blipFill>
+                        <pic:spPr bwMode="auto">
+                          <a:xfrm>
+                            <a:off x="0" y="0"/>
+                            <a:ext cx="4000500" cy="2809875"/>
+                          </a:xfrm>
+                          <a:prstGeom prst="rect">
+                            <a:avLst/>
+                          </a:prstGeom>
+                        </pic:spPr>
+                      </pic:pic>
+                    </a:graphicData>
+                  </a:graphic>
+                </wp:inline>
+              </w:drawing>
+            </w:r>
+          </w:p>
+          <w:p>
+            <w:pPr>
+              <w:spacing w:after="140"/>
+              <w:jc w:val="center"/>
+            </w:pPr>
+            <w:r>
+              <w:rPr>
+                <w:rFonts w:ascii="Arial" w:cs="Arial" w:eastAsia="Arial" w:hAnsi="Arial"/>
+                <w:i/>
+                <w:iCs/>
+                <w:color w:val="7A8599"/>
+                <w:sz w:val="17"/>
+                <w:szCs w:val="17"/>
+              </w:rPr>
+              <w:t xml:space="preserve">Ejemplo de PDF de albarán de DALI (también lo verás dentro de la aplicación).</w:t>
+            </w:r>
+          </w:p>
+        </w:tc>
+        <w:tc>
+          <w:tcPr>
+            <w:tcW w:type="dxa" w:w="3572"/>
+            <w:tcBorders>
+              <w:top w:val="none" w:color="FFFFFF" w:sz="0"/>
+              <w:left w:val="none" w:color="FFFFFF" w:sz="0"/>
+              <w:bottom w:val="none" w:color="FFFFFF" w:sz="0"/>
+              <w:right w:val="none" w:color="FFFFFF" w:sz="0"/>
+            </w:tcBorders>
+            <w:tcMar>
+              <w:top w:type="dxa" w:w="0"/>
+              <w:left w:type="dxa" w:w="160"/>
+              <w:bottom w:type="dxa" w:w="0"/>
+              <w:right w:type="dxa" w:w="0"/>
+            </w:tcMar>
+            <w:vAlign w:val="top"/>
+          </w:tcPr>
+          <w:p>
+            <w:pPr>
+              <w:keepLines/>
+              <w:spacing w:after="100" w:line="300"/>
+            </w:pPr>
+            <w:r>
+              <w:rPr>
+                <w:rFonts w:ascii="Arial" w:cs="Arial" w:eastAsia="Arial" w:hAnsi="Arial"/>
+                <w:color w:val="1C2740"/>
+                <w:sz w:val="20"/>
+                <w:szCs w:val="20"/>
+              </w:rPr>
+              <w:t xml:space="preserve">El albarán de DALI incluye precios e importes, pero </w:t>
+            </w:r>
+            <w:r>
+              <w:rPr>
+                <w:rFonts w:ascii="Arial" w:cs="Arial" w:eastAsia="Arial" w:hAnsi="Arial"/>
+                <w:b/>
+                <w:bCs/>
+                <w:color w:val="0F2044"/>
+                <w:sz w:val="20"/>
+                <w:szCs w:val="20"/>
+              </w:rPr>
+              <w:t xml:space="preserve">la aplicación no te los muestra</w:t>
+            </w:r>
+            <w:r>
+              <w:rPr>
+                <w:rFonts w:ascii="Arial" w:cs="Arial" w:eastAsia="Arial" w:hAnsi="Arial"/>
+                <w:color w:val="1C2740"/>
+                <w:sz w:val="20"/>
+                <w:szCs w:val="20"/>
+              </w:rPr>
+              <w:t xml:space="preserve">: solo usa el total para la base imponible. No sirve una foto, una captura de pantalla ni el albarán en papel del proveedor.</w:t>
+            </w:r>
+          </w:p>
+          <w:p>
+            <w:pPr>
+              <w:keepNext/>
+              <w:keepLines/>
+              <w:tabs>
+                <w:tab w:val="left" w:pos="460"/>
+              </w:tabs>
+              <w:spacing w:after="70" w:line="280"/>
+              <w:ind w:left="460" w:hanging="460"/>
+            </w:pPr>
+            <w:r>
+              <w:rPr>
+                <w:rFonts w:ascii="Arial" w:cs="Arial" w:eastAsia="Arial" w:hAnsi="Arial"/>
+                <w:b/>
+                <w:bCs/>
+                <w:color w:val="FFFFFF"/>
+                <w:sz w:val="19"/>
+                <w:szCs w:val="19"/>
+                <w:shd w:fill="E11D48" w:color="auto" w:val="clear"/>
+              </w:rPr>
+              <w:t xml:space="preserve"> 1 </w:t>
+            </w:r>
+            <w:r>
+              <w:rPr>
+                <w:rFonts w:ascii="Arial" w:cs="Arial" w:eastAsia="Arial" w:hAnsi="Arial"/>
+                <w:sz w:val="20"/>
+                <w:szCs w:val="20"/>
+              </w:rPr>
+              <w:t xml:space="preserve">	</w:t>
+            </w:r>
+            <w:r>
+              <w:rPr>
+                <w:rFonts w:ascii="Arial" w:cs="Arial" w:eastAsia="Arial" w:hAnsi="Arial"/>
+                <w:b/>
+                <w:bCs/>
+                <w:color w:val="0F2044"/>
+                <w:sz w:val="20"/>
+                <w:szCs w:val="20"/>
+              </w:rPr>
+              <w:t xml:space="preserve">Código</w:t>
+            </w:r>
+            <w:r>
+              <w:rPr>
+                <w:rFonts w:ascii="Arial" w:cs="Arial" w:eastAsia="Arial" w:hAnsi="Arial"/>
+                <w:color w:val="1C2740"/>
+                <w:sz w:val="20"/>
+                <w:szCs w:val="20"/>
+              </w:rPr>
+              <w:t xml:space="preserve">: es el </w:t>
+            </w:r>
+            <w:r>
+              <w:rPr>
+                <w:rFonts w:ascii="Arial" w:cs="Arial" w:eastAsia="Arial" w:hAnsi="Arial"/>
+                <w:b/>
+                <w:bCs/>
+                <w:color w:val="0F2044"/>
+                <w:sz w:val="20"/>
+                <w:szCs w:val="20"/>
+              </w:rPr>
+              <w:t xml:space="preserve">nº de entrada</w:t>
+            </w:r>
+            <w:r>
+              <w:rPr>
+                <w:rFonts w:ascii="Arial" w:cs="Arial" w:eastAsia="Arial" w:hAnsi="Arial"/>
+                <w:color w:val="1C2740"/>
+                <w:sz w:val="20"/>
+                <w:szCs w:val="20"/>
+              </w:rPr>
+              <w:t xml:space="preserve"> DALI / SAP.</w:t>
+            </w:r>
+          </w:p>
+          <w:p>
+            <w:pPr>
+              <w:keepNext/>
+              <w:keepLines/>
+              <w:tabs>
+                <w:tab w:val="left" w:pos="460"/>
+              </w:tabs>
+              <w:spacing w:after="70" w:line="280"/>
+              <w:ind w:left="460" w:hanging="460"/>
+            </w:pPr>
+            <w:r>
+              <w:rPr>
+                <w:rFonts w:ascii="Arial" w:cs="Arial" w:eastAsia="Arial" w:hAnsi="Arial"/>
+                <w:b/>
+                <w:bCs/>
+                <w:color w:val="FFFFFF"/>
+                <w:sz w:val="19"/>
+                <w:szCs w:val="19"/>
+                <w:shd w:fill="E11D48" w:color="auto" w:val="clear"/>
+              </w:rPr>
+              <w:t xml:space="preserve"> 2 </w:t>
+            </w:r>
+            <w:r>
+              <w:rPr>
+                <w:rFonts w:ascii="Arial" w:cs="Arial" w:eastAsia="Arial" w:hAnsi="Arial"/>
+                <w:sz w:val="20"/>
+                <w:szCs w:val="20"/>
+              </w:rPr>
+              <w:t xml:space="preserve">	</w:t>
+            </w:r>
+            <w:r>
+              <w:rPr>
+                <w:rFonts w:ascii="Arial" w:cs="Arial" w:eastAsia="Arial" w:hAnsi="Arial"/>
+                <w:b/>
+                <w:bCs/>
+                <w:color w:val="0F2044"/>
+                <w:sz w:val="20"/>
+                <w:szCs w:val="20"/>
+              </w:rPr>
+              <w:t xml:space="preserve">Fecha Albarán</w:t>
+            </w:r>
+            <w:r>
+              <w:rPr>
+                <w:rFonts w:ascii="Arial" w:cs="Arial" w:eastAsia="Arial" w:hAnsi="Arial"/>
+                <w:color w:val="1C2740"/>
+                <w:sz w:val="20"/>
+                <w:szCs w:val="20"/>
+              </w:rPr>
+              <w:t xml:space="preserve">: la </w:t>
+            </w:r>
+            <w:r>
+              <w:rPr>
+                <w:rFonts w:ascii="Arial" w:cs="Arial" w:eastAsia="Arial" w:hAnsi="Arial"/>
+                <w:b/>
+                <w:bCs/>
+                <w:color w:val="0F2044"/>
+                <w:sz w:val="20"/>
+                <w:szCs w:val="20"/>
+              </w:rPr>
+              <w:t xml:space="preserve">fecha de la entrada</w:t>
+            </w:r>
+            <w:r>
+              <w:rPr>
+                <w:rFonts w:ascii="Arial" w:cs="Arial" w:eastAsia="Arial" w:hAnsi="Arial"/>
+                <w:color w:val="1C2740"/>
+                <w:sz w:val="20"/>
+                <w:szCs w:val="20"/>
+              </w:rPr>
+              <w:t xml:space="preserve">.</w:t>
+            </w:r>
+          </w:p>
+          <w:p>
+            <w:pPr>
+              <w:keepNext/>
+              <w:keepLines/>
+              <w:tabs>
+                <w:tab w:val="left" w:pos="460"/>
+              </w:tabs>
+              <w:spacing w:after="70" w:line="280"/>
+              <w:ind w:left="460" w:hanging="460"/>
+            </w:pPr>
+            <w:r>
+              <w:rPr>
+                <w:rFonts w:ascii="Arial" w:cs="Arial" w:eastAsia="Arial" w:hAnsi="Arial"/>
+                <w:b/>
+                <w:bCs/>
+                <w:color w:val="FFFFFF"/>
+                <w:sz w:val="19"/>
+                <w:szCs w:val="19"/>
+                <w:shd w:fill="E11D48" w:color="auto" w:val="clear"/>
+              </w:rPr>
+              <w:t xml:space="preserve"> 3 </w:t>
+            </w:r>
+            <w:r>
+              <w:rPr>
+                <w:rFonts w:ascii="Arial" w:cs="Arial" w:eastAsia="Arial" w:hAnsi="Arial"/>
+                <w:sz w:val="20"/>
+                <w:szCs w:val="20"/>
+              </w:rPr>
+              <w:t xml:space="preserve">	</w:t>
+            </w:r>
+            <w:r>
+              <w:rPr>
+                <w:rFonts w:ascii="Arial" w:cs="Arial" w:eastAsia="Arial" w:hAnsi="Arial"/>
+                <w:b/>
+                <w:bCs/>
+                <w:color w:val="0F2044"/>
+                <w:sz w:val="20"/>
+                <w:szCs w:val="20"/>
+              </w:rPr>
+              <w:t xml:space="preserve">Pedido/s</w:t>
+            </w:r>
+            <w:r>
+              <w:rPr>
+                <w:rFonts w:ascii="Arial" w:cs="Arial" w:eastAsia="Arial" w:hAnsi="Arial"/>
+                <w:color w:val="1C2740"/>
+                <w:sz w:val="20"/>
+                <w:szCs w:val="20"/>
+              </w:rPr>
+              <w:t xml:space="preserve">: el pedido al que corresponde. La aplicación comprueba que sea el pedido que estás editando.</w:t>
+            </w:r>
+          </w:p>
+          <w:p>
+            <w:pPr>
+              <w:keepNext/>
+              <w:keepLines/>
+              <w:tabs>
+                <w:tab w:val="left" w:pos="460"/>
+              </w:tabs>
+              <w:spacing w:after="70" w:line="280"/>
+              <w:ind w:left="460" w:hanging="460"/>
+            </w:pPr>
+            <w:r>
+              <w:rPr>
+                <w:rFonts w:ascii="Arial" w:cs="Arial" w:eastAsia="Arial" w:hAnsi="Arial"/>
+                <w:b/>
+                <w:bCs/>
+                <w:color w:val="FFFFFF"/>
+                <w:sz w:val="19"/>
+                <w:szCs w:val="19"/>
+                <w:shd w:fill="E11D48" w:color="auto" w:val="clear"/>
+              </w:rPr>
+              <w:t xml:space="preserve"> 4 </w:t>
+            </w:r>
+            <w:r>
+              <w:rPr>
+                <w:rFonts w:ascii="Arial" w:cs="Arial" w:eastAsia="Arial" w:hAnsi="Arial"/>
+                <w:sz w:val="20"/>
+                <w:szCs w:val="20"/>
+              </w:rPr>
+              <w:t xml:space="preserve">	</w:t>
+            </w:r>
+            <w:r>
+              <w:rPr>
+                <w:rFonts w:ascii="Arial" w:cs="Arial" w:eastAsia="Arial" w:hAnsi="Arial"/>
+                <w:b/>
+                <w:bCs/>
+                <w:color w:val="0F2044"/>
+                <w:sz w:val="20"/>
+                <w:szCs w:val="20"/>
+              </w:rPr>
+              <w:t xml:space="preserve">Código</w:t>
+            </w:r>
+            <w:r>
+              <w:rPr>
+                <w:rFonts w:ascii="Arial" w:cs="Arial" w:eastAsia="Arial" w:hAnsi="Arial"/>
+                <w:color w:val="1C2740"/>
+                <w:sz w:val="20"/>
+                <w:szCs w:val="20"/>
+              </w:rPr>
+              <w:t xml:space="preserve"> y </w:t>
+            </w:r>
+            <w:r>
+              <w:rPr>
+                <w:rFonts w:ascii="Arial" w:cs="Arial" w:eastAsia="Arial" w:hAnsi="Arial"/>
+                <w:b/>
+                <w:bCs/>
+                <w:color w:val="0F2044"/>
+                <w:sz w:val="20"/>
+                <w:szCs w:val="20"/>
+              </w:rPr>
+              <w:t xml:space="preserve">Cantidad</w:t>
+            </w:r>
+            <w:r>
+              <w:rPr>
+                <w:rFonts w:ascii="Arial" w:cs="Arial" w:eastAsia="Arial" w:hAnsi="Arial"/>
+                <w:color w:val="1C2740"/>
+                <w:sz w:val="20"/>
+                <w:szCs w:val="20"/>
+              </w:rPr>
+              <w:t xml:space="preserve"> de cada línea: son las </w:t>
+            </w:r>
+            <w:r>
+              <w:rPr>
+                <w:rFonts w:ascii="Arial" w:cs="Arial" w:eastAsia="Arial" w:hAnsi="Arial"/>
+                <w:b/>
+                <w:bCs/>
+                <w:color w:val="0F2044"/>
+                <w:sz w:val="20"/>
+                <w:szCs w:val="20"/>
+              </w:rPr>
+              <w:t xml:space="preserve">referencias recibidas</w:t>
+            </w:r>
+            <w:r>
+              <w:rPr>
+                <w:rFonts w:ascii="Arial" w:cs="Arial" w:eastAsia="Arial" w:hAnsi="Arial"/>
+                <w:color w:val="1C2740"/>
+                <w:sz w:val="20"/>
+                <w:szCs w:val="20"/>
+              </w:rPr>
+              <w:t xml:space="preserve"> y sus unidades.</w:t>
+            </w:r>
+          </w:p>
+          <w:p>
+            <w:pPr>
+              <w:keepNext w:val="false"/>
+              <w:keepLines/>
+              <w:tabs>
+                <w:tab w:val="left" w:pos="460"/>
+              </w:tabs>
+              <w:spacing w:after="70" w:line="280"/>
+              <w:ind w:left="460" w:hanging="460"/>
+            </w:pPr>
+            <w:r>
+              <w:rPr>
+                <w:rFonts w:ascii="Arial" w:cs="Arial" w:eastAsia="Arial" w:hAnsi="Arial"/>
+                <w:b/>
+                <w:bCs/>
+                <w:color w:val="FFFFFF"/>
+                <w:sz w:val="19"/>
+                <w:szCs w:val="19"/>
+                <w:shd w:fill="E11D48" w:color="auto" w:val="clear"/>
+              </w:rPr>
+              <w:t xml:space="preserve"> 5 </w:t>
+            </w:r>
+            <w:r>
+              <w:rPr>
+                <w:rFonts w:ascii="Arial" w:cs="Arial" w:eastAsia="Arial" w:hAnsi="Arial"/>
+                <w:sz w:val="20"/>
+                <w:szCs w:val="20"/>
+              </w:rPr>
+              <w:t xml:space="preserve">	</w:t>
+            </w:r>
+            <w:r>
+              <w:rPr>
+                <w:rFonts w:ascii="Arial" w:cs="Arial" w:eastAsia="Arial" w:hAnsi="Arial"/>
+                <w:b/>
+                <w:bCs/>
+                <w:color w:val="0F2044"/>
+                <w:sz w:val="20"/>
+                <w:szCs w:val="20"/>
+              </w:rPr>
+              <w:t xml:space="preserve">Total (con Dtos.)</w:t>
+            </w:r>
+            <w:r>
+              <w:rPr>
+                <w:rFonts w:ascii="Arial" w:cs="Arial" w:eastAsia="Arial" w:hAnsi="Arial"/>
+                <w:color w:val="1C2740"/>
+                <w:sz w:val="20"/>
+                <w:szCs w:val="20"/>
+              </w:rPr>
+              <w:t xml:space="preserve">: es la </w:t>
+            </w:r>
+            <w:r>
+              <w:rPr>
+                <w:rFonts w:ascii="Arial" w:cs="Arial" w:eastAsia="Arial" w:hAnsi="Arial"/>
+                <w:b/>
+                <w:bCs/>
+                <w:color w:val="0F2044"/>
+                <w:sz w:val="20"/>
+                <w:szCs w:val="20"/>
+              </w:rPr>
+              <w:t xml:space="preserve">base imponible</w:t>
+            </w:r>
+            <w:r>
+              <w:rPr>
+                <w:rFonts w:ascii="Arial" w:cs="Arial" w:eastAsia="Arial" w:hAnsi="Arial"/>
+                <w:color w:val="1C2740"/>
+                <w:sz w:val="20"/>
+                <w:szCs w:val="20"/>
+              </w:rPr>
+              <w:t xml:space="preserve"> de la entrada.</w:t>
+            </w:r>
+          </w:p>
+        </w:tc>
+      </w:tr>
+    </w:tbl>
+    <w:p>
+      <w:pPr>
+        <w:spacing w:after="60"/>
+      </w:pPr>
+    </w:p>
+    <w:p>
+      <w:pPr>
+        <w:pStyle w:val="Heading2"/>
+        <w:keepNext/>
+        <w:pBdr>
+          <w:left w:val="single" w:color="C9A84C" w:sz="24" w:space="6"/>
+        </w:pBdr>
+        <w:spacing w:after="100" w:before="220"/>
+      </w:pPr>
+      <w:r>
+        <w:rPr>
+          <w:rFonts w:ascii="Arial" w:cs="Arial" w:eastAsia="Arial" w:hAnsi="Arial"/>
+          <w:b/>
+          <w:bCs/>
+          <w:color w:val="1A3A6B"/>
+          <w:sz w:val="25"/>
+          <w:szCs w:val="25"/>
+        </w:rPr>
         <w:t xml:space="preserve">Forma rápida · B. Súbelo a Control Pedidos</w:t>
       </w:r>
     </w:p>
@@ -6144,7 +7215,7 @@
             <w:r>
               <w:drawing>
                 <wp:inline distT="0" distB="0" distL="0" distR="0">
-                  <wp:extent cx="3486150" cy="2152650"/>
+                  <wp:extent cx="3486150" cy="3400425"/>
                   <wp:effectExtent t="0" r="0" b="0" l="0"/>
                   <wp:docPr id="1" name="h_boton" descr="h_boton" title="h_boton"/>
                   <wp:cNvGraphicFramePr>
@@ -6160,7 +7231,7 @@
                           </pic:cNvPicPr>
                         </pic:nvPicPr>
                         <pic:blipFill>
-                          <a:blip r:embed="rId19" cstate="none"/>
+                          <a:blip r:embed="rId20" cstate="none"/>
                           <a:srcRect/>
                           <a:stretch>
                             <a:fillRect/>
@@ -6169,7 +7240,7 @@
                         <pic:spPr bwMode="auto">
                           <a:xfrm>
                             <a:off x="0" y="0"/>
-                            <a:ext cx="3486150" cy="2152650"/>
+                            <a:ext cx="3486150" cy="3400425"/>
                           </a:xfrm>
                           <a:prstGeom prst="rect">
                             <a:avLst/>
@@ -6219,6 +7290,57 @@
           </w:tcPr>
           <w:p>
             <w:pPr>
+              <w:keepNext/>
+              <w:keepLines/>
+              <w:tabs>
+                <w:tab w:val="left" w:pos="460"/>
+              </w:tabs>
+              <w:spacing w:after="70" w:line="280"/>
+              <w:ind w:left="460" w:hanging="460"/>
+            </w:pPr>
+            <w:r>
+              <w:rPr>
+                <w:rFonts w:ascii="Arial" w:cs="Arial" w:eastAsia="Arial" w:hAnsi="Arial"/>
+                <w:b/>
+                <w:bCs/>
+                <w:color w:val="FFFFFF"/>
+                <w:sz w:val="19"/>
+                <w:szCs w:val="19"/>
+                <w:shd w:fill="E11D48" w:color="auto" w:val="clear"/>
+              </w:rPr>
+              <w:t xml:space="preserve"> 1 </w:t>
+            </w:r>
+            <w:r>
+              <w:rPr>
+                <w:rFonts w:ascii="Arial" w:cs="Arial" w:eastAsia="Arial" w:hAnsi="Arial"/>
+                <w:sz w:val="20"/>
+                <w:szCs w:val="20"/>
+              </w:rPr>
+              <w:t xml:space="preserve">	</w:t>
+            </w:r>
+            <w:r>
+              <w:rPr>
+                <w:rFonts w:ascii="Arial" w:cs="Arial" w:eastAsia="Arial" w:hAnsi="Arial"/>
+                <w:b/>
+                <w:bCs/>
+                <w:color w:val="0F2044"/>
+                <w:sz w:val="20"/>
+                <w:szCs w:val="20"/>
+              </w:rPr>
+              <w:t xml:space="preserve">📎 Subir albarán PDF</w:t>
+            </w:r>
+            <w:r>
+              <w:rPr>
+                <w:rFonts w:ascii="Arial" w:cs="Arial" w:eastAsia="Arial" w:hAnsi="Arial"/>
+                <w:color w:val="1C2740"/>
+                <w:sz w:val="20"/>
+                <w:szCs w:val="20"/>
+              </w:rPr>
+              <w:t xml:space="preserve">: elige el PDF del albarán.</w:t>
+            </w:r>
+          </w:p>
+          <w:p>
+            <w:pPr>
               <w:keepNext w:val="false"/>
               <w:keepLines/>
               <w:tabs>
@@ -6235,9 +7357,9 @@
                 <w:color w:val="FFFFFF"/>
                 <w:sz w:val="19"/>
                 <w:szCs w:val="19"/>
-                <w:shd w:fill="E11D48" w:color="auto" w:val="clear"/>
-              </w:rPr>
-              <w:t xml:space="preserve"> 1 </w:t>
+                <w:shd w:fill="2563EB" w:color="auto" w:val="clear"/>
+              </w:rPr>
+              <w:t xml:space="preserve"> 2 </w:t>
             </w:r>
             <w:r>
               <w:rPr>
@@ -6256,16 +7378,16 @@
                 <w:sz w:val="20"/>
                 <w:szCs w:val="20"/>
               </w:rPr>
-              <w:t xml:space="preserve">📎 Subir albarán PDF</w:t>
-            </w:r>
-            <w:r>
-              <w:rPr>
-                <w:rFonts w:ascii="Arial" w:cs="Arial" w:eastAsia="Arial" w:hAnsi="Arial"/>
-                <w:color w:val="1C2740"/>
-                <w:sz w:val="20"/>
-                <w:szCs w:val="20"/>
-              </w:rPr>
-              <w:t xml:space="preserve">: elige el PDF del albarán.</w:t>
+              <w:t xml:space="preserve">Ver ejemplo</w:t>
+            </w:r>
+            <w:r>
+              <w:rPr>
+                <w:rFonts w:ascii="Arial" w:cs="Arial" w:eastAsia="Arial" w:hAnsi="Arial"/>
+                <w:color w:val="1C2740"/>
+                <w:sz w:val="20"/>
+                <w:szCs w:val="20"/>
+              </w:rPr>
+              <w:t xml:space="preserve">: enseña en cualquier momento cómo es el PDF que hay que subir.</w:t>
             </w:r>
           </w:p>
         </w:tc>
@@ -6275,6 +7397,165 @@
       <w:pPr>
         <w:spacing w:after="60"/>
       </w:pPr>
+    </w:p>
+    <w:p>
+      <w:pPr>
+        <w:keepLines/>
+        <w:spacing w:after="100" w:line="300"/>
+      </w:pPr>
+      <w:r>
+        <w:rPr>
+          <w:rFonts w:ascii="Arial" w:cs="Arial" w:eastAsia="Arial" w:hAnsi="Arial"/>
+          <w:color w:val="1C2740"/>
+          <w:sz w:val="21"/>
+          <w:szCs w:val="21"/>
+        </w:rPr>
+        <w:t xml:space="preserve">Al pulsar el botón, la aplicación te </w:t>
+      </w:r>
+      <w:r>
+        <w:rPr>
+          <w:rFonts w:ascii="Arial" w:cs="Arial" w:eastAsia="Arial" w:hAnsi="Arial"/>
+          <w:b/>
+          <w:bCs/>
+          <w:color w:val="0F2044"/>
+          <w:sz w:val="21"/>
+          <w:szCs w:val="21"/>
+        </w:rPr>
+        <w:t xml:space="preserve">enseña primero un ejemplo</w:t>
+      </w:r>
+      <w:r>
+        <w:rPr>
+          <w:rFonts w:ascii="Arial" w:cs="Arial" w:eastAsia="Arial" w:hAnsi="Arial"/>
+          <w:color w:val="1C2740"/>
+          <w:sz w:val="21"/>
+          <w:szCs w:val="21"/>
+        </w:rPr>
+        <w:t xml:space="preserve"> del PDF que espera, con sus datos numerados, para que puedas comprobar que subes el documento correcto aunque no hayas leído este manual. Pulsa </w:t>
+      </w:r>
+      <w:r>
+        <w:rPr>
+          <w:rFonts w:ascii="Arial" w:cs="Arial" w:eastAsia="Arial" w:hAnsi="Arial"/>
+          <w:b/>
+          <w:bCs/>
+          <w:color w:val="0F2044"/>
+          <w:sz w:val="21"/>
+          <w:szCs w:val="21"/>
+        </w:rPr>
+        <w:t xml:space="preserve">Elegir el PDF…</w:t>
+      </w:r>
+      <w:r>
+        <w:rPr>
+          <w:rFonts w:ascii="Arial" w:cs="Arial" w:eastAsia="Arial" w:hAnsi="Arial"/>
+          <w:color w:val="1C2740"/>
+          <w:sz w:val="21"/>
+          <w:szCs w:val="21"/>
+        </w:rPr>
+        <w:t xml:space="preserve"> para continuar. Si ya lo conoces, marca </w:t>
+      </w:r>
+      <w:r>
+        <w:rPr>
+          <w:rFonts w:ascii="Arial" w:cs="Arial" w:eastAsia="Arial" w:hAnsi="Arial"/>
+          <w:b/>
+          <w:bCs/>
+          <w:color w:val="0F2044"/>
+          <w:sz w:val="21"/>
+          <w:szCs w:val="21"/>
+        </w:rPr>
+        <w:t xml:space="preserve">No volver a mostrar este aviso</w:t>
+      </w:r>
+      <w:r>
+        <w:rPr>
+          <w:rFonts w:ascii="Arial" w:cs="Arial" w:eastAsia="Arial" w:hAnsi="Arial"/>
+          <w:color w:val="1C2740"/>
+          <w:sz w:val="21"/>
+          <w:szCs w:val="21"/>
+        </w:rPr>
+        <w:t xml:space="preserve"> (podrás verlo cuando quieras con </w:t>
+      </w:r>
+      <w:r>
+        <w:rPr>
+          <w:rFonts w:ascii="Arial" w:cs="Arial" w:eastAsia="Arial" w:hAnsi="Arial"/>
+          <w:b/>
+          <w:bCs/>
+          <w:color w:val="0F2044"/>
+          <w:sz w:val="21"/>
+          <w:szCs w:val="21"/>
+        </w:rPr>
+        <w:t xml:space="preserve">Ver ejemplo</w:t>
+      </w:r>
+      <w:r>
+        <w:rPr>
+          <w:rFonts w:ascii="Arial" w:cs="Arial" w:eastAsia="Arial" w:hAnsi="Arial"/>
+          <w:color w:val="1C2740"/>
+          <w:sz w:val="21"/>
+          <w:szCs w:val="21"/>
+        </w:rPr>
+        <w:t xml:space="preserve">).</w:t>
+      </w:r>
+    </w:p>
+    <w:p>
+      <w:pPr>
+        <w:keepNext/>
+        <w:spacing w:after="40" w:before="40"/>
+        <w:jc w:val="center"/>
+      </w:pPr>
+      <w:r>
+        <w:drawing>
+          <wp:inline distT="0" distB="0" distL="0" distR="0">
+            <wp:extent cx="5086350" cy="2990850"/>
+            <wp:effectExtent t="0" r="0" b="0" l="0"/>
+            <wp:docPr id="1" name="h_ayuda" descr="h_ayuda" title="h_ayuda"/>
+            <wp:cNvGraphicFramePr>
+              <a:graphicFrameLocks xmlns:a="http://schemas.openxmlformats.org/drawingml/2006/main" noChangeAspect="1"/>
+            </wp:cNvGraphicFramePr>
+            <a:graphic xmlns:a="http://schemas.openxmlformats.org/drawingml/2006/main">
+              <a:graphicData uri="http://schemas.openxmlformats.org/drawingml/2006/picture">
+                <pic:pic xmlns:pic="http://schemas.openxmlformats.org/drawingml/2006/picture">
+                  <pic:nvPicPr>
+                    <pic:cNvPr id="0" name="" descr=""/>
+                    <pic:cNvPicPr>
+                      <a:picLocks noChangeAspect="1" noChangeArrowheads="1"/>
+                    </pic:cNvPicPr>
+                  </pic:nvPicPr>
+                  <pic:blipFill>
+                    <a:blip r:embed="rId21" cstate="none"/>
+                    <a:srcRect/>
+                    <a:stretch>
+                      <a:fillRect/>
+                    </a:stretch>
+                  </pic:blipFill>
+                  <pic:spPr bwMode="auto">
+                    <a:xfrm>
+                      <a:off x="0" y="0"/>
+                      <a:ext cx="5086350" cy="2990850"/>
+                    </a:xfrm>
+                    <a:prstGeom prst="rect">
+                      <a:avLst/>
+                    </a:prstGeom>
+                  </pic:spPr>
+                </pic:pic>
+              </a:graphicData>
+            </a:graphic>
+          </wp:inline>
+        </w:drawing>
+      </w:r>
+    </w:p>
+    <w:p>
+      <w:pPr>
+        <w:spacing w:after="140"/>
+        <w:jc w:val="center"/>
+      </w:pPr>
+      <w:r>
+        <w:rPr>
+          <w:rFonts w:ascii="Arial" w:cs="Arial" w:eastAsia="Arial" w:hAnsi="Arial"/>
+          <w:i/>
+          <w:iCs/>
+          <w:color w:val="7A8599"/>
+          <w:sz w:val="17"/>
+          <w:szCs w:val="17"/>
+        </w:rPr>
+        <w:t xml:space="preserve">Ventana de ayuda que aparece antes de elegir el archivo.</w:t>
+      </w:r>
     </w:p>
     <w:p>
       <w:pPr>
@@ -6336,7 +7617,7 @@
                     </pic:cNvPicPr>
                   </pic:nvPicPr>
                   <pic:blipFill>
-                    <a:blip r:embed="rId20" cstate="none"/>
+                    <a:blip r:embed="rId22" cstate="none"/>
                     <a:srcRect/>
                     <a:stretch>
                       <a:fillRect/>
@@ -6476,7 +7757,7 @@
             <w:r>
               <w:drawing>
                 <wp:inline distT="0" distB="0" distL="0" distR="0">
-                  <wp:extent cx="3486150" cy="2428875"/>
+                  <wp:extent cx="3486150" cy="3676650"/>
                   <wp:effectExtent t="0" r="0" b="0" l="0"/>
                   <wp:docPr id="1" name="h_relleno" descr="h_relleno" title="h_relleno"/>
                   <wp:cNvGraphicFramePr>
@@ -6492,7 +7773,7 @@
                           </pic:cNvPicPr>
                         </pic:nvPicPr>
                         <pic:blipFill>
-                          <a:blip r:embed="rId21" cstate="none"/>
+                          <a:blip r:embed="rId23" cstate="none"/>
                           <a:srcRect/>
                           <a:stretch>
                             <a:fillRect/>
@@ -6501,7 +7782,7 @@
                         <pic:spPr bwMode="auto">
                           <a:xfrm>
                             <a:off x="0" y="0"/>
-                            <a:ext cx="3486150" cy="2428875"/>
+                            <a:ext cx="3486150" cy="3676650"/>
                           </a:xfrm>
                           <a:prstGeom prst="rect">
                             <a:avLst/>
@@ -6750,7 +8031,27 @@
                 <w:sz w:val="20"/>
                 <w:szCs w:val="20"/>
               </w:rPr>
-              <w:t xml:space="preserve">: ya marcadas las que han llegado y con sus cantidades.</w:t>
+              <w:t xml:space="preserve">: ya marcadas las que han llegado y con sus cantidades (</w:t>
+            </w:r>
+            <w:r>
+              <w:rPr>
+                <w:rFonts w:ascii="Arial" w:cs="Arial" w:eastAsia="Arial" w:hAnsi="Arial"/>
+                <w:b/>
+                <w:bCs/>
+                <w:color w:val="0F2044"/>
+                <w:sz w:val="20"/>
+                <w:szCs w:val="20"/>
+              </w:rPr>
+              <w:t xml:space="preserve">«N ref. ✔»</w:t>
+            </w:r>
+            <w:r>
+              <w:rPr>
+                <w:rFonts w:ascii="Arial" w:cs="Arial" w:eastAsia="Arial" w:hAnsi="Arial"/>
+                <w:color w:val="1C2740"/>
+                <w:sz w:val="20"/>
+                <w:szCs w:val="20"/>
+              </w:rPr>
+              <w:t xml:space="preserve">).</w:t>
             </w:r>
           </w:p>
           <w:p>
@@ -6892,7 +8193,7 @@
                 <w:sz w:val="20"/>
                 <w:szCs w:val="20"/>
               </w:rPr>
-              <w:t xml:space="preserve"> para registrarlo.</w:t>
+              <w:t xml:space="preserve"> para registrarlo: hasta pulsarlo, no se guarda nada.</w:t>
             </w:r>
           </w:p>
         </w:tc>
@@ -6902,6 +8203,106 @@
       <w:pPr>
         <w:spacing w:after="60"/>
       </w:pPr>
+    </w:p>
+    <w:p>
+      <w:pPr>
+        <w:pStyle w:val="ListParagraph"/>
+        <w:keepLines/>
+        <w:numPr>
+          <w:ilvl w:val="0"/>
+          <w:numId w:val="2"/>
+        </w:numPr>
+        <w:spacing w:after="60" w:line="290"/>
+      </w:pPr>
+      <w:r>
+        <w:rPr>
+          <w:rFonts w:ascii="Arial" w:cs="Arial" w:eastAsia="Arial" w:hAnsi="Arial"/>
+          <w:color w:val="1C2740"/>
+          <w:sz w:val="21"/>
+          <w:szCs w:val="21"/>
+        </w:rPr>
+        <w:t xml:space="preserve">Si el código del albarán de DALI </w:t>
+      </w:r>
+      <w:r>
+        <w:rPr>
+          <w:rFonts w:ascii="Arial" w:cs="Arial" w:eastAsia="Arial" w:hAnsi="Arial"/>
+          <w:b/>
+          <w:bCs/>
+          <w:color w:val="0F2044"/>
+          <w:sz w:val="21"/>
+          <w:szCs w:val="21"/>
+        </w:rPr>
+        <w:t xml:space="preserve">no coincide con el código del pedido</w:t>
+      </w:r>
+      <w:r>
+        <w:rPr>
+          <w:rFonts w:ascii="Arial" w:cs="Arial" w:eastAsia="Arial" w:hAnsi="Arial"/>
+          <w:color w:val="1C2740"/>
+          <w:sz w:val="21"/>
+          <w:szCs w:val="21"/>
+        </w:rPr>
+        <w:t xml:space="preserve"> (por ejemplo, el pedido usa la referencia del proveedor), la aplicación empareja la referencia por su </w:t>
+      </w:r>
+      <w:r>
+        <w:rPr>
+          <w:rFonts w:ascii="Arial" w:cs="Arial" w:eastAsia="Arial" w:hAnsi="Arial"/>
+          <w:b/>
+          <w:bCs/>
+          <w:color w:val="0F2044"/>
+          <w:sz w:val="21"/>
+          <w:szCs w:val="21"/>
+        </w:rPr>
+        <w:t xml:space="preserve">descripción</w:t>
+      </w:r>
+      <w:r>
+        <w:rPr>
+          <w:rFonts w:ascii="Arial" w:cs="Arial" w:eastAsia="Arial" w:hAnsi="Arial"/>
+          <w:color w:val="1C2740"/>
+          <w:sz w:val="21"/>
+          <w:szCs w:val="21"/>
+        </w:rPr>
+        <w:t xml:space="preserve"> (y, si se parece pero no es idéntica, exige que el </w:t>
+      </w:r>
+      <w:r>
+        <w:rPr>
+          <w:rFonts w:ascii="Arial" w:cs="Arial" w:eastAsia="Arial" w:hAnsi="Arial"/>
+          <w:b/>
+          <w:bCs/>
+          <w:color w:val="0F2044"/>
+          <w:sz w:val="21"/>
+          <w:szCs w:val="21"/>
+        </w:rPr>
+        <w:t xml:space="preserve">precio</w:t>
+      </w:r>
+      <w:r>
+        <w:rPr>
+          <w:rFonts w:ascii="Arial" w:cs="Arial" w:eastAsia="Arial" w:hAnsi="Arial"/>
+          <w:color w:val="1C2740"/>
+          <w:sz w:val="21"/>
+          <w:szCs w:val="21"/>
+        </w:rPr>
+        <w:t xml:space="preserve"> coincida) y te lo indica en el resumen: </w:t>
+      </w:r>
+      <w:r>
+        <w:rPr>
+          <w:rFonts w:ascii="Arial" w:cs="Arial" w:eastAsia="Arial" w:hAnsi="Arial"/>
+          <w:b/>
+          <w:bCs/>
+          <w:color w:val="0F2044"/>
+          <w:sz w:val="21"/>
+          <w:szCs w:val="21"/>
+        </w:rPr>
+        <w:t xml:space="preserve">compruébalas</w:t>
+      </w:r>
+      <w:r>
+        <w:rPr>
+          <w:rFonts w:ascii="Arial" w:cs="Arial" w:eastAsia="Arial" w:hAnsi="Arial"/>
+          <w:color w:val="1C2740"/>
+          <w:sz w:val="21"/>
+          <w:szCs w:val="21"/>
+        </w:rPr>
+        <w:t xml:space="preserve"> antes de guardar.</w:t>
+      </w:r>
     </w:p>
     <w:p>
       <w:pPr>
@@ -7310,7 +8711,430 @@
                 <w:sz w:val="19"/>
                 <w:szCs w:val="19"/>
               </w:rPr>
-              <w:t xml:space="preserve">No hace falta hacer nada: ya estaba anotado.</w:t>
+              <w:t xml:space="preserve">No hace falta hacer nada: ya estaba anotado, con sus referencias.</w:t>
+            </w:r>
+          </w:p>
+        </w:tc>
+      </w:tr>
+      <w:tr>
+        <w:trPr>
+          <w:cantSplit/>
+        </w:trPr>
+        <w:tc>
+          <w:tcPr>
+            <w:tcW w:type="dxa" w:w="5307"/>
+            <w:tcBorders>
+              <w:top w:val="single" w:color="CFD7E6" w:sz="4"/>
+              <w:left w:val="single" w:color="CFD7E6" w:sz="4"/>
+              <w:bottom w:val="single" w:color="CFD7E6" w:sz="4"/>
+              <w:right w:val="single" w:color="CFD7E6" w:sz="4"/>
+            </w:tcBorders>
+            <w:shd w:fill="FFFFFF" w:color="auto" w:val="clear"/>
+            <w:tcMar>
+              <w:top w:type="dxa" w:w="60"/>
+              <w:left w:type="dxa" w:w="100"/>
+              <w:bottom w:type="dxa" w:w="60"/>
+              <w:right w:type="dxa" w:w="100"/>
+            </w:tcMar>
+            <w:vAlign w:val="top"/>
+          </w:tcPr>
+          <w:p>
+            <w:pPr>
+              <w:keepLines/>
+              <w:spacing w:after="20" w:line="300"/>
+            </w:pPr>
+            <w:r>
+              <w:rPr>
+                <w:rFonts w:ascii="Arial" w:cs="Arial" w:eastAsia="Arial" w:hAnsi="Arial"/>
+                <w:color w:val="1C2740"/>
+                <w:sz w:val="19"/>
+                <w:szCs w:val="19"/>
+              </w:rPr>
+              <w:t xml:space="preserve">Subes un albarán que ya estaba anotado </w:t>
+            </w:r>
+            <w:r>
+              <w:rPr>
+                <w:rFonts w:ascii="Arial" w:cs="Arial" w:eastAsia="Arial" w:hAnsi="Arial"/>
+                <w:b/>
+                <w:bCs/>
+                <w:color w:val="0F2044"/>
+                <w:sz w:val="19"/>
+                <w:szCs w:val="19"/>
+              </w:rPr>
+              <w:t xml:space="preserve">sin las referencias</w:t>
+            </w:r>
+          </w:p>
+        </w:tc>
+        <w:tc>
+          <w:tcPr>
+            <w:tcW w:type="dxa" w:w="4899"/>
+            <w:tcBorders>
+              <w:top w:val="single" w:color="CFD7E6" w:sz="4"/>
+              <w:left w:val="single" w:color="CFD7E6" w:sz="4"/>
+              <w:bottom w:val="single" w:color="CFD7E6" w:sz="4"/>
+              <w:right w:val="single" w:color="CFD7E6" w:sz="4"/>
+            </w:tcBorders>
+            <w:shd w:fill="FFFFFF" w:color="auto" w:val="clear"/>
+            <w:tcMar>
+              <w:top w:type="dxa" w:w="60"/>
+              <w:left w:type="dxa" w:w="100"/>
+              <w:bottom w:type="dxa" w:w="60"/>
+              <w:right w:type="dxa" w:w="100"/>
+            </w:tcMar>
+            <w:vAlign w:val="top"/>
+          </w:tcPr>
+          <w:p>
+            <w:pPr>
+              <w:keepLines/>
+              <w:spacing w:after="20" w:line="300"/>
+            </w:pPr>
+            <w:r>
+              <w:rPr>
+                <w:rFonts w:ascii="Arial" w:cs="Arial" w:eastAsia="Arial" w:hAnsi="Arial"/>
+                <w:color w:val="1C2740"/>
+                <w:sz w:val="19"/>
+                <w:szCs w:val="19"/>
+              </w:rPr>
+              <w:t xml:space="preserve">No lo duplica: aprovecha la misma entrada y </w:t>
+            </w:r>
+            <w:r>
+              <w:rPr>
+                <w:rFonts w:ascii="Arial" w:cs="Arial" w:eastAsia="Arial" w:hAnsi="Arial"/>
+                <w:b/>
+                <w:bCs/>
+                <w:color w:val="0F2044"/>
+                <w:sz w:val="19"/>
+                <w:szCs w:val="19"/>
+              </w:rPr>
+              <w:t xml:space="preserve">completa las referencias</w:t>
+            </w:r>
+            <w:r>
+              <w:rPr>
+                <w:rFonts w:ascii="Arial" w:cs="Arial" w:eastAsia="Arial" w:hAnsi="Arial"/>
+                <w:color w:val="1C2740"/>
+                <w:sz w:val="19"/>
+                <w:szCs w:val="19"/>
+              </w:rPr>
+              <w:t xml:space="preserve">. Revisa el resumen y pulsa </w:t>
+            </w:r>
+            <w:r>
+              <w:rPr>
+                <w:rFonts w:ascii="Arial" w:cs="Arial" w:eastAsia="Arial" w:hAnsi="Arial"/>
+                <w:b/>
+                <w:bCs/>
+                <w:color w:val="0F2044"/>
+                <w:sz w:val="19"/>
+                <w:szCs w:val="19"/>
+              </w:rPr>
+              <w:t xml:space="preserve">Guardar</w:t>
+            </w:r>
+            <w:r>
+              <w:rPr>
+                <w:rFonts w:ascii="Arial" w:cs="Arial" w:eastAsia="Arial" w:hAnsi="Arial"/>
+                <w:color w:val="1C2740"/>
+                <w:sz w:val="19"/>
+                <w:szCs w:val="19"/>
+              </w:rPr>
+              <w:t xml:space="preserve">.</w:t>
+            </w:r>
+          </w:p>
+        </w:tc>
+      </w:tr>
+      <w:tr>
+        <w:trPr>
+          <w:cantSplit/>
+        </w:trPr>
+        <w:tc>
+          <w:tcPr>
+            <w:tcW w:type="dxa" w:w="5307"/>
+            <w:tcBorders>
+              <w:top w:val="single" w:color="CFD7E6" w:sz="4"/>
+              <w:left w:val="single" w:color="CFD7E6" w:sz="4"/>
+              <w:bottom w:val="single" w:color="CFD7E6" w:sz="4"/>
+              <w:right w:val="single" w:color="CFD7E6" w:sz="4"/>
+            </w:tcBorders>
+            <w:shd w:fill="F6F8FC" w:color="auto" w:val="clear"/>
+            <w:tcMar>
+              <w:top w:type="dxa" w:w="60"/>
+              <w:left w:type="dxa" w:w="100"/>
+              <w:bottom w:type="dxa" w:w="60"/>
+              <w:right w:type="dxa" w:w="100"/>
+            </w:tcMar>
+            <w:vAlign w:val="top"/>
+          </w:tcPr>
+          <w:p>
+            <w:pPr>
+              <w:keepLines/>
+              <w:spacing w:after="20" w:line="300"/>
+            </w:pPr>
+            <w:r>
+              <w:rPr>
+                <w:rFonts w:ascii="Arial" w:cs="Arial" w:eastAsia="Arial" w:hAnsi="Arial"/>
+                <w:color w:val="1C2740"/>
+                <w:sz w:val="19"/>
+                <w:szCs w:val="19"/>
+              </w:rPr>
+              <w:t xml:space="preserve">«Referencias emparejadas por la descripción»</w:t>
+            </w:r>
+          </w:p>
+        </w:tc>
+        <w:tc>
+          <w:tcPr>
+            <w:tcW w:type="dxa" w:w="4899"/>
+            <w:tcBorders>
+              <w:top w:val="single" w:color="CFD7E6" w:sz="4"/>
+              <w:left w:val="single" w:color="CFD7E6" w:sz="4"/>
+              <w:bottom w:val="single" w:color="CFD7E6" w:sz="4"/>
+              <w:right w:val="single" w:color="CFD7E6" w:sz="4"/>
+            </w:tcBorders>
+            <w:shd w:fill="F6F8FC" w:color="auto" w:val="clear"/>
+            <w:tcMar>
+              <w:top w:type="dxa" w:w="60"/>
+              <w:left w:type="dxa" w:w="100"/>
+              <w:bottom w:type="dxa" w:w="60"/>
+              <w:right w:type="dxa" w:w="100"/>
+            </w:tcMar>
+            <w:vAlign w:val="top"/>
+          </w:tcPr>
+          <w:p>
+            <w:pPr>
+              <w:keepLines/>
+              <w:spacing w:after="20" w:line="300"/>
+            </w:pPr>
+            <w:r>
+              <w:rPr>
+                <w:rFonts w:ascii="Arial" w:cs="Arial" w:eastAsia="Arial" w:hAnsi="Arial"/>
+                <w:color w:val="1C2740"/>
+                <w:sz w:val="19"/>
+                <w:szCs w:val="19"/>
+              </w:rPr>
+              <w:t xml:space="preserve">El código del albarán no es el del pedido y la aplicación las ha identificado por su descripción. Compruébalas; puedes corregir el detalle en </w:t>
+            </w:r>
+            <w:r>
+              <w:rPr>
+                <w:rFonts w:ascii="Arial" w:cs="Arial" w:eastAsia="Arial" w:hAnsi="Arial"/>
+                <w:b/>
+                <w:bCs/>
+                <w:color w:val="0F2044"/>
+                <w:sz w:val="19"/>
+                <w:szCs w:val="19"/>
+              </w:rPr>
+              <w:t xml:space="preserve">📋 Referencias</w:t>
+            </w:r>
+            <w:r>
+              <w:rPr>
+                <w:rFonts w:ascii="Arial" w:cs="Arial" w:eastAsia="Arial" w:hAnsi="Arial"/>
+                <w:color w:val="1C2740"/>
+                <w:sz w:val="19"/>
+                <w:szCs w:val="19"/>
+              </w:rPr>
+              <w:t xml:space="preserve">.</w:t>
+            </w:r>
+          </w:p>
+        </w:tc>
+      </w:tr>
+      <w:tr>
+        <w:trPr>
+          <w:cantSplit/>
+        </w:trPr>
+        <w:tc>
+          <w:tcPr>
+            <w:tcW w:type="dxa" w:w="5307"/>
+            <w:tcBorders>
+              <w:top w:val="single" w:color="CFD7E6" w:sz="4"/>
+              <w:left w:val="single" w:color="CFD7E6" w:sz="4"/>
+              <w:bottom w:val="single" w:color="CFD7E6" w:sz="4"/>
+              <w:right w:val="single" w:color="CFD7E6" w:sz="4"/>
+            </w:tcBorders>
+            <w:shd w:fill="FFFFFF" w:color="auto" w:val="clear"/>
+            <w:tcMar>
+              <w:top w:type="dxa" w:w="60"/>
+              <w:left w:type="dxa" w:w="100"/>
+              <w:bottom w:type="dxa" w:w="60"/>
+              <w:right w:type="dxa" w:w="100"/>
+            </w:tcMar>
+            <w:vAlign w:val="top"/>
+          </w:tcPr>
+          <w:p>
+            <w:pPr>
+              <w:keepLines/>
+              <w:spacing w:after="20" w:line="300"/>
+            </w:pPr>
+            <w:r>
+              <w:rPr>
+                <w:rFonts w:ascii="Arial" w:cs="Arial" w:eastAsia="Arial" w:hAnsi="Arial"/>
+                <w:color w:val="1C2740"/>
+                <w:sz w:val="19"/>
+                <w:szCs w:val="19"/>
+              </w:rPr>
+              <w:t xml:space="preserve">«Se sobrepasa lo pedido…» / «quedan por recibir…»</w:t>
+            </w:r>
+          </w:p>
+        </w:tc>
+        <w:tc>
+          <w:tcPr>
+            <w:tcW w:type="dxa" w:w="4899"/>
+            <w:tcBorders>
+              <w:top w:val="single" w:color="CFD7E6" w:sz="4"/>
+              <w:left w:val="single" w:color="CFD7E6" w:sz="4"/>
+              <w:bottom w:val="single" w:color="CFD7E6" w:sz="4"/>
+              <w:right w:val="single" w:color="CFD7E6" w:sz="4"/>
+            </w:tcBorders>
+            <w:shd w:fill="FFFFFF" w:color="auto" w:val="clear"/>
+            <w:tcMar>
+              <w:top w:type="dxa" w:w="60"/>
+              <w:left w:type="dxa" w:w="100"/>
+              <w:bottom w:type="dxa" w:w="60"/>
+              <w:right w:type="dxa" w:w="100"/>
+            </w:tcMar>
+            <w:vAlign w:val="top"/>
+          </w:tcPr>
+          <w:p>
+            <w:pPr>
+              <w:keepLines/>
+              <w:spacing w:after="20" w:line="300"/>
+            </w:pPr>
+            <w:r>
+              <w:rPr>
+                <w:rFonts w:ascii="Arial" w:cs="Arial" w:eastAsia="Arial" w:hAnsi="Arial"/>
+                <w:color w:val="1C2740"/>
+                <w:sz w:val="19"/>
+                <w:szCs w:val="19"/>
+              </w:rPr>
+              <w:t xml:space="preserve">No es un error: llegó más de lo pedido (queda como </w:t>
+            </w:r>
+            <w:r>
+              <w:rPr>
+                <w:rFonts w:ascii="Arial" w:cs="Arial" w:eastAsia="Arial" w:hAnsi="Arial"/>
+                <w:b/>
+                <w:bCs/>
+                <w:color w:val="0F2044"/>
+                <w:sz w:val="19"/>
+                <w:szCs w:val="19"/>
+              </w:rPr>
+              <w:t xml:space="preserve">material recibido en exceso</w:t>
+            </w:r>
+            <w:r>
+              <w:rPr>
+                <w:rFonts w:ascii="Arial" w:cs="Arial" w:eastAsia="Arial" w:hAnsi="Arial"/>
+                <w:color w:val="1C2740"/>
+                <w:sz w:val="19"/>
+                <w:szCs w:val="19"/>
+              </w:rPr>
+              <w:t xml:space="preserve">) o falta alguna referencia (el pedido queda en </w:t>
+            </w:r>
+            <w:r>
+              <w:rPr>
+                <w:rFonts w:ascii="Arial" w:cs="Arial" w:eastAsia="Arial" w:hAnsi="Arial"/>
+                <w:b/>
+                <w:bCs/>
+                <w:color w:val="0F2044"/>
+                <w:sz w:val="19"/>
+                <w:szCs w:val="19"/>
+              </w:rPr>
+              <w:t xml:space="preserve">ENTREGA PARCIAL</w:t>
+            </w:r>
+            <w:r>
+              <w:rPr>
+                <w:rFonts w:ascii="Arial" w:cs="Arial" w:eastAsia="Arial" w:hAnsi="Arial"/>
+                <w:color w:val="1C2740"/>
+                <w:sz w:val="19"/>
+                <w:szCs w:val="19"/>
+              </w:rPr>
+              <w:t xml:space="preserve">).</w:t>
+            </w:r>
+          </w:p>
+        </w:tc>
+      </w:tr>
+      <w:tr>
+        <w:trPr>
+          <w:cantSplit/>
+        </w:trPr>
+        <w:tc>
+          <w:tcPr>
+            <w:tcW w:type="dxa" w:w="5307"/>
+            <w:tcBorders>
+              <w:top w:val="single" w:color="CFD7E6" w:sz="4"/>
+              <w:left w:val="single" w:color="CFD7E6" w:sz="4"/>
+              <w:bottom w:val="single" w:color="CFD7E6" w:sz="4"/>
+              <w:right w:val="single" w:color="CFD7E6" w:sz="4"/>
+            </w:tcBorders>
+            <w:shd w:fill="F6F8FC" w:color="auto" w:val="clear"/>
+            <w:tcMar>
+              <w:top w:type="dxa" w:w="60"/>
+              <w:left w:type="dxa" w:w="100"/>
+              <w:bottom w:type="dxa" w:w="60"/>
+              <w:right w:type="dxa" w:w="100"/>
+            </w:tcMar>
+            <w:vAlign w:val="top"/>
+          </w:tcPr>
+          <w:p>
+            <w:pPr>
+              <w:keepLines/>
+              <w:spacing w:after="20" w:line="300"/>
+            </w:pPr>
+            <w:r>
+              <w:rPr>
+                <w:rFonts w:ascii="Arial" w:cs="Arial" w:eastAsia="Arial" w:hAnsi="Arial"/>
+                <w:color w:val="1C2740"/>
+                <w:sz w:val="19"/>
+                <w:szCs w:val="19"/>
+              </w:rPr>
+              <w:t xml:space="preserve">«No se ha podido leer la cantidad…»</w:t>
+            </w:r>
+          </w:p>
+        </w:tc>
+        <w:tc>
+          <w:tcPr>
+            <w:tcW w:type="dxa" w:w="4899"/>
+            <w:tcBorders>
+              <w:top w:val="single" w:color="CFD7E6" w:sz="4"/>
+              <w:left w:val="single" w:color="CFD7E6" w:sz="4"/>
+              <w:bottom w:val="single" w:color="CFD7E6" w:sz="4"/>
+              <w:right w:val="single" w:color="CFD7E6" w:sz="4"/>
+            </w:tcBorders>
+            <w:shd w:fill="F6F8FC" w:color="auto" w:val="clear"/>
+            <w:tcMar>
+              <w:top w:type="dxa" w:w="60"/>
+              <w:left w:type="dxa" w:w="100"/>
+              <w:bottom w:type="dxa" w:w="60"/>
+              <w:right w:type="dxa" w:w="100"/>
+            </w:tcMar>
+            <w:vAlign w:val="top"/>
+          </w:tcPr>
+          <w:p>
+            <w:pPr>
+              <w:keepLines/>
+              <w:spacing w:after="20" w:line="300"/>
+            </w:pPr>
+            <w:r>
+              <w:rPr>
+                <w:rFonts w:ascii="Arial" w:cs="Arial" w:eastAsia="Arial" w:hAnsi="Arial"/>
+                <w:color w:val="1C2740"/>
+                <w:sz w:val="19"/>
+                <w:szCs w:val="19"/>
+              </w:rPr>
+              <w:t xml:space="preserve">El PDF no tiene el formato de DALI. Vuelve a guardarlo desde DALI con </w:t>
+            </w:r>
+            <w:r>
+              <w:rPr>
+                <w:rFonts w:ascii="Arial" w:cs="Arial" w:eastAsia="Arial" w:hAnsi="Arial"/>
+                <w:b/>
+                <w:bCs/>
+                <w:color w:val="0F2044"/>
+                <w:sz w:val="19"/>
+                <w:szCs w:val="19"/>
+              </w:rPr>
+              <w:t xml:space="preserve">Microsoft Print to PDF</w:t>
+            </w:r>
+            <w:r>
+              <w:rPr>
+                <w:rFonts w:ascii="Arial" w:cs="Arial" w:eastAsia="Arial" w:hAnsi="Arial"/>
+                <w:color w:val="1C2740"/>
+                <w:sz w:val="19"/>
+                <w:szCs w:val="19"/>
+              </w:rPr>
+              <w:t xml:space="preserve"> o regístralo a mano.</w:t>
             </w:r>
           </w:p>
         </w:tc>
@@ -7720,7 +9544,7 @@
             <w:r>
               <w:drawing>
                 <wp:inline distT="0" distB="0" distL="0" distR="0">
-                  <wp:extent cx="3486150" cy="3028950"/>
+                  <wp:extent cx="3486150" cy="2924175"/>
                   <wp:effectExtent t="0" r="0" b="0" l="0"/>
                   <wp:docPr id="1" name="a_m_enviado" descr="a_m_enviado" title="a_m_enviado"/>
                   <wp:cNvGraphicFramePr>
@@ -7736,7 +9560,7 @@
                           </pic:cNvPicPr>
                         </pic:nvPicPr>
                         <pic:blipFill>
-                          <a:blip r:embed="rId22" cstate="none"/>
+                          <a:blip r:embed="rId24" cstate="none"/>
                           <a:srcRect/>
                           <a:stretch>
                             <a:fillRect/>
@@ -7745,7 +9569,7 @@
                         <pic:spPr bwMode="auto">
                           <a:xfrm>
                             <a:off x="0" y="0"/>
-                            <a:ext cx="3486150" cy="3028950"/>
+                            <a:ext cx="3486150" cy="2924175"/>
                           </a:xfrm>
                           <a:prstGeom prst="rect">
                             <a:avLst/>
@@ -7885,7 +9709,7 @@
                 <w:sz w:val="20"/>
                 <w:szCs w:val="20"/>
               </w:rPr>
-              <w:t xml:space="preserve">). Se abre la ficha. Solo verás lo necesario: las líneas, tus entradas y el estado; el resto de datos los gestiona Compras.</w:t>
+              <w:t xml:space="preserve">). Se abre la ficha. Solo verás lo necesario: las líneas, tus entradas y el estado (y el PDF del pedido, solo para consultarlo); el resto de datos los gestiona Compras.</w:t>
             </w:r>
           </w:p>
           <w:p>
@@ -7936,7 +9760,7 @@
                 <w:sz w:val="20"/>
                 <w:szCs w:val="20"/>
               </w:rPr>
-              <w:t xml:space="preserve">, leídas del PDF oficial: código, referencia del proveedor, descripción y cantidad (sin precios).</w:t>
+              <w:t xml:space="preserve">, leídas del PDF oficial o de SAP: código, referencia del proveedor, descripción y cantidad (sin precios).</w:t>
             </w:r>
           </w:p>
           <w:p>
@@ -8125,7 +9949,7 @@
             <w:r>
               <w:drawing>
                 <wp:inline distT="0" distB="0" distL="0" distR="0">
-                  <wp:extent cx="3486150" cy="3305175"/>
+                  <wp:extent cx="3486150" cy="3200400"/>
                   <wp:effectExtent t="0" r="0" b="0" l="0"/>
                   <wp:docPr id="1" name="a_m_paso" descr="a_m_paso" title="a_m_paso"/>
                   <wp:cNvGraphicFramePr>
@@ -8141,7 +9965,7 @@
                           </pic:cNvPicPr>
                         </pic:nvPicPr>
                         <pic:blipFill>
-                          <a:blip r:embed="rId23" cstate="none"/>
+                          <a:blip r:embed="rId25" cstate="none"/>
                           <a:srcRect/>
                           <a:stretch>
                             <a:fillRect/>
@@ -8150,7 +9974,7 @@
                         <pic:spPr bwMode="auto">
                           <a:xfrm>
                             <a:off x="0" y="0"/>
-                            <a:ext cx="3486150" cy="3305175"/>
+                            <a:ext cx="3486150" cy="3200400"/>
                           </a:xfrm>
                           <a:prstGeom prst="rect">
                             <a:avLst/>
@@ -8756,7 +10580,47 @@
           <w:sz w:val="21"/>
           <w:szCs w:val="21"/>
         </w:rPr>
-        <w:t xml:space="preserve">».</w:t>
+        <w:t xml:space="preserve">». Si el pedido tiene muchas líneas, pulsa el </w:t>
+      </w:r>
+      <w:r>
+        <w:rPr>
+          <w:rFonts w:ascii="Arial" w:cs="Arial" w:eastAsia="Arial" w:hAnsi="Arial"/>
+          <w:b/>
+          <w:bCs/>
+          <w:color w:val="0F2044"/>
+          <w:sz w:val="21"/>
+          <w:szCs w:val="21"/>
+        </w:rPr>
+        <w:t xml:space="preserve">título de una columna</w:t>
+      </w:r>
+      <w:r>
+        <w:rPr>
+          <w:rFonts w:ascii="Arial" w:cs="Arial" w:eastAsia="Arial" w:hAnsi="Arial"/>
+          <w:color w:val="1C2740"/>
+          <w:sz w:val="21"/>
+          <w:szCs w:val="21"/>
+        </w:rPr>
+        <w:t xml:space="preserve"> (código, descripción, pendiente…) para </w:t>
+      </w:r>
+      <w:r>
+        <w:rPr>
+          <w:rFonts w:ascii="Arial" w:cs="Arial" w:eastAsia="Arial" w:hAnsi="Arial"/>
+          <w:b/>
+          <w:bCs/>
+          <w:color w:val="0F2044"/>
+          <w:sz w:val="21"/>
+          <w:szCs w:val="21"/>
+        </w:rPr>
+        <w:t xml:space="preserve">ordenarlas</w:t>
+      </w:r>
+      <w:r>
+        <w:rPr>
+          <w:rFonts w:ascii="Arial" w:cs="Arial" w:eastAsia="Arial" w:hAnsi="Arial"/>
+          <w:color w:val="1C2740"/>
+          <w:sz w:val="21"/>
+          <w:szCs w:val="21"/>
+        </w:rPr>
+        <w:t xml:space="preserve">.</w:t>
       </w:r>
     </w:p>
     <w:p>
@@ -8768,7 +10632,7 @@
       <w:r>
         <w:drawing>
           <wp:inline distT="0" distB="0" distL="0" distR="0">
-            <wp:extent cx="6096000" cy="2533650"/>
+            <wp:extent cx="6096000" cy="2552700"/>
             <wp:effectExtent t="0" r="0" b="0" l="0"/>
             <wp:docPr id="1" name="a_m_refs" descr="a_m_refs" title="a_m_refs"/>
             <wp:cNvGraphicFramePr>
@@ -8784,7 +10648,7 @@
                     </pic:cNvPicPr>
                   </pic:nvPicPr>
                   <pic:blipFill>
-                    <a:blip r:embed="rId24" cstate="none"/>
+                    <a:blip r:embed="rId26" cstate="none"/>
                     <a:srcRect/>
                     <a:stretch>
                       <a:fillRect/>
@@ -8793,7 +10657,7 @@
                   <pic:spPr bwMode="auto">
                     <a:xfrm>
                       <a:off x="0" y="0"/>
-                      <a:ext cx="6096000" cy="2533650"/>
+                      <a:ext cx="6096000" cy="2552700"/>
                     </a:xfrm>
                     <a:prstGeom prst="rect">
                       <a:avLst/>
@@ -9183,7 +11047,7 @@
                     </pic:cNvPicPr>
                   </pic:nvPicPr>
                   <pic:blipFill>
-                    <a:blip r:embed="rId25" cstate="none"/>
+                    <a:blip r:embed="rId27" cstate="none"/>
                     <a:srcRect/>
                     <a:stretch>
                       <a:fillRect/>
@@ -9501,7 +11365,7 @@
             <w:r>
               <w:drawing>
                 <wp:inline distT="0" distB="0" distL="0" distR="0">
-                  <wp:extent cx="2962275" cy="2867025"/>
+                  <wp:extent cx="2962275" cy="2781300"/>
                   <wp:effectExtent t="0" r="0" b="0" l="0"/>
                   <wp:docPr id="1" name="a_m_parcial" descr="a_m_parcial" title="a_m_parcial"/>
                   <wp:cNvGraphicFramePr>
@@ -9517,7 +11381,7 @@
                           </pic:cNvPicPr>
                         </pic:nvPicPr>
                         <pic:blipFill>
-                          <a:blip r:embed="rId26" cstate="none"/>
+                          <a:blip r:embed="rId28" cstate="none"/>
                           <a:srcRect/>
                           <a:stretch>
                             <a:fillRect/>
@@ -9526,7 +11390,7 @@
                         <pic:spPr bwMode="auto">
                           <a:xfrm>
                             <a:off x="0" y="0"/>
-                            <a:ext cx="2962275" cy="2867025"/>
+                            <a:ext cx="2962275" cy="2781300"/>
                           </a:xfrm>
                           <a:prstGeom prst="rect">
                             <a:avLst/>
@@ -9939,7 +11803,7 @@
             <w:r>
               <w:drawing>
                 <wp:inline distT="0" distB="0" distL="0" distR="0">
-                  <wp:extent cx="3009900" cy="2771775"/>
+                  <wp:extent cx="3009900" cy="2686050"/>
                   <wp:effectExtent t="0" r="0" b="0" l="0"/>
                   <wp:docPr id="1" name="a_m_final" descr="a_m_final" title="a_m_final"/>
                   <wp:cNvGraphicFramePr>
@@ -9955,7 +11819,7 @@
                           </pic:cNvPicPr>
                         </pic:nvPicPr>
                         <pic:blipFill>
-                          <a:blip r:embed="rId27" cstate="none"/>
+                          <a:blip r:embed="rId29" cstate="none"/>
                           <a:srcRect/>
                           <a:stretch>
                             <a:fillRect/>
@@ -9964,7 +11828,7 @@
                         <pic:spPr bwMode="auto">
                           <a:xfrm>
                             <a:off x="0" y="0"/>
-                            <a:ext cx="3009900" cy="2771775"/>
+                            <a:ext cx="3009900" cy="2686050"/>
                           </a:xfrm>
                           <a:prstGeom prst="rect">
                             <a:avLst/>
@@ -10152,7 +12016,7 @@
             <w:r>
               <w:drawing>
                 <wp:inline distT="0" distB="0" distL="0" distR="0">
-                  <wp:extent cx="3009900" cy="2647950"/>
+                  <wp:extent cx="3009900" cy="2562225"/>
                   <wp:effectExtent t="0" r="0" b="0" l="0"/>
                   <wp:docPr id="1" name="a_m_entregado" descr="a_m_entregado" title="a_m_entregado"/>
                   <wp:cNvGraphicFramePr>
@@ -10168,7 +12032,7 @@
                           </pic:cNvPicPr>
                         </pic:nvPicPr>
                         <pic:blipFill>
-                          <a:blip r:embed="rId28" cstate="none"/>
+                          <a:blip r:embed="rId30" cstate="none"/>
                           <a:srcRect/>
                           <a:stretch>
                             <a:fillRect/>
@@ -10177,7 +12041,7 @@
                         <pic:spPr bwMode="auto">
                           <a:xfrm>
                             <a:off x="0" y="0"/>
-                            <a:ext cx="3009900" cy="2647950"/>
+                            <a:ext cx="3009900" cy="2562225"/>
                           </a:xfrm>
                           <a:prstGeom prst="rect">
                             <a:avLst/>
@@ -10874,7 +12738,27 @@
           <w:sz w:val="21"/>
           <w:szCs w:val="21"/>
         </w:rPr>
-        <w:t xml:space="preserve"> (por ejemplo, enviados al proveedor y sin mercancía recibida). Los plazos los configura Compras.</w:t>
+        <w:t xml:space="preserve"> (por ejemplo, enviados al proveedor y sin mercancía recibida). Los plazos los configura Compras. Un pedido con la </w:t>
+      </w:r>
+      <w:r>
+        <w:rPr>
+          <w:rFonts w:ascii="Arial" w:cs="Arial" w:eastAsia="Arial" w:hAnsi="Arial"/>
+          <w:b/>
+          <w:bCs/>
+          <w:color w:val="0F2044"/>
+          <w:sz w:val="21"/>
+          <w:szCs w:val="21"/>
+        </w:rPr>
+        <w:t xml:space="preserve">fecha de entrega vencida</w:t>
+      </w:r>
+      <w:r>
+        <w:rPr>
+          <w:rFonts w:ascii="Arial" w:cs="Arial" w:eastAsia="Arial" w:hAnsi="Arial"/>
+          <w:color w:val="1C2740"/>
+          <w:sz w:val="21"/>
+          <w:szCs w:val="21"/>
+        </w:rPr>
+        <w:t xml:space="preserve"> se mantiene en la lista mientras no llegue la mercancía.</w:t>
       </w:r>
     </w:p>
     <w:p>
@@ -10886,7 +12770,7 @@
       <w:r>
         <w:drawing>
           <wp:inline distT="0" distB="0" distL="0" distR="0">
-            <wp:extent cx="6096000" cy="1647825"/>
+            <wp:extent cx="6096000" cy="1657350"/>
             <wp:effectExtent t="0" r="0" b="0" l="0"/>
             <wp:docPr id="1" name="a_alertas" descr="a_alertas" title="a_alertas"/>
             <wp:cNvGraphicFramePr>
@@ -10902,7 +12786,7 @@
                     </pic:cNvPicPr>
                   </pic:nvPicPr>
                   <pic:blipFill>
-                    <a:blip r:embed="rId29" cstate="none"/>
+                    <a:blip r:embed="rId31" cstate="none"/>
                     <a:srcRect/>
                     <a:stretch>
                       <a:fillRect/>
@@ -10911,7 +12795,7 @@
                   <pic:spPr bwMode="auto">
                     <a:xfrm>
                       <a:off x="0" y="0"/>
-                      <a:ext cx="6096000" cy="1647825"/>
+                      <a:ext cx="6096000" cy="1657350"/>
                     </a:xfrm>
                     <a:prstGeom prst="rect">
                       <a:avLst/>
@@ -11102,7 +12986,7 @@
           <w:sz w:val="20"/>
           <w:szCs w:val="20"/>
         </w:rPr>
-        <w:t xml:space="preserve">Días</w:t>
+        <w:t xml:space="preserve">Tiempo</w:t>
       </w:r>
       <w:r>
         <w:rPr>
@@ -11111,7 +12995,27 @@
           <w:sz w:val="20"/>
           <w:szCs w:val="20"/>
         </w:rPr>
-        <w:t xml:space="preserve"> que lleva el pedido en ese estado.</w:t>
+        <w:t xml:space="preserve">: si el pedido tiene fecha de entrega prevista, los </w:t>
+      </w:r>
+      <w:r>
+        <w:rPr>
+          <w:rFonts w:ascii="Arial" w:cs="Arial" w:eastAsia="Arial" w:hAnsi="Arial"/>
+          <w:b/>
+          <w:bCs/>
+          <w:color w:val="0F2044"/>
+          <w:sz w:val="20"/>
+          <w:szCs w:val="20"/>
+        </w:rPr>
+        <w:t xml:space="preserve">días de retraso</w:t>
+      </w:r>
+      <w:r>
+        <w:rPr>
+          <w:rFonts w:ascii="Arial" w:cs="Arial" w:eastAsia="Arial" w:hAnsi="Arial"/>
+          <w:color w:val="1C2740"/>
+          <w:sz w:val="20"/>
+          <w:szCs w:val="20"/>
+        </w:rPr>
+        <w:t xml:space="preserve"> sobre esa fecha (y, debajo, cuánto hace que se tramitó); si no la tiene, los días que lleva en ese estado.</w:t>
       </w:r>
     </w:p>
     <w:p>
@@ -11564,7 +13468,7 @@
                     </pic:cNvPicPr>
                   </pic:nvPicPr>
                   <pic:blipFill>
-                    <a:blip r:embed="rId30" cstate="none"/>
+                    <a:blip r:embed="rId32" cstate="none"/>
                     <a:srcRect/>
                     <a:stretch>
                       <a:fillRect/>
@@ -11942,7 +13846,7 @@
                     </pic:cNvPicPr>
                   </pic:nvPicPr>
                   <pic:blipFill>
-                    <a:blip r:embed="rId31" cstate="none"/>
+                    <a:blip r:embed="rId33" cstate="none"/>
                     <a:srcRect/>
                     <a:stretch>
                       <a:fillRect/>
@@ -12411,7 +14315,7 @@
                     </pic:cNvPicPr>
                   </pic:nvPicPr>
                   <pic:blipFill>
-                    <a:blip r:embed="rId32" cstate="none"/>
+                    <a:blip r:embed="rId34" cstate="none"/>
                     <a:srcRect/>
                     <a:stretch>
                       <a:fillRect/>
@@ -13012,7 +14916,7 @@
                 <w:sz w:val="19"/>
                 <w:szCs w:val="19"/>
               </w:rPr>
-              <w:t xml:space="preserve">No veo un pedido de mi hotel</w:t>
+              <w:t xml:space="preserve">¿Es obligatorio usar la aplicación?</w:t>
             </w:r>
           </w:p>
         </w:tc>
@@ -13042,31 +14946,22 @@
             <w:r>
               <w:rPr>
                 <w:rFonts w:ascii="Arial" w:cs="Arial" w:eastAsia="Arial" w:hAnsi="Arial"/>
-                <w:color w:val="1C2740"/>
-                <w:sz w:val="19"/>
-                <w:szCs w:val="19"/>
-              </w:rPr>
-              <w:t xml:space="preserve">Pulsa </w:t>
-            </w:r>
-            <w:r>
-              <w:rPr>
-                <w:rFonts w:ascii="Arial" w:cs="Arial" w:eastAsia="Arial" w:hAnsi="Arial"/>
                 <w:b/>
                 <w:bCs/>
                 <w:color w:val="0F2044"/>
                 <w:sz w:val="19"/>
                 <w:szCs w:val="19"/>
               </w:rPr>
-              <w:t xml:space="preserve">✕ Limpiar</w:t>
-            </w:r>
-            <w:r>
-              <w:rPr>
-                <w:rFonts w:ascii="Arial" w:cs="Arial" w:eastAsia="Arial" w:hAnsi="Arial"/>
-                <w:color w:val="1C2740"/>
-                <w:sz w:val="19"/>
-                <w:szCs w:val="19"/>
-              </w:rPr>
-              <w:t xml:space="preserve"> por si hay filtros puestos y busca por el nº de pedido DALI / SAP. Si sigue sin aparecer, Compras aún no lo ha registrado.</w:t>
+              <w:t xml:space="preserve">No.</w:t>
+            </w:r>
+            <w:r>
+              <w:rPr>
+                <w:rFonts w:ascii="Arial" w:cs="Arial" w:eastAsia="Arial" w:hAnsi="Arial"/>
+                <w:color w:val="1C2740"/>
+                <w:sz w:val="19"/>
+                <w:szCs w:val="19"/>
+              </w:rPr>
+              <w:t xml:space="preserve"> Es una herramienta de ayuda para llevar la trazabilidad de tus pedidos (estado, referencias y cantidades pedidas, pendientes y entregadas). Úsala en la medida en que te sea útil.</w:t>
             </w:r>
           </w:p>
         </w:tc>
@@ -13105,7 +15000,7 @@
                 <w:sz w:val="19"/>
                 <w:szCs w:val="19"/>
               </w:rPr>
-              <w:t xml:space="preserve">No puedo guardar la entrada</w:t>
+              <w:t xml:space="preserve">No sé qué PDF de albarán subir</w:t>
             </w:r>
           </w:p>
         </w:tc>
@@ -13139,7 +15034,67 @@
                 <w:sz w:val="19"/>
                 <w:szCs w:val="19"/>
               </w:rPr>
-              <w:t xml:space="preserve">Falta el nº de albarán o la base imponible. Mira la tabla del capítulo 5.</w:t>
+              <w:t xml:space="preserve">El que imprimes desde DALI (pantalla </w:t>
+            </w:r>
+            <w:r>
+              <w:rPr>
+                <w:rFonts w:ascii="Arial" w:cs="Arial" w:eastAsia="Arial" w:hAnsi="Arial"/>
+                <w:b/>
+                <w:bCs/>
+                <w:color w:val="0F2044"/>
+                <w:sz w:val="19"/>
+                <w:szCs w:val="19"/>
+              </w:rPr>
+              <w:t xml:space="preserve">Compras</w:t>
+            </w:r>
+            <w:r>
+              <w:rPr>
+                <w:rFonts w:ascii="Arial" w:cs="Arial" w:eastAsia="Arial" w:hAnsi="Arial"/>
+                <w:color w:val="1C2740"/>
+                <w:sz w:val="19"/>
+                <w:szCs w:val="19"/>
+              </w:rPr>
+              <w:t xml:space="preserve"> → </w:t>
+            </w:r>
+            <w:r>
+              <w:rPr>
+                <w:rFonts w:ascii="Arial" w:cs="Arial" w:eastAsia="Arial" w:hAnsi="Arial"/>
+                <w:b/>
+                <w:bCs/>
+                <w:color w:val="0F2044"/>
+                <w:sz w:val="19"/>
+                <w:szCs w:val="19"/>
+              </w:rPr>
+              <w:t xml:space="preserve">Imprimir</w:t>
+            </w:r>
+            <w:r>
+              <w:rPr>
+                <w:rFonts w:ascii="Arial" w:cs="Arial" w:eastAsia="Arial" w:hAnsi="Arial"/>
+                <w:color w:val="1C2740"/>
+                <w:sz w:val="19"/>
+                <w:szCs w:val="19"/>
+              </w:rPr>
+              <w:t xml:space="preserve"> → guardar como PDF). Pulsa </w:t>
+            </w:r>
+            <w:r>
+              <w:rPr>
+                <w:rFonts w:ascii="Arial" w:cs="Arial" w:eastAsia="Arial" w:hAnsi="Arial"/>
+                <w:b/>
+                <w:bCs/>
+                <w:color w:val="0F2044"/>
+                <w:sz w:val="19"/>
+                <w:szCs w:val="19"/>
+              </w:rPr>
+              <w:t xml:space="preserve">Ver ejemplo</w:t>
+            </w:r>
+            <w:r>
+              <w:rPr>
+                <w:rFonts w:ascii="Arial" w:cs="Arial" w:eastAsia="Arial" w:hAnsi="Arial"/>
+                <w:color w:val="1C2740"/>
+                <w:sz w:val="19"/>
+                <w:szCs w:val="19"/>
+              </w:rPr>
+              <w:t xml:space="preserve"> junto al botón para verlo.</w:t>
             </w:r>
           </w:p>
         </w:tc>
@@ -13178,7 +15133,7 @@
                 <w:sz w:val="19"/>
                 <w:szCs w:val="19"/>
               </w:rPr>
-              <w:t xml:space="preserve">¿Qué base imponible pongo?</w:t>
+              <w:t xml:space="preserve">No veo un pedido de mi hotel</w:t>
             </w:r>
           </w:p>
         </w:tc>
@@ -13212,7 +15167,7 @@
                 <w:sz w:val="19"/>
                 <w:szCs w:val="19"/>
               </w:rPr>
-              <w:t xml:space="preserve">La del </w:t>
+              <w:t xml:space="preserve">Pulsa </w:t>
             </w:r>
             <w:r>
               <w:rPr>
@@ -13223,36 +15178,16 @@
                 <w:sz w:val="19"/>
                 <w:szCs w:val="19"/>
               </w:rPr>
-              <w:t xml:space="preserve">albarán</w:t>
-            </w:r>
-            <w:r>
-              <w:rPr>
-                <w:rFonts w:ascii="Arial" w:cs="Arial" w:eastAsia="Arial" w:hAnsi="Arial"/>
-                <w:color w:val="1C2740"/>
-                <w:sz w:val="19"/>
-                <w:szCs w:val="19"/>
-              </w:rPr>
-              <w:t xml:space="preserve">, </w:t>
-            </w:r>
-            <w:r>
-              <w:rPr>
-                <w:rFonts w:ascii="Arial" w:cs="Arial" w:eastAsia="Arial" w:hAnsi="Arial"/>
-                <w:b/>
-                <w:bCs/>
-                <w:color w:val="0F2044"/>
-                <w:sz w:val="19"/>
-                <w:szCs w:val="19"/>
-              </w:rPr>
-              <w:t xml:space="preserve">sin IGIC</w:t>
-            </w:r>
-            <w:r>
-              <w:rPr>
-                <w:rFonts w:ascii="Arial" w:cs="Arial" w:eastAsia="Arial" w:hAnsi="Arial"/>
-                <w:color w:val="1C2740"/>
-                <w:sz w:val="19"/>
-                <w:szCs w:val="19"/>
-              </w:rPr>
-              <w:t xml:space="preserve">.</w:t>
+              <w:t xml:space="preserve">✕ Limpiar</w:t>
+            </w:r>
+            <w:r>
+              <w:rPr>
+                <w:rFonts w:ascii="Arial" w:cs="Arial" w:eastAsia="Arial" w:hAnsi="Arial"/>
+                <w:color w:val="1C2740"/>
+                <w:sz w:val="19"/>
+                <w:szCs w:val="19"/>
+              </w:rPr>
+              <w:t xml:space="preserve"> por si hay filtros puestos y busca por el nº de pedido DALI / SAP. Si sigue sin aparecer, Compras aún no lo ha registrado.</w:t>
             </w:r>
           </w:p>
         </w:tc>
@@ -13291,7 +15226,7 @@
                 <w:sz w:val="19"/>
                 <w:szCs w:val="19"/>
               </w:rPr>
-              <w:t xml:space="preserve">Ha llegado solo una parte</w:t>
+              <w:t xml:space="preserve">No puedo guardar la entrada</w:t>
             </w:r>
           </w:p>
         </w:tc>
@@ -13325,27 +15260,7 @@
                 <w:sz w:val="19"/>
                 <w:szCs w:val="19"/>
               </w:rPr>
-              <w:t xml:space="preserve">Regístrala como entrega parcial y </w:t>
-            </w:r>
-            <w:r>
-              <w:rPr>
-                <w:rFonts w:ascii="Arial" w:cs="Arial" w:eastAsia="Arial" w:hAnsi="Arial"/>
-                <w:b/>
-                <w:bCs/>
-                <w:color w:val="0F2044"/>
-                <w:sz w:val="19"/>
-                <w:szCs w:val="19"/>
-              </w:rPr>
-              <w:t xml:space="preserve">no marques «Entrada final»</w:t>
-            </w:r>
-            <w:r>
-              <w:rPr>
-                <w:rFonts w:ascii="Arial" w:cs="Arial" w:eastAsia="Arial" w:hAnsi="Arial"/>
-                <w:color w:val="1C2740"/>
-                <w:sz w:val="19"/>
-                <w:szCs w:val="19"/>
-              </w:rPr>
-              <w:t xml:space="preserve">.</w:t>
+              <w:t xml:space="preserve">Falta el nº de albarán o la base imponible. Mira la tabla del capítulo 5.</w:t>
             </w:r>
           </w:p>
         </w:tc>
@@ -13384,7 +15299,7 @@
                 <w:sz w:val="19"/>
                 <w:szCs w:val="19"/>
               </w:rPr>
-              <w:t xml:space="preserve">Ha llegado más de lo pedido</w:t>
+              <w:t xml:space="preserve">¿Qué base imponible pongo?</w:t>
             </w:r>
           </w:p>
         </w:tc>
@@ -13418,7 +15333,7 @@
                 <w:sz w:val="19"/>
                 <w:szCs w:val="19"/>
               </w:rPr>
-              <w:t xml:space="preserve">Anota la cantidad real en </w:t>
+              <w:t xml:space="preserve">La del </w:t>
             </w:r>
             <w:r>
               <w:rPr>
@@ -13429,16 +15344,36 @@
                 <w:sz w:val="19"/>
                 <w:szCs w:val="19"/>
               </w:rPr>
-              <w:t xml:space="preserve">📋 Referencias</w:t>
-            </w:r>
-            <w:r>
-              <w:rPr>
-                <w:rFonts w:ascii="Arial" w:cs="Arial" w:eastAsia="Arial" w:hAnsi="Arial"/>
-                <w:color w:val="1C2740"/>
-                <w:sz w:val="19"/>
-                <w:szCs w:val="19"/>
-              </w:rPr>
-              <w:t xml:space="preserve">: quedará como material recibido en exceso.</w:t>
+              <w:t xml:space="preserve">albarán</w:t>
+            </w:r>
+            <w:r>
+              <w:rPr>
+                <w:rFonts w:ascii="Arial" w:cs="Arial" w:eastAsia="Arial" w:hAnsi="Arial"/>
+                <w:color w:val="1C2740"/>
+                <w:sz w:val="19"/>
+                <w:szCs w:val="19"/>
+              </w:rPr>
+              <w:t xml:space="preserve">, </w:t>
+            </w:r>
+            <w:r>
+              <w:rPr>
+                <w:rFonts w:ascii="Arial" w:cs="Arial" w:eastAsia="Arial" w:hAnsi="Arial"/>
+                <w:b/>
+                <w:bCs/>
+                <w:color w:val="0F2044"/>
+                <w:sz w:val="19"/>
+                <w:szCs w:val="19"/>
+              </w:rPr>
+              <w:t xml:space="preserve">sin IGIC</w:t>
+            </w:r>
+            <w:r>
+              <w:rPr>
+                <w:rFonts w:ascii="Arial" w:cs="Arial" w:eastAsia="Arial" w:hAnsi="Arial"/>
+                <w:color w:val="1C2740"/>
+                <w:sz w:val="19"/>
+                <w:szCs w:val="19"/>
+              </w:rPr>
+              <w:t xml:space="preserve">.</w:t>
             </w:r>
           </w:p>
         </w:tc>
@@ -13477,7 +15412,7 @@
                 <w:sz w:val="19"/>
                 <w:szCs w:val="19"/>
               </w:rPr>
-              <w:t xml:space="preserve">Me equivoqué en una entrada</w:t>
+              <w:t xml:space="preserve">Ha llegado solo una parte</w:t>
             </w:r>
           </w:p>
         </w:tc>
@@ -13511,7 +15446,7 @@
                 <w:sz w:val="19"/>
                 <w:szCs w:val="19"/>
               </w:rPr>
-              <w:t xml:space="preserve">Si el pedido está en ENTREGA PARCIAL, corrígela o quítala con la ✕. Si ya está ENTREGADO, </w:t>
+              <w:t xml:space="preserve">Regístrala como entrega parcial y </w:t>
             </w:r>
             <w:r>
               <w:rPr>
@@ -13522,7 +15457,7 @@
                 <w:sz w:val="19"/>
                 <w:szCs w:val="19"/>
               </w:rPr>
-              <w:t xml:space="preserve">avisa a Compras</w:t>
+              <w:t xml:space="preserve">no marques «Entrada final»</w:t>
             </w:r>
             <w:r>
               <w:rPr>
@@ -13570,7 +15505,7 @@
                 <w:sz w:val="19"/>
                 <w:szCs w:val="19"/>
               </w:rPr>
-              <w:t xml:space="preserve">Necesito un pedido nuevo o cambiar un dato</w:t>
+              <w:t xml:space="preserve">Ha llegado más de lo pedido</w:t>
             </w:r>
           </w:p>
         </w:tc>
@@ -13604,7 +15539,7 @@
                 <w:sz w:val="19"/>
                 <w:szCs w:val="19"/>
               </w:rPr>
-              <w:t xml:space="preserve">Pídeselo al </w:t>
+              <w:t xml:space="preserve">Anota la cantidad real en </w:t>
             </w:r>
             <w:r>
               <w:rPr>
@@ -13615,16 +15550,16 @@
                 <w:sz w:val="19"/>
                 <w:szCs w:val="19"/>
               </w:rPr>
-              <w:t xml:space="preserve">comprador de tu hotel</w:t>
-            </w:r>
-            <w:r>
-              <w:rPr>
-                <w:rFonts w:ascii="Arial" w:cs="Arial" w:eastAsia="Arial" w:hAnsi="Arial"/>
-                <w:color w:val="1C2740"/>
-                <w:sz w:val="19"/>
-                <w:szCs w:val="19"/>
-              </w:rPr>
-              <w:t xml:space="preserve"> en Central de Compras: el hotel solo registra entregas.</w:t>
+              <w:t xml:space="preserve">📋 Referencias</w:t>
+            </w:r>
+            <w:r>
+              <w:rPr>
+                <w:rFonts w:ascii="Arial" w:cs="Arial" w:eastAsia="Arial" w:hAnsi="Arial"/>
+                <w:color w:val="1C2740"/>
+                <w:sz w:val="19"/>
+                <w:szCs w:val="19"/>
+              </w:rPr>
+              <w:t xml:space="preserve">: quedará como material recibido en exceso.</w:t>
             </w:r>
           </w:p>
         </w:tc>
@@ -13663,7 +15598,7 @@
                 <w:sz w:val="19"/>
                 <w:szCs w:val="19"/>
               </w:rPr>
-              <w:t xml:space="preserve">¿Por qué hay opciones con candado 🔒?</w:t>
+              <w:t xml:space="preserve">Me equivoqué en una entrada</w:t>
             </w:r>
           </w:p>
         </w:tc>
@@ -13697,7 +15632,27 @@
                 <w:sz w:val="19"/>
                 <w:szCs w:val="19"/>
               </w:rPr>
-              <w:t xml:space="preserve">Son de uso exclusivo de Compras y Administración.</w:t>
+              <w:t xml:space="preserve">Si el pedido está en ENTREGA PARCIAL, corrígela o quítala con la ✕. Si ya está ENTREGADO, </w:t>
+            </w:r>
+            <w:r>
+              <w:rPr>
+                <w:rFonts w:ascii="Arial" w:cs="Arial" w:eastAsia="Arial" w:hAnsi="Arial"/>
+                <w:b/>
+                <w:bCs/>
+                <w:color w:val="0F2044"/>
+                <w:sz w:val="19"/>
+                <w:szCs w:val="19"/>
+              </w:rPr>
+              <w:t xml:space="preserve">avisa a Compras</w:t>
+            </w:r>
+            <w:r>
+              <w:rPr>
+                <w:rFonts w:ascii="Arial" w:cs="Arial" w:eastAsia="Arial" w:hAnsi="Arial"/>
+                <w:color w:val="1C2740"/>
+                <w:sz w:val="19"/>
+                <w:szCs w:val="19"/>
+              </w:rPr>
+              <w:t xml:space="preserve">.</w:t>
             </w:r>
           </w:p>
         </w:tc>
@@ -13736,7 +15691,7 @@
                 <w:sz w:val="19"/>
                 <w:szCs w:val="19"/>
               </w:rPr>
-              <w:t xml:space="preserve">He olvidado mi contraseña</w:t>
+              <w:t xml:space="preserve">Necesito un pedido nuevo o cambiar un dato</w:t>
             </w:r>
           </w:p>
         </w:tc>
@@ -13770,6 +15725,172 @@
                 <w:sz w:val="19"/>
                 <w:szCs w:val="19"/>
               </w:rPr>
+              <w:t xml:space="preserve">Pídeselo al </w:t>
+            </w:r>
+            <w:r>
+              <w:rPr>
+                <w:rFonts w:ascii="Arial" w:cs="Arial" w:eastAsia="Arial" w:hAnsi="Arial"/>
+                <w:b/>
+                <w:bCs/>
+                <w:color w:val="0F2044"/>
+                <w:sz w:val="19"/>
+                <w:szCs w:val="19"/>
+              </w:rPr>
+              <w:t xml:space="preserve">comprador de tu hotel</w:t>
+            </w:r>
+            <w:r>
+              <w:rPr>
+                <w:rFonts w:ascii="Arial" w:cs="Arial" w:eastAsia="Arial" w:hAnsi="Arial"/>
+                <w:color w:val="1C2740"/>
+                <w:sz w:val="19"/>
+                <w:szCs w:val="19"/>
+              </w:rPr>
+              <w:t xml:space="preserve"> en Central de Compras: el hotel solo registra entregas.</w:t>
+            </w:r>
+          </w:p>
+        </w:tc>
+      </w:tr>
+      <w:tr>
+        <w:trPr>
+          <w:cantSplit/>
+        </w:trPr>
+        <w:tc>
+          <w:tcPr>
+            <w:tcW w:type="dxa" w:w="3878"/>
+            <w:tcBorders>
+              <w:top w:val="single" w:color="CFD7E6" w:sz="4"/>
+              <w:left w:val="single" w:color="CFD7E6" w:sz="4"/>
+              <w:bottom w:val="single" w:color="CFD7E6" w:sz="4"/>
+              <w:right w:val="single" w:color="CFD7E6" w:sz="4"/>
+            </w:tcBorders>
+            <w:shd w:fill="F6F8FC" w:color="auto" w:val="clear"/>
+            <w:tcMar>
+              <w:top w:type="dxa" w:w="60"/>
+              <w:left w:type="dxa" w:w="100"/>
+              <w:bottom w:type="dxa" w:w="60"/>
+              <w:right w:type="dxa" w:w="100"/>
+            </w:tcMar>
+            <w:vAlign w:val="top"/>
+          </w:tcPr>
+          <w:p>
+            <w:pPr>
+              <w:keepLines/>
+              <w:spacing w:after="20" w:line="300"/>
+            </w:pPr>
+            <w:r>
+              <w:rPr>
+                <w:rFonts w:ascii="Arial" w:cs="Arial" w:eastAsia="Arial" w:hAnsi="Arial"/>
+                <w:color w:val="1C2740"/>
+                <w:sz w:val="19"/>
+                <w:szCs w:val="19"/>
+              </w:rPr>
+              <w:t xml:space="preserve">¿Por qué hay opciones con candado 🔒?</w:t>
+            </w:r>
+          </w:p>
+        </w:tc>
+        <w:tc>
+          <w:tcPr>
+            <w:tcW w:type="dxa" w:w="6328"/>
+            <w:tcBorders>
+              <w:top w:val="single" w:color="CFD7E6" w:sz="4"/>
+              <w:left w:val="single" w:color="CFD7E6" w:sz="4"/>
+              <w:bottom w:val="single" w:color="CFD7E6" w:sz="4"/>
+              <w:right w:val="single" w:color="CFD7E6" w:sz="4"/>
+            </w:tcBorders>
+            <w:shd w:fill="F6F8FC" w:color="auto" w:val="clear"/>
+            <w:tcMar>
+              <w:top w:type="dxa" w:w="60"/>
+              <w:left w:type="dxa" w:w="100"/>
+              <w:bottom w:type="dxa" w:w="60"/>
+              <w:right w:type="dxa" w:w="100"/>
+            </w:tcMar>
+            <w:vAlign w:val="top"/>
+          </w:tcPr>
+          <w:p>
+            <w:pPr>
+              <w:keepLines/>
+              <w:spacing w:after="20" w:line="300"/>
+            </w:pPr>
+            <w:r>
+              <w:rPr>
+                <w:rFonts w:ascii="Arial" w:cs="Arial" w:eastAsia="Arial" w:hAnsi="Arial"/>
+                <w:color w:val="1C2740"/>
+                <w:sz w:val="19"/>
+                <w:szCs w:val="19"/>
+              </w:rPr>
+              <w:t xml:space="preserve">Son de uso exclusivo de Compras y Administración.</w:t>
+            </w:r>
+          </w:p>
+        </w:tc>
+      </w:tr>
+      <w:tr>
+        <w:trPr>
+          <w:cantSplit/>
+        </w:trPr>
+        <w:tc>
+          <w:tcPr>
+            <w:tcW w:type="dxa" w:w="3878"/>
+            <w:tcBorders>
+              <w:top w:val="single" w:color="CFD7E6" w:sz="4"/>
+              <w:left w:val="single" w:color="CFD7E6" w:sz="4"/>
+              <w:bottom w:val="single" w:color="CFD7E6" w:sz="4"/>
+              <w:right w:val="single" w:color="CFD7E6" w:sz="4"/>
+            </w:tcBorders>
+            <w:shd w:fill="FFFFFF" w:color="auto" w:val="clear"/>
+            <w:tcMar>
+              <w:top w:type="dxa" w:w="60"/>
+              <w:left w:type="dxa" w:w="100"/>
+              <w:bottom w:type="dxa" w:w="60"/>
+              <w:right w:type="dxa" w:w="100"/>
+            </w:tcMar>
+            <w:vAlign w:val="top"/>
+          </w:tcPr>
+          <w:p>
+            <w:pPr>
+              <w:keepLines/>
+              <w:spacing w:after="20" w:line="300"/>
+            </w:pPr>
+            <w:r>
+              <w:rPr>
+                <w:rFonts w:ascii="Arial" w:cs="Arial" w:eastAsia="Arial" w:hAnsi="Arial"/>
+                <w:color w:val="1C2740"/>
+                <w:sz w:val="19"/>
+                <w:szCs w:val="19"/>
+              </w:rPr>
+              <w:t xml:space="preserve">He olvidado mi contraseña</w:t>
+            </w:r>
+          </w:p>
+        </w:tc>
+        <w:tc>
+          <w:tcPr>
+            <w:tcW w:type="dxa" w:w="6328"/>
+            <w:tcBorders>
+              <w:top w:val="single" w:color="CFD7E6" w:sz="4"/>
+              <w:left w:val="single" w:color="CFD7E6" w:sz="4"/>
+              <w:bottom w:val="single" w:color="CFD7E6" w:sz="4"/>
+              <w:right w:val="single" w:color="CFD7E6" w:sz="4"/>
+            </w:tcBorders>
+            <w:shd w:fill="FFFFFF" w:color="auto" w:val="clear"/>
+            <w:tcMar>
+              <w:top w:type="dxa" w:w="60"/>
+              <w:left w:type="dxa" w:w="100"/>
+              <w:bottom w:type="dxa" w:w="60"/>
+              <w:right w:type="dxa" w:w="100"/>
+            </w:tcMar>
+            <w:vAlign w:val="top"/>
+          </w:tcPr>
+          <w:p>
+            <w:pPr>
+              <w:keepLines/>
+              <w:spacing w:after="20" w:line="300"/>
+            </w:pPr>
+            <w:r>
+              <w:rPr>
+                <w:rFonts w:ascii="Arial" w:cs="Arial" w:eastAsia="Arial" w:hAnsi="Arial"/>
+                <w:color w:val="1C2740"/>
+                <w:sz w:val="19"/>
+                <w:szCs w:val="19"/>
+              </w:rPr>
               <w:t xml:space="preserve">Pulsa </w:t>
             </w:r>
             <w:r>
@@ -13805,6 +15926,7 @@
       <w:pPr>
         <w:pStyle w:val="Heading2"/>
         <w:keepNext/>
+        <w:pageBreakBefore/>
         <w:pBdr>
           <w:left w:val="single" w:color="C9A84C" w:sz="24" w:space="6"/>
         </w:pBdr>
@@ -14342,6 +16464,79 @@
                 <w:szCs w:val="19"/>
               </w:rPr>
               <w:t xml:space="preserve">Cantidad recibida superior a la solicitada.</w:t>
+            </w:r>
+          </w:p>
+        </w:tc>
+      </w:tr>
+      <w:tr>
+        <w:trPr>
+          <w:cantSplit/>
+        </w:trPr>
+        <w:tc>
+          <w:tcPr>
+            <w:tcW w:type="dxa" w:w="3062"/>
+            <w:tcBorders>
+              <w:top w:val="single" w:color="CFD7E6" w:sz="4"/>
+              <w:left w:val="single" w:color="CFD7E6" w:sz="4"/>
+              <w:bottom w:val="single" w:color="CFD7E6" w:sz="4"/>
+              <w:right w:val="single" w:color="CFD7E6" w:sz="4"/>
+            </w:tcBorders>
+            <w:shd w:fill="FFFFFF" w:color="auto" w:val="clear"/>
+            <w:tcMar>
+              <w:top w:type="dxa" w:w="60"/>
+              <w:left w:type="dxa" w:w="100"/>
+              <w:bottom w:type="dxa" w:w="60"/>
+              <w:right w:type="dxa" w:w="100"/>
+            </w:tcMar>
+            <w:vAlign w:val="top"/>
+          </w:tcPr>
+          <w:p>
+            <w:pPr>
+              <w:keepLines/>
+              <w:spacing w:after="20" w:line="300"/>
+            </w:pPr>
+            <w:r>
+              <w:rPr>
+                <w:rFonts w:ascii="Arial" w:cs="Arial" w:eastAsia="Arial" w:hAnsi="Arial"/>
+                <w:color w:val="1C2740"/>
+                <w:sz w:val="19"/>
+                <w:szCs w:val="19"/>
+              </w:rPr>
+              <w:t xml:space="preserve">Trazabilidad</w:t>
+            </w:r>
+          </w:p>
+        </w:tc>
+        <w:tc>
+          <w:tcPr>
+            <w:tcW w:type="dxa" w:w="7144"/>
+            <w:tcBorders>
+              <w:top w:val="single" w:color="CFD7E6" w:sz="4"/>
+              <w:left w:val="single" w:color="CFD7E6" w:sz="4"/>
+              <w:bottom w:val="single" w:color="CFD7E6" w:sz="4"/>
+              <w:right w:val="single" w:color="CFD7E6" w:sz="4"/>
+            </w:tcBorders>
+            <w:shd w:fill="FFFFFF" w:color="auto" w:val="clear"/>
+            <w:tcMar>
+              <w:top w:type="dxa" w:w="60"/>
+              <w:left w:type="dxa" w:w="100"/>
+              <w:bottom w:type="dxa" w:w="60"/>
+              <w:right w:type="dxa" w:w="100"/>
+            </w:tcMar>
+            <w:vAlign w:val="top"/>
+          </w:tcPr>
+          <w:p>
+            <w:pPr>
+              <w:keepLines/>
+              <w:spacing w:after="20" w:line="300"/>
+            </w:pPr>
+            <w:r>
+              <w:rPr>
+                <w:rFonts w:ascii="Arial" w:cs="Arial" w:eastAsia="Arial" w:hAnsi="Arial"/>
+                <w:color w:val="1C2740"/>
+                <w:sz w:val="19"/>
+                <w:szCs w:val="19"/>
+              </w:rPr>
+              <w:t xml:space="preserve">Poder seguir cada pedido: su estado y qué referencias y cantidades se pidieron, faltan por entregar o ya se entregaron.</w:t>
             </w:r>
           </w:p>
         </w:tc>
